--- a/zht/docx/039.content.docx
+++ b/zht/docx/039.content.docx
@@ -19,7 +19,7 @@
         <w:rPr>
           <w:lang w:val="zh_TW" w:bidi="zh_TW"/>
         </w:rPr>
-        <w:t>Resource: 聖經詞典 (Tyndale)</w:t>
+        <w:t>Resource: Tyndale Open Bible Dictionary</w:t>
       </w:r>
       <w:r>
         <w:rPr>
@@ -112,7 +112,7 @@
         <w:rPr>
           <w:lang w:val="zh_TW" w:bidi="zh_TW"/>
         </w:rPr>
-        <w:t>聖經詞典 (Tyndale)</w:t>
+        <w:t>Tyndale Open Bible Dictionary</w:t>
       </w:r>
     </w:p>
     <w:p>
@@ -149,7 +149,7 @@
         <w:rPr>
           <w:lang w:val="zh_TW" w:bidi="zh_TW"/>
         </w:rPr>
-        <w:t>gan</w:t>
+        <w:t>feng</w:t>
       </w:r>
       <w:r>
         <w:rPr>
@@ -212,7 +212,7 @@
         <w:rPr>
           <w:lang w:val="zh_TW" w:bidi="zh_TW"/>
         </w:rPr>
-        <w:t>橄欖山</w:t>
+        <w:t>風琴</w:t>
       </w:r>
       <w:r>
         <w:rPr>
@@ -231,79 +231,108 @@
         <w:rPr>
           <w:lang w:val="zh_TW" w:bidi="zh_TW"/>
         </w:rPr>
-        <w:t>橄欖山是猶太地山脈中一條由北向南延伸的大山脊。它位於耶路撒冷的正東方，毗鄰汲淪溪谷。這座山有三個山峰，兩個山谷位於它們之間。北面的山峰是斯科普斯山。斯科普斯山的南面有一個小鞍部（</w:t>
-      </w:r>
-      <w:r>
-        <w:rPr>
-          <w:lang w:val="zh_TW" w:bidi="zh_TW"/>
-        </w:rPr>
-        <w:t>山</w:t>
-      </w:r>
-      <w:r>
-        <w:rPr>
-          <w:lang w:val="zh_TW" w:bidi="zh_TW"/>
-        </w:rPr>
-        <w:t>脊上</w:t>
-      </w:r>
-      <w:r>
-        <w:rPr>
-          <w:lang w:val="zh_TW" w:bidi="zh_TW"/>
-        </w:rPr>
-        <w:t>兩山間的低淺處</w:t>
-      </w:r>
-      <w:r>
-        <w:rPr>
-          <w:lang w:val="zh_TW" w:bidi="zh_TW"/>
-        </w:rPr>
-        <w:t>），古羅馬通往耶利哥的道路曾經經過此處。中央的山峰是為人所知的橄欖山，高818.1米（2,684英尺），與聖殿上的平台（</w:t>
+        <w:t>一些聖經譯本對於</w:t>
+      </w:r>
+      <w:hyperlink r:id="rId13">
+        <w:r>
+          <w:rPr>
+            <w:lang w:val="zh_TW" w:bidi="zh_TW"/>
+          </w:rPr>
+          <w:rPr>
+            <w:color w:val="0000EE"/>
+            <w:u w:val="single"/>
+          </w:rPr>
+          <w:t>創世記四章21節</w:t>
+        </w:r>
+      </w:hyperlink>
+      <w:r>
+        <w:rPr>
+          <w:lang w:val="zh_TW" w:bidi="zh_TW"/>
+        </w:rPr>
+        <w:t>；</w:t>
+      </w:r>
+      <w:hyperlink r:id="rId14">
+        <w:r>
+          <w:rPr>
+            <w:lang w:val="zh_TW" w:bidi="zh_TW"/>
+          </w:rPr>
+          <w:rPr>
+            <w:color w:val="0000EE"/>
+            <w:u w:val="single"/>
+          </w:rPr>
+          <w:t>約伯記二十一章12節</w:t>
+        </w:r>
+      </w:hyperlink>
+      <w:r>
+        <w:rPr>
+          <w:lang w:val="zh_TW" w:bidi="zh_TW"/>
+        </w:rPr>
+        <w:t>，</w:t>
+      </w:r>
+      <w:hyperlink r:id="rId15">
+        <w:r>
+          <w:rPr>
+            <w:lang w:val="zh_TW" w:bidi="zh_TW"/>
+          </w:rPr>
+          <w:rPr>
+            <w:color w:val="0000EE"/>
+            <w:u w:val="single"/>
+          </w:rPr>
+          <w:t>三十章31節</w:t>
+        </w:r>
+      </w:hyperlink>
+      <w:r>
+        <w:rPr>
+          <w:lang w:val="zh_TW" w:bidi="zh_TW"/>
+        </w:rPr>
+        <w:t>和</w:t>
+      </w:r>
+      <w:hyperlink r:id="rId16">
+        <w:r>
+          <w:rPr>
+            <w:lang w:val="zh_TW" w:bidi="zh_TW"/>
+          </w:rPr>
+          <w:rPr>
+            <w:color w:val="0000EE"/>
+            <w:u w:val="single"/>
+          </w:rPr>
+          <w:t>詩篇一五〇篇4節</w:t>
+        </w:r>
+      </w:hyperlink>
+      <w:r>
+        <w:rPr>
+          <w:lang w:val="zh_TW" w:bidi="zh_TW"/>
+        </w:rPr>
+        <w:t>中「簫」的誤譯。</w:t>
       </w:r>
       <w:r>
         <w:rPr>
           <w:i/>
           <w:lang w:val="zh_TW" w:bidi="zh_TW"/>
         </w:rPr>
-        <w:t>Haram esh-Sherif</w:t>
-      </w:r>
-      <w:r>
-        <w:rPr>
-          <w:lang w:val="zh_TW" w:bidi="zh_TW"/>
-        </w:rPr>
-        <w:t>，阿拉伯人稱為高貴的至聖所</w:t>
-      </w:r>
-      <w:r>
-        <w:rPr>
-          <w:lang w:val="zh_TW" w:bidi="zh_TW"/>
-        </w:rPr>
-        <w:t>〔</w:t>
-      </w:r>
-      <w:r>
-        <w:rPr>
-          <w:lang w:val="zh_TW" w:bidi="zh_TW"/>
-        </w:rPr>
-        <w:t>The Noble Sanctuary</w:t>
-      </w:r>
-      <w:r>
-        <w:rPr>
-          <w:lang w:val="zh_TW" w:bidi="zh_TW"/>
-        </w:rPr>
-        <w:t>〕</w:t>
-      </w:r>
-      <w:r>
-        <w:rPr>
-          <w:lang w:val="zh_TW" w:bidi="zh_TW"/>
-        </w:rPr>
-        <w:t>）相對。</w:t>
-      </w:r>
-    </w:p>
-    <w:p>
-      <w:pPr>
-        <w:pStyle w:val="Heading3"/>
-      </w:pPr>
-      <w:r>
-        <w:rPr>
-          <w:lang w:val="zh_TW" w:bidi="zh_TW"/>
-        </w:rPr>
-        <w:t>著名地點與特色</w:t>
+        <w:t>見</w:t>
+      </w:r>
+      <w:r>
+        <w:rPr>
+          <w:lang w:val="zh_TW" w:bidi="zh_TW"/>
+        </w:rPr>
+        <w:t>樂器（烏加布）</w:t>
+      </w:r>
+      <w:r>
+        <w:rPr>
+          <w:lang w:val="zh_TW" w:bidi="zh_TW"/>
+        </w:rPr>
+        <w:t>。</w:t>
+      </w:r>
+      <w:r>
+        <w:rPr>
+          <w:lang w:val="zh_TW" w:bidi="zh_TW"/>
+        </w:rPr>
+      </w:r>
+      <w:r>
+        <w:rPr>
+          <w:lang w:val="zh_TW" w:bidi="zh_TW"/>
+        </w:rPr>
       </w:r>
     </w:p>
     <w:p>
@@ -313,11 +342,21 @@
           <w:lang w:val="zh_TW" w:bidi="zh_TW"/>
         </w:rPr>
       </w:r>
-      <w:r>
-        <w:rPr>
-          <w:lang w:val="zh_TW" w:bidi="zh_TW"/>
-        </w:rPr>
-        <w:t>在主峰上，君士坦丁皇帝於公元325年左右，建造了一座大型教堂。這座教堂名為升天堂（the Church of the Ascension），他將其獻給他的母親海倫娜。在這座教會的南邊，有一個低窪地區，今天通往伯大尼的道路經過這處。</w:t>
+    </w:p>
+    <w:p>
+      <w:pPr>
+        <w:pStyle w:val="Heading2"/>
+      </w:pPr>
+      <w:r>
+        <w:rPr>
+          <w:lang w:val="zh_TW" w:bidi="zh_TW"/>
+        </w:rPr>
+        <w:t>豐滿（充滿、豐盛）</w:t>
+      </w:r>
+      <w:r>
+        <w:rPr>
+          <w:lang w:val="zh_TW" w:bidi="zh_TW"/>
+        </w:rPr>
       </w:r>
     </w:p>
     <w:p>
@@ -331,7 +370,7 @@
         <w:rPr>
           <w:lang w:val="zh_TW" w:bidi="zh_TW"/>
         </w:rPr>
-        <w:t>南峰俯瞰著耶路撒冷最古老的部份，這裡曾被稱為大衛城。這座山峰有一個特別的名字：「犯罪山」（Mount of Offense）。它之所以有這個名字，是因為所羅門王在此為外邦妻子的神建造廟宇，違背了神的命令。在這南峰的底部有一個名為西爾萬（Silwan）的阿拉伯村莊。這裡是汲淪溪谷和欣嫩谷的匯合處。</w:t>
+        <w:t>「豐滿（或譯：充滿）」是指完全滿足或沒有任何缺失的狀態。它是希臘文 pleroma 的常用翻譯。在聖經中，「充滿 」通常是指某樣東西是完整的或完全填滿的狀態。確切的意思取決於這個字出現的上下文。</w:t>
       </w:r>
     </w:p>
     <w:p>
@@ -345,9 +384,9 @@
         <w:rPr>
           <w:lang w:val="zh_TW" w:bidi="zh_TW"/>
         </w:rPr>
-        <w:t>橄欖山因其長有大量橄欖樹而得名。在古代社會中，這些橄欖樹林非常著名且重要（</w:t>
-      </w:r>
-      <w:hyperlink r:id="rId13">
+        <w:t>在《舊約》中，與 「充滿 」對應的希伯來字之一是 melo。這個字出現在不同的經文中，其意義與希臘文的 pleroma 相似。它通常描述填滿某個東西的內容。例如，</w:t>
+      </w:r>
+      <w:hyperlink r:id="rId17">
         <w:r>
           <w:rPr>
             <w:lang w:val="zh_TW" w:bidi="zh_TW"/>
@@ -356,32 +395,14 @@
             <w:color w:val="0000EE"/>
             <w:u w:val="single"/>
           </w:rPr>
-          <w:t>亞14:4</w:t>
+          <w:t>詩篇24篇1節</w:t>
         </w:r>
       </w:hyperlink>
       <w:r>
         <w:rPr>
           <w:lang w:val="zh_TW" w:bidi="zh_TW"/>
         </w:rPr>
-        <w:t>；</w:t>
-      </w:r>
-      <w:hyperlink r:id="rId14">
-        <w:r>
-          <w:rPr>
-            <w:lang w:val="zh_TW" w:bidi="zh_TW"/>
-          </w:rPr>
-          <w:rPr>
-            <w:color w:val="0000EE"/>
-            <w:u w:val="single"/>
-          </w:rPr>
-          <w:t>可11:1</w:t>
-        </w:r>
-      </w:hyperlink>
-      <w:r>
-        <w:rPr>
-          <w:lang w:val="zh_TW" w:bidi="zh_TW"/>
-        </w:rPr>
-        <w:t>）。橄欖山的西側從地中海獲得雨水。這些雨水，加上由風化岩石形成的肥沃土壤，幫助許多果樹在此茁壯成長。</w:t>
+        <w:t>中的 「地和其中所充滿的 」指的是受造物中的萬物都是神所有的一部分。</w:t>
       </w:r>
     </w:p>
     <w:p>
@@ -395,7 +416,7 @@
         <w:rPr>
           <w:lang w:val="zh_TW" w:bidi="zh_TW"/>
         </w:rPr>
-        <w:t>橄欖山的東側標誌著猶太地曠野的開始。新約聖經中提到的兩個村莊，伯大尼和伯法其，就是位於其東邊的山坡上。</w:t>
+        <w:t>要了解「充滿」在特定經文中的意思，我們需要看看上下文的字詞和該經文的整體訊息。</w:t>
       </w:r>
     </w:p>
     <w:p>
@@ -406,7 +427,7 @@
         <w:rPr>
           <w:lang w:val="zh_TW" w:bidi="zh_TW"/>
         </w:rPr>
-        <w:t>舊約聖經中的橄欖山</w:t>
+        <w:t>一般用法</w:t>
       </w:r>
     </w:p>
     <w:p>
@@ -420,25 +441,7 @@
         <w:rPr>
           <w:lang w:val="zh_TW" w:bidi="zh_TW"/>
         </w:rPr>
-        <w:t>舊約聖經第一次出現橄欖山，是在關於大衛王的故事中。大衛因為他的兒子押沙龍試圖奪取他的王位，而不得不逃離耶路撒冷。大衛向東逃跑，攀登橄欖山，逃往約旦河谷（</w:t>
-      </w:r>
-      <w:hyperlink r:id="rId15">
-        <w:r>
-          <w:rPr>
-            <w:lang w:val="zh_TW" w:bidi="zh_TW"/>
-          </w:rPr>
-          <w:rPr>
-            <w:color w:val="0000EE"/>
-            <w:u w:val="single"/>
-          </w:rPr>
-          <w:t>撒下15:30</w:t>
-        </w:r>
-      </w:hyperlink>
-      <w:r>
-        <w:rPr>
-          <w:lang w:val="zh_TW" w:bidi="zh_TW"/>
-        </w:rPr>
-        <w:t>）。</w:t>
+        <w:t>在《新約》以外的古希臘著作中，pleroma 的意思是 「〔用來〕充滿的東西（that which fills）」。</w:t>
       </w:r>
     </w:p>
     <w:p>
@@ -452,43 +455,61 @@
         <w:rPr>
           <w:lang w:val="zh_TW" w:bidi="zh_TW"/>
         </w:rPr>
-        <w:t>後來，大衛的兒子所羅門王在山上，為外邦神建造了邱壇。這些神包括西頓、摩押和亞捫人所崇拜的神（</w:t>
-      </w:r>
-      <w:hyperlink r:id="rId16">
-        <w:r>
-          <w:rPr>
-            <w:lang w:val="zh_TW" w:bidi="zh_TW"/>
-          </w:rPr>
-          <w:rPr>
-            <w:color w:val="0000EE"/>
-            <w:u w:val="single"/>
-          </w:rPr>
-          <w:t>王上11:7</w:t>
-        </w:r>
-      </w:hyperlink>
-      <w:r>
-        <w:rPr>
-          <w:lang w:val="zh_TW" w:bidi="zh_TW"/>
-        </w:rPr>
-        <w:t>）。多年後，另一位名叫約西亞的王摧毀了這些崇拜場所，因為它們違背了神的律法（</w:t>
-      </w:r>
-      <w:hyperlink r:id="rId17">
-        <w:r>
-          <w:rPr>
-            <w:lang w:val="zh_TW" w:bidi="zh_TW"/>
-          </w:rPr>
-          <w:rPr>
-            <w:color w:val="0000EE"/>
-            <w:u w:val="single"/>
-          </w:rPr>
-          <w:t>王下23:13</w:t>
-        </w:r>
-      </w:hyperlink>
-      <w:r>
-        <w:rPr>
-          <w:lang w:val="zh_TW" w:bidi="zh_TW"/>
-        </w:rPr>
-        <w:t>）。</w:t>
+        <w:t>通常這個字用來形容：</w:t>
+      </w:r>
+    </w:p>
+    <w:p>
+      <w:pPr>
+        <w:pStyle w:val="ListBullet"/>
+        <w:spacing w:line="240" w:lineRule="auto"/>
+        <w:ind w:left="720"/>
+      </w:pPr>
+      <w:r>
+        <w:rPr>
+          <w:lang w:val="zh_TW" w:bidi="zh_TW"/>
+        </w:rPr>
+      </w:r>
+      <w:r>
+        <w:rPr>
+          <w:lang w:val="zh_TW" w:bidi="zh_TW"/>
+        </w:rPr>
+        <w:t>填滿一艘船的貨物或船員</w:t>
+      </w:r>
+    </w:p>
+    <w:p>
+      <w:pPr>
+        <w:pStyle w:val="ListBullet"/>
+        <w:spacing w:line="240" w:lineRule="auto"/>
+        <w:ind w:left="720"/>
+      </w:pPr>
+      <w:r>
+        <w:rPr>
+          <w:lang w:val="zh_TW" w:bidi="zh_TW"/>
+        </w:rPr>
+      </w:r>
+      <w:r>
+        <w:rPr>
+          <w:lang w:val="zh_TW" w:bidi="zh_TW"/>
+        </w:rPr>
+        <w:t>填滿人群的人</w:t>
+      </w:r>
+    </w:p>
+    <w:p>
+      <w:pPr>
+        <w:pStyle w:val="ListBullet"/>
+        <w:spacing w:line="240" w:lineRule="auto"/>
+        <w:ind w:left="720"/>
+      </w:pPr>
+      <w:r>
+        <w:rPr>
+          <w:lang w:val="zh_TW" w:bidi="zh_TW"/>
+        </w:rPr>
+      </w:r>
+      <w:r>
+        <w:rPr>
+          <w:lang w:val="zh_TW" w:bidi="zh_TW"/>
+        </w:rPr>
+        <w:t>填滿人一生的歲月</w:t>
       </w:r>
     </w:p>
     <w:p>
@@ -502,7 +523,7 @@
         <w:rPr>
           <w:lang w:val="zh_TW" w:bidi="zh_TW"/>
         </w:rPr>
-        <w:t>先知以西結寫道，他看到神的榮耀離開耶路撒冷的聖殿，移到橄欖山（</w:t>
+        <w:t>希臘哲學家亞里士多德用這個詞來表示充滿一個城市的人口。在馬太福音和馬可福音中，這個詞被用來指新布填補舊衣服的破洞（</w:t>
       </w:r>
       <w:hyperlink r:id="rId18">
         <w:r>
@@ -513,14 +534,73 @@
             <w:color w:val="0000EE"/>
             <w:u w:val="single"/>
           </w:rPr>
-          <w:t>結11:23</w:t>
+          <w:t>太9:16</w:t>
         </w:r>
       </w:hyperlink>
       <w:r>
         <w:rPr>
           <w:lang w:val="zh_TW" w:bidi="zh_TW"/>
         </w:rPr>
-        <w:t>）。另一位先知撒迦利亞，寫下對橄欖山的描述，是最為人所知的一段。在他關於末後的異象中，他寫道：</w:t>
+        <w:t>；</w:t>
+      </w:r>
+      <w:hyperlink r:id="rId19">
+        <w:r>
+          <w:rPr>
+            <w:lang w:val="zh_TW" w:bidi="zh_TW"/>
+          </w:rPr>
+          <w:rPr>
+            <w:color w:val="0000EE"/>
+            <w:u w:val="single"/>
+          </w:rPr>
+          <w:t>可2:21</w:t>
+        </w:r>
+      </w:hyperlink>
+      <w:r>
+        <w:rPr>
+          <w:lang w:val="zh_TW" w:bidi="zh_TW"/>
+        </w:rPr>
+        <w:t>），在馬可福音中則指裝滿籃子的魚塊（</w:t>
+      </w:r>
+      <w:hyperlink r:id="rId20">
+        <w:r>
+          <w:rPr>
+            <w:lang w:val="zh_TW" w:bidi="zh_TW"/>
+          </w:rPr>
+          <w:rPr>
+            <w:color w:val="0000EE"/>
+            <w:u w:val="single"/>
+          </w:rPr>
+          <w:t>可6:43，</w:t>
+        </w:r>
+      </w:hyperlink>
+      <w:hyperlink r:id="rId21">
+        <w:r>
+          <w:rPr>
+            <w:lang w:val="zh_TW" w:bidi="zh_TW"/>
+          </w:rPr>
+          <w:rPr>
+            <w:color w:val="0000EE"/>
+            <w:u w:val="single"/>
+          </w:rPr>
+          <w:t>8:20</w:t>
+        </w:r>
+      </w:hyperlink>
+      <w:r>
+        <w:rPr>
+          <w:lang w:val="zh_TW" w:bidi="zh_TW"/>
+        </w:rPr>
+        <w:t>）。</w:t>
+      </w:r>
+    </w:p>
+    <w:p>
+      <w:pPr>
+        <w:pStyle w:val="Heading3"/>
+      </w:pPr>
+      <w:r>
+        <w:rPr>
+          <w:lang w:val="zh_TW" w:bidi="zh_TW"/>
+        </w:rPr>
+        <w:t>「地和其中所充滿的」表達</w:t>
       </w:r>
     </w:p>
     <w:p>
@@ -534,21 +614,9 @@
         <w:rPr>
           <w:lang w:val="zh_TW" w:bidi="zh_TW"/>
         </w:rPr>
-        <w:t>「</w:t>
-      </w:r>
-      <w:r>
-        <w:rPr>
-          <w:lang w:val="zh_TW" w:bidi="zh_TW"/>
-        </w:rPr>
-        <w:t>那日，他的腳必站在耶路撒冷前面朝東的橄欖山上。這山必從中間分裂，自東至西成為極大的谷。山的一半向北挪移，一半向南挪移。</w:t>
-      </w:r>
-      <w:r>
-        <w:rPr>
-          <w:lang w:val="zh_TW" w:bidi="zh_TW"/>
-        </w:rPr>
-        <w:t>」（</w:t>
-      </w:r>
-      <w:hyperlink r:id="rId19">
+        <w:t>希臘文pleroma在七十士譯本（舊約希臘文譯本）中出現多次。在</w:t>
+      </w:r>
+      <w:hyperlink r:id="rId17">
         <w:r>
           <w:rPr>
             <w:lang w:val="zh_TW" w:bidi="zh_TW"/>
@@ -557,16 +625,16 @@
             <w:color w:val="0000EE"/>
             <w:u w:val="single"/>
           </w:rPr>
-          <w:t>亞14:1–5</w:t>
+          <w:t>詩篇二十四篇1節</w:t>
         </w:r>
       </w:hyperlink>
       <w:r>
         <w:rPr>
           <w:lang w:val="zh_TW" w:bidi="zh_TW"/>
         </w:rPr>
-        <w:t>，第</w:t>
-      </w:r>
-      <w:hyperlink r:id="rId13">
+        <w:t>、</w:t>
+      </w:r>
+      <w:hyperlink r:id="rId22">
         <w:r>
           <w:rPr>
             <w:lang w:val="zh_TW" w:bidi="zh_TW"/>
@@ -575,25 +643,86 @@
             <w:color w:val="0000EE"/>
             <w:u w:val="single"/>
           </w:rPr>
-          <w:t>4</w:t>
+          <w:t>五十篇12節</w:t>
         </w:r>
       </w:hyperlink>
       <w:r>
         <w:rPr>
           <w:lang w:val="zh_TW" w:bidi="zh_TW"/>
         </w:rPr>
-        <w:t>節）。</w:t>
-      </w:r>
-    </w:p>
-    <w:p>
-      <w:pPr>
-        <w:pStyle w:val="Heading3"/>
-      </w:pPr>
-      <w:r>
-        <w:rPr>
-          <w:lang w:val="zh_TW" w:bidi="zh_TW"/>
-        </w:rPr>
-        <w:t>新約聖經中的橄欖山</w:t>
+        <w:t>、</w:t>
+      </w:r>
+      <w:hyperlink r:id="rId23">
+        <w:r>
+          <w:rPr>
+            <w:lang w:val="zh_TW" w:bidi="zh_TW"/>
+          </w:rPr>
+          <w:rPr>
+            <w:color w:val="0000EE"/>
+            <w:u w:val="single"/>
+          </w:rPr>
+          <w:t>八十九篇11節</w:t>
+        </w:r>
+      </w:hyperlink>
+      <w:r>
+        <w:rPr>
+          <w:lang w:val="zh_TW" w:bidi="zh_TW"/>
+        </w:rPr>
+        <w:t>中，使用pleroma來翻譯希伯來文「豐盛（melo）」一詞。</w:t>
+      </w:r>
+      <w:hyperlink r:id="rId24">
+        <w:r>
+          <w:rPr>
+            <w:lang w:val="zh_TW" w:bidi="zh_TW"/>
+          </w:rPr>
+          <w:rPr>
+            <w:color w:val="0000EE"/>
+            <w:u w:val="single"/>
+          </w:rPr>
+          <w:t>哥林多前書十章26節</w:t>
+        </w:r>
+      </w:hyperlink>
+      <w:r>
+        <w:rPr>
+          <w:lang w:val="zh_TW" w:bidi="zh_TW"/>
+        </w:rPr>
+        <w:t>後來引用了這個概念。類似的短語有「海和其中所充滿的澎湃」（</w:t>
+      </w:r>
+      <w:hyperlink r:id="rId25">
+        <w:r>
+          <w:rPr>
+            <w:lang w:val="zh_TW" w:bidi="zh_TW"/>
+          </w:rPr>
+          <w:rPr>
+            <w:color w:val="0000EE"/>
+            <w:u w:val="single"/>
+          </w:rPr>
+          <w:t>代上16:32</w:t>
+        </w:r>
+      </w:hyperlink>
+      <w:r>
+        <w:rPr>
+          <w:lang w:val="zh_TW" w:bidi="zh_TW"/>
+        </w:rPr>
+        <w:t>；</w:t>
+      </w:r>
+      <w:hyperlink r:id="rId26">
+        <w:r>
+          <w:rPr>
+            <w:lang w:val="zh_TW" w:bidi="zh_TW"/>
+          </w:rPr>
+          <w:rPr>
+            <w:color w:val="0000EE"/>
+            <w:u w:val="single"/>
+          </w:rPr>
+          <w:t>詩96:11–12</w:t>
+        </w:r>
+      </w:hyperlink>
+      <w:r>
+        <w:rPr>
+          <w:lang w:val="zh_TW" w:bidi="zh_TW"/>
+        </w:rPr>
+        <w:t>）。除了明顯的量化意義之外，這些表達中的含義可能反映出質的特性：地的內容是美好而特殊的。</w:t>
       </w:r>
     </w:p>
     <w:p>
@@ -607,79 +736,162 @@
         <w:rPr>
           <w:lang w:val="zh_TW" w:bidi="zh_TW"/>
         </w:rPr>
-        <w:t>在新約聖經中，大多數關於耶穌在橄欖山的故事，發生在祂生命的最後一週，基督徒稱之為聖週。在山上的村莊伯大尼，還有兩個較早發生的故事：</w:t>
+        <w:t>希伯來人的思想是將受造之物的秩序視為造物主的反映（</w:t>
+      </w:r>
+      <w:hyperlink r:id="rId27">
+        <w:r>
+          <w:rPr>
+            <w:lang w:val="zh_TW" w:bidi="zh_TW"/>
+          </w:rPr>
+          <w:rPr>
+            <w:color w:val="0000EE"/>
+            <w:u w:val="single"/>
+          </w:rPr>
+          <w:t>詩8:5–6</w:t>
+        </w:r>
+      </w:hyperlink>
+      <w:r>
+        <w:rPr>
+          <w:lang w:val="zh_TW" w:bidi="zh_TW"/>
+        </w:rPr>
+        <w:t>，</w:t>
+      </w:r>
+      <w:hyperlink r:id="rId28">
+        <w:r>
+          <w:rPr>
+            <w:lang w:val="zh_TW" w:bidi="zh_TW"/>
+          </w:rPr>
+          <w:rPr>
+            <w:color w:val="0000EE"/>
+            <w:u w:val="single"/>
+          </w:rPr>
+          <w:t>19:1–6</w:t>
+        </w:r>
+      </w:hyperlink>
+      <w:r>
+        <w:rPr>
+          <w:lang w:val="zh_TW" w:bidi="zh_TW"/>
+        </w:rPr>
+        <w:t>；</w:t>
+      </w:r>
+      <w:hyperlink r:id="rId29">
+        <w:r>
+          <w:rPr>
+            <w:lang w:val="zh_TW" w:bidi="zh_TW"/>
+          </w:rPr>
+          <w:rPr>
+            <w:color w:val="0000EE"/>
+            <w:u w:val="single"/>
+          </w:rPr>
+          <w:t>耶23:24</w:t>
+        </w:r>
+      </w:hyperlink>
+      <w:r>
+        <w:rPr>
+          <w:lang w:val="zh_TW" w:bidi="zh_TW"/>
+        </w:rPr>
+        <w:t>）。因此，每當人們與神創造的任何事物建立關係，無論是在工作、飲食還是人際關係中，他們也客觀地進入了與神的關係，因為這些事物是神所賜。因此，當猶太人聽到先知宣布神要毀滅「地和其上所有的」時，便感到恐懼（</w:t>
+      </w:r>
+      <w:hyperlink r:id="rId30">
+        <w:r>
+          <w:rPr>
+            <w:lang w:val="zh_TW" w:bidi="zh_TW"/>
+          </w:rPr>
+          <w:rPr>
+            <w:color w:val="0000EE"/>
+            <w:u w:val="single"/>
+          </w:rPr>
+          <w:t>耶8:16</w:t>
+        </w:r>
+      </w:hyperlink>
+      <w:r>
+        <w:rPr>
+          <w:lang w:val="zh_TW" w:bidi="zh_TW"/>
+        </w:rPr>
+        <w:t>，</w:t>
+      </w:r>
+      <w:hyperlink r:id="rId31">
+        <w:r>
+          <w:rPr>
+            <w:lang w:val="zh_TW" w:bidi="zh_TW"/>
+          </w:rPr>
+          <w:rPr>
+            <w:color w:val="0000EE"/>
+            <w:u w:val="single"/>
+          </w:rPr>
+          <w:t>47:2</w:t>
+        </w:r>
+      </w:hyperlink>
+      <w:r>
+        <w:rPr>
+          <w:lang w:val="zh_TW" w:bidi="zh_TW"/>
+        </w:rPr>
+        <w:t>；</w:t>
+      </w:r>
+      <w:hyperlink r:id="rId32">
+        <w:r>
+          <w:rPr>
+            <w:lang w:val="zh_TW" w:bidi="zh_TW"/>
+          </w:rPr>
+          <w:rPr>
+            <w:color w:val="0000EE"/>
+            <w:u w:val="single"/>
+          </w:rPr>
+          <w:t>結12:19</w:t>
+        </w:r>
+      </w:hyperlink>
+      <w:r>
+        <w:rPr>
+          <w:lang w:val="zh_TW" w:bidi="zh_TW"/>
+        </w:rPr>
+        <w:t>，</w:t>
+      </w:r>
+      <w:hyperlink r:id="rId33">
+        <w:r>
+          <w:rPr>
+            <w:lang w:val="zh_TW" w:bidi="zh_TW"/>
+          </w:rPr>
+          <w:rPr>
+            <w:color w:val="0000EE"/>
+            <w:u w:val="single"/>
+          </w:rPr>
+          <w:t>19:7</w:t>
+        </w:r>
+      </w:hyperlink>
+      <w:r>
+        <w:rPr>
+          <w:lang w:val="zh_TW" w:bidi="zh_TW"/>
+        </w:rPr>
+        <w:t>，</w:t>
+      </w:r>
+      <w:hyperlink r:id="rId34">
+        <w:r>
+          <w:rPr>
+            <w:lang w:val="zh_TW" w:bidi="zh_TW"/>
+          </w:rPr>
+          <w:rPr>
+            <w:color w:val="0000EE"/>
+            <w:u w:val="single"/>
+          </w:rPr>
+          <w:t>30:12</w:t>
+        </w:r>
+      </w:hyperlink>
+      <w:r>
+        <w:rPr>
+          <w:lang w:val="zh_TW" w:bidi="zh_TW"/>
+        </w:rPr>
+        <w:t>）。</w:t>
       </w:r>
     </w:p>
     <w:p>
       <w:pPr>
-        <w:pStyle w:val="ListBullet"/>
-        <w:spacing w:line="240" w:lineRule="auto"/>
-        <w:ind w:left="720"/>
-      </w:pPr>
-      <w:r>
-        <w:rPr>
-          <w:lang w:val="zh_TW" w:bidi="zh_TW"/>
-        </w:rPr>
-      </w:r>
-      <w:r>
-        <w:rPr>
-          <w:lang w:val="zh_TW" w:bidi="zh_TW"/>
-        </w:rPr>
-        <w:t>耶穌拜訪了祂的朋友馬利亞和馬大（</w:t>
-      </w:r>
-      <w:hyperlink r:id="rId20">
-        <w:r>
-          <w:rPr>
-            <w:lang w:val="zh_TW" w:bidi="zh_TW"/>
-          </w:rPr>
-          <w:rPr>
-            <w:color w:val="0000EE"/>
-            <w:u w:val="single"/>
-          </w:rPr>
-          <w:t>路10:38–42</w:t>
-        </w:r>
-      </w:hyperlink>
-      <w:r>
-        <w:rPr>
-          <w:lang w:val="zh_TW" w:bidi="zh_TW"/>
-        </w:rPr>
-        <w:t>），</w:t>
-      </w:r>
-    </w:p>
-    <w:p>
-      <w:pPr>
-        <w:pStyle w:val="ListBullet"/>
-        <w:spacing w:line="240" w:lineRule="auto"/>
-        <w:ind w:left="720"/>
-      </w:pPr>
-      <w:r>
-        <w:rPr>
-          <w:lang w:val="zh_TW" w:bidi="zh_TW"/>
-        </w:rPr>
-      </w:r>
-      <w:r>
-        <w:rPr>
-          <w:lang w:val="zh_TW" w:bidi="zh_TW"/>
-        </w:rPr>
-        <w:t>耶穌使祂的朋友拉撒路復活（</w:t>
-      </w:r>
-      <w:hyperlink r:id="rId21">
-        <w:r>
-          <w:rPr>
-            <w:lang w:val="zh_TW" w:bidi="zh_TW"/>
-          </w:rPr>
-          <w:rPr>
-            <w:color w:val="0000EE"/>
-            <w:u w:val="single"/>
-          </w:rPr>
-          <w:t>約11:17–44</w:t>
-        </w:r>
-      </w:hyperlink>
-      <w:r>
-        <w:rPr>
-          <w:lang w:val="zh_TW" w:bidi="zh_TW"/>
-        </w:rPr>
-        <w:t>）。</w:t>
+        <w:pStyle w:val="Heading3"/>
+      </w:pPr>
+      <w:r>
+        <w:rPr>
+          <w:lang w:val="zh_TW" w:bidi="zh_TW"/>
+        </w:rPr>
+        <w:t>使徒保羅的用法</w:t>
       </w:r>
     </w:p>
     <w:p>
@@ -693,9 +905,9 @@
         <w:rPr>
           <w:lang w:val="zh_TW" w:bidi="zh_TW"/>
         </w:rPr>
-        <w:t>耶穌最後一次來到耶路撒冷，是從耶利哥城出發，從東方越過橄欖山，然後下到汲淪溪谷（</w:t>
-      </w:r>
-      <w:hyperlink r:id="rId22">
+        <w:t>保羅對「豐盛（fullness）」這一重要神學術語的理解和使用的起源，一直存在爭議。有些人認為這個詞是諾斯底主義者的專有名詞，指一個介於真正的神與「邪惡」世界之間的靈界。因此，假教師認為基督是眾多居於那個「豐盛」中的神祇之一。保羅為了糾正這種誤解，借用了對手的用語，將其應用於基督。保羅教導說，耶穌不僅僅是神與人之間的眾多存在之一；更確切地說，祂是神與人之間的全部（「豐盛」）（</w:t>
+      </w:r>
+      <w:hyperlink r:id="rId35">
         <w:r>
           <w:rPr>
             <w:lang w:val="zh_TW" w:bidi="zh_TW"/>
@@ -704,14 +916,14 @@
             <w:color w:val="0000EE"/>
             <w:u w:val="single"/>
           </w:rPr>
-          <w:t>可11:1–10）</w:t>
+          <w:t>西1:15–20</w:t>
         </w:r>
       </w:hyperlink>
       <w:r>
         <w:rPr>
           <w:lang w:val="zh_TW" w:bidi="zh_TW"/>
         </w:rPr>
-        <w:t>。這一天，人們迎接祂如同迎接君王，在路上鋪上棕樹枝。</w:t>
+        <w:t>）。</w:t>
       </w:r>
     </w:p>
     <w:p>
@@ -725,9 +937,9 @@
         <w:rPr>
           <w:lang w:val="zh_TW" w:bidi="zh_TW"/>
         </w:rPr>
-        <w:t>當耶穌下山看到耶路撒冷時，祂停下來哭泣，因為祂深知這座城市未來會發生什麼事（</w:t>
-      </w:r>
-      <w:hyperlink r:id="rId23">
+        <w:t>反對這種觀點的人認為，保羅在一些明顯不適合這種解釋的上下文中使用了這個詞（</w:t>
+      </w:r>
+      <w:hyperlink r:id="rId36">
         <w:r>
           <w:rPr>
             <w:lang w:val="zh_TW" w:bidi="zh_TW"/>
@@ -736,14 +948,32 @@
             <w:color w:val="0000EE"/>
             <w:u w:val="single"/>
           </w:rPr>
-          <w:t>路19:41–44</w:t>
+          <w:t>羅13:10</w:t>
         </w:r>
       </w:hyperlink>
       <w:r>
         <w:rPr>
           <w:lang w:val="zh_TW" w:bidi="zh_TW"/>
         </w:rPr>
-        <w:t>）。</w:t>
+        <w:t>；</w:t>
+      </w:r>
+      <w:hyperlink r:id="rId37">
+        <w:r>
+          <w:rPr>
+            <w:lang w:val="zh_TW" w:bidi="zh_TW"/>
+          </w:rPr>
+          <w:rPr>
+            <w:color w:val="0000EE"/>
+            <w:u w:val="single"/>
+          </w:rPr>
+          <w:t>弗1:22–23</w:t>
+        </w:r>
+      </w:hyperlink>
+      <w:r>
+        <w:rPr>
+          <w:lang w:val="zh_TW" w:bidi="zh_TW"/>
+        </w:rPr>
+        <w:t>）。此外，保羅有法利賽猶太人的背景，可能會根據其在舊約中的用法，來理解這個詞。因此，保羅使用這個詞可能會被更好地理解為不是從他的對手那裡借用的。</w:t>
       </w:r>
     </w:p>
     <w:p>
@@ -757,9 +987,9 @@
         <w:rPr>
           <w:lang w:val="zh_TW" w:bidi="zh_TW"/>
         </w:rPr>
-        <w:t>耶穌生命的最後一周，祂花了大部份時間待在橄欖山。祂白天在那裡教導人（</w:t>
-      </w:r>
-      <w:hyperlink r:id="rId24">
+        <w:t>保羅在羅馬書中使用了四次這個術語。它可以被翻譯為「完全歸向」，指的是猶太人（</w:t>
+      </w:r>
+      <w:hyperlink r:id="rId38">
         <w:r>
           <w:rPr>
             <w:lang w:val="zh_TW" w:bidi="zh_TW"/>
@@ -768,16 +998,16 @@
             <w:color w:val="0000EE"/>
             <w:u w:val="single"/>
           </w:rPr>
-          <w:t>可13</w:t>
+          <w:t>羅11:12</w:t>
         </w:r>
       </w:hyperlink>
       <w:r>
         <w:rPr>
           <w:lang w:val="zh_TW" w:bidi="zh_TW"/>
         </w:rPr>
-        <w:t>）；晚上，住在山上或附近的村莊伯大尼（</w:t>
-      </w:r>
-      <w:hyperlink r:id="rId25">
+        <w:t>）或外邦人（</w:t>
+      </w:r>
+      <w:hyperlink r:id="rId39">
         <w:r>
           <w:rPr>
             <w:lang w:val="zh_TW" w:bidi="zh_TW"/>
@@ -786,26 +1016,68 @@
             <w:color w:val="0000EE"/>
             <w:u w:val="single"/>
           </w:rPr>
-          <w:t>路21:37</w:t>
+          <w:t>25</w:t>
         </w:r>
       </w:hyperlink>
       <w:r>
         <w:rPr>
           <w:lang w:val="zh_TW" w:bidi="zh_TW"/>
         </w:rPr>
-        <w:t>，這裡的</w:t>
-      </w:r>
-      <w:r>
-        <w:rPr>
-          <w:lang w:val="zh_TW" w:bidi="zh_TW"/>
-        </w:rPr>
-        <w:t>橄欖山</w:t>
-      </w:r>
-      <w:r>
-        <w:rPr>
-          <w:lang w:val="zh_TW" w:bidi="zh_TW"/>
-        </w:rPr>
-        <w:t>可能指的是伯大尼）。</w:t>
+        <w:t>節）完全歸向神的總數。然而，在第</w:t>
+      </w:r>
+      <w:hyperlink r:id="rId38">
+        <w:r>
+          <w:rPr>
+            <w:lang w:val="zh_TW" w:bidi="zh_TW"/>
+          </w:rPr>
+          <w:rPr>
+            <w:color w:val="0000EE"/>
+            <w:u w:val="single"/>
+          </w:rPr>
+          <w:t>12</w:t>
+        </w:r>
+      </w:hyperlink>
+      <w:r>
+        <w:rPr>
+          <w:lang w:val="zh_TW" w:bidi="zh_TW"/>
+        </w:rPr>
+        <w:t>節中，這個術語與猶太人的「過失」和「缺乏」相對，表明他們認為義是來自他們的猶太血統，而不是來自信心。保羅可能是指「完全順服神的旨意」。因此，保羅實際上說：「如果他們的不順服對世界有這麼多好處，那麼想想他們的順服會意味著什麼。」這種積極的意義在</w:t>
+      </w:r>
+      <w:hyperlink r:id="rId36">
+        <w:r>
+          <w:rPr>
+            <w:lang w:val="zh_TW" w:bidi="zh_TW"/>
+          </w:rPr>
+          <w:rPr>
+            <w:color w:val="0000EE"/>
+            <w:u w:val="single"/>
+          </w:rPr>
+          <w:t>羅馬書十三章10節</w:t>
+        </w:r>
+      </w:hyperlink>
+      <w:r>
+        <w:rPr>
+          <w:lang w:val="zh_TW" w:bidi="zh_TW"/>
+        </w:rPr>
+        <w:t>中的「完全」中體現出來。愛帶來了律法所要實現的一切。同樣，保羅也渴望他自己的生命能夠完全表達基督的福音（</w:t>
+      </w:r>
+      <w:hyperlink r:id="rId40">
+        <w:r>
+          <w:rPr>
+            <w:lang w:val="zh_TW" w:bidi="zh_TW"/>
+          </w:rPr>
+          <w:rPr>
+            <w:color w:val="0000EE"/>
+            <w:u w:val="single"/>
+          </w:rPr>
+          <w:t>15:29</w:t>
+        </w:r>
+      </w:hyperlink>
+      <w:r>
+        <w:rPr>
+          <w:lang w:val="zh_TW" w:bidi="zh_TW"/>
+        </w:rPr>
+        <w:t>）。</w:t>
       </w:r>
     </w:p>
     <w:p>
@@ -819,9 +1091,9 @@
         <w:rPr>
           <w:lang w:val="zh_TW" w:bidi="zh_TW"/>
         </w:rPr>
-        <w:t>在最後的晚餐之後，耶穌來到橄欖山禱告（</w:t>
-      </w:r>
-      <w:hyperlink r:id="rId26">
+        <w:t>在以弗所書中，教會被稱為「基督的豐滿」（</w:t>
+      </w:r>
+      <w:hyperlink r:id="rId37">
         <w:r>
           <w:rPr>
             <w:lang w:val="zh_TW" w:bidi="zh_TW"/>
@@ -830,16 +1102,16 @@
             <w:color w:val="0000EE"/>
             <w:u w:val="single"/>
           </w:rPr>
-          <w:t>可14:26</w:t>
+          <w:t>弗1:22–23</w:t>
         </w:r>
       </w:hyperlink>
       <w:r>
         <w:rPr>
           <w:lang w:val="zh_TW" w:bidi="zh_TW"/>
         </w:rPr>
-        <w:t>）。祂在客西馬尼園的榨油器具旁邊被捕（第</w:t>
-      </w:r>
-      <w:hyperlink r:id="rId27">
+        <w:t>；</w:t>
+      </w:r>
+      <w:hyperlink r:id="rId41">
         <w:r>
           <w:rPr>
             <w:lang w:val="zh_TW" w:bidi="zh_TW"/>
@@ -848,16 +1120,16 @@
             <w:color w:val="0000EE"/>
             <w:u w:val="single"/>
           </w:rPr>
-          <w:t>32</w:t>
+          <w:t>4:13</w:t>
         </w:r>
       </w:hyperlink>
       <w:r>
         <w:rPr>
           <w:lang w:val="zh_TW" w:bidi="zh_TW"/>
         </w:rPr>
-        <w:t>節）。後來，耶穌從死裡復活，與祂的門徒在橄欖山作最後會面。正當他們觀看時，耶穌被提升到天上。基督徒稱這個事件為升天（</w:t>
-      </w:r>
-      <w:hyperlink r:id="rId28">
+        <w:t>），以及「充滿萬有者所充滿的」（</w:t>
+      </w:r>
+      <w:hyperlink r:id="rId42">
         <w:r>
           <w:rPr>
             <w:lang w:val="zh_TW" w:bidi="zh_TW"/>
@@ -866,14 +1138,197 @@
             <w:color w:val="0000EE"/>
             <w:u w:val="single"/>
           </w:rPr>
-          <w:t>徒1:12</w:t>
+          <w:t>3:19</w:t>
         </w:r>
       </w:hyperlink>
       <w:r>
         <w:rPr>
           <w:lang w:val="zh_TW" w:bidi="zh_TW"/>
         </w:rPr>
+        <w:t>）。對於這個短語，有各種解釋：教會被基督充滿、使其完整或完全；教會擁有基督的屬性；教會是基督完成祂所有工作的工具。教會充滿基督，因為它是基督的話語和作為的完整、持續的表達（參</w:t>
+      </w:r>
+      <w:hyperlink r:id="rId43">
+        <w:r>
+          <w:rPr>
+            <w:lang w:val="zh_TW" w:bidi="zh_TW"/>
+          </w:rPr>
+          <w:rPr>
+            <w:color w:val="0000EE"/>
+            <w:u w:val="single"/>
+          </w:rPr>
+          <w:t>西2:10</w:t>
+        </w:r>
+      </w:hyperlink>
+      <w:r>
+        <w:rPr>
+          <w:lang w:val="zh_TW" w:bidi="zh_TW"/>
+        </w:rPr>
+        <w:t>）。在歌羅西書中，保羅使用這個術語來指基督；在祂裡面居住著「一切的豐盛」（</w:t>
+      </w:r>
+      <w:hyperlink r:id="rId44">
+        <w:r>
+          <w:rPr>
+            <w:lang w:val="zh_TW" w:bidi="zh_TW"/>
+          </w:rPr>
+          <w:rPr>
+            <w:color w:val="0000EE"/>
+            <w:u w:val="single"/>
+          </w:rPr>
+          <w:t>1:19</w:t>
+        </w:r>
+      </w:hyperlink>
+      <w:r>
+        <w:rPr>
+          <w:lang w:val="zh_TW" w:bidi="zh_TW"/>
+        </w:rPr>
+        <w:t>，</w:t>
+      </w:r>
+      <w:hyperlink r:id="rId45">
+        <w:r>
+          <w:rPr>
+            <w:lang w:val="zh_TW" w:bidi="zh_TW"/>
+          </w:rPr>
+          <w:rPr>
+            <w:color w:val="0000EE"/>
+            <w:u w:val="single"/>
+          </w:rPr>
+          <w:t>2:9</w:t>
+        </w:r>
+      </w:hyperlink>
+      <w:r>
+        <w:rPr>
+          <w:lang w:val="zh_TW" w:bidi="zh_TW"/>
+        </w:rPr>
+        <w:t>）。這些經文通常被解釋為宣告基督與神同等。神的所有屬性都在基督裡。神所是的，基督都是。</w:t>
+      </w:r>
+    </w:p>
+    <w:p>
+      <w:pPr>
+        <w:pStyle w:val="Heading3"/>
+      </w:pPr>
+      <w:r>
+        <w:rPr>
+          <w:lang w:val="zh_TW" w:bidi="zh_TW"/>
+        </w:rPr>
+        <w:t>使徒約翰的用法</w:t>
+      </w:r>
+    </w:p>
+    <w:p>
+      <w:pPr/>
+      <w:r>
+        <w:rPr>
+          <w:lang w:val="zh_TW" w:bidi="zh_TW"/>
+        </w:rPr>
+      </w:r>
+      <w:r>
+        <w:rPr>
+          <w:lang w:val="zh_TW" w:bidi="zh_TW"/>
+        </w:rPr>
+        <w:t>約翰福音的序言指出，所有信徒都接受了「他豐滿的恩典（fullness of Christ）」（</w:t>
+      </w:r>
+      <w:hyperlink r:id="rId46">
+        <w:r>
+          <w:rPr>
+            <w:lang w:val="zh_TW" w:bidi="zh_TW"/>
+          </w:rPr>
+          <w:rPr>
+            <w:color w:val="0000EE"/>
+            <w:u w:val="single"/>
+          </w:rPr>
+          <w:t>1:16</w:t>
+        </w:r>
+      </w:hyperlink>
+      <w:r>
+        <w:rPr>
+          <w:lang w:val="zh_TW" w:bidi="zh_TW"/>
+        </w:rPr>
+        <w:t>）。這個「豐滿」確切的性質在第</w:t>
+      </w:r>
+      <w:hyperlink r:id="rId47">
+        <w:r>
+          <w:rPr>
+            <w:lang w:val="zh_TW" w:bidi="zh_TW"/>
+          </w:rPr>
+          <w:rPr>
+            <w:color w:val="0000EE"/>
+            <w:u w:val="single"/>
+          </w:rPr>
+          <w:t>14</w:t>
+        </w:r>
+      </w:hyperlink>
+      <w:r>
+        <w:rPr>
+          <w:lang w:val="zh_TW" w:bidi="zh_TW"/>
+        </w:rPr>
+        <w:t>節中有定義：「道成了肉身，住在我們中間，充充滿滿地有恩典有真理。」這裡的希臘文詞語「豐滿」表示豐富和全部。諾斯底主義者用這個詞來描述所有神祇的總和。約翰和保羅一樣，用這個詞來描述基督是神的充滿和神的豐富，因為神本性一切的豐盛都居住在基督耶穌裡（見</w:t>
+      </w:r>
+      <w:hyperlink r:id="rId44">
+        <w:r>
+          <w:rPr>
+            <w:lang w:val="zh_TW" w:bidi="zh_TW"/>
+          </w:rPr>
+          <w:rPr>
+            <w:color w:val="0000EE"/>
+            <w:u w:val="single"/>
+          </w:rPr>
+          <w:t>西1:19</w:t>
+        </w:r>
+      </w:hyperlink>
+      <w:r>
+        <w:rPr>
+          <w:lang w:val="zh_TW" w:bidi="zh_TW"/>
+        </w:rPr>
+        <w:t>，</w:t>
+      </w:r>
+      <w:hyperlink r:id="rId45">
+        <w:r>
+          <w:rPr>
+            <w:lang w:val="zh_TW" w:bidi="zh_TW"/>
+          </w:rPr>
+          <w:rPr>
+            <w:color w:val="0000EE"/>
+            <w:u w:val="single"/>
+          </w:rPr>
+          <w:t>2:9</w:t>
+        </w:r>
+      </w:hyperlink>
+      <w:r>
+        <w:rPr>
+          <w:lang w:val="zh_TW" w:bidi="zh_TW"/>
+        </w:rPr>
         <w:t>）。</w:t>
+      </w:r>
+    </w:p>
+    <w:p>
+      <w:pPr/>
+      <w:r>
+        <w:rPr>
+          <w:lang w:val="zh_TW" w:bidi="zh_TW"/>
+        </w:rPr>
+      </w:r>
+      <w:r>
+        <w:rPr>
+          <w:lang w:val="zh_TW" w:bidi="zh_TW"/>
+        </w:rPr>
+        <w:t>因為神一切的豐盛都居住在基督裡，每個屬靈的現實都能在基督裡找到。在基督裡，信徒沒有缺乏。當然，沒有一個信徒能夠領受基督的一切；只有基督的身體才能領受基督的豐滿並表達出來（</w:t>
+      </w:r>
+      <w:hyperlink r:id="rId48">
+        <w:r>
+          <w:rPr>
+            <w:lang w:val="zh_TW" w:bidi="zh_TW"/>
+          </w:rPr>
+          <w:rPr>
+            <w:color w:val="0000EE"/>
+            <w:u w:val="single"/>
+          </w:rPr>
+          <w:t>弗1:23</w:t>
+        </w:r>
+      </w:hyperlink>
+      <w:r>
+        <w:rPr>
+          <w:lang w:val="zh_TW" w:bidi="zh_TW"/>
+        </w:rPr>
+        <w:t>）。然而，每位信徒都能在某種程度上領受這同樣的豐滿。基督永遠是充滿的；祂從不枯竭。無論信徒從祂那裡領受到多少，祂都不斷地賜下。除了基督之外，信徒不需要尋求任何其他來源，因為基督是唯一的源泉。</w:t>
       </w:r>
       <w:r>
         <w:rPr>

--- a/zht/docx/039.content.docx
+++ b/zht/docx/039.content.docx
@@ -149,7 +149,7 @@
         <w:rPr>
           <w:lang w:val="zh_TW" w:bidi="zh_TW"/>
         </w:rPr>
-        <w:t>feng</w:t>
+        <w:t>fen</w:t>
       </w:r>
       <w:r>
         <w:rPr>
@@ -212,7 +212,7 @@
         <w:rPr>
           <w:lang w:val="zh_TW" w:bidi="zh_TW"/>
         </w:rPr>
-        <w:t>風琴</w:t>
+        <w:t>分辨善惡樹</w:t>
       </w:r>
       <w:r>
         <w:rPr>
@@ -231,7 +231,7 @@
         <w:rPr>
           <w:lang w:val="zh_TW" w:bidi="zh_TW"/>
         </w:rPr>
-        <w:t>一些聖經譯本對於</w:t>
+        <w:t>這是伊甸園中被禁止吃的樹，人若吃它的果子便會得知善惡，隨之而來的是死亡，也就是與神分離，最終走向滅亡（</w:t>
       </w:r>
       <w:hyperlink r:id="rId13">
         <w:r>
@@ -242,14 +242,32 @@
             <w:color w:val="0000EE"/>
             <w:u w:val="single"/>
           </w:rPr>
-          <w:t>創世記四章21節</w:t>
+          <w:t>創2:9</w:t>
         </w:r>
       </w:hyperlink>
       <w:r>
         <w:rPr>
           <w:lang w:val="zh_TW" w:bidi="zh_TW"/>
         </w:rPr>
-        <w:t>；</w:t>
+        <w:t>、</w:t>
+      </w:r>
+      <w:hyperlink r:id="rId13">
+        <w:r>
+          <w:rPr>
+            <w:lang w:val="zh_TW" w:bidi="zh_TW"/>
+          </w:rPr>
+          <w:rPr>
+            <w:color w:val="0000EE"/>
+            <w:u w:val="single"/>
+          </w:rPr>
+          <w:t>15–17</w:t>
+        </w:r>
+      </w:hyperlink>
+      <w:r>
+        <w:rPr>
+          <w:lang w:val="zh_TW" w:bidi="zh_TW"/>
+        </w:rPr>
+        <w:t>，</w:t>
       </w:r>
       <w:hyperlink r:id="rId14">
         <w:r>
@@ -260,14 +278,14 @@
             <w:color w:val="0000EE"/>
             <w:u w:val="single"/>
           </w:rPr>
-          <w:t>約伯記二十一章12節</w:t>
+          <w:t>3:1–24</w:t>
         </w:r>
       </w:hyperlink>
       <w:r>
         <w:rPr>
           <w:lang w:val="zh_TW" w:bidi="zh_TW"/>
         </w:rPr>
-        <w:t>，</w:t>
+        <w:t>）。那引誘人的蛇應許夏娃，只要她吃這果子，就能與神同等。夏娃和亞當吃了那樹上的果子之後，果然得著了「分別善惡的知識」。根據聖經其它地方對「知善惡」一語的用法（</w:t>
       </w:r>
       <w:hyperlink r:id="rId15">
         <w:r>
@@ -278,14 +296,14 @@
             <w:color w:val="0000EE"/>
             <w:u w:val="single"/>
           </w:rPr>
-          <w:t>三十章31節</w:t>
+          <w:t>申1:39</w:t>
         </w:r>
       </w:hyperlink>
       <w:r>
         <w:rPr>
           <w:lang w:val="zh_TW" w:bidi="zh_TW"/>
         </w:rPr>
-        <w:t>和</w:t>
+        <w:t>；</w:t>
       </w:r>
       <w:hyperlink r:id="rId16">
         <w:r>
@@ -296,43 +314,32 @@
             <w:color w:val="0000EE"/>
             <w:u w:val="single"/>
           </w:rPr>
-          <w:t>詩篇一五〇篇4節</w:t>
+          <w:t>賽7:15–16</w:t>
         </w:r>
       </w:hyperlink>
       <w:r>
         <w:rPr>
           <w:lang w:val="zh_TW" w:bidi="zh_TW"/>
         </w:rPr>
-        <w:t>中「簫」的誤譯。</w:t>
-      </w:r>
-      <w:r>
-        <w:rPr>
-          <w:i/>
-          <w:lang w:val="zh_TW" w:bidi="zh_TW"/>
-        </w:rPr>
-        <w:t>見</w:t>
-      </w:r>
-      <w:r>
-        <w:rPr>
-          <w:lang w:val="zh_TW" w:bidi="zh_TW"/>
-        </w:rPr>
-        <w:t>樂器（烏加布）</w:t>
-      </w:r>
-      <w:r>
-        <w:rPr>
-          <w:lang w:val="zh_TW" w:bidi="zh_TW"/>
-        </w:rPr>
-        <w:t>。</w:t>
-      </w:r>
-      <w:r>
-        <w:rPr>
-          <w:lang w:val="zh_TW" w:bidi="zh_TW"/>
-        </w:rPr>
-      </w:r>
-      <w:r>
-        <w:rPr>
-          <w:lang w:val="zh_TW" w:bidi="zh_TW"/>
-        </w:rPr>
+        <w:t>；</w:t>
+      </w:r>
+      <w:hyperlink r:id="rId17">
+        <w:r>
+          <w:rPr>
+            <w:lang w:val="zh_TW" w:bidi="zh_TW"/>
+          </w:rPr>
+          <w:rPr>
+            <w:color w:val="0000EE"/>
+            <w:u w:val="single"/>
+          </w:rPr>
+          <w:t>來5:14</w:t>
+        </w:r>
+      </w:hyperlink>
+      <w:r>
+        <w:rPr>
+          <w:lang w:val="zh_TW" w:bidi="zh_TW"/>
+        </w:rPr>
+        <w:t>），這個表達指的是孩子從天真無邪進入有道德意識階段的時期。</w:t>
       </w:r>
     </w:p>
     <w:p>
@@ -342,21 +349,11 @@
           <w:lang w:val="zh_TW" w:bidi="zh_TW"/>
         </w:rPr>
       </w:r>
-    </w:p>
-    <w:p>
-      <w:pPr>
-        <w:pStyle w:val="Heading2"/>
-      </w:pPr>
-      <w:r>
-        <w:rPr>
-          <w:lang w:val="zh_TW" w:bidi="zh_TW"/>
-        </w:rPr>
-        <w:t>豐滿（充滿、豐盛）</w:t>
-      </w:r>
-      <w:r>
-        <w:rPr>
-          <w:lang w:val="zh_TW" w:bidi="zh_TW"/>
-        </w:rPr>
+      <w:r>
+        <w:rPr>
+          <w:lang w:val="zh_TW" w:bidi="zh_TW"/>
+        </w:rPr>
+        <w:t>與這知識同時出現的，還有性自覺。亞當和夏娃吃了果子之後，便察覺自己的性特徵。同時，他們也能像神那樣觀看，因此以為神會因他們的赤身露體而羞辱他們。這個故事成了象徵：人為了追求神的地位而故意不順服，結果失去了無罪的純真，也不能與神相交。</w:t>
       </w:r>
     </w:p>
     <w:p>
@@ -370,7 +367,7 @@
         <w:rPr>
           <w:lang w:val="zh_TW" w:bidi="zh_TW"/>
         </w:rPr>
-        <w:t>「豐滿（或譯：充滿）」是指完全滿足或沒有任何缺失的狀態。它是希臘文 pleroma 的常用翻譯。在聖經中，「充滿 」通常是指某樣東西是完整的或完全填滿的狀態。確切的意思取決於這個字出現的上下文。</w:t>
+        <w:t>亞當和夏娃吃分別善惡樹的果子所帶來的悲慘結果，就是他們失去了純真，並與神隔絕。為了阻止他們再吃那第二棵樹──「生命樹」的果子，使他們永遠不死，神將他們趕出伊甸園。然而，那樣一來，他們就會在墮落、有罪的狀態下永遠不死；因此，神將他們逐出伊甸園其實是出於祝福。</w:t>
       </w:r>
     </w:p>
     <w:p>
@@ -382,27 +379,80 @@
       </w:r>
       <w:r>
         <w:rPr>
-          <w:lang w:val="zh_TW" w:bidi="zh_TW"/>
-        </w:rPr>
-        <w:t>在《舊約》中，與 「充滿 」對應的希伯來字之一是 melo。這個字出現在不同的經文中，其意義與希臘文的 pleroma 相似。它通常描述填滿某個東西的內容。例如，</w:t>
-      </w:r>
-      <w:hyperlink r:id="rId17">
-        <w:r>
-          <w:rPr>
-            <w:lang w:val="zh_TW" w:bidi="zh_TW"/>
-          </w:rPr>
-          <w:rPr>
-            <w:color w:val="0000EE"/>
-            <w:u w:val="single"/>
-          </w:rPr>
-          <w:t>詩篇24篇1節</w:t>
-        </w:r>
-      </w:hyperlink>
-      <w:r>
-        <w:rPr>
-          <w:lang w:val="zh_TW" w:bidi="zh_TW"/>
-        </w:rPr>
-        <w:t>中的 「地和其中所充滿的 」指的是受造物中的萬物都是神所有的一部分。</w:t>
+          <w:i/>
+          <w:lang w:val="zh_TW" w:bidi="zh_TW"/>
+        </w:rPr>
+        <w:t>另見</w:t>
+      </w:r>
+      <w:r>
+        <w:rPr>
+          <w:lang w:val="zh_TW" w:bidi="zh_TW"/>
+        </w:rPr>
+        <w:t>亞當（人物）</w:t>
+      </w:r>
+      <w:r>
+        <w:rPr>
+          <w:lang w:val="zh_TW" w:bidi="zh_TW"/>
+        </w:rPr>
+        <w:t>；</w:t>
+      </w:r>
+      <w:r>
+        <w:rPr>
+          <w:lang w:val="zh_TW" w:bidi="zh_TW"/>
+        </w:rPr>
+        <w:t>夏娃</w:t>
+      </w:r>
+      <w:r>
+        <w:rPr>
+          <w:lang w:val="zh_TW" w:bidi="zh_TW"/>
+        </w:rPr>
+        <w:t>；</w:t>
+      </w:r>
+      <w:r>
+        <w:rPr>
+          <w:lang w:val="zh_TW" w:bidi="zh_TW"/>
+        </w:rPr>
+        <w:t>伊甸園</w:t>
+      </w:r>
+      <w:r>
+        <w:rPr>
+          <w:lang w:val="zh_TW" w:bidi="zh_TW"/>
+        </w:rPr>
+        <w:t>；</w:t>
+      </w:r>
+      <w:r>
+        <w:rPr>
+          <w:lang w:val="zh_TW" w:bidi="zh_TW"/>
+        </w:rPr>
+        <w:t>人類的墮落</w:t>
+      </w:r>
+      <w:r>
+        <w:rPr>
+          <w:lang w:val="zh_TW" w:bidi="zh_TW"/>
+        </w:rPr>
+        <w:t>；</w:t>
+      </w:r>
+      <w:r>
+        <w:rPr>
+          <w:lang w:val="zh_TW" w:bidi="zh_TW"/>
+        </w:rPr>
+        <w:t>生命樹</w:t>
+      </w:r>
+      <w:r>
+        <w:rPr>
+          <w:lang w:val="zh_TW" w:bidi="zh_TW"/>
+        </w:rPr>
+        <w:t>。</w:t>
+      </w:r>
+      <w:r>
+        <w:rPr>
+          <w:lang w:val="zh_TW" w:bidi="zh_TW"/>
+        </w:rPr>
+      </w:r>
+      <w:r>
+        <w:rPr>
+          <w:lang w:val="zh_TW" w:bidi="zh_TW"/>
+        </w:rPr>
       </w:r>
     </w:p>
     <w:p>
@@ -412,22 +462,21 @@
           <w:lang w:val="zh_TW" w:bidi="zh_TW"/>
         </w:rPr>
       </w:r>
-      <w:r>
-        <w:rPr>
-          <w:lang w:val="zh_TW" w:bidi="zh_TW"/>
-        </w:rPr>
-        <w:t>要了解「充滿」在特定經文中的意思，我們需要看看上下文的字詞和該經文的整體訊息。</w:t>
-      </w:r>
     </w:p>
     <w:p>
       <w:pPr>
-        <w:pStyle w:val="Heading3"/>
-      </w:pPr>
-      <w:r>
-        <w:rPr>
-          <w:lang w:val="zh_TW" w:bidi="zh_TW"/>
-        </w:rPr>
-        <w:t>一般用法</w:t>
+        <w:pStyle w:val="Heading2"/>
+      </w:pPr>
+      <w:r>
+        <w:rPr>
+          <w:lang w:val="zh_TW" w:bidi="zh_TW"/>
+        </w:rPr>
+        <w:t>分封王</w:t>
+      </w:r>
+      <w:r>
+        <w:rPr>
+          <w:lang w:val="zh_TW" w:bidi="zh_TW"/>
+        </w:rPr>
       </w:r>
     </w:p>
     <w:p>
@@ -441,7 +490,7 @@
         <w:rPr>
           <w:lang w:val="zh_TW" w:bidi="zh_TW"/>
         </w:rPr>
-        <w:t>在《新約》以外的古希臘著作中，pleroma 的意思是 「〔用來〕充滿的東西（that which fills）」。</w:t>
+        <w:t>分封王是一類羅馬官員，統治部分行省。分封王是地方領袖，但他們的權力不足以被稱為王。這個稱號在一些羅馬省份使用，如帖撒羅尼迦、加拉太和敘利亞。</w:t>
       </w:r>
     </w:p>
     <w:p>
@@ -455,61 +504,7 @@
         <w:rPr>
           <w:lang w:val="zh_TW" w:bidi="zh_TW"/>
         </w:rPr>
-        <w:t>通常這個字用來形容：</w:t>
-      </w:r>
-    </w:p>
-    <w:p>
-      <w:pPr>
-        <w:pStyle w:val="ListBullet"/>
-        <w:spacing w:line="240" w:lineRule="auto"/>
-        <w:ind w:left="720"/>
-      </w:pPr>
-      <w:r>
-        <w:rPr>
-          <w:lang w:val="zh_TW" w:bidi="zh_TW"/>
-        </w:rPr>
-      </w:r>
-      <w:r>
-        <w:rPr>
-          <w:lang w:val="zh_TW" w:bidi="zh_TW"/>
-        </w:rPr>
-        <w:t>填滿一艘船的貨物或船員</w:t>
-      </w:r>
-    </w:p>
-    <w:p>
-      <w:pPr>
-        <w:pStyle w:val="ListBullet"/>
-        <w:spacing w:line="240" w:lineRule="auto"/>
-        <w:ind w:left="720"/>
-      </w:pPr>
-      <w:r>
-        <w:rPr>
-          <w:lang w:val="zh_TW" w:bidi="zh_TW"/>
-        </w:rPr>
-      </w:r>
-      <w:r>
-        <w:rPr>
-          <w:lang w:val="zh_TW" w:bidi="zh_TW"/>
-        </w:rPr>
-        <w:t>填滿人群的人</w:t>
-      </w:r>
-    </w:p>
-    <w:p>
-      <w:pPr>
-        <w:pStyle w:val="ListBullet"/>
-        <w:spacing w:line="240" w:lineRule="auto"/>
-        <w:ind w:left="720"/>
-      </w:pPr>
-      <w:r>
-        <w:rPr>
-          <w:lang w:val="zh_TW" w:bidi="zh_TW"/>
-        </w:rPr>
-      </w:r>
-      <w:r>
-        <w:rPr>
-          <w:lang w:val="zh_TW" w:bidi="zh_TW"/>
-        </w:rPr>
-        <w:t>填滿人一生的歲月</w:t>
+        <w:t>「分封王」這個稱號可能來自於統治某區域或國家四分之一地區的總督，就像希律大帝去世後的敘利亞一樣。到了新約聖經時代，這個稱號意義的重要性已經減弱。到那時，分封王的稱號只適用於次要的王子。</w:t>
       </w:r>
     </w:p>
     <w:p>
@@ -523,7 +518,7 @@
         <w:rPr>
           <w:lang w:val="zh_TW" w:bidi="zh_TW"/>
         </w:rPr>
-        <w:t>希臘哲學家亞里士多德用這個詞來表示充滿一個城市的人口。在馬太福音和馬可福音中，這個詞被用來指新布填補舊衣服的破洞（</w:t>
+        <w:t>在聖經中提到三位分封王。路加記載希律安提帕是加利利的分封王。他還指出腓力是以土利亞和特拉可尼地方的分封王，而呂撒聶是亞比利尼的分封王（</w:t>
       </w:r>
       <w:hyperlink r:id="rId18">
         <w:r>
@@ -534,14 +529,14 @@
             <w:color w:val="0000EE"/>
             <w:u w:val="single"/>
           </w:rPr>
-          <w:t>太9:16</w:t>
+          <w:t>路加福音3:1</w:t>
         </w:r>
       </w:hyperlink>
       <w:r>
         <w:rPr>
           <w:lang w:val="zh_TW" w:bidi="zh_TW"/>
         </w:rPr>
-        <w:t>；</w:t>
+        <w:t>）。在聖經其它地方唯一提到的分封王是希律（</w:t>
       </w:r>
       <w:hyperlink r:id="rId19">
         <w:r>
@@ -552,14 +547,14 @@
             <w:color w:val="0000EE"/>
             <w:u w:val="single"/>
           </w:rPr>
-          <w:t>可2:21</w:t>
+          <w:t>馬太福音14:1</w:t>
         </w:r>
       </w:hyperlink>
       <w:r>
         <w:rPr>
           <w:lang w:val="zh_TW" w:bidi="zh_TW"/>
         </w:rPr>
-        <w:t>），在馬可福音中則指裝滿籃子的魚塊（</w:t>
+        <w:t>；</w:t>
       </w:r>
       <w:hyperlink r:id="rId20">
         <w:r>
@@ -570,9 +565,15 @@
             <w:color w:val="0000EE"/>
             <w:u w:val="single"/>
           </w:rPr>
-          <w:t>可6:43，</w:t>
+          <w:t>路加福音3:19</w:t>
         </w:r>
       </w:hyperlink>
+      <w:r>
+        <w:rPr>
+          <w:lang w:val="zh_TW" w:bidi="zh_TW"/>
+        </w:rPr>
+        <w:t>，</w:t>
+      </w:r>
       <w:hyperlink r:id="rId21">
         <w:r>
           <w:rPr>
@@ -582,25 +583,78 @@
             <w:color w:val="0000EE"/>
             <w:u w:val="single"/>
           </w:rPr>
-          <w:t>8:20</w:t>
+          <w:t>9:7</w:t>
         </w:r>
       </w:hyperlink>
       <w:r>
         <w:rPr>
           <w:lang w:val="zh_TW" w:bidi="zh_TW"/>
         </w:rPr>
+        <w:t>；</w:t>
+      </w:r>
+      <w:hyperlink r:id="rId22">
+        <w:r>
+          <w:rPr>
+            <w:lang w:val="zh_TW" w:bidi="zh_TW"/>
+          </w:rPr>
+          <w:rPr>
+            <w:color w:val="0000EE"/>
+            <w:u w:val="single"/>
+          </w:rPr>
+          <w:t>使徒行傳13:1</w:t>
+        </w:r>
+      </w:hyperlink>
+      <w:r>
+        <w:rPr>
+          <w:lang w:val="zh_TW" w:bidi="zh_TW"/>
+        </w:rPr>
+        <w:t>）。希律也被他的猶太臣民稱為「王」，顯示出他較大的重要性（</w:t>
+      </w:r>
+      <w:hyperlink r:id="rId23">
+        <w:r>
+          <w:rPr>
+            <w:lang w:val="zh_TW" w:bidi="zh_TW"/>
+          </w:rPr>
+          <w:rPr>
+            <w:color w:val="0000EE"/>
+            <w:u w:val="single"/>
+          </w:rPr>
+          <w:t>馬太福音14:9</w:t>
+        </w:r>
+      </w:hyperlink>
+      <w:r>
+        <w:rPr>
+          <w:lang w:val="zh_TW" w:bidi="zh_TW"/>
+        </w:rPr>
+        <w:t>；</w:t>
+      </w:r>
+      <w:hyperlink r:id="rId24">
+        <w:r>
+          <w:rPr>
+            <w:lang w:val="zh_TW" w:bidi="zh_TW"/>
+          </w:rPr>
+          <w:rPr>
+            <w:color w:val="0000EE"/>
+            <w:u w:val="single"/>
+          </w:rPr>
+          <w:t>馬可福音6:14</w:t>
+        </w:r>
+      </w:hyperlink>
+      <w:r>
+        <w:rPr>
+          <w:lang w:val="zh_TW" w:bidi="zh_TW"/>
+        </w:rPr>
         <w:t>）。</w:t>
       </w:r>
-    </w:p>
-    <w:p>
-      <w:pPr>
-        <w:pStyle w:val="Heading3"/>
-      </w:pPr>
-      <w:r>
-        <w:rPr>
-          <w:lang w:val="zh_TW" w:bidi="zh_TW"/>
-        </w:rPr>
-        <w:t>「地和其中所充滿的」表達</w:t>
+      <w:r>
+        <w:rPr>
+          <w:lang w:val="zh_TW" w:bidi="zh_TW"/>
+        </w:rPr>
+      </w:r>
+      <w:r>
+        <w:rPr>
+          <w:lang w:val="zh_TW" w:bidi="zh_TW"/>
+        </w:rPr>
       </w:r>
     </w:p>
     <w:p>
@@ -610,119 +664,21 @@
           <w:lang w:val="zh_TW" w:bidi="zh_TW"/>
         </w:rPr>
       </w:r>
-      <w:r>
-        <w:rPr>
-          <w:lang w:val="zh_TW" w:bidi="zh_TW"/>
-        </w:rPr>
-        <w:t>希臘文pleroma在七十士譯本（舊約希臘文譯本）中出現多次。在</w:t>
-      </w:r>
-      <w:hyperlink r:id="rId17">
-        <w:r>
-          <w:rPr>
-            <w:lang w:val="zh_TW" w:bidi="zh_TW"/>
-          </w:rPr>
-          <w:rPr>
-            <w:color w:val="0000EE"/>
-            <w:u w:val="single"/>
-          </w:rPr>
-          <w:t>詩篇二十四篇1節</w:t>
-        </w:r>
-      </w:hyperlink>
-      <w:r>
-        <w:rPr>
-          <w:lang w:val="zh_TW" w:bidi="zh_TW"/>
-        </w:rPr>
-        <w:t>、</w:t>
-      </w:r>
-      <w:hyperlink r:id="rId22">
-        <w:r>
-          <w:rPr>
-            <w:lang w:val="zh_TW" w:bidi="zh_TW"/>
-          </w:rPr>
-          <w:rPr>
-            <w:color w:val="0000EE"/>
-            <w:u w:val="single"/>
-          </w:rPr>
-          <w:t>五十篇12節</w:t>
-        </w:r>
-      </w:hyperlink>
-      <w:r>
-        <w:rPr>
-          <w:lang w:val="zh_TW" w:bidi="zh_TW"/>
-        </w:rPr>
-        <w:t>、</w:t>
-      </w:r>
-      <w:hyperlink r:id="rId23">
-        <w:r>
-          <w:rPr>
-            <w:lang w:val="zh_TW" w:bidi="zh_TW"/>
-          </w:rPr>
-          <w:rPr>
-            <w:color w:val="0000EE"/>
-            <w:u w:val="single"/>
-          </w:rPr>
-          <w:t>八十九篇11節</w:t>
-        </w:r>
-      </w:hyperlink>
-      <w:r>
-        <w:rPr>
-          <w:lang w:val="zh_TW" w:bidi="zh_TW"/>
-        </w:rPr>
-        <w:t>中，使用pleroma來翻譯希伯來文「豐盛（melo）」一詞。</w:t>
-      </w:r>
-      <w:hyperlink r:id="rId24">
-        <w:r>
-          <w:rPr>
-            <w:lang w:val="zh_TW" w:bidi="zh_TW"/>
-          </w:rPr>
-          <w:rPr>
-            <w:color w:val="0000EE"/>
-            <w:u w:val="single"/>
-          </w:rPr>
-          <w:t>哥林多前書十章26節</w:t>
-        </w:r>
-      </w:hyperlink>
-      <w:r>
-        <w:rPr>
-          <w:lang w:val="zh_TW" w:bidi="zh_TW"/>
-        </w:rPr>
-        <w:t>後來引用了這個概念。類似的短語有「海和其中所充滿的澎湃」（</w:t>
-      </w:r>
-      <w:hyperlink r:id="rId25">
-        <w:r>
-          <w:rPr>
-            <w:lang w:val="zh_TW" w:bidi="zh_TW"/>
-          </w:rPr>
-          <w:rPr>
-            <w:color w:val="0000EE"/>
-            <w:u w:val="single"/>
-          </w:rPr>
-          <w:t>代上16:32</w:t>
-        </w:r>
-      </w:hyperlink>
-      <w:r>
-        <w:rPr>
-          <w:lang w:val="zh_TW" w:bidi="zh_TW"/>
-        </w:rPr>
-        <w:t>；</w:t>
-      </w:r>
-      <w:hyperlink r:id="rId26">
-        <w:r>
-          <w:rPr>
-            <w:lang w:val="zh_TW" w:bidi="zh_TW"/>
-          </w:rPr>
-          <w:rPr>
-            <w:color w:val="0000EE"/>
-            <w:u w:val="single"/>
-          </w:rPr>
-          <w:t>詩96:11–12</w:t>
-        </w:r>
-      </w:hyperlink>
-      <w:r>
-        <w:rPr>
-          <w:lang w:val="zh_TW" w:bidi="zh_TW"/>
-        </w:rPr>
-        <w:t>）。除了明顯的量化意義之外，這些表達中的含義可能反映出質的特性：地的內容是美好而特殊的。</w:t>
+    </w:p>
+    <w:p>
+      <w:pPr>
+        <w:pStyle w:val="Heading2"/>
+      </w:pPr>
+      <w:r>
+        <w:rPr>
+          <w:lang w:val="zh_TW" w:bidi="zh_TW"/>
+        </w:rPr>
+        <w:t>忿怒</w:t>
+      </w:r>
+      <w:r>
+        <w:rPr>
+          <w:lang w:val="zh_TW" w:bidi="zh_TW"/>
+        </w:rPr>
       </w:r>
     </w:p>
     <w:p>
@@ -736,7 +692,43 @@
         <w:rPr>
           <w:lang w:val="zh_TW" w:bidi="zh_TW"/>
         </w:rPr>
-        <w:t>希伯來人的思想是將受造之物的秩序視為造物主的反映（</w:t>
+        <w:t>這個詞在聖經中常用來指憤怒（rage）、烈怒（fury）和惱恨（indignation）。在大多數情況下，忿怒被視為是錯誤的情緒。例如，</w:t>
+      </w:r>
+      <w:hyperlink r:id="rId25">
+        <w:r>
+          <w:rPr>
+            <w:lang w:val="zh_TW" w:bidi="zh_TW"/>
+          </w:rPr>
+          <w:rPr>
+            <w:color w:val="0000EE"/>
+            <w:u w:val="single"/>
+          </w:rPr>
+          <w:t>詩篇三十七篇8節</w:t>
+        </w:r>
+      </w:hyperlink>
+      <w:r>
+        <w:rPr>
+          <w:lang w:val="zh_TW" w:bidi="zh_TW"/>
+        </w:rPr>
+        <w:t>命令：「當止住怒氣，離棄忿怒」當耶穌說：「只是我告訴你們，凡向弟兄動怒的，難免受審斷」（</w:t>
+      </w:r>
+      <w:hyperlink r:id="rId26">
+        <w:r>
+          <w:rPr>
+            <w:lang w:val="zh_TW" w:bidi="zh_TW"/>
+          </w:rPr>
+          <w:rPr>
+            <w:color w:val="0000EE"/>
+            <w:u w:val="single"/>
+          </w:rPr>
+          <w:t>太5:22</w:t>
+        </w:r>
+      </w:hyperlink>
+      <w:r>
+        <w:rPr>
+          <w:lang w:val="zh_TW" w:bidi="zh_TW"/>
+        </w:rPr>
+        <w:t>），耶穌提到將忿怒與謀殺相提並論，這意味著當一個人心中懷有忿怒時，就如同他實際上犯下了謀殺罪。</w:t>
       </w:r>
       <w:hyperlink r:id="rId27">
         <w:r>
@@ -747,14 +739,14 @@
             <w:color w:val="0000EE"/>
             <w:u w:val="single"/>
           </w:rPr>
-          <w:t>詩8:5–6</w:t>
+          <w:t>以弗所書四章31節</w:t>
         </w:r>
       </w:hyperlink>
       <w:r>
         <w:rPr>
           <w:lang w:val="zh_TW" w:bidi="zh_TW"/>
         </w:rPr>
-        <w:t>，</w:t>
+        <w:t>和</w:t>
       </w:r>
       <w:hyperlink r:id="rId28">
         <w:r>
@@ -765,14 +757,14 @@
             <w:color w:val="0000EE"/>
             <w:u w:val="single"/>
           </w:rPr>
-          <w:t>19:1–6</w:t>
+          <w:t>歌羅西書三章8節</w:t>
         </w:r>
       </w:hyperlink>
       <w:r>
         <w:rPr>
           <w:lang w:val="zh_TW" w:bidi="zh_TW"/>
         </w:rPr>
-        <w:t>；</w:t>
+        <w:t>列出惱恨，以及苦毒、忿怒、惡毒（malice）和毀謗，這些都是基督徒必須徹底擺脫的態度。在保羅列出的教會主教或牧師的品格特質中，指出基督徒領袖不應該易於動怒或輕易被激怒（</w:t>
       </w:r>
       <w:hyperlink r:id="rId29">
         <w:r>
@@ -783,115 +775,14 @@
             <w:color w:val="0000EE"/>
             <w:u w:val="single"/>
           </w:rPr>
-          <w:t>耶23:24</w:t>
+          <w:t>多1:7</w:t>
         </w:r>
       </w:hyperlink>
       <w:r>
         <w:rPr>
           <w:lang w:val="zh_TW" w:bidi="zh_TW"/>
         </w:rPr>
-        <w:t>）。因此，每當人們與神創造的任何事物建立關係，無論是在工作、飲食還是人際關係中，他們也客觀地進入了與神的關係，因為這些事物是神所賜。因此，當猶太人聽到先知宣布神要毀滅「地和其上所有的」時，便感到恐懼（</w:t>
-      </w:r>
-      <w:hyperlink r:id="rId30">
-        <w:r>
-          <w:rPr>
-            <w:lang w:val="zh_TW" w:bidi="zh_TW"/>
-          </w:rPr>
-          <w:rPr>
-            <w:color w:val="0000EE"/>
-            <w:u w:val="single"/>
-          </w:rPr>
-          <w:t>耶8:16</w:t>
-        </w:r>
-      </w:hyperlink>
-      <w:r>
-        <w:rPr>
-          <w:lang w:val="zh_TW" w:bidi="zh_TW"/>
-        </w:rPr>
-        <w:t>，</w:t>
-      </w:r>
-      <w:hyperlink r:id="rId31">
-        <w:r>
-          <w:rPr>
-            <w:lang w:val="zh_TW" w:bidi="zh_TW"/>
-          </w:rPr>
-          <w:rPr>
-            <w:color w:val="0000EE"/>
-            <w:u w:val="single"/>
-          </w:rPr>
-          <w:t>47:2</w:t>
-        </w:r>
-      </w:hyperlink>
-      <w:r>
-        <w:rPr>
-          <w:lang w:val="zh_TW" w:bidi="zh_TW"/>
-        </w:rPr>
-        <w:t>；</w:t>
-      </w:r>
-      <w:hyperlink r:id="rId32">
-        <w:r>
-          <w:rPr>
-            <w:lang w:val="zh_TW" w:bidi="zh_TW"/>
-          </w:rPr>
-          <w:rPr>
-            <w:color w:val="0000EE"/>
-            <w:u w:val="single"/>
-          </w:rPr>
-          <w:t>結12:19</w:t>
-        </w:r>
-      </w:hyperlink>
-      <w:r>
-        <w:rPr>
-          <w:lang w:val="zh_TW" w:bidi="zh_TW"/>
-        </w:rPr>
-        <w:t>，</w:t>
-      </w:r>
-      <w:hyperlink r:id="rId33">
-        <w:r>
-          <w:rPr>
-            <w:lang w:val="zh_TW" w:bidi="zh_TW"/>
-          </w:rPr>
-          <w:rPr>
-            <w:color w:val="0000EE"/>
-            <w:u w:val="single"/>
-          </w:rPr>
-          <w:t>19:7</w:t>
-        </w:r>
-      </w:hyperlink>
-      <w:r>
-        <w:rPr>
-          <w:lang w:val="zh_TW" w:bidi="zh_TW"/>
-        </w:rPr>
-        <w:t>，</w:t>
-      </w:r>
-      <w:hyperlink r:id="rId34">
-        <w:r>
-          <w:rPr>
-            <w:lang w:val="zh_TW" w:bidi="zh_TW"/>
-          </w:rPr>
-          <w:rPr>
-            <w:color w:val="0000EE"/>
-            <w:u w:val="single"/>
-          </w:rPr>
-          <w:t>30:12</w:t>
-        </w:r>
-      </w:hyperlink>
-      <w:r>
-        <w:rPr>
-          <w:lang w:val="zh_TW" w:bidi="zh_TW"/>
-        </w:rPr>
         <w:t>）。</w:t>
-      </w:r>
-    </w:p>
-    <w:p>
-      <w:pPr>
-        <w:pStyle w:val="Heading3"/>
-      </w:pPr>
-      <w:r>
-        <w:rPr>
-          <w:lang w:val="zh_TW" w:bidi="zh_TW"/>
-        </w:rPr>
-        <w:t>使徒保羅的用法</w:t>
       </w:r>
     </w:p>
     <w:p>
@@ -905,9 +796,9 @@
         <w:rPr>
           <w:lang w:val="zh_TW" w:bidi="zh_TW"/>
         </w:rPr>
-        <w:t>保羅對「豐盛（fullness）」這一重要神學術語的理解和使用的起源，一直存在爭議。有些人認為這個詞是諾斯底主義者的專有名詞，指一個介於真正的神與「邪惡」世界之間的靈界。因此，假教師認為基督是眾多居於那個「豐盛」中的神祇之一。保羅為了糾正這種誤解，借用了對手的用語，將其應用於基督。保羅教導說，耶穌不僅僅是神與人之間的眾多存在之一；更確切地說，祂是神與人之間的全部（「豐盛」）（</w:t>
-      </w:r>
-      <w:hyperlink r:id="rId35">
+        <w:t>聖經承認人會忿怒。聖經並沒有譴責忿怒這種情緒，而是譴責忿怒所導致的後果。人習慣於讓忿怒控制或影響他們的行為，導致他們犯罪。這就是為什麼使徒保羅說：「生氣卻不要犯罪」（</w:t>
+      </w:r>
+      <w:hyperlink r:id="rId30">
         <w:r>
           <w:rPr>
             <w:lang w:val="zh_TW" w:bidi="zh_TW"/>
@@ -916,7 +807,25 @@
             <w:color w:val="0000EE"/>
             <w:u w:val="single"/>
           </w:rPr>
-          <w:t>西1:15–20</w:t>
+          <w:t>弗4:26</w:t>
+        </w:r>
+      </w:hyperlink>
+      <w:r>
+        <w:rPr>
+          <w:lang w:val="zh_TW" w:bidi="zh_TW"/>
+        </w:rPr>
+        <w:t>）。一個人讓忿怒情緒持續的時間越長，越有可能產生罪惡的行為，從而給撒但留地步（見</w:t>
+      </w:r>
+      <w:hyperlink r:id="rId31">
+        <w:r>
+          <w:rPr>
+            <w:lang w:val="zh_TW" w:bidi="zh_TW"/>
+          </w:rPr>
+          <w:rPr>
+            <w:color w:val="0000EE"/>
+            <w:u w:val="single"/>
+          </w:rPr>
+          <w:t>弗4:27</w:t>
         </w:r>
       </w:hyperlink>
       <w:r>
@@ -937,9 +846,9 @@
         <w:rPr>
           <w:lang w:val="zh_TW" w:bidi="zh_TW"/>
         </w:rPr>
-        <w:t>反對這種觀點的人認為，保羅在一些明顯不適合這種解釋的上下文中使用了這個詞（</w:t>
-      </w:r>
-      <w:hyperlink r:id="rId36">
+        <w:t>聖經中也提到了好的忿怒。「義怒」指的是聖潔的心極度不滿，無法容忍任何形式的罪。神的忿怒包含這一元素：人應該是良善的，然而他們卻犯罪——神發怒「因這地的人離棄了耶和華—他們列祖的神，領他們出埃及地的時候與他們所立的約，去事奉敬拜素不認識的別神，是耶和華所未曾給他們安排的」（</w:t>
+      </w:r>
+      <w:hyperlink r:id="rId32">
         <w:r>
           <w:rPr>
             <w:lang w:val="zh_TW" w:bidi="zh_TW"/>
@@ -948,16 +857,16 @@
             <w:color w:val="0000EE"/>
             <w:u w:val="single"/>
           </w:rPr>
-          <w:t>羅13:10</w:t>
+          <w:t>申29:25–26</w:t>
         </w:r>
       </w:hyperlink>
       <w:r>
         <w:rPr>
           <w:lang w:val="zh_TW" w:bidi="zh_TW"/>
         </w:rPr>
-        <w:t>；</w:t>
-      </w:r>
-      <w:hyperlink r:id="rId37">
+        <w:t>）。也正是在這個意義上，摩西在西奈山上看到金牛犢和以色列人崇拜偶像時，怒火中燒，以至他把立約的石版摔碎在地上（</w:t>
+      </w:r>
+      <w:hyperlink r:id="rId33">
         <w:r>
           <w:rPr>
             <w:lang w:val="zh_TW" w:bidi="zh_TW"/>
@@ -966,14 +875,14 @@
             <w:color w:val="0000EE"/>
             <w:u w:val="single"/>
           </w:rPr>
-          <w:t>弗1:22–23</w:t>
+          <w:t>出32:19</w:t>
         </w:r>
       </w:hyperlink>
       <w:r>
         <w:rPr>
           <w:lang w:val="zh_TW" w:bidi="zh_TW"/>
         </w:rPr>
-        <w:t>）。此外，保羅有法利賽猶太人的背景，可能會根據其在舊約中的用法，來理解這個詞。因此，保羅使用這個詞可能會被更好地理解為不是從他的對手那裡借用的。</w:t>
+        <w:t>）。</w:t>
       </w:r>
     </w:p>
     <w:p>
@@ -987,9 +896,9 @@
         <w:rPr>
           <w:lang w:val="zh_TW" w:bidi="zh_TW"/>
         </w:rPr>
-        <w:t>保羅在羅馬書中使用了四次這個術語。它可以被翻譯為「完全歸向」，指的是猶太人（</w:t>
-      </w:r>
-      <w:hyperlink r:id="rId38">
+        <w:t>在新約聖經中，馬可福音記載耶穌忿怒地看著法利賽人，他們希望抓到耶穌違反他們律法的把柄（</w:t>
+      </w:r>
+      <w:hyperlink r:id="rId34">
         <w:r>
           <w:rPr>
             <w:lang w:val="zh_TW" w:bidi="zh_TW"/>
@@ -998,16 +907,16 @@
             <w:color w:val="0000EE"/>
             <w:u w:val="single"/>
           </w:rPr>
-          <w:t>羅11:12</w:t>
+          <w:t>可3:5</w:t>
         </w:r>
       </w:hyperlink>
       <w:r>
         <w:rPr>
           <w:lang w:val="zh_TW" w:bidi="zh_TW"/>
         </w:rPr>
-        <w:t>）或外邦人（</w:t>
-      </w:r>
-      <w:hyperlink r:id="rId39">
+        <w:t>）。耶穌的忿怒也表現在祂潔淨聖殿（</w:t>
+      </w:r>
+      <w:hyperlink r:id="rId35">
         <w:r>
           <w:rPr>
             <w:lang w:val="zh_TW" w:bidi="zh_TW"/>
@@ -1016,16 +925,16 @@
             <w:color w:val="0000EE"/>
             <w:u w:val="single"/>
           </w:rPr>
-          <w:t>25</w:t>
+          <w:t>約2:13–22</w:t>
         </w:r>
       </w:hyperlink>
       <w:r>
         <w:rPr>
           <w:lang w:val="zh_TW" w:bidi="zh_TW"/>
         </w:rPr>
-        <w:t>節）完全歸向神的總數。然而，在第</w:t>
-      </w:r>
-      <w:hyperlink r:id="rId38">
+        <w:t>），聖殿應該是一個禱告的地方，但卻被用來做生意，所以耶穌「進了神的殿，趕出殿裡一切做買賣的人，推倒兌換銀錢之人的桌子，和賣鴿子之人的凳子」（</w:t>
+      </w:r>
+      <w:hyperlink r:id="rId36">
         <w:r>
           <w:rPr>
             <w:lang w:val="zh_TW" w:bidi="zh_TW"/>
@@ -1034,50 +943,24 @@
             <w:color w:val="0000EE"/>
             <w:u w:val="single"/>
           </w:rPr>
-          <w:t>12</w:t>
+          <w:t>太21:12</w:t>
         </w:r>
       </w:hyperlink>
       <w:r>
         <w:rPr>
           <w:lang w:val="zh_TW" w:bidi="zh_TW"/>
         </w:rPr>
-        <w:t>節中，這個術語與猶太人的「過失」和「缺乏」相對，表明他們認為義是來自他們的猶太血統，而不是來自信心。保羅可能是指「完全順服神的旨意」。因此，保羅實際上說：「如果他們的不順服對世界有這麼多好處，那麼想想他們的順服會意味著什麼。」這種積極的意義在</w:t>
-      </w:r>
-      <w:hyperlink r:id="rId36">
-        <w:r>
-          <w:rPr>
-            <w:lang w:val="zh_TW" w:bidi="zh_TW"/>
-          </w:rPr>
-          <w:rPr>
-            <w:color w:val="0000EE"/>
-            <w:u w:val="single"/>
-          </w:rPr>
-          <w:t>羅馬書十三章10節</w:t>
-        </w:r>
-      </w:hyperlink>
-      <w:r>
-        <w:rPr>
-          <w:lang w:val="zh_TW" w:bidi="zh_TW"/>
-        </w:rPr>
-        <w:t>中的「完全」中體現出來。愛帶來了律法所要實現的一切。同樣，保羅也渴望他自己的生命能夠完全表達基督的福音（</w:t>
-      </w:r>
-      <w:hyperlink r:id="rId40">
-        <w:r>
-          <w:rPr>
-            <w:lang w:val="zh_TW" w:bidi="zh_TW"/>
-          </w:rPr>
-          <w:rPr>
-            <w:color w:val="0000EE"/>
-            <w:u w:val="single"/>
-          </w:rPr>
-          <w:t>15:29</w:t>
-        </w:r>
-      </w:hyperlink>
-      <w:r>
-        <w:rPr>
-          <w:lang w:val="zh_TW" w:bidi="zh_TW"/>
-        </w:rPr>
-        <w:t>）。</w:t>
+        <w:t>）。祂的聖潔義怒既不是軟弱也不是罪惡。這樣的忿怒是對罪惡和不公義的適當回應，尤其是當罪惡和不公義顯然未受到懲罰時。</w:t>
+      </w:r>
+      <w:r>
+        <w:rPr>
+          <w:lang w:val="zh_TW" w:bidi="zh_TW"/>
+        </w:rPr>
+      </w:r>
+      <w:r>
+        <w:rPr>
+          <w:lang w:val="zh_TW" w:bidi="zh_TW"/>
+        </w:rPr>
       </w:r>
     </w:p>
     <w:p>
@@ -1087,130 +970,21 @@
           <w:lang w:val="zh_TW" w:bidi="zh_TW"/>
         </w:rPr>
       </w:r>
-      <w:r>
-        <w:rPr>
-          <w:lang w:val="zh_TW" w:bidi="zh_TW"/>
-        </w:rPr>
-        <w:t>在以弗所書中，教會被稱為「基督的豐滿」（</w:t>
-      </w:r>
-      <w:hyperlink r:id="rId37">
-        <w:r>
-          <w:rPr>
-            <w:lang w:val="zh_TW" w:bidi="zh_TW"/>
-          </w:rPr>
-          <w:rPr>
-            <w:color w:val="0000EE"/>
-            <w:u w:val="single"/>
-          </w:rPr>
-          <w:t>弗1:22–23</w:t>
-        </w:r>
-      </w:hyperlink>
-      <w:r>
-        <w:rPr>
-          <w:lang w:val="zh_TW" w:bidi="zh_TW"/>
-        </w:rPr>
-        <w:t>；</w:t>
-      </w:r>
-      <w:hyperlink r:id="rId41">
-        <w:r>
-          <w:rPr>
-            <w:lang w:val="zh_TW" w:bidi="zh_TW"/>
-          </w:rPr>
-          <w:rPr>
-            <w:color w:val="0000EE"/>
-            <w:u w:val="single"/>
-          </w:rPr>
-          <w:t>4:13</w:t>
-        </w:r>
-      </w:hyperlink>
-      <w:r>
-        <w:rPr>
-          <w:lang w:val="zh_TW" w:bidi="zh_TW"/>
-        </w:rPr>
-        <w:t>），以及「充滿萬有者所充滿的」（</w:t>
-      </w:r>
-      <w:hyperlink r:id="rId42">
-        <w:r>
-          <w:rPr>
-            <w:lang w:val="zh_TW" w:bidi="zh_TW"/>
-          </w:rPr>
-          <w:rPr>
-            <w:color w:val="0000EE"/>
-            <w:u w:val="single"/>
-          </w:rPr>
-          <w:t>3:19</w:t>
-        </w:r>
-      </w:hyperlink>
-      <w:r>
-        <w:rPr>
-          <w:lang w:val="zh_TW" w:bidi="zh_TW"/>
-        </w:rPr>
-        <w:t>）。對於這個短語，有各種解釋：教會被基督充滿、使其完整或完全；教會擁有基督的屬性；教會是基督完成祂所有工作的工具。教會充滿基督，因為它是基督的話語和作為的完整、持續的表達（參</w:t>
-      </w:r>
-      <w:hyperlink r:id="rId43">
-        <w:r>
-          <w:rPr>
-            <w:lang w:val="zh_TW" w:bidi="zh_TW"/>
-          </w:rPr>
-          <w:rPr>
-            <w:color w:val="0000EE"/>
-            <w:u w:val="single"/>
-          </w:rPr>
-          <w:t>西2:10</w:t>
-        </w:r>
-      </w:hyperlink>
-      <w:r>
-        <w:rPr>
-          <w:lang w:val="zh_TW" w:bidi="zh_TW"/>
-        </w:rPr>
-        <w:t>）。在歌羅西書中，保羅使用這個術語來指基督；在祂裡面居住著「一切的豐盛」（</w:t>
-      </w:r>
-      <w:hyperlink r:id="rId44">
-        <w:r>
-          <w:rPr>
-            <w:lang w:val="zh_TW" w:bidi="zh_TW"/>
-          </w:rPr>
-          <w:rPr>
-            <w:color w:val="0000EE"/>
-            <w:u w:val="single"/>
-          </w:rPr>
-          <w:t>1:19</w:t>
-        </w:r>
-      </w:hyperlink>
-      <w:r>
-        <w:rPr>
-          <w:lang w:val="zh_TW" w:bidi="zh_TW"/>
-        </w:rPr>
-        <w:t>，</w:t>
-      </w:r>
-      <w:hyperlink r:id="rId45">
-        <w:r>
-          <w:rPr>
-            <w:lang w:val="zh_TW" w:bidi="zh_TW"/>
-          </w:rPr>
-          <w:rPr>
-            <w:color w:val="0000EE"/>
-            <w:u w:val="single"/>
-          </w:rPr>
-          <w:t>2:9</w:t>
-        </w:r>
-      </w:hyperlink>
-      <w:r>
-        <w:rPr>
-          <w:lang w:val="zh_TW" w:bidi="zh_TW"/>
-        </w:rPr>
-        <w:t>）。這些經文通常被解釋為宣告基督與神同等。神的所有屬性都在基督裡。神所是的，基督都是。</w:t>
-      </w:r>
     </w:p>
     <w:p>
       <w:pPr>
-        <w:pStyle w:val="Heading3"/>
-      </w:pPr>
-      <w:r>
-        <w:rPr>
-          <w:lang w:val="zh_TW" w:bidi="zh_TW"/>
-        </w:rPr>
-        <w:t>使徒約翰的用法</w:t>
+        <w:pStyle w:val="Heading2"/>
+      </w:pPr>
+      <w:r>
+        <w:rPr>
+          <w:lang w:val="zh_TW" w:bidi="zh_TW"/>
+        </w:rPr>
+        <w:t>奮銳黨</w:t>
+      </w:r>
+      <w:r>
+        <w:rPr>
+          <w:lang w:val="zh_TW" w:bidi="zh_TW"/>
+        </w:rPr>
       </w:r>
     </w:p>
     <w:p>
@@ -1224,9 +998,9 @@
         <w:rPr>
           <w:lang w:val="zh_TW" w:bidi="zh_TW"/>
         </w:rPr>
-        <w:t>約翰福音的序言指出，所有信徒都接受了「他豐滿的恩典（fullness of Christ）」（</w:t>
-      </w:r>
-      <w:hyperlink r:id="rId46">
+        <w:t>奮銳黨（zealot）是指對某種事業或信仰非常熱衷的人。在聖經中，這個詞被用來描述西門，他是耶穌十二門徒之一（</w:t>
+      </w:r>
+      <w:hyperlink r:id="rId37">
         <w:r>
           <w:rPr>
             <w:lang w:val="zh_TW" w:bidi="zh_TW"/>
@@ -1235,16 +1009,16 @@
             <w:color w:val="0000EE"/>
             <w:u w:val="single"/>
           </w:rPr>
-          <w:t>1:16</w:t>
+          <w:t>路6:15</w:t>
         </w:r>
       </w:hyperlink>
       <w:r>
         <w:rPr>
           <w:lang w:val="zh_TW" w:bidi="zh_TW"/>
         </w:rPr>
-        <w:t>）。這個「豐滿」確切的性質在第</w:t>
-      </w:r>
-      <w:hyperlink r:id="rId47">
+        <w:t>；</w:t>
+      </w:r>
+      <w:hyperlink r:id="rId38">
         <w:r>
           <w:rPr>
             <w:lang w:val="zh_TW" w:bidi="zh_TW"/>
@@ -1253,50 +1027,14 @@
             <w:color w:val="0000EE"/>
             <w:u w:val="single"/>
           </w:rPr>
-          <w:t>14</w:t>
+          <w:t>徒1:13</w:t>
         </w:r>
       </w:hyperlink>
       <w:r>
         <w:rPr>
           <w:lang w:val="zh_TW" w:bidi="zh_TW"/>
         </w:rPr>
-        <w:t>節中有定義：「道成了肉身，住在我們中間，充充滿滿地有恩典有真理。」這裡的希臘文詞語「豐滿」表示豐富和全部。諾斯底主義者用這個詞來描述所有神祇的總和。約翰和保羅一樣，用這個詞來描述基督是神的充滿和神的豐富，因為神本性一切的豐盛都居住在基督耶穌裡（見</w:t>
-      </w:r>
-      <w:hyperlink r:id="rId44">
-        <w:r>
-          <w:rPr>
-            <w:lang w:val="zh_TW" w:bidi="zh_TW"/>
-          </w:rPr>
-          <w:rPr>
-            <w:color w:val="0000EE"/>
-            <w:u w:val="single"/>
-          </w:rPr>
-          <w:t>西1:19</w:t>
-        </w:r>
-      </w:hyperlink>
-      <w:r>
-        <w:rPr>
-          <w:lang w:val="zh_TW" w:bidi="zh_TW"/>
-        </w:rPr>
-        <w:t>，</w:t>
-      </w:r>
-      <w:hyperlink r:id="rId45">
-        <w:r>
-          <w:rPr>
-            <w:lang w:val="zh_TW" w:bidi="zh_TW"/>
-          </w:rPr>
-          <w:rPr>
-            <w:color w:val="0000EE"/>
-            <w:u w:val="single"/>
-          </w:rPr>
-          <w:t>2:9</w:t>
-        </w:r>
-      </w:hyperlink>
-      <w:r>
-        <w:rPr>
-          <w:lang w:val="zh_TW" w:bidi="zh_TW"/>
-        </w:rPr>
-        <w:t>）。</w:t>
+        <w:t>）。這個西門不同於西門彼得，後者也是十二門徒之一。</w:t>
       </w:r>
     </w:p>
     <w:p>
@@ -1310,7 +1048,197 @@
         <w:rPr>
           <w:lang w:val="zh_TW" w:bidi="zh_TW"/>
         </w:rPr>
-        <w:t>因為神一切的豐盛都居住在基督裡，每個屬靈的現實都能在基督裡找到。在基督裡，信徒沒有缺乏。當然，沒有一個信徒能夠領受基督的一切；只有基督的身體才能領受基督的豐滿並表達出來（</w:t>
+        <w:t>馬太和馬可用「迦南人(Cananaean」這個希臘文來代替奮銳黨（和合本聖經並沒有譯為迦南人，而是單單採用奮銳黨一詞，</w:t>
+      </w:r>
+      <w:hyperlink r:id="rId39">
+        <w:r>
+          <w:rPr>
+            <w:lang w:val="zh_TW" w:bidi="zh_TW"/>
+          </w:rPr>
+          <w:rPr>
+            <w:color w:val="0000EE"/>
+            <w:u w:val="single"/>
+          </w:rPr>
+          <w:t>太10:4</w:t>
+        </w:r>
+      </w:hyperlink>
+      <w:r>
+        <w:rPr>
+          <w:lang w:val="zh_TW" w:bidi="zh_TW"/>
+        </w:rPr>
+        <w:t>；</w:t>
+      </w:r>
+      <w:hyperlink r:id="rId40">
+        <w:r>
+          <w:rPr>
+            <w:lang w:val="zh_TW" w:bidi="zh_TW"/>
+          </w:rPr>
+          <w:rPr>
+            <w:color w:val="0000EE"/>
+            <w:u w:val="single"/>
+          </w:rPr>
+          <w:t>可3:18</w:t>
+        </w:r>
+      </w:hyperlink>
+      <w:r>
+        <w:rPr>
+          <w:lang w:val="zh_TW" w:bidi="zh_TW"/>
+        </w:rPr>
+        <w:t>）。這些詞在不同語言中意思相同，指的是一個非常熱衷於捍衛或支持某事的人。這個詞來自於「強烈的感情」或「非常渴望某事」的概念（</w:t>
+      </w:r>
+      <w:hyperlink r:id="rId41">
+        <w:r>
+          <w:rPr>
+            <w:lang w:val="zh_TW" w:bidi="zh_TW"/>
+          </w:rPr>
+          <w:rPr>
+            <w:color w:val="0000EE"/>
+            <w:u w:val="single"/>
+          </w:rPr>
+          <w:t>出34:14</w:t>
+        </w:r>
+      </w:hyperlink>
+      <w:r>
+        <w:rPr>
+          <w:lang w:val="zh_TW" w:bidi="zh_TW"/>
+        </w:rPr>
+        <w:t>；</w:t>
+      </w:r>
+      <w:hyperlink r:id="rId42">
+        <w:r>
+          <w:rPr>
+            <w:lang w:val="zh_TW" w:bidi="zh_TW"/>
+          </w:rPr>
+          <w:rPr>
+            <w:color w:val="0000EE"/>
+            <w:u w:val="single"/>
+          </w:rPr>
+          <w:t>馬加比二書4:2</w:t>
+        </w:r>
+      </w:hyperlink>
+      <w:r>
+        <w:rPr>
+          <w:lang w:val="zh_TW" w:bidi="zh_TW"/>
+        </w:rPr>
+        <w:t>）。</w:t>
+      </w:r>
+    </w:p>
+    <w:p>
+      <w:pPr/>
+      <w:r>
+        <w:rPr>
+          <w:lang w:val="zh_TW" w:bidi="zh_TW"/>
+        </w:rPr>
+      </w:r>
+      <w:r>
+        <w:rPr>
+          <w:lang w:val="zh_TW" w:bidi="zh_TW"/>
+        </w:rPr>
+        <w:t>當耶穌清理聖殿中濫用聖殿的人時，祂自己也表現出熱心（強烈的熱情），聖經說祂為「你的殿心裏焦急，如同火燒」（</w:t>
+      </w:r>
+      <w:hyperlink r:id="rId43">
+        <w:r>
+          <w:rPr>
+            <w:lang w:val="zh_TW" w:bidi="zh_TW"/>
+          </w:rPr>
+          <w:rPr>
+            <w:color w:val="0000EE"/>
+            <w:u w:val="single"/>
+          </w:rPr>
+          <w:t>約2:17</w:t>
+        </w:r>
+      </w:hyperlink>
+      <w:r>
+        <w:rPr>
+          <w:lang w:val="zh_TW" w:bidi="zh_TW"/>
+        </w:rPr>
+        <w:t>）。</w:t>
+      </w:r>
+    </w:p>
+    <w:p>
+      <w:pPr/>
+      <w:r>
+        <w:rPr>
+          <w:lang w:val="zh_TW" w:bidi="zh_TW"/>
+        </w:rPr>
+      </w:r>
+      <w:r>
+        <w:rPr>
+          <w:lang w:val="zh_TW" w:bidi="zh_TW"/>
+        </w:rPr>
+        <w:t>在早期基督教會中，一些信徒對屬靈的恩賜、善行和遵守神的律法充滿熱心（</w:t>
+      </w:r>
+      <w:hyperlink r:id="rId44">
+        <w:r>
+          <w:rPr>
+            <w:lang w:val="zh_TW" w:bidi="zh_TW"/>
+          </w:rPr>
+          <w:rPr>
+            <w:color w:val="0000EE"/>
+            <w:u w:val="single"/>
+          </w:rPr>
+          <w:t>徒21:20</w:t>
+        </w:r>
+      </w:hyperlink>
+      <w:r>
+        <w:rPr>
+          <w:lang w:val="zh_TW" w:bidi="zh_TW"/>
+        </w:rPr>
+        <w:t>；</w:t>
+      </w:r>
+      <w:hyperlink r:id="rId45">
+        <w:r>
+          <w:rPr>
+            <w:lang w:val="zh_TW" w:bidi="zh_TW"/>
+          </w:rPr>
+          <w:rPr>
+            <w:color w:val="0000EE"/>
+            <w:u w:val="single"/>
+          </w:rPr>
+          <w:t>林前14:12</w:t>
+        </w:r>
+      </w:hyperlink>
+      <w:r>
+        <w:rPr>
+          <w:lang w:val="zh_TW" w:bidi="zh_TW"/>
+        </w:rPr>
+        <w:t>；</w:t>
+      </w:r>
+      <w:hyperlink r:id="rId46">
+        <w:r>
+          <w:rPr>
+            <w:lang w:val="zh_TW" w:bidi="zh_TW"/>
+          </w:rPr>
+          <w:rPr>
+            <w:color w:val="0000EE"/>
+            <w:u w:val="single"/>
+          </w:rPr>
+          <w:t>多2:14</w:t>
+        </w:r>
+      </w:hyperlink>
+      <w:r>
+        <w:rPr>
+          <w:lang w:val="zh_TW" w:bidi="zh_TW"/>
+        </w:rPr>
+        <w:t>）。保羅在成為耶穌的跟隨者之前，對祖先的傳統和對神的熱心也非常狂熱（</w:t>
+      </w:r>
+      <w:hyperlink r:id="rId47">
+        <w:r>
+          <w:rPr>
+            <w:lang w:val="zh_TW" w:bidi="zh_TW"/>
+          </w:rPr>
+          <w:rPr>
+            <w:color w:val="0000EE"/>
+            <w:u w:val="single"/>
+          </w:rPr>
+          <w:t>徒22:3</w:t>
+        </w:r>
+      </w:hyperlink>
+      <w:r>
+        <w:rPr>
+          <w:lang w:val="zh_TW" w:bidi="zh_TW"/>
+        </w:rPr>
+        <w:t>；</w:t>
       </w:r>
       <w:hyperlink r:id="rId48">
         <w:r>
@@ -1321,14 +1249,529 @@
             <w:color w:val="0000EE"/>
             <w:u w:val="single"/>
           </w:rPr>
-          <w:t>弗1:23</w:t>
+          <w:t>加1:14</w:t>
         </w:r>
       </w:hyperlink>
       <w:r>
         <w:rPr>
           <w:lang w:val="zh_TW" w:bidi="zh_TW"/>
         </w:rPr>
-        <w:t>）。然而，每位信徒都能在某種程度上領受這同樣的豐滿。基督永遠是充滿的；祂從不枯竭。無論信徒從祂那裡領受到多少，祂都不斷地賜下。除了基督之外，信徒不需要尋求任何其他來源，因為基督是唯一的源泉。</w:t>
+        <w:t>）。</w:t>
+      </w:r>
+    </w:p>
+    <w:p>
+      <w:pPr/>
+      <w:r>
+        <w:rPr>
+          <w:lang w:val="zh_TW" w:bidi="zh_TW"/>
+        </w:rPr>
+      </w:r>
+      <w:r>
+        <w:rPr>
+          <w:lang w:val="zh_TW" w:bidi="zh_TW"/>
+        </w:rPr>
+        <w:t>西門被稱為奮銳黨，是因為他對宗教的熱心，這也是人們區分他與西門彼得及其他門徒的方式。</w:t>
+      </w:r>
+    </w:p>
+    <w:p>
+      <w:pPr/>
+      <w:r>
+        <w:rPr>
+          <w:lang w:val="zh_TW" w:bidi="zh_TW"/>
+        </w:rPr>
+      </w:r>
+      <w:r>
+        <w:rPr>
+          <w:lang w:val="zh_TW" w:bidi="zh_TW"/>
+        </w:rPr>
+        <w:t>到了路加撰寫福音書的時候，「奮銳黨」這個稱號有了更具體的意義。它指的是一群強烈反對羅馬統治的人，這個群體有宗教和政治的目標。</w:t>
+      </w:r>
+    </w:p>
+    <w:p>
+      <w:pPr/>
+      <w:r>
+        <w:rPr>
+          <w:lang w:val="zh_TW" w:bidi="zh_TW"/>
+        </w:rPr>
+      </w:r>
+      <w:r>
+        <w:rPr>
+          <w:lang w:val="zh_TW" w:bidi="zh_TW"/>
+        </w:rPr>
+        <w:t>這個奮銳黨群體可能在公元6年左右，也就是希律大帝去世後開始形成，它可能是由加利利的猶大和法利賽人撒督創立的。奮銳黨受馬加比家族的激勵，馬加比在許多年前曾經反抗外族統治（</w:t>
+      </w:r>
+      <w:hyperlink r:id="rId49">
+        <w:r>
+          <w:rPr>
+            <w:lang w:val="zh_TW" w:bidi="zh_TW"/>
+          </w:rPr>
+          <w:rPr>
+            <w:color w:val="0000EE"/>
+            <w:u w:val="single"/>
+          </w:rPr>
+          <w:t>馬加比一書2:15–28</w:t>
+        </w:r>
+      </w:hyperlink>
+      <w:r>
+        <w:rPr>
+          <w:lang w:val="zh_TW" w:bidi="zh_TW"/>
+        </w:rPr>
+        <w:t>）。</w:t>
+      </w:r>
+    </w:p>
+    <w:p>
+      <w:pPr/>
+      <w:r>
+        <w:rPr>
+          <w:lang w:val="zh_TW" w:bidi="zh_TW"/>
+        </w:rPr>
+      </w:r>
+      <w:r>
+        <w:rPr>
+          <w:lang w:val="zh_TW" w:bidi="zh_TW"/>
+        </w:rPr>
+        <w:t>奮銳黨非常致力於遵守神的律法（稱為妥拉）。他們相信神是唯一的真王。他們認為自己是神審判和拯救的代理人。他們強烈反對任何他們認為違背神或與羅馬合作的行為。奮銳黨認為彌賽亞（神揀選的領袖）會成為他們的領袖。</w:t>
+      </w:r>
+    </w:p>
+    <w:p>
+      <w:pPr/>
+      <w:r>
+        <w:rPr>
+          <w:lang w:val="zh_TW" w:bidi="zh_TW"/>
+        </w:rPr>
+      </w:r>
+      <w:r>
+        <w:rPr>
+          <w:lang w:val="zh_TW" w:bidi="zh_TW"/>
+        </w:rPr>
+        <w:t>隨著羅馬和猶太地（猶太人的家園）之間的緊張局勢加劇，奮銳黨變得更好戰。他們將自己的戰鬥視為「聖戰」。與馬加比家族為了自衛而戰不同，奮銳黨採取了更具攻擊性的態度。</w:t>
+      </w:r>
+    </w:p>
+    <w:p>
+      <w:pPr/>
+      <w:r>
+        <w:rPr>
+          <w:lang w:val="zh_TW" w:bidi="zh_TW"/>
+        </w:rPr>
+      </w:r>
+      <w:r>
+        <w:rPr>
+          <w:lang w:val="zh_TW" w:bidi="zh_TW"/>
+        </w:rPr>
+        <w:t>猶太歷史學家約瑟夫稱他們為強盜和罪犯（猶太</w:t>
+      </w:r>
+      <w:r>
+        <w:rPr>
+          <w:i/>
+          <w:lang w:val="zh_TW" w:bidi="zh_TW"/>
+        </w:rPr>
+        <w:t>古史記</w:t>
+      </w:r>
+      <w:r>
+        <w:rPr>
+          <w:lang w:val="zh_TW" w:bidi="zh_TW"/>
+        </w:rPr>
+        <w:t xml:space="preserve"> 18.1.1–6；</w:t>
+      </w:r>
+      <w:r>
+        <w:rPr>
+          <w:i/>
+          <w:lang w:val="zh_TW" w:bidi="zh_TW"/>
+        </w:rPr>
+        <w:t>猶太戰史</w:t>
+      </w:r>
+      <w:r>
+        <w:rPr>
+          <w:lang w:val="zh_TW" w:bidi="zh_TW"/>
+        </w:rPr>
+        <w:t xml:space="preserve"> 4.3.9），雖然約瑟夫對他們有所偏見。羅馬人稱他們為「</w:t>
+      </w:r>
+      <w:r>
+        <w:rPr>
+          <w:lang w:val="zh_TW" w:bidi="zh_TW"/>
+        </w:rPr>
+        <w:t>匕首黨（</w:t>
+      </w:r>
+      <w:r>
+        <w:rPr>
+          <w:lang w:val="zh_TW" w:bidi="zh_TW"/>
+        </w:rPr>
+        <w:t>Sicarii）」，意思是「刺客」。但他們的支持者會稱他們為愛國戰士。</w:t>
+      </w:r>
+    </w:p>
+    <w:p>
+      <w:pPr/>
+      <w:r>
+        <w:rPr>
+          <w:lang w:val="zh_TW" w:bidi="zh_TW"/>
+        </w:rPr>
+      </w:r>
+      <w:r>
+        <w:rPr>
+          <w:lang w:val="zh_TW" w:bidi="zh_TW"/>
+        </w:rPr>
+        <w:t>奮銳黨在公元66年至70年的反抗羅馬的起義中扮演了重要角色。他們的最後一個據點是在一個叫馬薩達（Masada）的地方，該地在公元73年被羅馬人攻陷，960名奮銳黨人選擇自殺而不被俘擄。</w:t>
+      </w:r>
+    </w:p>
+    <w:p>
+      <w:pPr/>
+      <w:r>
+        <w:rPr>
+          <w:lang w:val="zh_TW" w:bidi="zh_TW"/>
+        </w:rPr>
+      </w:r>
+      <w:r>
+        <w:rPr>
+          <w:lang w:val="zh_TW" w:bidi="zh_TW"/>
+        </w:rPr>
+        <w:t>奮銳黨西門可能在公元30年左右是這個運動早期的一分子。其他門徒如加略人猶大或「雷子」不太可能是奮銳黨（</w:t>
+      </w:r>
+      <w:hyperlink r:id="rId50">
+        <w:r>
+          <w:rPr>
+            <w:lang w:val="zh_TW" w:bidi="zh_TW"/>
+          </w:rPr>
+          <w:rPr>
+            <w:color w:val="0000EE"/>
+            <w:u w:val="single"/>
+          </w:rPr>
+          <w:t>可3:17</w:t>
+        </w:r>
+      </w:hyperlink>
+      <w:r>
+        <w:rPr>
+          <w:lang w:val="zh_TW" w:bidi="zh_TW"/>
+        </w:rPr>
+        <w:t>）。有人認為加利利人猶大甚至保羅，也與奮銳黨有關（</w:t>
+      </w:r>
+      <w:hyperlink r:id="rId51">
+        <w:r>
+          <w:rPr>
+            <w:lang w:val="zh_TW" w:bidi="zh_TW"/>
+          </w:rPr>
+          <w:rPr>
+            <w:color w:val="0000EE"/>
+            <w:u w:val="single"/>
+          </w:rPr>
+          <w:t>徒5:37–38</w:t>
+        </w:r>
+      </w:hyperlink>
+      <w:r>
+        <w:rPr>
+          <w:lang w:val="zh_TW" w:bidi="zh_TW"/>
+        </w:rPr>
+        <w:t>，</w:t>
+      </w:r>
+      <w:hyperlink r:id="rId52">
+        <w:r>
+          <w:rPr>
+            <w:lang w:val="zh_TW" w:bidi="zh_TW"/>
+          </w:rPr>
+          <w:rPr>
+            <w:color w:val="0000EE"/>
+            <w:u w:val="single"/>
+          </w:rPr>
+          <w:t>21:38</w:t>
+        </w:r>
+      </w:hyperlink>
+      <w:r>
+        <w:rPr>
+          <w:lang w:val="zh_TW" w:bidi="zh_TW"/>
+        </w:rPr>
+        <w:t>）。</w:t>
+      </w:r>
+    </w:p>
+    <w:p>
+      <w:pPr/>
+      <w:r>
+        <w:rPr>
+          <w:lang w:val="zh_TW" w:bidi="zh_TW"/>
+        </w:rPr>
+      </w:r>
+      <w:r>
+        <w:rPr>
+          <w:i/>
+          <w:lang w:val="zh_TW" w:bidi="zh_TW"/>
+        </w:rPr>
+        <w:t>另見</w:t>
+      </w:r>
+      <w:r>
+        <w:rPr>
+          <w:lang w:val="zh_TW" w:bidi="zh_TW"/>
+        </w:rPr>
+        <w:t xml:space="preserve"> </w:t>
+      </w:r>
+      <w:r>
+        <w:rPr>
+          <w:lang w:val="zh_TW" w:bidi="zh_TW"/>
+        </w:rPr>
+        <w:t>第一次猶太起義</w:t>
+      </w:r>
+      <w:r>
+        <w:rPr>
+          <w:lang w:val="zh_TW" w:bidi="zh_TW"/>
+        </w:rPr>
+        <w:t>；</w:t>
+      </w:r>
+      <w:r>
+        <w:rPr>
+          <w:lang w:val="zh_TW" w:bidi="zh_TW"/>
+        </w:rPr>
+        <w:t>猶太教</w:t>
+      </w:r>
+      <w:r>
+        <w:rPr>
+          <w:lang w:val="zh_TW" w:bidi="zh_TW"/>
+        </w:rPr>
+        <w:t>。</w:t>
+      </w:r>
+      <w:r>
+        <w:rPr>
+          <w:lang w:val="zh_TW" w:bidi="zh_TW"/>
+        </w:rPr>
+      </w:r>
+      <w:r>
+        <w:rPr>
+          <w:lang w:val="zh_TW" w:bidi="zh_TW"/>
+        </w:rPr>
+      </w:r>
+    </w:p>
+    <w:p>
+      <w:pPr/>
+      <w:r>
+        <w:rPr>
+          <w:lang w:val="zh_TW" w:bidi="zh_TW"/>
+        </w:rPr>
+      </w:r>
+    </w:p>
+    <w:p>
+      <w:pPr>
+        <w:pStyle w:val="Heading2"/>
+      </w:pPr>
+      <w:r>
+        <w:rPr>
+          <w:lang w:val="zh_TW" w:bidi="zh_TW"/>
+        </w:rPr>
+        <w:t>奮銳黨的西門</w:t>
+      </w:r>
+      <w:r>
+        <w:rPr>
+          <w:lang w:val="zh_TW" w:bidi="zh_TW"/>
+        </w:rPr>
+      </w:r>
+    </w:p>
+    <w:p>
+      <w:pPr/>
+      <w:r>
+        <w:rPr>
+          <w:lang w:val="zh_TW" w:bidi="zh_TW"/>
+        </w:rPr>
+      </w:r>
+      <w:r>
+        <w:rPr>
+          <w:lang w:val="zh_TW" w:bidi="zh_TW"/>
+        </w:rPr>
+        <w:t>有英文譯本在</w:t>
+      </w:r>
+      <w:hyperlink r:id="rId39">
+        <w:r>
+          <w:rPr>
+            <w:lang w:val="zh_TW" w:bidi="zh_TW"/>
+          </w:rPr>
+          <w:rPr>
+            <w:color w:val="0000EE"/>
+            <w:u w:val="single"/>
+          </w:rPr>
+          <w:t>馬太福音十章4節</w:t>
+        </w:r>
+      </w:hyperlink>
+      <w:r>
+        <w:rPr>
+          <w:lang w:val="zh_TW" w:bidi="zh_TW"/>
+        </w:rPr>
+        <w:t>和</w:t>
+      </w:r>
+      <w:hyperlink r:id="rId40">
+        <w:r>
+          <w:rPr>
+            <w:lang w:val="zh_TW" w:bidi="zh_TW"/>
+          </w:rPr>
+          <w:rPr>
+            <w:color w:val="0000EE"/>
+            <w:u w:val="single"/>
+          </w:rPr>
+          <w:t>馬可福音三章18節</w:t>
+        </w:r>
+      </w:hyperlink>
+      <w:r>
+        <w:rPr>
+          <w:lang w:val="zh_TW" w:bidi="zh_TW"/>
+        </w:rPr>
+        <w:t>中，將奮銳黨西門的翻譯為Simon the Cananean，</w:t>
+      </w:r>
+      <w:r>
+        <w:rPr>
+          <w:i/>
+          <w:lang w:val="zh_TW" w:bidi="zh_TW"/>
+        </w:rPr>
+        <w:t>見</w:t>
+      </w:r>
+      <w:r>
+        <w:rPr>
+          <w:lang w:val="zh_TW" w:bidi="zh_TW"/>
+        </w:rPr>
+        <w:t>西門#5</w:t>
+      </w:r>
+      <w:r>
+        <w:rPr>
+          <w:lang w:val="zh_TW" w:bidi="zh_TW"/>
+        </w:rPr>
+        <w:t>。</w:t>
+      </w:r>
+      <w:r>
+        <w:rPr>
+          <w:lang w:val="zh_TW" w:bidi="zh_TW"/>
+        </w:rPr>
+      </w:r>
+      <w:r>
+        <w:rPr>
+          <w:lang w:val="zh_TW" w:bidi="zh_TW"/>
+        </w:rPr>
+      </w:r>
+    </w:p>
+    <w:p>
+      <w:pPr/>
+      <w:r>
+        <w:rPr>
+          <w:lang w:val="zh_TW" w:bidi="zh_TW"/>
+        </w:rPr>
+      </w:r>
+    </w:p>
+    <w:p>
+      <w:pPr>
+        <w:pStyle w:val="Heading2"/>
+      </w:pPr>
+      <w:r>
+        <w:rPr>
+          <w:lang w:val="zh_TW" w:bidi="zh_TW"/>
+        </w:rPr>
+        <w:t>奮銳黨的西門</w:t>
+      </w:r>
+      <w:r>
+        <w:rPr>
+          <w:lang w:val="zh_TW" w:bidi="zh_TW"/>
+        </w:rPr>
+      </w:r>
+    </w:p>
+    <w:p>
+      <w:pPr/>
+      <w:r>
+        <w:rPr>
+          <w:lang w:val="zh_TW" w:bidi="zh_TW"/>
+        </w:rPr>
+      </w:r>
+      <w:r>
+        <w:rPr>
+          <w:lang w:val="zh_TW" w:bidi="zh_TW"/>
+        </w:rPr>
+        <w:t>耶穌的一位門徒（</w:t>
+      </w:r>
+      <w:hyperlink r:id="rId39">
+        <w:r>
+          <w:rPr>
+            <w:lang w:val="zh_TW" w:bidi="zh_TW"/>
+          </w:rPr>
+          <w:rPr>
+            <w:color w:val="0000EE"/>
+            <w:u w:val="single"/>
+          </w:rPr>
+          <w:t>太10:4</w:t>
+        </w:r>
+      </w:hyperlink>
+      <w:r>
+        <w:rPr>
+          <w:lang w:val="zh_TW" w:bidi="zh_TW"/>
+        </w:rPr>
+        <w:t>；</w:t>
+      </w:r>
+      <w:hyperlink r:id="rId40">
+        <w:r>
+          <w:rPr>
+            <w:lang w:val="zh_TW" w:bidi="zh_TW"/>
+          </w:rPr>
+          <w:rPr>
+            <w:color w:val="0000EE"/>
+            <w:u w:val="single"/>
+          </w:rPr>
+          <w:t>可3:18</w:t>
+        </w:r>
+      </w:hyperlink>
+      <w:r>
+        <w:rPr>
+          <w:lang w:val="zh_TW" w:bidi="zh_TW"/>
+        </w:rPr>
+        <w:t>；</w:t>
+      </w:r>
+      <w:hyperlink r:id="rId37">
+        <w:r>
+          <w:rPr>
+            <w:lang w:val="zh_TW" w:bidi="zh_TW"/>
+          </w:rPr>
+          <w:rPr>
+            <w:color w:val="0000EE"/>
+            <w:u w:val="single"/>
+          </w:rPr>
+          <w:t>路6:15</w:t>
+        </w:r>
+      </w:hyperlink>
+      <w:r>
+        <w:rPr>
+          <w:lang w:val="zh_TW" w:bidi="zh_TW"/>
+        </w:rPr>
+        <w:t>；</w:t>
+      </w:r>
+      <w:hyperlink r:id="rId38">
+        <w:r>
+          <w:rPr>
+            <w:lang w:val="zh_TW" w:bidi="zh_TW"/>
+          </w:rPr>
+          <w:rPr>
+            <w:color w:val="0000EE"/>
+            <w:u w:val="single"/>
+          </w:rPr>
+          <w:t>徒1:13</w:t>
+        </w:r>
+      </w:hyperlink>
+      <w:r>
+        <w:rPr>
+          <w:lang w:val="zh_TW" w:bidi="zh_TW"/>
+        </w:rPr>
+        <w:t>）。</w:t>
+      </w:r>
+      <w:r>
+        <w:rPr>
+          <w:i/>
+          <w:lang w:val="zh_TW" w:bidi="zh_TW"/>
+        </w:rPr>
+        <w:t>見</w:t>
+      </w:r>
+      <w:r>
+        <w:rPr>
+          <w:lang w:val="zh_TW" w:bidi="zh_TW"/>
+        </w:rPr>
+        <w:t xml:space="preserve"> </w:t>
+      </w:r>
+      <w:r>
+        <w:rPr>
+          <w:lang w:val="zh_TW" w:bidi="zh_TW"/>
+        </w:rPr>
+        <w:t>西門#5</w:t>
+      </w:r>
+      <w:r>
+        <w:rPr>
+          <w:lang w:val="zh_TW" w:bidi="zh_TW"/>
+        </w:rPr>
+        <w:t>。</w:t>
       </w:r>
       <w:r>
         <w:rPr>

--- a/zht/docx/039.content.docx
+++ b/zht/docx/039.content.docx
@@ -149,7 +149,7 @@
         <w:rPr>
           <w:lang w:val="zh_TW" w:bidi="zh_TW"/>
         </w:rPr>
-        <w:t>fen</w:t>
+        <w:t>fei</w:t>
       </w:r>
       <w:r>
         <w:rPr>
@@ -212,7 +212,7 @@
         <w:rPr>
           <w:lang w:val="zh_TW" w:bidi="zh_TW"/>
         </w:rPr>
-        <w:t>分辨善惡樹</w:t>
+        <w:t>非各</w:t>
       </w:r>
       <w:r>
         <w:rPr>
@@ -231,7 +231,7 @@
         <w:rPr>
           <w:lang w:val="zh_TW" w:bidi="zh_TW"/>
         </w:rPr>
-        <w:t>這是伊甸園中被禁止吃的樹，人若吃它的果子便會得知善惡，隨之而來的是死亡，也就是與神分離，最終走向滅亡（</w:t>
+        <w:t>亞比米勒軍隊的軍長。他在亞比米勒先後與亞伯拉罕、以及後來與以撒立和平之約時都在場（</w:t>
       </w:r>
       <w:hyperlink r:id="rId13">
         <w:r>
@@ -242,7 +242,7 @@
             <w:color w:val="0000EE"/>
             <w:u w:val="single"/>
           </w:rPr>
-          <w:t>創2:9</w:t>
+          <w:t>創21:22</w:t>
         </w:r>
       </w:hyperlink>
       <w:r>
@@ -260,7 +260,7 @@
             <w:color w:val="0000EE"/>
             <w:u w:val="single"/>
           </w:rPr>
-          <w:t>15–17</w:t>
+          <w:t>32</w:t>
         </w:r>
       </w:hyperlink>
       <w:r>
@@ -278,14 +278,62 @@
             <w:color w:val="0000EE"/>
             <w:u w:val="single"/>
           </w:rPr>
-          <w:t>3:1–24</w:t>
-        </w:r>
-      </w:hyperlink>
-      <w:r>
-        <w:rPr>
-          <w:lang w:val="zh_TW" w:bidi="zh_TW"/>
-        </w:rPr>
-        <w:t>）。那引誘人的蛇應許夏娃，只要她吃這果子，就能與神同等。夏娃和亞當吃了那樹上的果子之後，果然得著了「分別善惡的知識」。根據聖經其它地方對「知善惡」一語的用法（</w:t>
+          <w:t>26:26</w:t>
+        </w:r>
+      </w:hyperlink>
+      <w:r>
+        <w:rPr>
+          <w:lang w:val="zh_TW" w:bidi="zh_TW"/>
+        </w:rPr>
+        <w:t>）。當軍隊統帥出現時，本來應該顯示出亞伯拉罕處於弱勢的情況。然而，這些仇敵卻承認亞伯拉罕之神的大能超過一切，因此選擇與他和平共處。</w:t>
+      </w:r>
+      <w:r>
+        <w:rPr>
+          <w:lang w:val="zh_TW" w:bidi="zh_TW"/>
+        </w:rPr>
+      </w:r>
+      <w:r>
+        <w:rPr>
+          <w:lang w:val="zh_TW" w:bidi="zh_TW"/>
+        </w:rPr>
+      </w:r>
+    </w:p>
+    <w:p>
+      <w:pPr/>
+      <w:r>
+        <w:rPr>
+          <w:lang w:val="zh_TW" w:bidi="zh_TW"/>
+        </w:rPr>
+      </w:r>
+    </w:p>
+    <w:p>
+      <w:pPr>
+        <w:pStyle w:val="Heading2"/>
+      </w:pPr>
+      <w:r>
+        <w:rPr>
+          <w:lang w:val="zh_TW" w:bidi="zh_TW"/>
+        </w:rPr>
+        <w:t>非利士, 非利士人</w:t>
+      </w:r>
+      <w:r>
+        <w:rPr>
+          <w:lang w:val="zh_TW" w:bidi="zh_TW"/>
+        </w:rPr>
+      </w:r>
+    </w:p>
+    <w:p>
+      <w:pPr/>
+      <w:r>
+        <w:rPr>
+          <w:lang w:val="zh_TW" w:bidi="zh_TW"/>
+        </w:rPr>
+      </w:r>
+      <w:r>
+        <w:rPr>
+          <w:lang w:val="zh_TW" w:bidi="zh_TW"/>
+        </w:rPr>
+        <w:t>位於地中海沿岸（</w:t>
       </w:r>
       <w:hyperlink r:id="rId15">
         <w:r>
@@ -296,7 +344,7 @@
             <w:color w:val="0000EE"/>
             <w:u w:val="single"/>
           </w:rPr>
-          <w:t>申1:39</w:t>
+          <w:t>出15:14</w:t>
         </w:r>
       </w:hyperlink>
       <w:r>
@@ -314,7 +362,253 @@
             <w:color w:val="0000EE"/>
             <w:u w:val="single"/>
           </w:rPr>
-          <w:t>賽7:15–16</w:t>
+          <w:t>賽14:29–31</w:t>
+        </w:r>
+      </w:hyperlink>
+      <w:r>
+        <w:rPr>
+          <w:lang w:val="zh_TW" w:bidi="zh_TW"/>
+        </w:rPr>
+        <w:t>），巴勒斯坦西南的小國；居住在迦南海岸平原的愛琴海民族。</w:t>
+      </w:r>
+    </w:p>
+    <w:p>
+      <w:pPr/>
+      <w:r>
+        <w:rPr>
+          <w:lang w:val="zh_TW" w:bidi="zh_TW"/>
+        </w:rPr>
+      </w:r>
+      <w:r>
+        <w:rPr>
+          <w:lang w:val="zh_TW" w:bidi="zh_TW"/>
+        </w:rPr>
+        <w:t>概述</w:t>
+      </w:r>
+    </w:p>
+    <w:p>
+      <w:pPr/>
+      <w:r>
+        <w:rPr>
+          <w:lang w:val="zh_TW" w:bidi="zh_TW"/>
+        </w:rPr>
+      </w:r>
+      <w:r>
+        <w:rPr>
+          <w:lang w:val="zh_TW" w:bidi="zh_TW"/>
+        </w:rPr>
+        <w:t>• 領土範圍</w:t>
+      </w:r>
+    </w:p>
+    <w:p>
+      <w:pPr/>
+      <w:r>
+        <w:rPr>
+          <w:lang w:val="zh_TW" w:bidi="zh_TW"/>
+        </w:rPr>
+      </w:r>
+      <w:r>
+        <w:rPr>
+          <w:lang w:val="zh_TW" w:bidi="zh_TW"/>
+        </w:rPr>
+        <w:t>• 民族</w:t>
+      </w:r>
+    </w:p>
+    <w:p>
+      <w:pPr/>
+      <w:r>
+        <w:rPr>
+          <w:lang w:val="zh_TW" w:bidi="zh_TW"/>
+        </w:rPr>
+      </w:r>
+      <w:r>
+        <w:rPr>
+          <w:lang w:val="zh_TW" w:bidi="zh_TW"/>
+        </w:rPr>
+        <w:t>• 管治</w:t>
+      </w:r>
+    </w:p>
+    <w:p>
+      <w:pPr/>
+      <w:r>
+        <w:rPr>
+          <w:lang w:val="zh_TW" w:bidi="zh_TW"/>
+        </w:rPr>
+      </w:r>
+      <w:r>
+        <w:rPr>
+          <w:lang w:val="zh_TW" w:bidi="zh_TW"/>
+        </w:rPr>
+        <w:t>• 宗教與敬拜對象</w:t>
+      </w:r>
+    </w:p>
+    <w:p>
+      <w:pPr/>
+      <w:r>
+        <w:rPr>
+          <w:lang w:val="zh_TW" w:bidi="zh_TW"/>
+        </w:rPr>
+      </w:r>
+      <w:r>
+        <w:rPr>
+          <w:lang w:val="zh_TW" w:bidi="zh_TW"/>
+        </w:rPr>
+        <w:t>• 非利士人與以色列</w:t>
+      </w:r>
+    </w:p>
+    <w:p>
+      <w:pPr>
+        <w:pStyle w:val="Heading3"/>
+      </w:pPr>
+      <w:r>
+        <w:rPr>
+          <w:lang w:val="zh_TW" w:bidi="zh_TW"/>
+        </w:rPr>
+        <w:t>領土範圍</w:t>
+      </w:r>
+    </w:p>
+    <w:p>
+      <w:pPr/>
+      <w:r>
+        <w:rPr>
+          <w:lang w:val="zh_TW" w:bidi="zh_TW"/>
+        </w:rPr>
+      </w:r>
+      <w:r>
+        <w:rPr>
+          <w:lang w:val="zh_TW" w:bidi="zh_TW"/>
+        </w:rPr>
+        <w:t>嚴格來說，非利士是指被稱為非利士平原的海岸平原，從南部的阿里什河谷（Wadi el-Arish，埃及河），向北延伸約70英里（112.6公里），直到位於約帕以北五英里（8公里）的奧耶河（Nahr el-Aujah）。在迦薩附近，平原的寬度最大，約30英里（48.3 公里）。靠近海岸有沙丘，但大部分地區非常肥沃，盛產穀物（參</w:t>
+      </w:r>
+      <w:hyperlink r:id="rId17">
+        <w:r>
+          <w:rPr>
+            <w:lang w:val="zh_TW" w:bidi="zh_TW"/>
+          </w:rPr>
+          <w:rPr>
+            <w:color w:val="0000EE"/>
+            <w:u w:val="single"/>
+          </w:rPr>
+          <w:t>士15:1–5</w:t>
+        </w:r>
+      </w:hyperlink>
+      <w:r>
+        <w:rPr>
+          <w:lang w:val="zh_TW" w:bidi="zh_TW"/>
+        </w:rPr>
+        <w:t>）和水果。</w:t>
+      </w:r>
+    </w:p>
+    <w:p>
+      <w:pPr/>
+      <w:r>
+        <w:rPr>
+          <w:lang w:val="zh_TW" w:bidi="zh_TW"/>
+        </w:rPr>
+      </w:r>
+      <w:r>
+        <w:rPr>
+          <w:lang w:val="zh_TW" w:bidi="zh_TW"/>
+        </w:rPr>
+        <w:t>東方和埃及之間的主要道路沿著海岸延伸，對非利士人來說是商業上的優勢，但也使他們容易受到外國入侵。神沒有帶領以色列從埃及經非利士人之地，採取最短路線到迦南，因為神不希望他們這麼快就遇到與非利士人（或是駐紮在那裡的埃及軍隊）的激烈戰鬥（</w:t>
+      </w:r>
+      <w:hyperlink r:id="rId18">
+        <w:r>
+          <w:rPr>
+            <w:lang w:val="zh_TW" w:bidi="zh_TW"/>
+          </w:rPr>
+          <w:rPr>
+            <w:color w:val="0000EE"/>
+            <w:u w:val="single"/>
+          </w:rPr>
+          <w:t>出13:17</w:t>
+        </w:r>
+      </w:hyperlink>
+      <w:r>
+        <w:rPr>
+          <w:lang w:val="zh_TW" w:bidi="zh_TW"/>
+        </w:rPr>
+        <w:t>）。顯然，埃及人對非利士人幾乎毫不懼怕，一些學者認為埃及人在安置非利士人到巴勒斯坦方面發揮作用。</w:t>
+      </w:r>
+    </w:p>
+    <w:p>
+      <w:pPr/>
+      <w:r>
+        <w:rPr>
+          <w:lang w:val="zh_TW" w:bidi="zh_TW"/>
+        </w:rPr>
+      </w:r>
+      <w:r>
+        <w:rPr>
+          <w:lang w:val="zh_TW" w:bidi="zh_TW"/>
+        </w:rPr>
+        <w:t>在這個狹窄的地區，非利士人很快感到擴張的必要性。經過謝非拉的通道，他們自然進入以色列的山地。他們在以色列人的領土上建立前哨站，並且在掃羅和他的兒子們被殺的戰役中，控制了</w:t>
+      </w:r>
+      <w:r>
+        <w:rPr>
+          <w:lang w:val="zh_TW" w:bidi="zh_TW"/>
+        </w:rPr>
+        <w:t>伯‧珊</w:t>
+      </w:r>
+      <w:r>
+        <w:rPr>
+          <w:lang w:val="zh_TW" w:bidi="zh_TW"/>
+        </w:rPr>
+        <w:t>（</w:t>
+      </w:r>
+      <w:hyperlink r:id="rId19">
+        <w:r>
+          <w:rPr>
+            <w:lang w:val="zh_TW" w:bidi="zh_TW"/>
+          </w:rPr>
+          <w:rPr>
+            <w:color w:val="0000EE"/>
+            <w:u w:val="single"/>
+          </w:rPr>
+          <w:t>撒上31:10</w:t>
+        </w:r>
+      </w:hyperlink>
+      <w:r>
+        <w:rPr>
+          <w:lang w:val="zh_TW" w:bidi="zh_TW"/>
+        </w:rPr>
+        <w:t>）。</w:t>
+      </w:r>
+    </w:p>
+    <w:p>
+      <w:pPr>
+        <w:pStyle w:val="Heading3"/>
+      </w:pPr>
+      <w:r>
+        <w:rPr>
+          <w:lang w:val="zh_TW" w:bidi="zh_TW"/>
+        </w:rPr>
+        <w:t>民族</w:t>
+      </w:r>
+    </w:p>
+    <w:p>
+      <w:pPr/>
+      <w:r>
+        <w:rPr>
+          <w:lang w:val="zh_TW" w:bidi="zh_TW"/>
+        </w:rPr>
+      </w:r>
+      <w:r>
+        <w:rPr>
+          <w:lang w:val="zh_TW" w:bidi="zh_TW"/>
+        </w:rPr>
+        <w:t>聖經指出，非利士人來自迦斐託（</w:t>
+      </w:r>
+      <w:hyperlink r:id="rId20">
+        <w:r>
+          <w:rPr>
+            <w:lang w:val="zh_TW" w:bidi="zh_TW"/>
+          </w:rPr>
+          <w:rPr>
+            <w:color w:val="0000EE"/>
+            <w:u w:val="single"/>
+          </w:rPr>
+          <w:t>申2:23</w:t>
         </w:r>
       </w:hyperlink>
       <w:r>
@@ -323,23 +617,139 @@
         </w:rPr>
         <w:t>；</w:t>
       </w:r>
-      <w:hyperlink r:id="rId17">
-        <w:r>
-          <w:rPr>
-            <w:lang w:val="zh_TW" w:bidi="zh_TW"/>
-          </w:rPr>
-          <w:rPr>
-            <w:color w:val="0000EE"/>
-            <w:u w:val="single"/>
-          </w:rPr>
-          <w:t>來5:14</w:t>
-        </w:r>
-      </w:hyperlink>
-      <w:r>
-        <w:rPr>
-          <w:lang w:val="zh_TW" w:bidi="zh_TW"/>
-        </w:rPr>
-        <w:t>），這個表達指的是孩子從天真無邪進入有道德意識階段的時期。</w:t>
+      <w:hyperlink r:id="rId21">
+        <w:r>
+          <w:rPr>
+            <w:lang w:val="zh_TW" w:bidi="zh_TW"/>
+          </w:rPr>
+          <w:rPr>
+            <w:color w:val="0000EE"/>
+            <w:u w:val="single"/>
+          </w:rPr>
+          <w:t>耶47:4</w:t>
+        </w:r>
+      </w:hyperlink>
+      <w:r>
+        <w:rPr>
+          <w:lang w:val="zh_TW" w:bidi="zh_TW"/>
+        </w:rPr>
+        <w:t>；</w:t>
+      </w:r>
+      <w:hyperlink r:id="rId22">
+        <w:r>
+          <w:rPr>
+            <w:lang w:val="zh_TW" w:bidi="zh_TW"/>
+          </w:rPr>
+          <w:rPr>
+            <w:color w:val="0000EE"/>
+            <w:u w:val="single"/>
+          </w:rPr>
+          <w:t>摩9:7</w:t>
+        </w:r>
+      </w:hyperlink>
+      <w:r>
+        <w:rPr>
+          <w:lang w:val="zh_TW" w:bidi="zh_TW"/>
+        </w:rPr>
+        <w:t>），那裡通常被認為是克里特，但一些學者認為其位於小亞細亞。非利士人的服飾，如在哈布城（Medinet Habu）看到的一樣，與克里特人類似，尤其是頭飾。基利提人的名字與克里特人相同，因為這些名字有相同的輔音：</w:t>
+      </w:r>
+      <w:r>
+        <w:rPr>
+          <w:i/>
+          <w:lang w:val="zh_TW" w:bidi="zh_TW"/>
+        </w:rPr>
+        <w:t>c、r、</w:t>
+      </w:r>
+      <w:r>
+        <w:rPr>
+          <w:lang w:val="zh_TW" w:bidi="zh_TW"/>
+        </w:rPr>
+        <w:t>和</w:t>
+      </w:r>
+      <w:r>
+        <w:rPr>
+          <w:i/>
+          <w:lang w:val="zh_TW" w:bidi="zh_TW"/>
+        </w:rPr>
+        <w:t>t。</w:t>
+      </w:r>
+      <w:r>
+        <w:rPr>
+          <w:lang w:val="zh_TW" w:bidi="zh_TW"/>
+        </w:rPr>
+        <w:t xml:space="preserve"> 基利提人顯然是屬於非利士人的一個小群體，他們住在南地，不遠處是大衛在非利士人中的家，洗革拉（參</w:t>
+      </w:r>
+      <w:hyperlink r:id="rId23">
+        <w:r>
+          <w:rPr>
+            <w:lang w:val="zh_TW" w:bidi="zh_TW"/>
+          </w:rPr>
+          <w:rPr>
+            <w:color w:val="0000EE"/>
+            <w:u w:val="single"/>
+          </w:rPr>
+          <w:t>撒上30:14</w:t>
+        </w:r>
+      </w:hyperlink>
+      <w:r>
+        <w:rPr>
+          <w:lang w:val="zh_TW" w:bidi="zh_TW"/>
+        </w:rPr>
+        <w:t>）。基利提人和比利提人是大衛的護衛，大衛還有600名迦特人（來自迦特的男子）（參</w:t>
+      </w:r>
+      <w:hyperlink r:id="rId24">
+        <w:r>
+          <w:rPr>
+            <w:lang w:val="zh_TW" w:bidi="zh_TW"/>
+          </w:rPr>
+          <w:rPr>
+            <w:color w:val="0000EE"/>
+            <w:u w:val="single"/>
+          </w:rPr>
+          <w:t>撒下15:19</w:t>
+        </w:r>
+      </w:hyperlink>
+      <w:r>
+        <w:rPr>
+          <w:lang w:val="zh_TW" w:bidi="zh_TW"/>
+        </w:rPr>
+        <w:t>，</w:t>
+      </w:r>
+      <w:hyperlink r:id="rId25">
+        <w:r>
+          <w:rPr>
+            <w:lang w:val="zh_TW" w:bidi="zh_TW"/>
+          </w:rPr>
+          <w:rPr>
+            <w:color w:val="0000EE"/>
+            <w:u w:val="single"/>
+          </w:rPr>
+          <w:t>20:7、23</w:t>
+        </w:r>
+      </w:hyperlink>
+      <w:r>
+        <w:rPr>
+          <w:lang w:val="zh_TW" w:bidi="zh_TW"/>
+        </w:rPr>
+        <w:t>；</w:t>
+      </w:r>
+      <w:hyperlink r:id="rId26">
+        <w:r>
+          <w:rPr>
+            <w:lang w:val="zh_TW" w:bidi="zh_TW"/>
+          </w:rPr>
+          <w:rPr>
+            <w:color w:val="0000EE"/>
+            <w:u w:val="single"/>
+          </w:rPr>
+          <w:t>代上18:17</w:t>
+        </w:r>
+      </w:hyperlink>
+      <w:r>
+        <w:rPr>
+          <w:lang w:val="zh_TW" w:bidi="zh_TW"/>
+        </w:rPr>
+        <w:t>）。</w:t>
       </w:r>
     </w:p>
     <w:p>
@@ -353,7 +763,7 @@
         <w:rPr>
           <w:lang w:val="zh_TW" w:bidi="zh_TW"/>
         </w:rPr>
-        <w:t>與這知識同時出現的，還有性自覺。亞當和夏娃吃了果子之後，便察覺自己的性特徵。同時，他們也能像神那樣觀看，因此以為神會因他們的赤身露體而羞辱他們。這個故事成了象徵：人為了追求神的地位而故意不順服，結果失去了無罪的純真，也不能與神相交。</w:t>
+        <w:t>非利士人這個名字在多個語言中都能辨識出來。在希伯來語中，他們被稱為Pelishtim，翻譯過來即為「非利士人」。在埃及的資料中，他們屬於海上的民族之一，被稱為Peleset（非利塞特）或Peleste（非利斯特）。他們最為人知的是參與海上民族入侵埃及，這些海上民族被拉美西斯三世在三角洲的陸地和海上戰役中擊敗。這場戰鬥的詳細場景，雕刻在拉美西斯三世的哈布城神廟北部外牆的浮雕中，其位置在盧克索對面。這些雕刻讓我們初步認識非利士人的服飾和武器，他們的頭飾很容易辨識，由羽毛（或可能是蘆葦）製成。</w:t>
       </w:r>
     </w:p>
     <w:p>
@@ -367,7 +777,18 @@
         <w:rPr>
           <w:lang w:val="zh_TW" w:bidi="zh_TW"/>
         </w:rPr>
-        <w:t>亞當和夏娃吃分別善惡樹的果子所帶來的悲慘結果，就是他們失去了純真，並與神隔絕。為了阻止他們再吃那第二棵樹──「生命樹」的果子，使他們永遠不死，神將他們趕出伊甸園。然而，那樣一來，他們就會在墮落、有罪的狀態下永遠不死；因此，神將他們逐出伊甸園其實是出於祝福。</w:t>
+        <w:t>這些人被拉美西斯擊敗後，定居於巴勒斯坦沿海地區，但有些人可能在前往埃及途中留在迦南。可能在族長時代之前，已經曾遷徙到巴勒斯坦。</w:t>
+      </w:r>
+    </w:p>
+    <w:p>
+      <w:pPr>
+        <w:pStyle w:val="Heading3"/>
+      </w:pPr>
+      <w:r>
+        <w:rPr>
+          <w:lang w:val="zh_TW" w:bidi="zh_TW"/>
+        </w:rPr>
+        <w:t>管治</w:t>
       </w:r>
     </w:p>
     <w:p>
@@ -379,6 +800,1256 @@
       </w:r>
       <w:r>
         <w:rPr>
+          <w:lang w:val="zh_TW" w:bidi="zh_TW"/>
+        </w:rPr>
+        <w:t>非利士人沒有統一的統治者治理整片土地；各個城市是獨立的，因此它們以城邦形式運作。這些城市的首領不是稱為王，在聖經中被稱為「首領」或「統治者」（例：</w:t>
+      </w:r>
+      <w:hyperlink r:id="rId27">
+        <w:r>
+          <w:rPr>
+            <w:lang w:val="zh_TW" w:bidi="zh_TW"/>
+          </w:rPr>
+          <w:rPr>
+            <w:color w:val="0000EE"/>
+            <w:u w:val="single"/>
+          </w:rPr>
+          <w:t>撒上5:11</w:t>
+        </w:r>
+      </w:hyperlink>
+      <w:r>
+        <w:rPr>
+          <w:lang w:val="zh_TW" w:bidi="zh_TW"/>
+        </w:rPr>
+        <w:t>、</w:t>
+      </w:r>
+      <w:hyperlink r:id="rId28">
+        <w:r>
+          <w:rPr>
+            <w:lang w:val="zh_TW" w:bidi="zh_TW"/>
+          </w:rPr>
+          <w:rPr>
+            <w:color w:val="0000EE"/>
+            <w:u w:val="single"/>
+          </w:rPr>
+          <w:t>6:12</w:t>
+        </w:r>
+      </w:hyperlink>
+      <w:r>
+        <w:rPr>
+          <w:lang w:val="zh_TW" w:bidi="zh_TW"/>
+        </w:rPr>
+        <w:t>、</w:t>
+      </w:r>
+      <w:hyperlink r:id="rId29">
+        <w:r>
+          <w:rPr>
+            <w:lang w:val="zh_TW" w:bidi="zh_TW"/>
+          </w:rPr>
+          <w:rPr>
+            <w:color w:val="0000EE"/>
+            <w:u w:val="single"/>
+          </w:rPr>
+          <w:t>29:2</w:t>
+        </w:r>
+      </w:hyperlink>
+      <w:r>
+        <w:rPr>
+          <w:lang w:val="zh_TW" w:bidi="zh_TW"/>
+        </w:rPr>
+        <w:t>）。他們共有五位首領，對應組成非利士五城聯邦的五個主要城市：迦薩、亞實基倫、亞實突、迦特和以革倫（</w:t>
+      </w:r>
+      <w:hyperlink r:id="rId30">
+        <w:r>
+          <w:rPr>
+            <w:lang w:val="zh_TW" w:bidi="zh_TW"/>
+          </w:rPr>
+          <w:rPr>
+            <w:color w:val="0000EE"/>
+            <w:u w:val="single"/>
+          </w:rPr>
+          <w:t>撒上6:17</w:t>
+        </w:r>
+      </w:hyperlink>
+      <w:r>
+        <w:rPr>
+          <w:lang w:val="zh_TW" w:bidi="zh_TW"/>
+        </w:rPr>
+        <w:t>；參</w:t>
+      </w:r>
+      <w:hyperlink r:id="rId31">
+        <w:r>
+          <w:rPr>
+            <w:lang w:val="zh_TW" w:bidi="zh_TW"/>
+          </w:rPr>
+          <w:rPr>
+            <w:color w:val="0000EE"/>
+            <w:u w:val="single"/>
+          </w:rPr>
+          <w:t>耶25:20</w:t>
+        </w:r>
+      </w:hyperlink>
+      <w:r>
+        <w:rPr>
+          <w:lang w:val="zh_TW" w:bidi="zh_TW"/>
+        </w:rPr>
+        <w:t>）。百姓在與他們相關的事務中有發言權，例如歸還事件（</w:t>
+      </w:r>
+      <w:hyperlink r:id="rId32">
+        <w:r>
+          <w:rPr>
+            <w:lang w:val="zh_TW" w:bidi="zh_TW"/>
+          </w:rPr>
+          <w:rPr>
+            <w:color w:val="0000EE"/>
+            <w:u w:val="single"/>
+          </w:rPr>
+          <w:t>撒上5:6–12</w:t>
+        </w:r>
+      </w:hyperlink>
+      <w:r>
+        <w:rPr>
+          <w:lang w:val="zh_TW" w:bidi="zh_TW"/>
+        </w:rPr>
+        <w:t>）；但重大決策由五位首領的多數投票決定，例如當大衛和他的部下住在洗革拉時，非利士人計劃對以色列發動大型軍事行動。大衛隸屬於迦特王亞吉，亞吉要求大衛與非利士人聯合對抗以色列。大衛同意，但當非利士其他首領發現大衛在場時，他們抱怨並決定讓他離開軍隊（</w:t>
+      </w:r>
+      <w:hyperlink r:id="rId33">
+        <w:r>
+          <w:rPr>
+            <w:lang w:val="zh_TW" w:bidi="zh_TW"/>
+          </w:rPr>
+          <w:rPr>
+            <w:color w:val="0000EE"/>
+            <w:u w:val="single"/>
+          </w:rPr>
+          <w:t>29</w:t>
+        </w:r>
+      </w:hyperlink>
+      <w:r>
+        <w:rPr>
+          <w:lang w:val="zh_TW" w:bidi="zh_TW"/>
+        </w:rPr>
+        <w:t>章）。</w:t>
+      </w:r>
+    </w:p>
+    <w:p>
+      <w:pPr>
+        <w:pStyle w:val="Heading3"/>
+      </w:pPr>
+      <w:r>
+        <w:rPr>
+          <w:lang w:val="zh_TW" w:bidi="zh_TW"/>
+        </w:rPr>
+        <w:t>宗教與敬拜對象</w:t>
+      </w:r>
+    </w:p>
+    <w:p>
+      <w:pPr/>
+      <w:r>
+        <w:rPr>
+          <w:lang w:val="zh_TW" w:bidi="zh_TW"/>
+        </w:rPr>
+      </w:r>
+      <w:r>
+        <w:rPr>
+          <w:lang w:val="zh_TW" w:bidi="zh_TW"/>
+        </w:rPr>
+        <w:t>非利士人帶來的神明，似乎在較早期就被他們拋棄，他們轉而崇拜迦南的神明。聖經中提到非利士人主要的神是大袞，一位穀物神。在拉斯珊拉（Ras Shamra，烏加里特）和瑪里（Mari）發現了大袞的神廟。聖經提到在迦薩有一座大袞廟（</w:t>
+      </w:r>
+      <w:hyperlink r:id="rId34">
+        <w:r>
+          <w:rPr>
+            <w:lang w:val="zh_TW" w:bidi="zh_TW"/>
+          </w:rPr>
+          <w:rPr>
+            <w:color w:val="0000EE"/>
+            <w:u w:val="single"/>
+          </w:rPr>
+          <w:t>士16:23–30</w:t>
+        </w:r>
+      </w:hyperlink>
+      <w:r>
+        <w:rPr>
+          <w:lang w:val="zh_TW" w:bidi="zh_TW"/>
+        </w:rPr>
+        <w:t>），在亞實突有另一座（</w:t>
+      </w:r>
+      <w:hyperlink r:id="rId35">
+        <w:r>
+          <w:rPr>
+            <w:lang w:val="zh_TW" w:bidi="zh_TW"/>
+          </w:rPr>
+          <w:rPr>
+            <w:color w:val="0000EE"/>
+            <w:u w:val="single"/>
+          </w:rPr>
+          <w:t>撒上5:1–5</w:t>
+        </w:r>
+      </w:hyperlink>
+      <w:r>
+        <w:rPr>
+          <w:lang w:val="zh_TW" w:bidi="zh_TW"/>
+        </w:rPr>
+        <w:t>）。</w:t>
+      </w:r>
+    </w:p>
+    <w:p>
+      <w:pPr>
+        <w:pStyle w:val="Heading3"/>
+      </w:pPr>
+      <w:r>
+        <w:rPr>
+          <w:lang w:val="zh_TW" w:bidi="zh_TW"/>
+        </w:rPr>
+        <w:t>非利士人與以色列</w:t>
+      </w:r>
+    </w:p>
+    <w:p>
+      <w:pPr/>
+      <w:r>
+        <w:rPr>
+          <w:lang w:val="zh_TW" w:bidi="zh_TW"/>
+        </w:rPr>
+      </w:r>
+      <w:r>
+        <w:rPr>
+          <w:lang w:val="zh_TW" w:bidi="zh_TW"/>
+        </w:rPr>
+        <w:t>不同形式的「非利士」一詞，在舊約中出現了將近300次，主要是在士師記和撒母耳記中。最早出現是在</w:t>
+      </w:r>
+      <w:hyperlink r:id="rId36">
+        <w:r>
+          <w:rPr>
+            <w:lang w:val="zh_TW" w:bidi="zh_TW"/>
+          </w:rPr>
+          <w:rPr>
+            <w:color w:val="0000EE"/>
+            <w:u w:val="single"/>
+          </w:rPr>
+          <w:t>創世記十章14節</w:t>
+        </w:r>
+      </w:hyperlink>
+      <w:r>
+        <w:rPr>
+          <w:lang w:val="zh_TW" w:bidi="zh_TW"/>
+        </w:rPr>
+        <w:t>，提到非利士人從</w:t>
+      </w:r>
+      <w:r>
+        <w:rPr>
+          <w:lang w:val="zh_TW" w:bidi="zh_TW"/>
+        </w:rPr>
+        <w:t>迦斯路希人出來</w:t>
+      </w:r>
+      <w:r>
+        <w:rPr>
+          <w:lang w:val="zh_TW" w:bidi="zh_TW"/>
+        </w:rPr>
+        <w:t>，是與迦斐託有關但未被識別的民族（參</w:t>
+      </w:r>
+      <w:hyperlink r:id="rId37">
+        <w:r>
+          <w:rPr>
+            <w:lang w:val="zh_TW" w:bidi="zh_TW"/>
+          </w:rPr>
+          <w:rPr>
+            <w:color w:val="0000EE"/>
+            <w:u w:val="single"/>
+          </w:rPr>
+          <w:t>歷上1:12</w:t>
+        </w:r>
+      </w:hyperlink>
+      <w:r>
+        <w:rPr>
+          <w:lang w:val="zh_TW" w:bidi="zh_TW"/>
+        </w:rPr>
+        <w:t>）。</w:t>
+      </w:r>
+    </w:p>
+    <w:p>
+      <w:pPr/>
+      <w:r>
+        <w:rPr>
+          <w:lang w:val="zh_TW" w:bidi="zh_TW"/>
+        </w:rPr>
+      </w:r>
+      <w:r>
+        <w:rPr>
+          <w:lang w:val="zh_TW" w:bidi="zh_TW"/>
+        </w:rPr>
+        <w:t>亞伯拉罕和以撒曾在基拉耳與非利士人接觸，這些事件與他們的妻子有關（</w:t>
+      </w:r>
+      <w:hyperlink r:id="rId38">
+        <w:r>
+          <w:rPr>
+            <w:lang w:val="zh_TW" w:bidi="zh_TW"/>
+          </w:rPr>
+          <w:rPr>
+            <w:color w:val="0000EE"/>
+            <w:u w:val="single"/>
+          </w:rPr>
+          <w:t>創20</w:t>
+        </w:r>
+      </w:hyperlink>
+      <w:r>
+        <w:rPr>
+          <w:lang w:val="zh_TW" w:bidi="zh_TW"/>
+        </w:rPr>
+        <w:t>，</w:t>
+      </w:r>
+      <w:hyperlink r:id="rId39">
+        <w:r>
+          <w:rPr>
+            <w:lang w:val="zh_TW" w:bidi="zh_TW"/>
+          </w:rPr>
+          <w:rPr>
+            <w:color w:val="0000EE"/>
+            <w:u w:val="single"/>
+          </w:rPr>
+          <w:t>26</w:t>
+        </w:r>
+      </w:hyperlink>
+      <w:r>
+        <w:rPr>
+          <w:lang w:val="zh_TW" w:bidi="zh_TW"/>
+        </w:rPr>
+        <w:t>）。然而，非利士人並不住在海岸，而是在基拉耳，甚至遠至東方的別是巴（</w:t>
+      </w:r>
+      <w:hyperlink r:id="rId40">
+        <w:r>
+          <w:rPr>
+            <w:lang w:val="zh_TW" w:bidi="zh_TW"/>
+          </w:rPr>
+          <w:rPr>
+            <w:color w:val="0000EE"/>
+            <w:u w:val="single"/>
+          </w:rPr>
+          <w:t>26:33</w:t>
+        </w:r>
+      </w:hyperlink>
+      <w:r>
+        <w:rPr>
+          <w:lang w:val="zh_TW" w:bidi="zh_TW"/>
+        </w:rPr>
+        <w:t>）。在這兩處經文中，基拉耳王都被稱為亞比米勒，這是個閃族名字。有人認為當時的非利士人祖先是從克里特遷移過來，但這尚未證實。</w:t>
+      </w:r>
+    </w:p>
+    <w:p>
+      <w:pPr/>
+      <w:r>
+        <w:rPr>
+          <w:lang w:val="zh_TW" w:bidi="zh_TW"/>
+        </w:rPr>
+      </w:r>
+      <w:r>
+        <w:rPr>
+          <w:lang w:val="zh_TW" w:bidi="zh_TW"/>
+        </w:rPr>
+        <w:t>在以色列人征服迦南之後，非利士人開始對以色列人顯出優勢。非利士人是好戰且具有侵略性的民族，他們武器精良，因為他們使用鐵並在該地區壟斷鐵的製造。他們控制以色列，禁止以色列人製造鐵器，迫使以色列人依靠非利士人，甚至磨器具也是如此（</w:t>
+      </w:r>
+      <w:hyperlink r:id="rId41">
+        <w:r>
+          <w:rPr>
+            <w:lang w:val="zh_TW" w:bidi="zh_TW"/>
+          </w:rPr>
+          <w:rPr>
+            <w:color w:val="0000EE"/>
+            <w:u w:val="single"/>
+          </w:rPr>
+          <w:t>撒上13:19–22</w:t>
+        </w:r>
+      </w:hyperlink>
+      <w:r>
+        <w:rPr>
+          <w:lang w:val="zh_TW" w:bidi="zh_TW"/>
+        </w:rPr>
+        <w:t>）。以色列人的武裝如此貧乏，以至於只有掃羅和約拿單</w:t>
+      </w:r>
+      <w:r>
+        <w:rPr>
+          <w:lang w:val="zh_TW" w:bidi="zh_TW"/>
+        </w:rPr>
+        <w:t>有刀有槍</w:t>
+      </w:r>
+      <w:r>
+        <w:rPr>
+          <w:lang w:val="zh_TW" w:bidi="zh_TW"/>
+        </w:rPr>
+        <w:t>（</w:t>
+      </w:r>
+      <w:hyperlink r:id="rId42">
+        <w:r>
+          <w:rPr>
+            <w:lang w:val="zh_TW" w:bidi="zh_TW"/>
+          </w:rPr>
+          <w:rPr>
+            <w:color w:val="0000EE"/>
+            <w:u w:val="single"/>
+          </w:rPr>
+          <w:t>22節</w:t>
+        </w:r>
+      </w:hyperlink>
+      <w:r>
+        <w:rPr>
+          <w:lang w:val="zh_TW" w:bidi="zh_TW"/>
+        </w:rPr>
+        <w:t>）。在亞實突、</w:t>
+      </w:r>
+      <w:r>
+        <w:rPr>
+          <w:lang w:val="zh_TW" w:bidi="zh_TW"/>
+        </w:rPr>
+        <w:t>奎西里廢丘（</w:t>
+      </w:r>
+      <w:r>
+        <w:rPr>
+          <w:lang w:val="zh_TW" w:bidi="zh_TW"/>
+        </w:rPr>
+        <w:t>Tell Qasile）、耶瑪廢丘（Tell Jemmeh） 和摩爾廢丘（Tel Mor） 發現鐵器的冶煉設施。</w:t>
+      </w:r>
+    </w:p>
+    <w:p>
+      <w:pPr/>
+      <w:r>
+        <w:rPr>
+          <w:lang w:val="zh_TW" w:bidi="zh_TW"/>
+        </w:rPr>
+      </w:r>
+      <w:r>
+        <w:rPr>
+          <w:lang w:val="zh_TW" w:bidi="zh_TW"/>
+        </w:rPr>
+        <w:t>哈布城的浮雕顯示，非利士人持有長矛和長劍，並用大型圓盾作為防器。他們擁有三人戰車，配有六輻輪，並使用由四頭牛拉動的實心雙輪車來運送人員。他們的船裝有方形帆，類似埃及人的船，並且有鴨形船首，可能用於撞擊敵方船隻。</w:t>
+      </w:r>
+    </w:p>
+    <w:p>
+      <w:pPr/>
+      <w:r>
+        <w:rPr>
+          <w:lang w:val="zh_TW" w:bidi="zh_TW"/>
+        </w:rPr>
+      </w:r>
+      <w:r>
+        <w:rPr>
+          <w:lang w:val="zh_TW" w:bidi="zh_TW"/>
+        </w:rPr>
+        <w:t>以色列很早就出現背道現象，耶和華使用非利士人來懲戒祂的百姓。珊迦用趕牛的棍子打了600名非利士人，救了以色列（</w:t>
+      </w:r>
+      <w:hyperlink r:id="rId43">
+        <w:r>
+          <w:rPr>
+            <w:lang w:val="zh_TW" w:bidi="zh_TW"/>
+          </w:rPr>
+          <w:rPr>
+            <w:color w:val="0000EE"/>
+            <w:u w:val="single"/>
+          </w:rPr>
+          <w:t>士3:31</w:t>
+        </w:r>
+      </w:hyperlink>
+      <w:r>
+        <w:rPr>
+          <w:lang w:val="zh_TW" w:bidi="zh_TW"/>
+        </w:rPr>
+        <w:t>）。參孫的記載有許多關於非利士人生活的細節（</w:t>
+      </w:r>
+      <w:hyperlink r:id="rId44">
+        <w:r>
+          <w:rPr>
+            <w:lang w:val="zh_TW" w:bidi="zh_TW"/>
+          </w:rPr>
+          <w:rPr>
+            <w:color w:val="0000EE"/>
+            <w:u w:val="single"/>
+          </w:rPr>
+          <w:t>13:1–16:31</w:t>
+        </w:r>
+      </w:hyperlink>
+      <w:r>
+        <w:rPr>
+          <w:lang w:val="zh_TW" w:bidi="zh_TW"/>
+        </w:rPr>
+        <w:t>）。這段記錄顯示以色列人和非利士人之間的通婚，此舉違反舊約律法。</w:t>
+      </w:r>
+    </w:p>
+    <w:p>
+      <w:pPr/>
+      <w:r>
+        <w:rPr>
+          <w:lang w:val="zh_TW" w:bidi="zh_TW"/>
+        </w:rPr>
+      </w:r>
+      <w:r>
+        <w:rPr>
+          <w:lang w:val="zh_TW" w:bidi="zh_TW"/>
+        </w:rPr>
+        <w:t>以色列和非利士人之間的戰爭記載在</w:t>
+      </w:r>
+      <w:hyperlink r:id="rId45">
+        <w:r>
+          <w:rPr>
+            <w:lang w:val="zh_TW" w:bidi="zh_TW"/>
+          </w:rPr>
+          <w:rPr>
+            <w:color w:val="0000EE"/>
+            <w:u w:val="single"/>
+          </w:rPr>
+          <w:t>撒母耳記上四章1節</w:t>
+        </w:r>
+      </w:hyperlink>
+      <w:r>
+        <w:rPr>
+          <w:lang w:val="zh_TW" w:bidi="zh_TW"/>
+        </w:rPr>
+        <w:t>，當時以色列人在以便以謝安營，非利士人在亞弗。非利士人贏得戰爭並奪走約櫃（</w:t>
+      </w:r>
+      <w:hyperlink r:id="rId46">
+        <w:r>
+          <w:rPr>
+            <w:lang w:val="zh_TW" w:bidi="zh_TW"/>
+          </w:rPr>
+          <w:rPr>
+            <w:color w:val="0000EE"/>
+            <w:u w:val="single"/>
+          </w:rPr>
+          <w:t>撒上4:17</w:t>
+        </w:r>
+      </w:hyperlink>
+      <w:r>
+        <w:rPr>
+          <w:lang w:val="zh_TW" w:bidi="zh_TW"/>
+        </w:rPr>
+        <w:t>）；但在七個月後他們歸還約櫃，因為耶和華降災於他們（</w:t>
+      </w:r>
+      <w:hyperlink r:id="rId47">
+        <w:r>
+          <w:rPr>
+            <w:lang w:val="zh_TW" w:bidi="zh_TW"/>
+          </w:rPr>
+          <w:rPr>
+            <w:color w:val="0000EE"/>
+            <w:u w:val="single"/>
+          </w:rPr>
+          <w:t>5:1–6:21</w:t>
+        </w:r>
+      </w:hyperlink>
+      <w:r>
+        <w:rPr>
+          <w:lang w:val="zh_TW" w:bidi="zh_TW"/>
+        </w:rPr>
+        <w:t>）。後來，當撒母耳成為領袖時，非利士人攻擊以色列的米斯巴，但神賜給以色列勝利。因此撒母耳立了一塊石頭紀念，起名為以便‧以謝（「幫助之石」，</w:t>
+      </w:r>
+      <w:hyperlink r:id="rId48">
+        <w:r>
+          <w:rPr>
+            <w:lang w:val="zh_TW" w:bidi="zh_TW"/>
+          </w:rPr>
+          <w:rPr>
+            <w:color w:val="0000EE"/>
+            <w:u w:val="single"/>
+          </w:rPr>
+          <w:t>7:12</w:t>
+        </w:r>
+      </w:hyperlink>
+      <w:r>
+        <w:rPr>
+          <w:lang w:val="zh_TW" w:bidi="zh_TW"/>
+        </w:rPr>
+        <w:t>）。撒母耳的一生中，非利士人再也沒有入侵以色列，而以色列收復被非利士人奪取的城市（</w:t>
+      </w:r>
+      <w:hyperlink r:id="rId49">
+        <w:r>
+          <w:rPr>
+            <w:lang w:val="zh_TW" w:bidi="zh_TW"/>
+          </w:rPr>
+          <w:rPr>
+            <w:color w:val="0000EE"/>
+            <w:u w:val="single"/>
+          </w:rPr>
+          <w:t>14節</w:t>
+        </w:r>
+      </w:hyperlink>
+      <w:r>
+        <w:rPr>
+          <w:lang w:val="zh_TW" w:bidi="zh_TW"/>
+        </w:rPr>
+        <w:t>）。</w:t>
+      </w:r>
+    </w:p>
+    <w:p>
+      <w:pPr/>
+      <w:r>
+        <w:rPr>
+          <w:lang w:val="zh_TW" w:bidi="zh_TW"/>
+        </w:rPr>
+      </w:r>
+      <w:r>
+        <w:rPr>
+          <w:lang w:val="zh_TW" w:bidi="zh_TW"/>
+        </w:rPr>
+        <w:t>非利士人在以色列領土上最活躍的時期，是掃羅統治期間，掃羅是以色列的第一位王。那個時期的經文，曾提及非利士人超過80次。非利士人在以色列各個地區建立防營或防兵（參</w:t>
+      </w:r>
+      <w:hyperlink r:id="rId50">
+        <w:r>
+          <w:rPr>
+            <w:lang w:val="zh_TW" w:bidi="zh_TW"/>
+          </w:rPr>
+          <w:rPr>
+            <w:color w:val="0000EE"/>
+            <w:u w:val="single"/>
+          </w:rPr>
+          <w:t>撒上10:5</w:t>
+        </w:r>
+      </w:hyperlink>
+      <w:r>
+        <w:rPr>
+          <w:lang w:val="zh_TW" w:bidi="zh_TW"/>
+        </w:rPr>
+        <w:t>，</w:t>
+      </w:r>
+      <w:hyperlink r:id="rId51">
+        <w:r>
+          <w:rPr>
+            <w:lang w:val="zh_TW" w:bidi="zh_TW"/>
+          </w:rPr>
+          <w:rPr>
+            <w:color w:val="0000EE"/>
+            <w:u w:val="single"/>
+          </w:rPr>
+          <w:t>13:3</w:t>
+        </w:r>
+      </w:hyperlink>
+      <w:r>
+        <w:rPr>
+          <w:lang w:val="zh_TW" w:bidi="zh_TW"/>
+        </w:rPr>
+        <w:t>）。約拿單在迦巴攻擊了</w:t>
+      </w:r>
+      <w:r>
+        <w:rPr>
+          <w:lang w:val="zh_TW" w:bidi="zh_TW"/>
+        </w:rPr>
+        <w:t>防營</w:t>
+      </w:r>
+      <w:r>
+        <w:rPr>
+          <w:lang w:val="zh_TW" w:bidi="zh_TW"/>
+        </w:rPr>
+        <w:t>（</w:t>
+      </w:r>
+      <w:hyperlink r:id="rId51">
+        <w:r>
+          <w:rPr>
+            <w:lang w:val="zh_TW" w:bidi="zh_TW"/>
+          </w:rPr>
+          <w:rPr>
+            <w:color w:val="0000EE"/>
+            <w:u w:val="single"/>
+          </w:rPr>
+          <w:t>13:3</w:t>
+        </w:r>
+      </w:hyperlink>
+      <w:r>
+        <w:rPr>
+          <w:lang w:val="zh_TW" w:bidi="zh_TW"/>
+        </w:rPr>
+        <w:t>）；他在</w:t>
+      </w:r>
+      <w:hyperlink r:id="rId52">
+        <w:r>
+          <w:rPr>
+            <w:lang w:val="zh_TW" w:bidi="zh_TW"/>
+          </w:rPr>
+          <w:rPr>
+            <w:color w:val="0000EE"/>
+            <w:u w:val="single"/>
+          </w:rPr>
+          <w:t>撒母耳記上十四章1至15節</w:t>
+        </w:r>
+      </w:hyperlink>
+      <w:r>
+        <w:rPr>
+          <w:lang w:val="zh_TW" w:bidi="zh_TW"/>
+        </w:rPr>
+        <w:t>中的壯舉，導致非利士人潰敗。</w:t>
+      </w:r>
+    </w:p>
+    <w:p>
+      <w:pPr/>
+      <w:r>
+        <w:rPr>
+          <w:lang w:val="zh_TW" w:bidi="zh_TW"/>
+        </w:rPr>
+      </w:r>
+      <w:r>
+        <w:rPr>
+          <w:lang w:val="zh_TW" w:bidi="zh_TW"/>
+        </w:rPr>
+        <w:t>非利士人和以色列軍隊在以拉谷對峙，非利士人要以色列揀選一名對手，與他們的勇士歌利亞戰鬥（</w:t>
+      </w:r>
+      <w:hyperlink r:id="rId53">
+        <w:r>
+          <w:rPr>
+            <w:lang w:val="zh_TW" w:bidi="zh_TW"/>
+          </w:rPr>
+          <w:rPr>
+            <w:color w:val="0000EE"/>
+            <w:u w:val="single"/>
+          </w:rPr>
+          <w:t>撒上17:1–11</w:t>
+        </w:r>
+      </w:hyperlink>
+      <w:r>
+        <w:rPr>
+          <w:lang w:val="zh_TW" w:bidi="zh_TW"/>
+        </w:rPr>
+        <w:t>）。年少的牧羊人大衛殺死了歌利亞；大衛成為英雄，但掃羅嫉妒，使大衛成為被追捕的人。在躲避掃羅軍隊的過程中，大衛的部下從非利士人手中拯救基伊拉城（</w:t>
+      </w:r>
+      <w:hyperlink r:id="rId54">
+        <w:r>
+          <w:rPr>
+            <w:lang w:val="zh_TW" w:bidi="zh_TW"/>
+          </w:rPr>
+          <w:rPr>
+            <w:color w:val="0000EE"/>
+            <w:u w:val="single"/>
+          </w:rPr>
+          <w:t>23:1–5</w:t>
+        </w:r>
+      </w:hyperlink>
+      <w:r>
+        <w:rPr>
+          <w:lang w:val="zh_TW" w:bidi="zh_TW"/>
+        </w:rPr>
+        <w:t>）。最終，大衛向迦特王亞吉尋求政治庇護，亞吉將洗革拉城給他，大衛從那裡突襲了南地（</w:t>
+      </w:r>
+      <w:hyperlink r:id="rId55">
+        <w:r>
+          <w:rPr>
+            <w:lang w:val="zh_TW" w:bidi="zh_TW"/>
+          </w:rPr>
+          <w:rPr>
+            <w:color w:val="0000EE"/>
+            <w:u w:val="single"/>
+          </w:rPr>
+          <w:t>27</w:t>
+        </w:r>
+      </w:hyperlink>
+      <w:r>
+        <w:rPr>
+          <w:lang w:val="zh_TW" w:bidi="zh_TW"/>
+        </w:rPr>
+        <w:t>章）。</w:t>
+      </w:r>
+    </w:p>
+    <w:p>
+      <w:pPr/>
+      <w:r>
+        <w:rPr>
+          <w:lang w:val="zh_TW" w:bidi="zh_TW"/>
+        </w:rPr>
+      </w:r>
+      <w:r>
+        <w:rPr>
+          <w:lang w:val="zh_TW" w:bidi="zh_TW"/>
+        </w:rPr>
+        <w:t>當非利士人準備與以色列開戰時，亞吉要求大衛加入非利士的軍隊，大衛沒有拒絕。非利士人的首領卻沒有同意，因為他們擔心大衛會反對他們（</w:t>
+      </w:r>
+      <w:hyperlink r:id="rId56">
+        <w:r>
+          <w:rPr>
+            <w:lang w:val="zh_TW" w:bidi="zh_TW"/>
+          </w:rPr>
+          <w:rPr>
+            <w:color w:val="0000EE"/>
+            <w:u w:val="single"/>
+          </w:rPr>
+          <w:t>撒上28:1–2</w:t>
+        </w:r>
+      </w:hyperlink>
+      <w:r>
+        <w:rPr>
+          <w:lang w:val="zh_TW" w:bidi="zh_TW"/>
+        </w:rPr>
+        <w:t>，</w:t>
+      </w:r>
+      <w:hyperlink r:id="rId33">
+        <w:r>
+          <w:rPr>
+            <w:lang w:val="zh_TW" w:bidi="zh_TW"/>
+          </w:rPr>
+          <w:rPr>
+            <w:color w:val="0000EE"/>
+            <w:u w:val="single"/>
+          </w:rPr>
+          <w:t>29</w:t>
+        </w:r>
+      </w:hyperlink>
+      <w:r>
+        <w:rPr>
+          <w:lang w:val="zh_TW" w:bidi="zh_TW"/>
+        </w:rPr>
+        <w:t>）。在隨後的戰鬥中，掃羅和他的兒子們在基利波山被非利士人殺死（</w:t>
+      </w:r>
+      <w:hyperlink r:id="rId57">
+        <w:r>
+          <w:rPr>
+            <w:lang w:val="zh_TW" w:bidi="zh_TW"/>
+          </w:rPr>
+          <w:rPr>
+            <w:color w:val="0000EE"/>
+            <w:u w:val="single"/>
+          </w:rPr>
+          <w:t>31:1–7</w:t>
+        </w:r>
+      </w:hyperlink>
+      <w:r>
+        <w:rPr>
+          <w:lang w:val="zh_TW" w:bidi="zh_TW"/>
+        </w:rPr>
+        <w:t>）。非利士人砍下掃羅的頭，將他的盔甲放在</w:t>
+      </w:r>
+      <w:r>
+        <w:rPr>
+          <w:lang w:val="zh_TW" w:bidi="zh_TW"/>
+        </w:rPr>
+        <w:t>伯‧珊</w:t>
+      </w:r>
+      <w:r>
+        <w:rPr>
+          <w:lang w:val="zh_TW" w:bidi="zh_TW"/>
+        </w:rPr>
+        <w:t>的</w:t>
+      </w:r>
+      <w:r>
+        <w:rPr>
+          <w:lang w:val="zh_TW" w:bidi="zh_TW"/>
+        </w:rPr>
+        <w:t>亞斯她錄廟裏</w:t>
+      </w:r>
+      <w:r>
+        <w:rPr>
+          <w:lang w:val="zh_TW" w:bidi="zh_TW"/>
+        </w:rPr>
+        <w:t>，並將他的屍體掛在城牆上（</w:t>
+      </w:r>
+      <w:hyperlink r:id="rId58">
+        <w:r>
+          <w:rPr>
+            <w:lang w:val="zh_TW" w:bidi="zh_TW"/>
+          </w:rPr>
+          <w:rPr>
+            <w:color w:val="0000EE"/>
+            <w:u w:val="single"/>
+          </w:rPr>
+          <w:t>8–11</w:t>
+        </w:r>
+      </w:hyperlink>
+      <w:r>
+        <w:rPr>
+          <w:lang w:val="zh_TW" w:bidi="zh_TW"/>
+        </w:rPr>
+        <w:t>）。</w:t>
+      </w:r>
+    </w:p>
+    <w:p>
+      <w:pPr/>
+      <w:r>
+        <w:rPr>
+          <w:lang w:val="zh_TW" w:bidi="zh_TW"/>
+        </w:rPr>
+      </w:r>
+      <w:r>
+        <w:rPr>
+          <w:lang w:val="zh_TW" w:bidi="zh_TW"/>
+        </w:rPr>
+        <w:t>當非利士人得知大衛作王時，他們試圖攻擊他，但大衛「從迦巴到基色」擊敗他們（</w:t>
+      </w:r>
+      <w:hyperlink r:id="rId59">
+        <w:r>
+          <w:rPr>
+            <w:lang w:val="zh_TW" w:bidi="zh_TW"/>
+          </w:rPr>
+          <w:rPr>
+            <w:color w:val="0000EE"/>
+            <w:u w:val="single"/>
+          </w:rPr>
+          <w:t>撒下5:17–25</w:t>
+        </w:r>
+      </w:hyperlink>
+      <w:r>
+        <w:rPr>
+          <w:lang w:val="zh_TW" w:bidi="zh_TW"/>
+        </w:rPr>
+        <w:t>）。大衛打破非利士的勢力，雖然他們再次試圖對以色列發動戰爭，但都未能成功（</w:t>
+      </w:r>
+      <w:hyperlink r:id="rId60">
+        <w:r>
+          <w:rPr>
+            <w:lang w:val="zh_TW" w:bidi="zh_TW"/>
+          </w:rPr>
+          <w:rPr>
+            <w:color w:val="0000EE"/>
+            <w:u w:val="single"/>
+          </w:rPr>
+          <w:t>21:15–21</w:t>
+        </w:r>
+      </w:hyperlink>
+      <w:r>
+        <w:rPr>
+          <w:lang w:val="zh_TW" w:bidi="zh_TW"/>
+        </w:rPr>
+        <w:t>）。</w:t>
+      </w:r>
+    </w:p>
+    <w:p>
+      <w:pPr/>
+      <w:r>
+        <w:rPr>
+          <w:lang w:val="zh_TW" w:bidi="zh_TW"/>
+        </w:rPr>
+      </w:r>
+      <w:r>
+        <w:rPr>
+          <w:lang w:val="zh_TW" w:bidi="zh_TW"/>
+        </w:rPr>
+        <w:t>烏西雅與非利士人作戰；他拆毀了迦特、雅比尼和亞實突的城牆，並在非利士地區建造城市（</w:t>
+      </w:r>
+      <w:hyperlink r:id="rId61">
+        <w:r>
+          <w:rPr>
+            <w:lang w:val="zh_TW" w:bidi="zh_TW"/>
+          </w:rPr>
+          <w:rPr>
+            <w:color w:val="0000EE"/>
+            <w:u w:val="single"/>
+          </w:rPr>
+          <w:t>代下26:6–7</w:t>
+        </w:r>
+      </w:hyperlink>
+      <w:r>
+        <w:rPr>
+          <w:lang w:val="zh_TW" w:bidi="zh_TW"/>
+        </w:rPr>
+        <w:t>）。在亞哈斯統治期間，非利士人入侵謝非拉和南地，並佔領多座城市（</w:t>
+      </w:r>
+      <w:hyperlink r:id="rId62">
+        <w:r>
+          <w:rPr>
+            <w:lang w:val="zh_TW" w:bidi="zh_TW"/>
+          </w:rPr>
+          <w:rPr>
+            <w:color w:val="0000EE"/>
+            <w:u w:val="single"/>
+          </w:rPr>
+          <w:t>28:18</w:t>
+        </w:r>
+      </w:hyperlink>
+      <w:r>
+        <w:rPr>
+          <w:lang w:val="zh_TW" w:bidi="zh_TW"/>
+        </w:rPr>
+        <w:t>）。希西家</w:t>
+      </w:r>
+      <w:r>
+        <w:rPr>
+          <w:lang w:val="zh_TW" w:bidi="zh_TW"/>
+        </w:rPr>
+        <w:t>攻擊</w:t>
+      </w:r>
+      <w:r>
+        <w:rPr>
+          <w:lang w:val="zh_TW" w:bidi="zh_TW"/>
+        </w:rPr>
+        <w:t>非利士人，直至迦薩（</w:t>
+      </w:r>
+      <w:hyperlink r:id="rId63">
+        <w:r>
+          <w:rPr>
+            <w:lang w:val="zh_TW" w:bidi="zh_TW"/>
+          </w:rPr>
+          <w:rPr>
+            <w:color w:val="0000EE"/>
+            <w:u w:val="single"/>
+          </w:rPr>
+          <w:t>王下18:8</w:t>
+        </w:r>
+      </w:hyperlink>
+      <w:r>
+        <w:rPr>
+          <w:lang w:val="zh_TW" w:bidi="zh_TW"/>
+        </w:rPr>
+        <w:t>）。</w:t>
+      </w:r>
+    </w:p>
+    <w:p>
+      <w:pPr/>
+      <w:r>
+        <w:rPr>
+          <w:lang w:val="zh_TW" w:bidi="zh_TW"/>
+        </w:rPr>
+      </w:r>
+      <w:r>
+        <w:rPr>
+          <w:lang w:val="zh_TW" w:bidi="zh_TW"/>
+        </w:rPr>
+        <w:t>先知書提到非利士人的次數相對較少，不過耶利米專門為非利士人撰寫了一個短的篇章（</w:t>
+      </w:r>
+      <w:hyperlink r:id="rId64">
+        <w:r>
+          <w:rPr>
+            <w:lang w:val="zh_TW" w:bidi="zh_TW"/>
+          </w:rPr>
+          <w:rPr>
+            <w:color w:val="0000EE"/>
+            <w:u w:val="single"/>
+          </w:rPr>
+          <w:t>耶47</w:t>
+        </w:r>
+      </w:hyperlink>
+      <w:r>
+        <w:rPr>
+          <w:lang w:val="zh_TW" w:bidi="zh_TW"/>
+        </w:rPr>
+        <w:t>）。非利士人逐漸被迦南文化同化，消失於聖經和世俗歷史的篇章，只留下名字巴勒斯坦作為他們存在的紀念。</w:t>
+      </w:r>
+      <w:r>
+        <w:rPr>
+          <w:lang w:val="zh_TW" w:bidi="zh_TW"/>
+        </w:rPr>
+      </w:r>
+      <w:r>
+        <w:rPr>
+          <w:lang w:val="zh_TW" w:bidi="zh_TW"/>
+        </w:rPr>
+      </w:r>
+    </w:p>
+    <w:p>
+      <w:pPr/>
+      <w:r>
+        <w:rPr>
+          <w:lang w:val="zh_TW" w:bidi="zh_TW"/>
+        </w:rPr>
+      </w:r>
+    </w:p>
+    <w:p>
+      <w:pPr>
+        <w:pStyle w:val="Heading2"/>
+      </w:pPr>
+      <w:r>
+        <w:rPr>
+          <w:lang w:val="zh_TW" w:bidi="zh_TW"/>
+        </w:rPr>
+        <w:t>腓力</w:t>
+      </w:r>
+      <w:r>
+        <w:rPr>
+          <w:lang w:val="zh_TW" w:bidi="zh_TW"/>
+        </w:rPr>
+      </w:r>
+    </w:p>
+    <w:p>
+      <w:pPr>
+        <w:pStyle w:val="ListNumber"/>
+        <w:numPr>
+          <w:ilvl w:val="0"/>
+          <w:numId w:val="14"/>
+        </w:numPr>
+        <w:spacing w:line="240" w:lineRule="auto"/>
+        <w:ind w:left="720"/>
+      </w:pPr>
+      <w:r>
+        <w:rPr>
+          <w:lang w:val="zh_TW" w:bidi="zh_TW"/>
+        </w:rPr>
+      </w:r>
+      <w:r>
+        <w:rPr>
+          <w:lang w:val="zh_TW" w:bidi="zh_TW"/>
+        </w:rPr>
+        <w:t>耶穌的使徒。腓力的名字在十二使徒的名單中排在第五位，位於兩對兄弟西門彼得和安得烈、雅各和約翰之後（</w:t>
+      </w:r>
+      <w:hyperlink r:id="rId65">
+        <w:r>
+          <w:rPr>
+            <w:lang w:val="zh_TW" w:bidi="zh_TW"/>
+          </w:rPr>
+          <w:rPr>
+            <w:color w:val="0000EE"/>
+            <w:u w:val="single"/>
+          </w:rPr>
+          <w:t>太10:3</w:t>
+        </w:r>
+      </w:hyperlink>
+      <w:r>
+        <w:rPr>
+          <w:lang w:val="zh_TW" w:bidi="zh_TW"/>
+        </w:rPr>
+        <w:t>；</w:t>
+      </w:r>
+      <w:hyperlink r:id="rId66">
+        <w:r>
+          <w:rPr>
+            <w:lang w:val="zh_TW" w:bidi="zh_TW"/>
+          </w:rPr>
+          <w:rPr>
+            <w:color w:val="0000EE"/>
+            <w:u w:val="single"/>
+          </w:rPr>
+          <w:t>可3:18</w:t>
+        </w:r>
+      </w:hyperlink>
+      <w:r>
+        <w:rPr>
+          <w:lang w:val="zh_TW" w:bidi="zh_TW"/>
+        </w:rPr>
+        <w:t>；</w:t>
+      </w:r>
+      <w:hyperlink r:id="rId67">
+        <w:r>
+          <w:rPr>
+            <w:lang w:val="zh_TW" w:bidi="zh_TW"/>
+          </w:rPr>
+          <w:rPr>
+            <w:color w:val="0000EE"/>
+            <w:u w:val="single"/>
+          </w:rPr>
+          <w:t>路6:14</w:t>
+        </w:r>
+      </w:hyperlink>
+      <w:r>
+        <w:rPr>
+          <w:lang w:val="zh_TW" w:bidi="zh_TW"/>
+        </w:rPr>
+        <w:t>）。使徒約翰記載，當施洗約翰提到耶穌說「看哪，這是神的羔羊！」時，他的兩個門徒開始跟隨耶穌。其中一位是安得烈，他隨即對他哥哥西門彼得說：「我們遇見彌賽亞了」，並把他帶到耶穌面前。（另一位未提名的門徒很可能就是寫這段經文的約翰。）</w:t>
+        <w:br/>
+      </w:r>
+      <w:r>
+        <w:rPr>
+          <w:lang w:val="zh_TW" w:bidi="zh_TW"/>
+        </w:rPr>
+        <w:t>第二天，耶穌去了加利利，找到腓力並呼召他：「來跟從我吧。」約翰補充說腓力是伯賽大的人。腓力隨即找到拿但業並告訴他：「摩西在律法上所寫的和眾先知所記的那一位，我們遇見了」，並邀請拿但業前來親自看看（</w:t>
+      </w:r>
+      <w:hyperlink r:id="rId68">
+        <w:r>
+          <w:rPr>
+            <w:lang w:val="zh_TW" w:bidi="zh_TW"/>
+          </w:rPr>
+          <w:rPr>
+            <w:color w:val="0000EE"/>
+            <w:u w:val="single"/>
+          </w:rPr>
+          <w:t>約1:35–51</w:t>
+        </w:r>
+      </w:hyperlink>
+      <w:r>
+        <w:rPr>
+          <w:lang w:val="zh_TW" w:bidi="zh_TW"/>
+        </w:rPr>
+        <w:t>）。這段記載顯示腓力是最早跟隨耶穌的人之一，並迅速地邀請其他人也來跟從耶穌。</w:t>
+        <w:br/>
+      </w:r>
+      <w:r>
+        <w:rPr>
+          <w:lang w:val="zh_TW" w:bidi="zh_TW"/>
+        </w:rPr>
+        <w:t>腓力像其他使徒一樣，對基督的身分和大能仍有許多要學習的地方。在耶穌使五千人飽足的神蹟中，耶穌問腓力：「我們從哪裏買餅叫這些人吃呢？」腓力困惑地回答說，即使有二十兩銀子（相當於半年的工資）也買不到足夠的餅分給每個人（</w:t>
+      </w:r>
+      <w:hyperlink r:id="rId69">
+        <w:r>
+          <w:rPr>
+            <w:lang w:val="zh_TW" w:bidi="zh_TW"/>
+          </w:rPr>
+          <w:rPr>
+            <w:color w:val="0000EE"/>
+            <w:u w:val="single"/>
+          </w:rPr>
+          <w:t>約6:5–7</w:t>
+        </w:r>
+      </w:hyperlink>
+      <w:r>
+        <w:rPr>
+          <w:lang w:val="zh_TW" w:bidi="zh_TW"/>
+        </w:rPr>
+        <w:t>）。隨後的神蹟教導他，萬物的主能夠餵飽一大群人。</w:t>
+        <w:br/>
+      </w:r>
+      <w:r>
+        <w:rPr>
+          <w:lang w:val="zh_TW" w:bidi="zh_TW"/>
+        </w:rPr>
+        <w:t>腓力下一次出現是在耶路撒冷，在基督榮耀進城後。「有幾個希臘人」（說希臘話的非猶太人）來見腓力，請求「先生，我們願意見耶穌。」腓力告訴安得烈，兩人一同去帶他們去見耶穌（</w:t>
+      </w:r>
+      <w:hyperlink r:id="rId70">
+        <w:r>
+          <w:rPr>
+            <w:lang w:val="zh_TW" w:bidi="zh_TW"/>
+          </w:rPr>
+          <w:rPr>
+            <w:color w:val="0000EE"/>
+            <w:u w:val="single"/>
+          </w:rPr>
+          <w:t>12:20–22</w:t>
+        </w:r>
+      </w:hyperlink>
+      <w:r>
+        <w:rPr>
+          <w:lang w:val="zh_TW" w:bidi="zh_TW"/>
+        </w:rPr>
+        <w:t>）。這顯示腓力是一個容易接近的人，且懂得希臘文。</w:t>
+        <w:br/>
+      </w:r>
+      <w:r>
+        <w:rPr>
+          <w:lang w:val="zh_TW" w:bidi="zh_TW"/>
+        </w:rPr>
+        <w:t>在耶穌被捕的前一晚，耶穌與祂的跟隨者在樓房（即樓上的房間）裡會面。在這次會議中，腓力對耶穌說：「求主將父顯給我們看，我們就知足了。」耶穌利用這個時機教導腓力更多。腓力對神非常忠誠，或許他希望耶穌能顯示神的奇妙榮光，這類似於摩西在</w:t>
+      </w:r>
+      <w:hyperlink r:id="rId71">
+        <w:r>
+          <w:rPr>
+            <w:lang w:val="zh_TW" w:bidi="zh_TW"/>
+          </w:rPr>
+          <w:rPr>
+            <w:color w:val="0000EE"/>
+            <w:u w:val="single"/>
+          </w:rPr>
+          <w:t>出埃及記三十三章18節</w:t>
+        </w:r>
+      </w:hyperlink>
+      <w:r>
+        <w:rPr>
+          <w:lang w:val="zh_TW" w:bidi="zh_TW"/>
+        </w:rPr>
+        <w:t>中求見神的榮光。然而，耶穌教導他，祂自己就是父顯於人前的完全啟示（</w:t>
+      </w:r>
+      <w:hyperlink r:id="rId72">
+        <w:r>
+          <w:rPr>
+            <w:lang w:val="zh_TW" w:bidi="zh_TW"/>
+          </w:rPr>
+          <w:rPr>
+            <w:color w:val="0000EE"/>
+            <w:u w:val="single"/>
+          </w:rPr>
+          <w:t>約14:8–10</w:t>
+        </w:r>
+      </w:hyperlink>
+      <w:r>
+        <w:rPr>
+          <w:lang w:val="zh_TW" w:bidi="zh_TW"/>
+        </w:rPr>
+        <w:t>）。</w:t>
+        <w:br/>
+      </w:r>
+      <w:r>
+        <w:rPr>
+          <w:lang w:val="zh_TW" w:bidi="zh_TW"/>
+        </w:rPr>
+        <w:t>常有人會混淆使徒腓力和傳福音的腓力（下文#2所提到的那一位）。腓力可能在多處傳道，最後定居於羅馬亞細亞省的希拉坡里，直至去世。他是死於自然原因還是殉道（因信仰而被殺）則無法確定。</w:t>
+        <w:br/>
+      </w:r>
+      <w:r>
+        <w:rPr>
           <w:i/>
           <w:lang w:val="zh_TW" w:bidi="zh_TW"/>
         </w:rPr>
@@ -388,71 +2059,811 @@
         <w:rPr>
           <w:lang w:val="zh_TW" w:bidi="zh_TW"/>
         </w:rPr>
-        <w:t>亞當（人物）</w:t>
-      </w:r>
+        <w:t xml:space="preserve"> </w:t>
+      </w:r>
+      <w:r>
+        <w:rPr>
+          <w:lang w:val="zh_TW" w:bidi="zh_TW"/>
+        </w:rPr>
+        <w:t>使徒、使徒職分</w:t>
+      </w:r>
+      <w:r>
+        <w:rPr>
+          <w:lang w:val="zh_TW" w:bidi="zh_TW"/>
+        </w:rPr>
+        <w:t>。</w:t>
+      </w:r>
+    </w:p>
+    <w:p>
+      <w:pPr>
+        <w:pStyle w:val="ListNumber"/>
+        <w:spacing w:line="240" w:lineRule="auto"/>
+        <w:ind w:left="720"/>
+      </w:pPr>
+      <w:r>
+        <w:rPr>
+          <w:lang w:val="zh_TW" w:bidi="zh_TW"/>
+        </w:rPr>
+      </w:r>
+      <w:r>
+        <w:rPr>
+          <w:lang w:val="zh_TW" w:bidi="zh_TW"/>
+        </w:rPr>
+        <w:t>一位希臘化的猶太人（說希臘話並遵循希臘習俗的人），他成為基督的跟隨者。腓利是七位被選派負責管理耶路撒冷基督徒群體中貧困寡婦事工的人之一。</w:t>
+        <w:br/>
+      </w:r>
+      <w:r>
+        <w:rPr>
+          <w:lang w:val="zh_TW" w:bidi="zh_TW"/>
+        </w:rPr>
+        <w:t>包括腓利在內，這些人全都有希臘名字。其中一人叫尼哥拉，他是歸信猶太教的外邦人。儘管從記載中並不完全確定他們是否被視為正式的執事，但這事件通常被認為是教會中設立一特殊幫助群體的開始，這群體稱為執事（</w:t>
+      </w:r>
+      <w:hyperlink r:id="rId73">
+        <w:r>
+          <w:rPr>
+            <w:lang w:val="zh_TW" w:bidi="zh_TW"/>
+          </w:rPr>
+          <w:rPr>
+            <w:color w:val="0000EE"/>
+            <w:u w:val="single"/>
+          </w:rPr>
+          <w:t>徒6:1–7</w:t>
+        </w:r>
+      </w:hyperlink>
+      <w:r>
+        <w:rPr>
+          <w:lang w:val="zh_TW" w:bidi="zh_TW"/>
+        </w:rPr>
+        <w:t>）。在這七人中，新約中只記載了司提反和腓利更多的事蹟。他們被描述為有好名聲，滿有聖靈和智慧的人（</w:t>
+      </w:r>
+      <w:hyperlink r:id="rId74">
+        <w:r>
+          <w:rPr>
+            <w:lang w:val="zh_TW" w:bidi="zh_TW"/>
+          </w:rPr>
+          <w:rPr>
+            <w:color w:val="0000EE"/>
+            <w:u w:val="single"/>
+          </w:rPr>
+          <w:t>3</w:t>
+        </w:r>
+      </w:hyperlink>
+      <w:r>
+        <w:rPr>
+          <w:lang w:val="zh_TW" w:bidi="zh_TW"/>
+        </w:rPr>
+        <w:t>節）。</w:t>
+        <w:br/>
+      </w:r>
+      <w:r>
+        <w:rPr>
+          <w:lang w:val="zh_TW" w:bidi="zh_TW"/>
+        </w:rPr>
+        <w:t>腓利被稱為「傳福音的腓利」，這是從</w:t>
+      </w:r>
+      <w:hyperlink r:id="rId75">
+        <w:r>
+          <w:rPr>
+            <w:lang w:val="zh_TW" w:bidi="zh_TW"/>
+          </w:rPr>
+          <w:rPr>
+            <w:color w:val="0000EE"/>
+            <w:u w:val="single"/>
+          </w:rPr>
+          <w:t>使徒行傳二十一章8節</w:t>
+        </w:r>
+      </w:hyperlink>
+      <w:r>
+        <w:rPr>
+          <w:lang w:val="zh_TW" w:bidi="zh_TW"/>
+        </w:rPr>
+        <w:t>中明確得知的。這個名號實至名歸，當掃羅逼迫耶路撒冷的基督徒時，腓利去了撒馬利亞並大有能力地宣講福音，結果許多人滿心歡喜地歸信基督（</w:t>
+      </w:r>
+      <w:hyperlink r:id="rId76">
+        <w:r>
+          <w:rPr>
+            <w:lang w:val="zh_TW" w:bidi="zh_TW"/>
+          </w:rPr>
+          <w:rPr>
+            <w:color w:val="0000EE"/>
+            <w:u w:val="single"/>
+          </w:rPr>
+          <w:t>徒8:1–8</w:t>
+        </w:r>
+      </w:hyperlink>
+      <w:r>
+        <w:rPr>
+          <w:lang w:val="zh_TW" w:bidi="zh_TW"/>
+        </w:rPr>
+        <w:t>）。</w:t>
+        <w:br/>
+      </w:r>
+      <w:r>
+        <w:rPr>
+          <w:lang w:val="zh_TW" w:bidi="zh_TW"/>
+        </w:rPr>
+        <w:t>神呼召腓利離開撒馬利亞，前往南地的曠野。腓利的事工充滿能力且成功，因此，離開並前往其它地方似乎很奇怪且愚蠢。但腓利聽從並順服神。</w:t>
+        <w:br/>
+      </w:r>
+      <w:r>
+        <w:rPr>
+          <w:lang w:val="zh_TW" w:bidi="zh_TW"/>
+        </w:rPr>
+        <w:t>在曠野中，雖然沒有群眾，卻遇見了一位重要的衣索匹亞的官員。這人剛從耶路撒冷拜訪完畢，正返回非洲。腓利意識到神有充分的理由派他到那裡。這位衣索匹亞人正在閱讀</w:t>
+      </w:r>
+      <w:hyperlink r:id="rId77">
+        <w:r>
+          <w:rPr>
+            <w:lang w:val="zh_TW" w:bidi="zh_TW"/>
+          </w:rPr>
+          <w:rPr>
+            <w:color w:val="0000EE"/>
+            <w:u w:val="single"/>
+          </w:rPr>
+          <w:t>以賽亞書五十三章</w:t>
+        </w:r>
+      </w:hyperlink>
+      <w:r>
+        <w:rPr>
+          <w:lang w:val="zh_TW" w:bidi="zh_TW"/>
+        </w:rPr>
+        <w:t>，這是舊約中重要的福音章節。</w:t>
+        <w:br/>
+      </w:r>
+      <w:r>
+        <w:rPr>
+          <w:lang w:val="zh_TW" w:bidi="zh_TW"/>
+        </w:rPr>
+        <w:t>腓利告訴他這預言是關於耶穌基督的。這衣索匹亞人信了並受洗，滿心歡喜地繼續前行（</w:t>
+      </w:r>
+      <w:hyperlink r:id="rId78">
+        <w:r>
+          <w:rPr>
+            <w:lang w:val="zh_TW" w:bidi="zh_TW"/>
+          </w:rPr>
+          <w:rPr>
+            <w:color w:val="0000EE"/>
+            <w:u w:val="single"/>
+          </w:rPr>
+          <w:t>25–40</w:t>
+        </w:r>
+      </w:hyperlink>
+      <w:r>
+        <w:rPr>
+          <w:lang w:val="zh_TW" w:bidi="zh_TW"/>
+        </w:rPr>
+        <w:t>節）。這個人的歸信意味著腓利成為第一位向外邦人傳福音的人，且福音藉由這位衣索匹亞人傳到非洲大陸。</w:t>
+        <w:br/>
+      </w:r>
+      <w:r>
+        <w:rPr>
+          <w:lang w:val="zh_TW" w:bidi="zh_TW"/>
+        </w:rPr>
+        <w:t>當時的猶太人為自己的民族感到驕傲，且視撒馬利亞人為不潔。撒馬利亞人是猶太人與非猶太人的混血族群。猶太人也認為非猶太人（稱為外邦人）不潔。然而腓利不同，他樂於向撒馬利亞人和這位衣索匹亞人傳講耶穌的事。腓利的行動顯示了耶穌的福音是為所有人預備的，無論他們的來歷或所屬的群體。腓利的工作證明了神的愛藉著耶穌白白賜給所有人。</w:t>
+        <w:br/>
+      </w:r>
+      <w:r>
+        <w:rPr>
+          <w:lang w:val="zh_TW" w:bidi="zh_TW"/>
+        </w:rPr>
+        <w:t>腓利後來住在海岸邊的凱撒利亞，並在使徒保羅第三次宣教之旅結束時，接待了保羅和路加。路加記載腓力有四個未婚的女兒，她們都是女先知（</w:t>
+      </w:r>
+      <w:hyperlink r:id="rId79">
+        <w:r>
+          <w:rPr>
+            <w:lang w:val="zh_TW" w:bidi="zh_TW"/>
+          </w:rPr>
+          <w:rPr>
+            <w:color w:val="0000EE"/>
+            <w:u w:val="single"/>
+          </w:rPr>
+          <w:t>徒21:8–9</w:t>
+        </w:r>
+      </w:hyperlink>
+      <w:r>
+        <w:rPr>
+          <w:lang w:val="zh_TW" w:bidi="zh_TW"/>
+        </w:rPr>
+        <w:t>）。不久之後，保羅在凱撒利亞被拘留兩年，腓力的善意和友誼，對保羅應是莫大的安慰（</w:t>
+      </w:r>
+      <w:hyperlink r:id="rId80">
+        <w:r>
+          <w:rPr>
+            <w:lang w:val="zh_TW" w:bidi="zh_TW"/>
+          </w:rPr>
+          <w:rPr>
+            <w:color w:val="0000EE"/>
+            <w:u w:val="single"/>
+          </w:rPr>
+          <w:t>23:31–35，</w:t>
+        </w:r>
+      </w:hyperlink>
+      <w:hyperlink r:id="rId81">
+        <w:r>
+          <w:rPr>
+            <w:lang w:val="zh_TW" w:bidi="zh_TW"/>
+          </w:rPr>
+          <w:rPr>
+            <w:color w:val="0000EE"/>
+            <w:u w:val="single"/>
+          </w:rPr>
+          <w:t>24:23、27</w:t>
+        </w:r>
+      </w:hyperlink>
+      <w:r>
+        <w:rPr>
+          <w:lang w:val="zh_TW" w:bidi="zh_TW"/>
+        </w:rPr>
+        <w:t>）。</w:t>
+      </w:r>
+    </w:p>
+    <w:p>
+      <w:pPr>
+        <w:pStyle w:val="ListNumber"/>
+        <w:spacing w:line="240" w:lineRule="auto"/>
+        <w:ind w:left="720"/>
+      </w:pPr>
+      <w:r>
+        <w:rPr>
+          <w:lang w:val="zh_TW" w:bidi="zh_TW"/>
+        </w:rPr>
+      </w:r>
+      <w:r>
+        <w:rPr>
+          <w:lang w:val="zh_TW" w:bidi="zh_TW"/>
+        </w:rPr>
+        <w:t>另一位腓力是大希律與</w:t>
+      </w:r>
+      <w:r>
+        <w:rPr>
+          <w:lang w:val="zh_TW" w:bidi="zh_TW"/>
+        </w:rPr>
+        <w:t>克麗奧佩特拉（</w:t>
+      </w:r>
+      <w:r>
+        <w:rPr>
+          <w:lang w:val="zh_TW" w:bidi="zh_TW"/>
+        </w:rPr>
+        <w:t>Cleopatra</w:t>
+      </w:r>
+      <w:r>
+        <w:rPr>
+          <w:lang w:val="zh_TW" w:bidi="zh_TW"/>
+        </w:rPr>
+        <w:t>）</w:t>
+      </w:r>
+      <w:r>
+        <w:rPr>
+          <w:lang w:val="zh_TW" w:bidi="zh_TW"/>
+        </w:rPr>
+        <w:t>之子，安提帕的同父異母兄弟，安提帕的母親是馬爾他斯（Malthace）。他在</w:t>
+      </w:r>
+      <w:hyperlink r:id="rId82">
+        <w:r>
+          <w:rPr>
+            <w:lang w:val="zh_TW" w:bidi="zh_TW"/>
+          </w:rPr>
+          <w:rPr>
+            <w:color w:val="0000EE"/>
+            <w:u w:val="single"/>
+          </w:rPr>
+          <w:t>路加福音三章1節</w:t>
+        </w:r>
+      </w:hyperlink>
+      <w:r>
+        <w:rPr>
+          <w:lang w:val="zh_TW" w:bidi="zh_TW"/>
+        </w:rPr>
+        <w:t>中被稱為希律。安提帕在公元前4年到公元39年間擔任比利亞和加利利的分封王（巡撫），而腓力則在加利利東北部的以土利亞和特拉可尼地方及某些其它領地任分封王37年（從公元前4年到公元33年）。他的妻子是他的姪女撒羅米（Salome），她曾為希律跳舞，並要求得到施洗約翰的首級作為報酬（</w:t>
+      </w:r>
+      <w:hyperlink r:id="rId83">
+        <w:r>
+          <w:rPr>
+            <w:lang w:val="zh_TW" w:bidi="zh_TW"/>
+          </w:rPr>
+          <w:rPr>
+            <w:color w:val="0000EE"/>
+            <w:u w:val="single"/>
+          </w:rPr>
+          <w:t>太14:3–12</w:t>
+        </w:r>
+      </w:hyperlink>
       <w:r>
         <w:rPr>
           <w:lang w:val="zh_TW" w:bidi="zh_TW"/>
         </w:rPr>
         <w:t>；</w:t>
       </w:r>
-      <w:r>
-        <w:rPr>
-          <w:lang w:val="zh_TW" w:bidi="zh_TW"/>
-        </w:rPr>
-        <w:t>夏娃</w:t>
-      </w:r>
+      <w:hyperlink r:id="rId84">
+        <w:r>
+          <w:rPr>
+            <w:lang w:val="zh_TW" w:bidi="zh_TW"/>
+          </w:rPr>
+          <w:rPr>
+            <w:color w:val="0000EE"/>
+            <w:u w:val="single"/>
+          </w:rPr>
+          <w:t>可6:17–29</w:t>
+        </w:r>
+      </w:hyperlink>
+      <w:r>
+        <w:rPr>
+          <w:lang w:val="zh_TW" w:bidi="zh_TW"/>
+        </w:rPr>
+        <w:t>）。</w:t>
+        <w:br/>
+      </w:r>
+      <w:r>
+        <w:rPr>
+          <w:i/>
+          <w:lang w:val="zh_TW" w:bidi="zh_TW"/>
+        </w:rPr>
+        <w:t>另見</w:t>
+      </w:r>
+      <w:r>
+        <w:rPr>
+          <w:lang w:val="zh_TW" w:bidi="zh_TW"/>
+        </w:rPr>
+        <w:t xml:space="preserve"> </w:t>
+      </w:r>
+      <w:r>
+        <w:rPr>
+          <w:lang w:val="zh_TW" w:bidi="zh_TW"/>
+        </w:rPr>
+        <w:t>希律、希律家族</w:t>
+      </w:r>
+      <w:r>
+        <w:rPr>
+          <w:lang w:val="zh_TW" w:bidi="zh_TW"/>
+        </w:rPr>
+        <w:t>。</w:t>
+      </w:r>
+    </w:p>
+    <w:p>
+      <w:pPr>
+        <w:pStyle w:val="ListNumber"/>
+        <w:spacing w:line="240" w:lineRule="auto"/>
+        <w:ind w:left="720"/>
+      </w:pPr>
+      <w:r>
+        <w:rPr>
+          <w:lang w:val="zh_TW" w:bidi="zh_TW"/>
+        </w:rPr>
+      </w:r>
+      <w:r>
+        <w:rPr>
+          <w:lang w:val="zh_TW" w:bidi="zh_TW"/>
+        </w:rPr>
+        <w:t>最後一位腓力是大希律和</w:t>
+      </w:r>
+      <w:r>
+        <w:rPr>
+          <w:lang w:val="zh_TW" w:bidi="zh_TW"/>
+        </w:rPr>
+        <w:t>瑪利暗（</w:t>
+      </w:r>
+      <w:r>
+        <w:rPr>
+          <w:lang w:val="zh_TW" w:bidi="zh_TW"/>
+        </w:rPr>
+        <w:t>Mariamne</w:t>
+      </w:r>
+      <w:r>
+        <w:rPr>
+          <w:lang w:val="zh_TW" w:bidi="zh_TW"/>
+        </w:rPr>
+        <w:t>）</w:t>
+      </w:r>
+      <w:r>
+        <w:rPr>
+          <w:lang w:val="zh_TW" w:bidi="zh_TW"/>
+        </w:rPr>
+        <w:t>的兒子，也是撒羅米的母親希羅底的丈夫。希羅底拋棄他，轉而成為他的同父異母兄弟希律安提帕的情婦。因這不道德的關係，施洗約翰責備希律，而施洗約翰後來也因此被囚，最後被斬首（</w:t>
+      </w:r>
+      <w:hyperlink r:id="rId83">
+        <w:r>
+          <w:rPr>
+            <w:lang w:val="zh_TW" w:bidi="zh_TW"/>
+          </w:rPr>
+          <w:rPr>
+            <w:color w:val="0000EE"/>
+            <w:u w:val="single"/>
+          </w:rPr>
+          <w:t>太14:3–12</w:t>
+        </w:r>
+      </w:hyperlink>
       <w:r>
         <w:rPr>
           <w:lang w:val="zh_TW" w:bidi="zh_TW"/>
         </w:rPr>
         <w:t>；</w:t>
       </w:r>
-      <w:r>
-        <w:rPr>
-          <w:lang w:val="zh_TW" w:bidi="zh_TW"/>
-        </w:rPr>
-        <w:t>伊甸園</w:t>
-      </w:r>
+      <w:hyperlink r:id="rId84">
+        <w:r>
+          <w:rPr>
+            <w:lang w:val="zh_TW" w:bidi="zh_TW"/>
+          </w:rPr>
+          <w:rPr>
+            <w:color w:val="0000EE"/>
+            <w:u w:val="single"/>
+          </w:rPr>
+          <w:t>可6:17–29</w:t>
+        </w:r>
+      </w:hyperlink>
       <w:r>
         <w:rPr>
           <w:lang w:val="zh_TW" w:bidi="zh_TW"/>
         </w:rPr>
         <w:t>；</w:t>
       </w:r>
-      <w:r>
-        <w:rPr>
-          <w:lang w:val="zh_TW" w:bidi="zh_TW"/>
-        </w:rPr>
-        <w:t>人類的墮落</w:t>
-      </w:r>
+      <w:hyperlink r:id="rId85">
+        <w:r>
+          <w:rPr>
+            <w:lang w:val="zh_TW" w:bidi="zh_TW"/>
+          </w:rPr>
+          <w:rPr>
+            <w:color w:val="0000EE"/>
+            <w:u w:val="single"/>
+          </w:rPr>
+          <w:t>路3:19–20</w:t>
+        </w:r>
+      </w:hyperlink>
+      <w:r>
+        <w:rPr>
+          <w:lang w:val="zh_TW" w:bidi="zh_TW"/>
+        </w:rPr>
+        <w:t>）。</w:t>
+      </w:r>
+      <w:r>
+        <w:rPr>
+          <w:lang w:val="zh_TW" w:bidi="zh_TW"/>
+        </w:rPr>
+      </w:r>
+      <w:r>
+        <w:rPr>
+          <w:lang w:val="zh_TW" w:bidi="zh_TW"/>
+        </w:rPr>
+      </w:r>
+    </w:p>
+    <w:p>
+      <w:pPr/>
+      <w:r>
+        <w:rPr>
+          <w:lang w:val="zh_TW" w:bidi="zh_TW"/>
+        </w:rPr>
+      </w:r>
+    </w:p>
+    <w:p>
+      <w:pPr>
+        <w:pStyle w:val="Heading2"/>
+      </w:pPr>
+      <w:r>
+        <w:rPr>
+          <w:lang w:val="zh_TW" w:bidi="zh_TW"/>
+        </w:rPr>
+        <w:t>腓利門書</w:t>
+      </w:r>
+      <w:r>
+        <w:rPr>
+          <w:lang w:val="zh_TW" w:bidi="zh_TW"/>
+        </w:rPr>
+      </w:r>
+    </w:p>
+    <w:p>
+      <w:pPr/>
+      <w:r>
+        <w:rPr>
+          <w:lang w:val="zh_TW" w:bidi="zh_TW"/>
+        </w:rPr>
+      </w:r>
+      <w:r>
+        <w:rPr>
+          <w:lang w:val="zh_TW" w:bidi="zh_TW"/>
+        </w:rPr>
+        <w:t>保羅最短的監獄書信。</w:t>
+      </w:r>
+    </w:p>
+    <w:p>
+      <w:pPr/>
+      <w:r>
+        <w:rPr>
+          <w:lang w:val="zh_TW" w:bidi="zh_TW"/>
+        </w:rPr>
+      </w:r>
+      <w:r>
+        <w:rPr>
+          <w:lang w:val="zh_TW" w:bidi="zh_TW"/>
+        </w:rPr>
+        <w:t>概覽</w:t>
+      </w:r>
+    </w:p>
+    <w:p>
+      <w:pPr/>
+      <w:r>
+        <w:rPr>
+          <w:lang w:val="zh_TW" w:bidi="zh_TW"/>
+        </w:rPr>
+      </w:r>
+      <w:r>
+        <w:rPr>
+          <w:lang w:val="zh_TW" w:bidi="zh_TW"/>
+        </w:rPr>
+        <w:t>• 作者</w:t>
+      </w:r>
+    </w:p>
+    <w:p>
+      <w:pPr/>
+      <w:r>
+        <w:rPr>
+          <w:lang w:val="zh_TW" w:bidi="zh_TW"/>
+        </w:rPr>
+      </w:r>
+      <w:r>
+        <w:rPr>
+          <w:lang w:val="zh_TW" w:bidi="zh_TW"/>
+        </w:rPr>
+        <w:t>• 寫作地點</w:t>
+      </w:r>
+    </w:p>
+    <w:p>
+      <w:pPr/>
+      <w:r>
+        <w:rPr>
+          <w:lang w:val="zh_TW" w:bidi="zh_TW"/>
+        </w:rPr>
+      </w:r>
+      <w:r>
+        <w:rPr>
+          <w:lang w:val="zh_TW" w:bidi="zh_TW"/>
+        </w:rPr>
+        <w:t>• 收信人</w:t>
+      </w:r>
+    </w:p>
+    <w:p>
+      <w:pPr/>
+      <w:r>
+        <w:rPr>
+          <w:lang w:val="zh_TW" w:bidi="zh_TW"/>
+        </w:rPr>
+      </w:r>
+      <w:r>
+        <w:rPr>
+          <w:lang w:val="zh_TW" w:bidi="zh_TW"/>
+        </w:rPr>
+        <w:t>• 背景</w:t>
+      </w:r>
+    </w:p>
+    <w:p>
+      <w:pPr/>
+      <w:r>
+        <w:rPr>
+          <w:lang w:val="zh_TW" w:bidi="zh_TW"/>
+        </w:rPr>
+      </w:r>
+      <w:r>
+        <w:rPr>
+          <w:lang w:val="zh_TW" w:bidi="zh_TW"/>
+        </w:rPr>
+        <w:t>• 目的</w:t>
+      </w:r>
+    </w:p>
+    <w:p>
+      <w:pPr/>
+      <w:r>
+        <w:rPr>
+          <w:lang w:val="zh_TW" w:bidi="zh_TW"/>
+        </w:rPr>
+      </w:r>
+      <w:r>
+        <w:rPr>
+          <w:lang w:val="zh_TW" w:bidi="zh_TW"/>
+        </w:rPr>
+        <w:t>• 教導</w:t>
+      </w:r>
+    </w:p>
+    <w:p>
+      <w:pPr>
+        <w:pStyle w:val="Heading3"/>
+      </w:pPr>
+      <w:r>
+        <w:rPr>
+          <w:lang w:val="zh_TW" w:bidi="zh_TW"/>
+        </w:rPr>
+        <w:t>作者</w:t>
+      </w:r>
+    </w:p>
+    <w:p>
+      <w:pPr/>
+      <w:r>
+        <w:rPr>
+          <w:lang w:val="zh_TW" w:bidi="zh_TW"/>
+        </w:rPr>
+      </w:r>
+      <w:r>
+        <w:rPr>
+          <w:lang w:val="zh_TW" w:bidi="zh_TW"/>
+        </w:rPr>
+        <w:t>使徒保羅照著他的書寫習慣和當時書信的規範，表明自己是這封信的作者。他說他在寫信時，因著為耶穌基督作見證而被囚（</w:t>
+      </w:r>
+      <w:hyperlink r:id="rId86">
+        <w:r>
+          <w:rPr>
+            <w:lang w:val="zh_TW" w:bidi="zh_TW"/>
+          </w:rPr>
+          <w:rPr>
+            <w:color w:val="0000EE"/>
+            <w:u w:val="single"/>
+          </w:rPr>
+          <w:t>門1:9–10、13、23</w:t>
+        </w:r>
+      </w:hyperlink>
+      <w:r>
+        <w:rPr>
+          <w:lang w:val="zh_TW" w:bidi="zh_TW"/>
+        </w:rPr>
+        <w:t>）。</w:t>
+      </w:r>
+    </w:p>
+    <w:p>
+      <w:pPr>
+        <w:pStyle w:val="Heading3"/>
+      </w:pPr>
+      <w:r>
+        <w:rPr>
+          <w:lang w:val="zh_TW" w:bidi="zh_TW"/>
+        </w:rPr>
+        <w:t>寫作地點</w:t>
+      </w:r>
+    </w:p>
+    <w:p>
+      <w:pPr/>
+      <w:r>
+        <w:rPr>
+          <w:lang w:val="zh_TW" w:bidi="zh_TW"/>
+        </w:rPr>
+      </w:r>
+      <w:r>
+        <w:rPr>
+          <w:lang w:val="zh_TW" w:bidi="zh_TW"/>
+        </w:rPr>
+        <w:t>我們難以確定保羅寫信時的被囚地點。凱撒利亞、以弗所或羅馬這幾處地方之中，後兩者似乎都能對應這封書信，也符合歌羅西書提到的情形（歌羅西書與腓利門書密切相關，</w:t>
+      </w:r>
+      <w:hyperlink r:id="rId87">
+        <w:r>
+          <w:rPr>
+            <w:lang w:val="zh_TW" w:bidi="zh_TW"/>
+          </w:rPr>
+          <w:rPr>
+            <w:color w:val="0000EE"/>
+            <w:u w:val="single"/>
+          </w:rPr>
+          <w:t>西4:7–14</w:t>
+        </w:r>
+      </w:hyperlink>
+      <w:r>
+        <w:rPr>
+          <w:lang w:val="zh_TW" w:bidi="zh_TW"/>
+        </w:rPr>
+        <w:t>；參</w:t>
+      </w:r>
+      <w:hyperlink r:id="rId88">
+        <w:r>
+          <w:rPr>
+            <w:lang w:val="zh_TW" w:bidi="zh_TW"/>
+          </w:rPr>
+          <w:rPr>
+            <w:color w:val="0000EE"/>
+            <w:u w:val="single"/>
+          </w:rPr>
+          <w:t>門1:23–24</w:t>
+        </w:r>
+      </w:hyperlink>
+      <w:r>
+        <w:rPr>
+          <w:lang w:val="zh_TW" w:bidi="zh_TW"/>
+        </w:rPr>
+        <w:t>）。腓利門書提到馬可和路加與保羅同行，傾向支持這封書信在羅馬寫成（</w:t>
+      </w:r>
+      <w:hyperlink r:id="rId89">
+        <w:r>
+          <w:rPr>
+            <w:lang w:val="zh_TW" w:bidi="zh_TW"/>
+          </w:rPr>
+          <w:rPr>
+            <w:color w:val="0000EE"/>
+            <w:u w:val="single"/>
+          </w:rPr>
+          <w:t>門1:24</w:t>
+        </w:r>
+      </w:hyperlink>
+      <w:r>
+        <w:rPr>
+          <w:lang w:val="zh_TW" w:bidi="zh_TW"/>
+        </w:rPr>
+        <w:t>）。不過，相對而言，以弗所更靠近腓利門居住的地方歌羅西（約100英里，或160.9公里），以及保羅宣告會到歌羅西去（第</w:t>
+      </w:r>
+      <w:hyperlink r:id="rId90">
+        <w:r>
+          <w:rPr>
+            <w:lang w:val="zh_TW" w:bidi="zh_TW"/>
+          </w:rPr>
+          <w:rPr>
+            <w:color w:val="0000EE"/>
+            <w:u w:val="single"/>
+          </w:rPr>
+          <w:t>22</w:t>
+        </w:r>
+      </w:hyperlink>
+      <w:r>
+        <w:rPr>
+          <w:lang w:val="zh_TW" w:bidi="zh_TW"/>
+        </w:rPr>
+        <w:t>節），暗示以弗所是他被囚的地方。雖然使徒行傳沒有明確提到他被囚於以弗所，但保羅在那裡宣教的記錄，表明他遇到了相當大的反對（</w:t>
+      </w:r>
+      <w:hyperlink r:id="rId91">
+        <w:r>
+          <w:rPr>
+            <w:lang w:val="zh_TW" w:bidi="zh_TW"/>
+          </w:rPr>
+          <w:rPr>
+            <w:color w:val="0000EE"/>
+            <w:u w:val="single"/>
+          </w:rPr>
+          <w:t>徒20:19</w:t>
+        </w:r>
+      </w:hyperlink>
+      <w:r>
+        <w:rPr>
+          <w:lang w:val="zh_TW" w:bidi="zh_TW"/>
+        </w:rPr>
+        <w:t>），保羅的表述可能暗示他曾身陷囹圄中（</w:t>
+      </w:r>
+      <w:hyperlink r:id="rId92">
+        <w:r>
+          <w:rPr>
+            <w:lang w:val="zh_TW" w:bidi="zh_TW"/>
+          </w:rPr>
+          <w:rPr>
+            <w:color w:val="0000EE"/>
+            <w:u w:val="single"/>
+          </w:rPr>
+          <w:t>林前15:32</w:t>
+        </w:r>
+      </w:hyperlink>
       <w:r>
         <w:rPr>
           <w:lang w:val="zh_TW" w:bidi="zh_TW"/>
         </w:rPr>
         <w:t>；</w:t>
       </w:r>
-      <w:r>
-        <w:rPr>
-          <w:lang w:val="zh_TW" w:bidi="zh_TW"/>
-        </w:rPr>
-        <w:t>生命樹</w:t>
-      </w:r>
-      <w:r>
-        <w:rPr>
-          <w:lang w:val="zh_TW" w:bidi="zh_TW"/>
-        </w:rPr>
-        <w:t>。</w:t>
-      </w:r>
-      <w:r>
-        <w:rPr>
-          <w:lang w:val="zh_TW" w:bidi="zh_TW"/>
-        </w:rPr>
-      </w:r>
-      <w:r>
-        <w:rPr>
-          <w:lang w:val="zh_TW" w:bidi="zh_TW"/>
-        </w:rPr>
+      <w:hyperlink r:id="rId93">
+        <w:r>
+          <w:rPr>
+            <w:lang w:val="zh_TW" w:bidi="zh_TW"/>
+          </w:rPr>
+          <w:rPr>
+            <w:color w:val="0000EE"/>
+            <w:u w:val="single"/>
+          </w:rPr>
+          <w:t>林後1:8–10</w:t>
+        </w:r>
+      </w:hyperlink>
+      <w:r>
+        <w:rPr>
+          <w:lang w:val="zh_TW" w:bidi="zh_TW"/>
+        </w:rPr>
+        <w:t>）。</w:t>
+      </w:r>
+    </w:p>
+    <w:p>
+      <w:pPr>
+        <w:pStyle w:val="Heading3"/>
+      </w:pPr>
+      <w:r>
+        <w:rPr>
+          <w:lang w:val="zh_TW" w:bidi="zh_TW"/>
+        </w:rPr>
+        <w:t>收信人</w:t>
       </w:r>
     </w:p>
     <w:p>
@@ -462,21 +2873,65 @@
           <w:lang w:val="zh_TW" w:bidi="zh_TW"/>
         </w:rPr>
       </w:r>
-    </w:p>
-    <w:p>
-      <w:pPr>
-        <w:pStyle w:val="Heading2"/>
-      </w:pPr>
-      <w:r>
-        <w:rPr>
-          <w:lang w:val="zh_TW" w:bidi="zh_TW"/>
-        </w:rPr>
-        <w:t>分封王</w:t>
-      </w:r>
-      <w:r>
-        <w:rPr>
-          <w:lang w:val="zh_TW" w:bidi="zh_TW"/>
-        </w:rPr>
+      <w:r>
+        <w:rPr>
+          <w:lang w:val="zh_TW" w:bidi="zh_TW"/>
+        </w:rPr>
+        <w:t>人們經常誤會這份文獻，是保羅寫給腓利門書的個人便條；腓利門由保羅帶領信主，是他的朋友，也是歌羅西的教會領袖及奴隸主人。事實上，這封書信是寫給腓利門、亞腓亞（可能是腓利門的妻子）、亞基布以及在腓利門家中聚會的信徒群體（</w:t>
+      </w:r>
+      <w:hyperlink r:id="rId94">
+        <w:r>
+          <w:rPr>
+            <w:lang w:val="zh_TW" w:bidi="zh_TW"/>
+          </w:rPr>
+          <w:rPr>
+            <w:color w:val="0000EE"/>
+            <w:u w:val="single"/>
+          </w:rPr>
+          <w:t>門1:1–2</w:t>
+        </w:r>
+      </w:hyperlink>
+      <w:r>
+        <w:rPr>
+          <w:lang w:val="zh_TW" w:bidi="zh_TW"/>
+        </w:rPr>
+        <w:t>）。書信的作者代表以巴弗、馬可、亞里達古、底馬和路加問安，他們共同代表一個令人印象深刻的教會領袖群體（第</w:t>
+      </w:r>
+      <w:hyperlink r:id="rId88">
+        <w:r>
+          <w:rPr>
+            <w:lang w:val="zh_TW" w:bidi="zh_TW"/>
+          </w:rPr>
+          <w:rPr>
+            <w:color w:val="0000EE"/>
+            <w:u w:val="single"/>
+          </w:rPr>
+          <w:t>23–24節</w:t>
+        </w:r>
+      </w:hyperlink>
+      <w:r>
+        <w:rPr>
+          <w:lang w:val="zh_TW" w:bidi="zh_TW"/>
+        </w:rPr>
+        <w:t>）。保羅提到他們的目的，是讓腓利門意識到，他對保羅請求的回應不會是一個私人決定，而要對他所屬的信徒群體負責。在基督的身體中，與信徒關係有關的事，是整個群體關心的問題。這些事不能視為私人問題，因為它們必然影響整體教會的福祉（</w:t>
+      </w:r>
+      <w:hyperlink r:id="rId95">
+        <w:r>
+          <w:rPr>
+            <w:lang w:val="zh_TW" w:bidi="zh_TW"/>
+          </w:rPr>
+          <w:rPr>
+            <w:color w:val="0000EE"/>
+            <w:u w:val="single"/>
+          </w:rPr>
+          <w:t>太18:15–20</w:t>
+        </w:r>
+      </w:hyperlink>
+      <w:r>
+        <w:rPr>
+          <w:lang w:val="zh_TW" w:bidi="zh_TW"/>
+        </w:rPr>
+        <w:t>）。</w:t>
       </w:r>
     </w:p>
     <w:p>
@@ -490,7 +2945,126 @@
         <w:rPr>
           <w:lang w:val="zh_TW" w:bidi="zh_TW"/>
         </w:rPr>
-        <w:t>分封王是一類羅馬官員，統治部分行省。分封王是地方領袖，但他們的權力不足以被稱為王。這個稱號在一些羅馬省份使用，如帖撒羅尼迦、加拉太和敘利亞。</w:t>
+        <w:t>這封書信清楚表明，保羅與腓利門之間存在溫馨的手足之情。使徒稱腓利門為他「親愛的同工」（</w:t>
+      </w:r>
+      <w:hyperlink r:id="rId96">
+        <w:r>
+          <w:rPr>
+            <w:lang w:val="zh_TW" w:bidi="zh_TW"/>
+          </w:rPr>
+          <w:rPr>
+            <w:color w:val="0000EE"/>
+            <w:u w:val="single"/>
+          </w:rPr>
+          <w:t>門1:1</w:t>
+        </w:r>
+      </w:hyperlink>
+      <w:r>
+        <w:rPr>
+          <w:lang w:val="zh_TW" w:bidi="zh_TW"/>
+        </w:rPr>
+        <w:t>）；他用熱烈讚揚腓利門在宣教事奉中的參與（第</w:t>
+      </w:r>
+      <w:hyperlink r:id="rId97">
+        <w:r>
+          <w:rPr>
+            <w:lang w:val="zh_TW" w:bidi="zh_TW"/>
+          </w:rPr>
+          <w:rPr>
+            <w:color w:val="0000EE"/>
+            <w:u w:val="single"/>
+          </w:rPr>
+          <w:t>5–7節</w:t>
+        </w:r>
+      </w:hyperlink>
+      <w:r>
+        <w:rPr>
+          <w:lang w:val="zh_TW" w:bidi="zh_TW"/>
+        </w:rPr>
+        <w:t>）；他憑著愛心向他請求（第</w:t>
+      </w:r>
+      <w:hyperlink r:id="rId98">
+        <w:r>
+          <w:rPr>
+            <w:lang w:val="zh_TW" w:bidi="zh_TW"/>
+          </w:rPr>
+          <w:rPr>
+            <w:color w:val="0000EE"/>
+            <w:u w:val="single"/>
+          </w:rPr>
+          <w:t>9節</w:t>
+        </w:r>
+      </w:hyperlink>
+      <w:r>
+        <w:rPr>
+          <w:lang w:val="zh_TW" w:bidi="zh_TW"/>
+        </w:rPr>
+        <w:t>）；他喚起他們的同伴關係（第</w:t>
+      </w:r>
+      <w:hyperlink r:id="rId99">
+        <w:r>
+          <w:rPr>
+            <w:lang w:val="zh_TW" w:bidi="zh_TW"/>
+          </w:rPr>
+          <w:rPr>
+            <w:color w:val="0000EE"/>
+            <w:u w:val="single"/>
+          </w:rPr>
+          <w:t>17節</w:t>
+        </w:r>
+      </w:hyperlink>
+      <w:r>
+        <w:rPr>
+          <w:lang w:val="zh_TW" w:bidi="zh_TW"/>
+        </w:rPr>
+        <w:t>）；保羅溫和提醒腓利門，他的救恩是與保羅有關（第</w:t>
+      </w:r>
+      <w:hyperlink r:id="rId100">
+        <w:r>
+          <w:rPr>
+            <w:lang w:val="zh_TW" w:bidi="zh_TW"/>
+          </w:rPr>
+          <w:rPr>
+            <w:color w:val="0000EE"/>
+            <w:u w:val="single"/>
+          </w:rPr>
+          <w:t>19節</w:t>
+        </w:r>
+      </w:hyperlink>
+      <w:r>
+        <w:rPr>
+          <w:lang w:val="zh_TW" w:bidi="zh_TW"/>
+        </w:rPr>
+        <w:t>），並且說他相信腓利門會照著他所求的而行，甚至過於所說的（第</w:t>
+      </w:r>
+      <w:hyperlink r:id="rId101">
+        <w:r>
+          <w:rPr>
+            <w:lang w:val="zh_TW" w:bidi="zh_TW"/>
+          </w:rPr>
+          <w:rPr>
+            <w:color w:val="0000EE"/>
+            <w:u w:val="single"/>
+          </w:rPr>
+          <w:t>21節</w:t>
+        </w:r>
+      </w:hyperlink>
+      <w:r>
+        <w:rPr>
+          <w:lang w:val="zh_TW" w:bidi="zh_TW"/>
+        </w:rPr>
+        <w:t>）。</w:t>
+      </w:r>
+    </w:p>
+    <w:p>
+      <w:pPr>
+        <w:pStyle w:val="Heading3"/>
+      </w:pPr>
+      <w:r>
+        <w:rPr>
+          <w:lang w:val="zh_TW" w:bidi="zh_TW"/>
+        </w:rPr>
+        <w:t>背景</w:t>
       </w:r>
     </w:p>
     <w:p>
@@ -504,7 +3078,97 @@
         <w:rPr>
           <w:lang w:val="zh_TW" w:bidi="zh_TW"/>
         </w:rPr>
-        <w:t>「分封王」這個稱號可能來自於統治某區域或國家四分之一地區的總督，就像希律大帝去世後的敘利亞一樣。到了新約聖經時代，這個稱號意義的重要性已經減弱。到那時，分封王的稱號只適用於次要的王子。</w:t>
+        <w:t>保羅書信的對象涉及第三方——阿尼西謀，他是從腓利門手下逃跑的奴隸。這名奴隸做了信中未有提及的不當行為（第</w:t>
+      </w:r>
+      <w:hyperlink r:id="rId102">
+        <w:r>
+          <w:rPr>
+            <w:lang w:val="zh_TW" w:bidi="zh_TW"/>
+          </w:rPr>
+          <w:rPr>
+            <w:color w:val="0000EE"/>
+            <w:u w:val="single"/>
+          </w:rPr>
+          <w:t>18</w:t>
+        </w:r>
+      </w:hyperlink>
+      <w:r>
+        <w:rPr>
+          <w:lang w:val="zh_TW" w:bidi="zh_TW"/>
+        </w:rPr>
+        <w:t>節），之後逃跑到大城市，混跡於各種底層群體中，隱姓埋名。他因著神秘之中的境遇，受到保羅的影響，由保羅帶領信主（第</w:t>
+      </w:r>
+      <w:hyperlink r:id="rId103">
+        <w:r>
+          <w:rPr>
+            <w:lang w:val="zh_TW" w:bidi="zh_TW"/>
+          </w:rPr>
+          <w:rPr>
+            <w:color w:val="0000EE"/>
+            <w:u w:val="single"/>
+          </w:rPr>
+          <w:t>10</w:t>
+        </w:r>
+      </w:hyperlink>
+      <w:r>
+        <w:rPr>
+          <w:lang w:val="zh_TW" w:bidi="zh_TW"/>
+        </w:rPr>
+        <w:t>節），贏得保羅的心（第</w:t>
+      </w:r>
+      <w:hyperlink r:id="rId104">
+        <w:r>
+          <w:rPr>
+            <w:lang w:val="zh_TW" w:bidi="zh_TW"/>
+          </w:rPr>
+          <w:rPr>
+            <w:color w:val="0000EE"/>
+            <w:u w:val="single"/>
+          </w:rPr>
+          <w:t>12</w:t>
+        </w:r>
+      </w:hyperlink>
+      <w:r>
+        <w:rPr>
+          <w:lang w:val="zh_TW" w:bidi="zh_TW"/>
+        </w:rPr>
+        <w:t>節），並與保羅一起參與福音工作，以致保羅有意將這位忠心、親愛的弟兄（第</w:t>
+      </w:r>
+      <w:hyperlink r:id="rId105">
+        <w:r>
+          <w:rPr>
+            <w:lang w:val="zh_TW" w:bidi="zh_TW"/>
+          </w:rPr>
+          <w:rPr>
+            <w:color w:val="0000EE"/>
+            <w:u w:val="single"/>
+          </w:rPr>
+          <w:t>13</w:t>
+        </w:r>
+      </w:hyperlink>
+      <w:r>
+        <w:rPr>
+          <w:lang w:val="zh_TW" w:bidi="zh_TW"/>
+        </w:rPr>
+        <w:t>節；</w:t>
+      </w:r>
+      <w:hyperlink r:id="rId106">
+        <w:r>
+          <w:rPr>
+            <w:lang w:val="zh_TW" w:bidi="zh_TW"/>
+          </w:rPr>
+          <w:rPr>
+            <w:color w:val="0000EE"/>
+            <w:u w:val="single"/>
+          </w:rPr>
+          <w:t>西4:9</w:t>
+        </w:r>
+      </w:hyperlink>
+      <w:r>
+        <w:rPr>
+          <w:lang w:val="zh_TW" w:bidi="zh_TW"/>
+        </w:rPr>
+        <w:t>）留下伺候他。</w:t>
       </w:r>
     </w:p>
     <w:p>
@@ -518,36 +3182,252 @@
         <w:rPr>
           <w:lang w:val="zh_TW" w:bidi="zh_TW"/>
         </w:rPr>
-        <w:t>在聖經中提到三位分封王。路加記載希律安提帕是加利利的分封王。他還指出腓力是以土利亞和特拉可尼地方的分封王，而呂撒聶是亞比利尼的分封王（</w:t>
-      </w:r>
-      <w:hyperlink r:id="rId18">
-        <w:r>
-          <w:rPr>
-            <w:lang w:val="zh_TW" w:bidi="zh_TW"/>
-          </w:rPr>
-          <w:rPr>
-            <w:color w:val="0000EE"/>
-            <w:u w:val="single"/>
-          </w:rPr>
-          <w:t>路加福音3:1</w:t>
-        </w:r>
-      </w:hyperlink>
-      <w:r>
-        <w:rPr>
-          <w:lang w:val="zh_TW" w:bidi="zh_TW"/>
-        </w:rPr>
-        <w:t>）。在聖經其它地方唯一提到的分封王是希律（</w:t>
-      </w:r>
-      <w:hyperlink r:id="rId19">
-        <w:r>
-          <w:rPr>
-            <w:lang w:val="zh_TW" w:bidi="zh_TW"/>
-          </w:rPr>
-          <w:rPr>
-            <w:color w:val="0000EE"/>
-            <w:u w:val="single"/>
-          </w:rPr>
-          <w:t>馬太福音14:1</w:t>
+        <w:t>保羅知道，如果他讓阿尼西謀留在他身邊同工，腓利門會勉強同意他的決定（</w:t>
+      </w:r>
+      <w:hyperlink r:id="rId107">
+        <w:r>
+          <w:rPr>
+            <w:lang w:val="zh_TW" w:bidi="zh_TW"/>
+          </w:rPr>
+          <w:rPr>
+            <w:color w:val="0000EE"/>
+            <w:u w:val="single"/>
+          </w:rPr>
+          <w:t>門1:13–14</w:t>
+        </w:r>
+      </w:hyperlink>
+      <w:r>
+        <w:rPr>
+          <w:lang w:val="zh_TW" w:bidi="zh_TW"/>
+        </w:rPr>
+        <w:t>）。然而，保羅決定使用這個兩難的情況，讓腓利門思考他的信仰對奴隸制度的意義，並由此他釋放阿尼西謀；不僅在屬靈的意義上（「按主說」），也在他的社會身份上（「</w:t>
+      </w:r>
+      <w:r>
+        <w:rPr>
+          <w:lang w:val="zh_TW" w:bidi="zh_TW"/>
+        </w:rPr>
+        <w:t>按肉體說</w:t>
+      </w:r>
+      <w:r>
+        <w:rPr>
+          <w:lang w:val="zh_TW" w:bidi="zh_TW"/>
+        </w:rPr>
+        <w:t>」，第</w:t>
+      </w:r>
+      <w:hyperlink r:id="rId108">
+        <w:r>
+          <w:rPr>
+            <w:lang w:val="zh_TW" w:bidi="zh_TW"/>
+          </w:rPr>
+          <w:rPr>
+            <w:color w:val="0000EE"/>
+            <w:u w:val="single"/>
+          </w:rPr>
+          <w:t>16</w:t>
+        </w:r>
+      </w:hyperlink>
+      <w:r>
+        <w:rPr>
+          <w:lang w:val="zh_TW" w:bidi="zh_TW"/>
+        </w:rPr>
+        <w:t>節），使他有兄弟的地位。腓利門答應保羅的請求，並給阿尼西謀自由；這一點由這份文獻得以保存，便可以證實。假如腓利門拒絕保羅的請求，他很可能會銷毀這封書信，抹去他頑梗不化的罪證。</w:t>
+      </w:r>
+    </w:p>
+    <w:p>
+      <w:pPr/>
+      <w:r>
+        <w:rPr>
+          <w:lang w:val="zh_TW" w:bidi="zh_TW"/>
+        </w:rPr>
+      </w:r>
+      <w:r>
+        <w:rPr>
+          <w:lang w:val="zh_TW" w:bidi="zh_TW"/>
+        </w:rPr>
+        <w:t>這個故事另有一個有趣的後續，因為人們發現了一位名叫阿尼西謀的年長主教曾被多次提及。根據伊格那丟寫給以弗所的信，他在二世紀初期帶領以弗所教會。由於伊格那丟的信中，使用保羅在第</w:t>
+      </w:r>
+      <w:hyperlink r:id="rId109">
+        <w:r>
+          <w:rPr>
+            <w:lang w:val="zh_TW" w:bidi="zh_TW"/>
+          </w:rPr>
+          <w:rPr>
+            <w:color w:val="0000EE"/>
+            <w:u w:val="single"/>
+          </w:rPr>
+          <w:t>11</w:t>
+        </w:r>
+      </w:hyperlink>
+      <w:r>
+        <w:rPr>
+          <w:lang w:val="zh_TW" w:bidi="zh_TW"/>
+        </w:rPr>
+        <w:t>和</w:t>
+      </w:r>
+      <w:hyperlink r:id="rId110">
+        <w:r>
+          <w:rPr>
+            <w:lang w:val="zh_TW" w:bidi="zh_TW"/>
+          </w:rPr>
+          <w:rPr>
+            <w:color w:val="0000EE"/>
+            <w:u w:val="single"/>
+          </w:rPr>
+          <w:t>20</w:t>
+        </w:r>
+      </w:hyperlink>
+      <w:r>
+        <w:rPr>
+          <w:lang w:val="zh_TW" w:bidi="zh_TW"/>
+        </w:rPr>
+        <w:t>節中（阿尼西謀意為「有用的」或「有益的」）與阿尼西謀這個名字的雙關語，因此人們認為這位主教就是腓利門的奴僕。假若如此，這位以前的奴隸有可能就是收集保羅書信的人，這些書信（包括腓利門書）最終被納入新約正典。</w:t>
+      </w:r>
+    </w:p>
+    <w:p>
+      <w:pPr>
+        <w:pStyle w:val="Heading3"/>
+      </w:pPr>
+      <w:r>
+        <w:rPr>
+          <w:lang w:val="zh_TW" w:bidi="zh_TW"/>
+        </w:rPr>
+        <w:t>目的</w:t>
+      </w:r>
+    </w:p>
+    <w:p>
+      <w:pPr/>
+      <w:r>
+        <w:rPr>
+          <w:lang w:val="zh_TW" w:bidi="zh_TW"/>
+        </w:rPr>
+      </w:r>
+      <w:r>
+        <w:rPr>
+          <w:lang w:val="zh_TW" w:bidi="zh_TW"/>
+        </w:rPr>
+        <w:t>保羅寫信給腓利門，目的是要具體說明奴隸制度與基督教不協調，從而使阿尼西謀得釋放。書信中沒有證據顯示，保羅擔心腓利門會對阿尼西謀施加羅馬法律對逃跑奴隸所規定的嚴厲懲罰。然而，保羅關心的是阿尼西謀不會再次成為奴隸，而是受接納為腓利門家中的正式成員，並且受到至少與保羅本人相同的尊重和尊嚴（第</w:t>
+      </w:r>
+      <w:hyperlink r:id="rId111">
+        <w:r>
+          <w:rPr>
+            <w:lang w:val="zh_TW" w:bidi="zh_TW"/>
+          </w:rPr>
+          <w:rPr>
+            <w:color w:val="0000EE"/>
+            <w:u w:val="single"/>
+          </w:rPr>
+          <w:t>17、21</w:t>
+        </w:r>
+      </w:hyperlink>
+      <w:r>
+        <w:rPr>
+          <w:lang w:val="zh_TW" w:bidi="zh_TW"/>
+        </w:rPr>
+        <w:t>節）。</w:t>
+      </w:r>
+    </w:p>
+    <w:p>
+      <w:pPr>
+        <w:pStyle w:val="Heading3"/>
+      </w:pPr>
+      <w:r>
+        <w:rPr>
+          <w:lang w:val="zh_TW" w:bidi="zh_TW"/>
+        </w:rPr>
+        <w:t>教導</w:t>
+      </w:r>
+    </w:p>
+    <w:p>
+      <w:pPr/>
+      <w:r>
+        <w:rPr>
+          <w:lang w:val="zh_TW" w:bidi="zh_TW"/>
+        </w:rPr>
+      </w:r>
+      <w:r>
+        <w:rPr>
+          <w:lang w:val="zh_TW" w:bidi="zh_TW"/>
+        </w:rPr>
+        <w:t>這封短小書信包含許多教導，其中有三處特別值得提及。</w:t>
+      </w:r>
+    </w:p>
+    <w:p>
+      <w:pPr/>
+      <w:r>
+        <w:rPr>
+          <w:lang w:val="zh_TW" w:bidi="zh_TW"/>
+        </w:rPr>
+      </w:r>
+      <w:r>
+        <w:rPr>
+          <w:lang w:val="zh_TW" w:bidi="zh_TW"/>
+        </w:rPr>
+        <w:t>首先，這封書信見證福音徹底挑戰社會充滿罪惡的制度，譴責奴隸制的行為。耶穌否認祂的追隨者擁有或控制他人的權利；在基督徒群體中，主人或領袖的權柄應該從社會的最低層，以僕人的身份行使，而不是以權力的等級結構行使（</w:t>
+      </w:r>
+      <w:hyperlink r:id="rId112">
+        <w:r>
+          <w:rPr>
+            <w:lang w:val="zh_TW" w:bidi="zh_TW"/>
+          </w:rPr>
+          <w:rPr>
+            <w:color w:val="0000EE"/>
+            <w:u w:val="single"/>
+          </w:rPr>
+          <w:t>可10:42–45</w:t>
+        </w:r>
+      </w:hyperlink>
+      <w:r>
+        <w:rPr>
+          <w:lang w:val="zh_TW" w:bidi="zh_TW"/>
+        </w:rPr>
+        <w:t>）。因此，基督徒之間的階層差異已經變得無關緊要。在基督裡，既沒有奴隸也沒有自由人，因為所有人在祂裡面都是合一的（</w:t>
+      </w:r>
+      <w:hyperlink r:id="rId113">
+        <w:r>
+          <w:rPr>
+            <w:lang w:val="zh_TW" w:bidi="zh_TW"/>
+          </w:rPr>
+          <w:rPr>
+            <w:color w:val="0000EE"/>
+            <w:u w:val="single"/>
+          </w:rPr>
+          <w:t>加3:28</w:t>
+        </w:r>
+      </w:hyperlink>
+      <w:r>
+        <w:rPr>
+          <w:lang w:val="zh_TW" w:bidi="zh_TW"/>
+        </w:rPr>
+        <w:t>）。能夠獲得自由的基督徒奴僕應該抓住機會（</w:t>
+      </w:r>
+      <w:hyperlink r:id="rId114">
+        <w:r>
+          <w:rPr>
+            <w:lang w:val="zh_TW" w:bidi="zh_TW"/>
+          </w:rPr>
+          <w:rPr>
+            <w:color w:val="0000EE"/>
+            <w:u w:val="single"/>
+          </w:rPr>
+          <w:t>林前7:21</w:t>
+        </w:r>
+      </w:hyperlink>
+      <w:r>
+        <w:rPr>
+          <w:lang w:val="zh_TW" w:bidi="zh_TW"/>
+        </w:rPr>
+        <w:t>），而自由人亦應避免成為人的奴隸（</w:t>
+      </w:r>
+      <w:hyperlink r:id="rId115">
+        <w:r>
+          <w:rPr>
+            <w:lang w:val="zh_TW" w:bidi="zh_TW"/>
+          </w:rPr>
+          <w:rPr>
+            <w:color w:val="0000EE"/>
+            <w:u w:val="single"/>
+          </w:rPr>
+          <w:t>林前7:23</w:t>
         </w:r>
       </w:hyperlink>
       <w:r>
@@ -556,1216 +3436,296 @@
         </w:rPr>
         <w:t>；</w:t>
       </w:r>
-      <w:hyperlink r:id="rId20">
-        <w:r>
-          <w:rPr>
-            <w:lang w:val="zh_TW" w:bidi="zh_TW"/>
-          </w:rPr>
-          <w:rPr>
-            <w:color w:val="0000EE"/>
-            <w:u w:val="single"/>
-          </w:rPr>
-          <w:t>路加福音3:19</w:t>
-        </w:r>
-      </w:hyperlink>
-      <w:r>
-        <w:rPr>
-          <w:lang w:val="zh_TW" w:bidi="zh_TW"/>
-        </w:rPr>
-        <w:t>，</w:t>
-      </w:r>
-      <w:hyperlink r:id="rId21">
-        <w:r>
-          <w:rPr>
-            <w:lang w:val="zh_TW" w:bidi="zh_TW"/>
-          </w:rPr>
-          <w:rPr>
-            <w:color w:val="0000EE"/>
-            <w:u w:val="single"/>
-          </w:rPr>
-          <w:t>9:7</w:t>
-        </w:r>
-      </w:hyperlink>
+      <w:hyperlink r:id="rId116">
+        <w:r>
+          <w:rPr>
+            <w:lang w:val="zh_TW" w:bidi="zh_TW"/>
+          </w:rPr>
+          <w:rPr>
+            <w:color w:val="0000EE"/>
+            <w:u w:val="single"/>
+          </w:rPr>
+          <w:t>加5:1</w:t>
+        </w:r>
+      </w:hyperlink>
+      <w:r>
+        <w:rPr>
+          <w:lang w:val="zh_TW" w:bidi="zh_TW"/>
+        </w:rPr>
+        <w:t>）。相反，基督徒奴隸主應該像僕人一樣對待他們的奴隸（</w:t>
+      </w:r>
+      <w:hyperlink r:id="rId117">
+        <w:r>
+          <w:rPr>
+            <w:lang w:val="zh_TW" w:bidi="zh_TW"/>
+          </w:rPr>
+          <w:rPr>
+            <w:color w:val="0000EE"/>
+            <w:u w:val="single"/>
+          </w:rPr>
+          <w:t>弗6:9</w:t>
+        </w:r>
+      </w:hyperlink>
+      <w:r>
+        <w:rPr>
+          <w:lang w:val="zh_TW" w:bidi="zh_TW"/>
+        </w:rPr>
+        <w:t>），所有基督徒都應該</w:t>
+      </w:r>
+      <w:r>
+        <w:rPr>
+          <w:lang w:val="zh_TW" w:bidi="zh_TW"/>
+        </w:rPr>
+        <w:t>互相服事</w:t>
+      </w:r>
+      <w:r>
+        <w:rPr>
+          <w:lang w:val="zh_TW" w:bidi="zh_TW"/>
+        </w:rPr>
+        <w:t>（</w:t>
+      </w:r>
+      <w:hyperlink r:id="rId118">
+        <w:r>
+          <w:rPr>
+            <w:lang w:val="zh_TW" w:bidi="zh_TW"/>
+          </w:rPr>
+          <w:rPr>
+            <w:color w:val="0000EE"/>
+            <w:u w:val="single"/>
+          </w:rPr>
+          <w:t>加5:13</w:t>
+        </w:r>
+      </w:hyperlink>
+      <w:r>
+        <w:rPr>
+          <w:lang w:val="zh_TW" w:bidi="zh_TW"/>
+        </w:rPr>
+        <w:t>）。因此，腓利門應該接納阿尼西謀「不再是奴隸」（</w:t>
+      </w:r>
+      <w:hyperlink r:id="rId108">
+        <w:r>
+          <w:rPr>
+            <w:lang w:val="zh_TW" w:bidi="zh_TW"/>
+          </w:rPr>
+          <w:rPr>
+            <w:color w:val="0000EE"/>
+            <w:u w:val="single"/>
+          </w:rPr>
+          <w:t>門1:16</w:t>
+        </w:r>
+      </w:hyperlink>
+      <w:r>
+        <w:rPr>
+          <w:lang w:val="zh_TW" w:bidi="zh_TW"/>
+        </w:rPr>
+        <w:t>）。</w:t>
+      </w:r>
+    </w:p>
+    <w:p>
+      <w:pPr/>
+      <w:r>
+        <w:rPr>
+          <w:lang w:val="zh_TW" w:bidi="zh_TW"/>
+        </w:rPr>
+      </w:r>
+      <w:r>
+        <w:rPr>
+          <w:lang w:val="zh_TW" w:bidi="zh_TW"/>
+        </w:rPr>
+        <w:t>其次，如果持守福音，禁止人們以保守態度維持現狀，那亦同時排除以暴力改變現狀。福音的革命特性表現在僕人的姿態上，而不是在軍事敵意上。保羅建議阿尼西謀以順服的態度回到腓利門那裡，以展示這種帶來解放的神學，讓聖靈為他們的關係帶來根本的變化。用撒但的方法達成國度的結果，會排除神的干預，導致壓迫的增加。</w:t>
+      </w:r>
+    </w:p>
+    <w:p>
+      <w:pPr/>
+      <w:r>
+        <w:rPr>
+          <w:lang w:val="zh_TW" w:bidi="zh_TW"/>
+        </w:rPr>
+      </w:r>
+      <w:r>
+        <w:rPr>
+          <w:lang w:val="zh_TW" w:bidi="zh_TW"/>
+        </w:rPr>
+        <w:t>最後，這封書信提供了一個卓越教會領袖的典範。腓利門和阿尼西謀之間的情況，需要一位能贏得前者尊重的中介來調停，方能成功為後者說話。為了說服腓利門，保羅運用讚美心理（第</w:t>
+      </w:r>
+      <w:hyperlink r:id="rId119">
+        <w:r>
+          <w:rPr>
+            <w:lang w:val="zh_TW" w:bidi="zh_TW"/>
+          </w:rPr>
+          <w:rPr>
+            <w:color w:val="0000EE"/>
+            <w:u w:val="single"/>
+          </w:rPr>
+          <w:t>4–7</w:t>
+        </w:r>
+      </w:hyperlink>
+      <w:r>
+        <w:rPr>
+          <w:lang w:val="zh_TW" w:bidi="zh_TW"/>
+        </w:rPr>
+        <w:t>節）；他強調自己為了福音而犧牲自我的苦難（第</w:t>
+      </w:r>
+      <w:hyperlink r:id="rId98">
+        <w:r>
+          <w:rPr>
+            <w:lang w:val="zh_TW" w:bidi="zh_TW"/>
+          </w:rPr>
+          <w:rPr>
+            <w:color w:val="0000EE"/>
+            <w:u w:val="single"/>
+          </w:rPr>
+          <w:t>9</w:t>
+        </w:r>
+      </w:hyperlink>
+      <w:r>
+        <w:rPr>
+          <w:lang w:val="zh_TW" w:bidi="zh_TW"/>
+        </w:rPr>
+        <w:t>節）；他訴諸腓利門的善意（第</w:t>
+      </w:r>
+      <w:hyperlink r:id="rId120">
+        <w:r>
+          <w:rPr>
+            <w:lang w:val="zh_TW" w:bidi="zh_TW"/>
+          </w:rPr>
+          <w:rPr>
+            <w:color w:val="0000EE"/>
+            <w:u w:val="single"/>
+          </w:rPr>
+          <w:t>14</w:t>
+        </w:r>
+      </w:hyperlink>
+      <w:r>
+        <w:rPr>
+          <w:lang w:val="zh_TW" w:bidi="zh_TW"/>
+        </w:rPr>
+        <w:t>節）；他也訴諸個人友誼（第</w:t>
+      </w:r>
+      <w:hyperlink r:id="rId121">
+        <w:r>
+          <w:rPr>
+            <w:lang w:val="zh_TW" w:bidi="zh_TW"/>
+          </w:rPr>
+          <w:rPr>
+            <w:color w:val="0000EE"/>
+            <w:u w:val="single"/>
+          </w:rPr>
+          <w:t>17、20</w:t>
+        </w:r>
+      </w:hyperlink>
+      <w:r>
+        <w:rPr>
+          <w:lang w:val="zh_TW" w:bidi="zh_TW"/>
+        </w:rPr>
+        <w:t>節）；他提出承擔所產生損失的責任（第</w:t>
+      </w:r>
+      <w:hyperlink r:id="rId98">
+        <w:r>
+          <w:rPr>
+            <w:lang w:val="zh_TW" w:bidi="zh_TW"/>
+          </w:rPr>
+          <w:rPr>
+            <w:color w:val="0000EE"/>
+            <w:u w:val="single"/>
+          </w:rPr>
+          <w:t>18</w:t>
+        </w:r>
+      </w:hyperlink>
+      <w:r>
+        <w:rPr>
+          <w:lang w:val="zh_TW" w:bidi="zh_TW"/>
+        </w:rPr>
+        <w:t>節）；他提醒腓利門對保羅的虧欠（第</w:t>
+      </w:r>
+      <w:hyperlink r:id="rId100">
+        <w:r>
+          <w:rPr>
+            <w:lang w:val="zh_TW" w:bidi="zh_TW"/>
+          </w:rPr>
+          <w:rPr>
+            <w:color w:val="0000EE"/>
+            <w:u w:val="single"/>
+          </w:rPr>
+          <w:t>19</w:t>
+        </w:r>
+      </w:hyperlink>
+      <w:r>
+        <w:rPr>
+          <w:lang w:val="zh_TW" w:bidi="zh_TW"/>
+        </w:rPr>
+        <w:t>節）；並且他預告即將到來的會面，假如腓利門拒絕他的請求，就可能會帶來尷尬（第</w:t>
+      </w:r>
+      <w:hyperlink r:id="rId90">
+        <w:r>
+          <w:rPr>
+            <w:lang w:val="zh_TW" w:bidi="zh_TW"/>
+          </w:rPr>
+          <w:rPr>
+            <w:color w:val="0000EE"/>
+            <w:u w:val="single"/>
+          </w:rPr>
+          <w:t>22</w:t>
+        </w:r>
+      </w:hyperlink>
+      <w:r>
+        <w:rPr>
+          <w:lang w:val="zh_TW" w:bidi="zh_TW"/>
+        </w:rPr>
+        <w:t>節）。保羅個人和具牧養性質的方法，友好且充滿熱情，展現了堅定與靈巧之間完美的平衡，又展示了如何通過勸告和懇求，而不是通過強硬的權威壓制，行使真正的基督教領袖權柄。</w:t>
+      </w:r>
+    </w:p>
+    <w:p>
+      <w:pPr/>
+      <w:r>
+        <w:rPr>
+          <w:lang w:val="zh_TW" w:bidi="zh_TW"/>
+        </w:rPr>
+      </w:r>
+      <w:r>
+        <w:rPr>
+          <w:lang w:val="zh_TW" w:bidi="zh_TW"/>
+        </w:rPr>
+        <w:t>雖然這封書信是聖經最短的書卷之一，但腓利門書是一座永恆的紀念碑，彰顯基督賦予所有人的尊嚴和平等，無論其地位、性別、階級或身份如何。此書卷也為基督徒提供了一個追求有效社會改革的使命和方法。</w:t>
+      </w:r>
+    </w:p>
+    <w:p>
+      <w:pPr/>
+      <w:r>
+        <w:rPr>
+          <w:lang w:val="zh_TW" w:bidi="zh_TW"/>
+        </w:rPr>
+      </w:r>
+      <w:r>
+        <w:rPr>
+          <w:i/>
+          <w:lang w:val="zh_TW" w:bidi="zh_TW"/>
+        </w:rPr>
+        <w:t>另見</w:t>
+      </w:r>
+      <w:r>
+        <w:rPr>
+          <w:lang w:val="zh_TW" w:bidi="zh_TW"/>
+        </w:rPr>
+        <w:t xml:space="preserve"> </w:t>
+      </w:r>
+      <w:r>
+        <w:rPr>
+          <w:lang w:val="zh_TW" w:bidi="zh_TW"/>
+        </w:rPr>
+        <w:t>使徒保羅</w:t>
+      </w:r>
       <w:r>
         <w:rPr>
           <w:lang w:val="zh_TW" w:bidi="zh_TW"/>
         </w:rPr>
         <w:t>；</w:t>
       </w:r>
-      <w:hyperlink r:id="rId22">
-        <w:r>
-          <w:rPr>
-            <w:lang w:val="zh_TW" w:bidi="zh_TW"/>
-          </w:rPr>
-          <w:rPr>
-            <w:color w:val="0000EE"/>
-            <w:u w:val="single"/>
-          </w:rPr>
-          <w:t>使徒行傳13:1</w:t>
-        </w:r>
-      </w:hyperlink>
-      <w:r>
-        <w:rPr>
-          <w:lang w:val="zh_TW" w:bidi="zh_TW"/>
-        </w:rPr>
-        <w:t>）。希律也被他的猶太臣民稱為「王」，顯示出他較大的重要性（</w:t>
-      </w:r>
-      <w:hyperlink r:id="rId23">
-        <w:r>
-          <w:rPr>
-            <w:lang w:val="zh_TW" w:bidi="zh_TW"/>
-          </w:rPr>
-          <w:rPr>
-            <w:color w:val="0000EE"/>
-            <w:u w:val="single"/>
-          </w:rPr>
-          <w:t>馬太福音14:9</w:t>
-        </w:r>
-      </w:hyperlink>
-      <w:r>
-        <w:rPr>
-          <w:lang w:val="zh_TW" w:bidi="zh_TW"/>
-        </w:rPr>
-        <w:t>；</w:t>
-      </w:r>
-      <w:hyperlink r:id="rId24">
-        <w:r>
-          <w:rPr>
-            <w:lang w:val="zh_TW" w:bidi="zh_TW"/>
-          </w:rPr>
-          <w:rPr>
-            <w:color w:val="0000EE"/>
-            <w:u w:val="single"/>
-          </w:rPr>
-          <w:t>馬可福音6:14</w:t>
-        </w:r>
-      </w:hyperlink>
-      <w:r>
-        <w:rPr>
-          <w:lang w:val="zh_TW" w:bidi="zh_TW"/>
-        </w:rPr>
-        <w:t>）。</w:t>
-      </w:r>
-      <w:r>
-        <w:rPr>
-          <w:lang w:val="zh_TW" w:bidi="zh_TW"/>
-        </w:rPr>
-      </w:r>
-      <w:r>
-        <w:rPr>
-          <w:lang w:val="zh_TW" w:bidi="zh_TW"/>
-        </w:rPr>
-      </w:r>
-    </w:p>
-    <w:p>
-      <w:pPr/>
-      <w:r>
-        <w:rPr>
-          <w:lang w:val="zh_TW" w:bidi="zh_TW"/>
-        </w:rPr>
-      </w:r>
-    </w:p>
-    <w:p>
-      <w:pPr>
-        <w:pStyle w:val="Heading2"/>
-      </w:pPr>
-      <w:r>
-        <w:rPr>
-          <w:lang w:val="zh_TW" w:bidi="zh_TW"/>
-        </w:rPr>
-        <w:t>忿怒</w:t>
-      </w:r>
-      <w:r>
-        <w:rPr>
-          <w:lang w:val="zh_TW" w:bidi="zh_TW"/>
-        </w:rPr>
-      </w:r>
-    </w:p>
-    <w:p>
-      <w:pPr/>
-      <w:r>
-        <w:rPr>
-          <w:lang w:val="zh_TW" w:bidi="zh_TW"/>
-        </w:rPr>
-      </w:r>
-      <w:r>
-        <w:rPr>
-          <w:lang w:val="zh_TW" w:bidi="zh_TW"/>
-        </w:rPr>
-        <w:t>這個詞在聖經中常用來指憤怒（rage）、烈怒（fury）和惱恨（indignation）。在大多數情況下，忿怒被視為是錯誤的情緒。例如，</w:t>
-      </w:r>
-      <w:hyperlink r:id="rId25">
-        <w:r>
-          <w:rPr>
-            <w:lang w:val="zh_TW" w:bidi="zh_TW"/>
-          </w:rPr>
-          <w:rPr>
-            <w:color w:val="0000EE"/>
-            <w:u w:val="single"/>
-          </w:rPr>
-          <w:t>詩篇三十七篇8節</w:t>
-        </w:r>
-      </w:hyperlink>
-      <w:r>
-        <w:rPr>
-          <w:lang w:val="zh_TW" w:bidi="zh_TW"/>
-        </w:rPr>
-        <w:t>命令：「當止住怒氣，離棄忿怒」當耶穌說：「只是我告訴你們，凡向弟兄動怒的，難免受審斷」（</w:t>
-      </w:r>
-      <w:hyperlink r:id="rId26">
-        <w:r>
-          <w:rPr>
-            <w:lang w:val="zh_TW" w:bidi="zh_TW"/>
-          </w:rPr>
-          <w:rPr>
-            <w:color w:val="0000EE"/>
-            <w:u w:val="single"/>
-          </w:rPr>
-          <w:t>太5:22</w:t>
-        </w:r>
-      </w:hyperlink>
-      <w:r>
-        <w:rPr>
-          <w:lang w:val="zh_TW" w:bidi="zh_TW"/>
-        </w:rPr>
-        <w:t>），耶穌提到將忿怒與謀殺相提並論，這意味著當一個人心中懷有忿怒時，就如同他實際上犯下了謀殺罪。</w:t>
-      </w:r>
-      <w:hyperlink r:id="rId27">
-        <w:r>
-          <w:rPr>
-            <w:lang w:val="zh_TW" w:bidi="zh_TW"/>
-          </w:rPr>
-          <w:rPr>
-            <w:color w:val="0000EE"/>
-            <w:u w:val="single"/>
-          </w:rPr>
-          <w:t>以弗所書四章31節</w:t>
-        </w:r>
-      </w:hyperlink>
-      <w:r>
-        <w:rPr>
-          <w:lang w:val="zh_TW" w:bidi="zh_TW"/>
-        </w:rPr>
-        <w:t>和</w:t>
-      </w:r>
-      <w:hyperlink r:id="rId28">
-        <w:r>
-          <w:rPr>
-            <w:lang w:val="zh_TW" w:bidi="zh_TW"/>
-          </w:rPr>
-          <w:rPr>
-            <w:color w:val="0000EE"/>
-            <w:u w:val="single"/>
-          </w:rPr>
-          <w:t>歌羅西書三章8節</w:t>
-        </w:r>
-      </w:hyperlink>
-      <w:r>
-        <w:rPr>
-          <w:lang w:val="zh_TW" w:bidi="zh_TW"/>
-        </w:rPr>
-        <w:t>列出惱恨，以及苦毒、忿怒、惡毒（malice）和毀謗，這些都是基督徒必須徹底擺脫的態度。在保羅列出的教會主教或牧師的品格特質中，指出基督徒領袖不應該易於動怒或輕易被激怒（</w:t>
-      </w:r>
-      <w:hyperlink r:id="rId29">
-        <w:r>
-          <w:rPr>
-            <w:lang w:val="zh_TW" w:bidi="zh_TW"/>
-          </w:rPr>
-          <w:rPr>
-            <w:color w:val="0000EE"/>
-            <w:u w:val="single"/>
-          </w:rPr>
-          <w:t>多1:7</w:t>
-        </w:r>
-      </w:hyperlink>
-      <w:r>
-        <w:rPr>
-          <w:lang w:val="zh_TW" w:bidi="zh_TW"/>
-        </w:rPr>
-        <w:t>）。</w:t>
-      </w:r>
-    </w:p>
-    <w:p>
-      <w:pPr/>
-      <w:r>
-        <w:rPr>
-          <w:lang w:val="zh_TW" w:bidi="zh_TW"/>
-        </w:rPr>
-      </w:r>
-      <w:r>
-        <w:rPr>
-          <w:lang w:val="zh_TW" w:bidi="zh_TW"/>
-        </w:rPr>
-        <w:t>聖經承認人會忿怒。聖經並沒有譴責忿怒這種情緒，而是譴責忿怒所導致的後果。人習慣於讓忿怒控制或影響他們的行為，導致他們犯罪。這就是為什麼使徒保羅說：「生氣卻不要犯罪」（</w:t>
-      </w:r>
-      <w:hyperlink r:id="rId30">
-        <w:r>
-          <w:rPr>
-            <w:lang w:val="zh_TW" w:bidi="zh_TW"/>
-          </w:rPr>
-          <w:rPr>
-            <w:color w:val="0000EE"/>
-            <w:u w:val="single"/>
-          </w:rPr>
-          <w:t>弗4:26</w:t>
-        </w:r>
-      </w:hyperlink>
-      <w:r>
-        <w:rPr>
-          <w:lang w:val="zh_TW" w:bidi="zh_TW"/>
-        </w:rPr>
-        <w:t>）。一個人讓忿怒情緒持續的時間越長，越有可能產生罪惡的行為，從而給撒但留地步（見</w:t>
-      </w:r>
-      <w:hyperlink r:id="rId31">
-        <w:r>
-          <w:rPr>
-            <w:lang w:val="zh_TW" w:bidi="zh_TW"/>
-          </w:rPr>
-          <w:rPr>
-            <w:color w:val="0000EE"/>
-            <w:u w:val="single"/>
-          </w:rPr>
-          <w:t>弗4:27</w:t>
-        </w:r>
-      </w:hyperlink>
-      <w:r>
-        <w:rPr>
-          <w:lang w:val="zh_TW" w:bidi="zh_TW"/>
-        </w:rPr>
-        <w:t>）。</w:t>
-      </w:r>
-    </w:p>
-    <w:p>
-      <w:pPr/>
-      <w:r>
-        <w:rPr>
-          <w:lang w:val="zh_TW" w:bidi="zh_TW"/>
-        </w:rPr>
-      </w:r>
-      <w:r>
-        <w:rPr>
-          <w:lang w:val="zh_TW" w:bidi="zh_TW"/>
-        </w:rPr>
-        <w:t>聖經中也提到了好的忿怒。「義怒」指的是聖潔的心極度不滿，無法容忍任何形式的罪。神的忿怒包含這一元素：人應該是良善的，然而他們卻犯罪——神發怒「因這地的人離棄了耶和華—他們列祖的神，領他們出埃及地的時候與他們所立的約，去事奉敬拜素不認識的別神，是耶和華所未曾給他們安排的」（</w:t>
-      </w:r>
-      <w:hyperlink r:id="rId32">
-        <w:r>
-          <w:rPr>
-            <w:lang w:val="zh_TW" w:bidi="zh_TW"/>
-          </w:rPr>
-          <w:rPr>
-            <w:color w:val="0000EE"/>
-            <w:u w:val="single"/>
-          </w:rPr>
-          <w:t>申29:25–26</w:t>
-        </w:r>
-      </w:hyperlink>
-      <w:r>
-        <w:rPr>
-          <w:lang w:val="zh_TW" w:bidi="zh_TW"/>
-        </w:rPr>
-        <w:t>）。也正是在這個意義上，摩西在西奈山上看到金牛犢和以色列人崇拜偶像時，怒火中燒，以至他把立約的石版摔碎在地上（</w:t>
-      </w:r>
-      <w:hyperlink r:id="rId33">
-        <w:r>
-          <w:rPr>
-            <w:lang w:val="zh_TW" w:bidi="zh_TW"/>
-          </w:rPr>
-          <w:rPr>
-            <w:color w:val="0000EE"/>
-            <w:u w:val="single"/>
-          </w:rPr>
-          <w:t>出32:19</w:t>
-        </w:r>
-      </w:hyperlink>
-      <w:r>
-        <w:rPr>
-          <w:lang w:val="zh_TW" w:bidi="zh_TW"/>
-        </w:rPr>
-        <w:t>）。</w:t>
-      </w:r>
-    </w:p>
-    <w:p>
-      <w:pPr/>
-      <w:r>
-        <w:rPr>
-          <w:lang w:val="zh_TW" w:bidi="zh_TW"/>
-        </w:rPr>
-      </w:r>
-      <w:r>
-        <w:rPr>
-          <w:lang w:val="zh_TW" w:bidi="zh_TW"/>
-        </w:rPr>
-        <w:t>在新約聖經中，馬可福音記載耶穌忿怒地看著法利賽人，他們希望抓到耶穌違反他們律法的把柄（</w:t>
-      </w:r>
-      <w:hyperlink r:id="rId34">
-        <w:r>
-          <w:rPr>
-            <w:lang w:val="zh_TW" w:bidi="zh_TW"/>
-          </w:rPr>
-          <w:rPr>
-            <w:color w:val="0000EE"/>
-            <w:u w:val="single"/>
-          </w:rPr>
-          <w:t>可3:5</w:t>
-        </w:r>
-      </w:hyperlink>
-      <w:r>
-        <w:rPr>
-          <w:lang w:val="zh_TW" w:bidi="zh_TW"/>
-        </w:rPr>
-        <w:t>）。耶穌的忿怒也表現在祂潔淨聖殿（</w:t>
-      </w:r>
-      <w:hyperlink r:id="rId35">
-        <w:r>
-          <w:rPr>
-            <w:lang w:val="zh_TW" w:bidi="zh_TW"/>
-          </w:rPr>
-          <w:rPr>
-            <w:color w:val="0000EE"/>
-            <w:u w:val="single"/>
-          </w:rPr>
-          <w:t>約2:13–22</w:t>
-        </w:r>
-      </w:hyperlink>
-      <w:r>
-        <w:rPr>
-          <w:lang w:val="zh_TW" w:bidi="zh_TW"/>
-        </w:rPr>
-        <w:t>），聖殿應該是一個禱告的地方，但卻被用來做生意，所以耶穌「進了神的殿，趕出殿裡一切做買賣的人，推倒兌換銀錢之人的桌子，和賣鴿子之人的凳子」（</w:t>
-      </w:r>
-      <w:hyperlink r:id="rId36">
-        <w:r>
-          <w:rPr>
-            <w:lang w:val="zh_TW" w:bidi="zh_TW"/>
-          </w:rPr>
-          <w:rPr>
-            <w:color w:val="0000EE"/>
-            <w:u w:val="single"/>
-          </w:rPr>
-          <w:t>太21:12</w:t>
-        </w:r>
-      </w:hyperlink>
-      <w:r>
-        <w:rPr>
-          <w:lang w:val="zh_TW" w:bidi="zh_TW"/>
-        </w:rPr>
-        <w:t>）。祂的聖潔義怒既不是軟弱也不是罪惡。這樣的忿怒是對罪惡和不公義的適當回應，尤其是當罪惡和不公義顯然未受到懲罰時。</w:t>
-      </w:r>
-      <w:r>
-        <w:rPr>
-          <w:lang w:val="zh_TW" w:bidi="zh_TW"/>
-        </w:rPr>
-      </w:r>
-      <w:r>
-        <w:rPr>
-          <w:lang w:val="zh_TW" w:bidi="zh_TW"/>
-        </w:rPr>
-      </w:r>
-    </w:p>
-    <w:p>
-      <w:pPr/>
-      <w:r>
-        <w:rPr>
-          <w:lang w:val="zh_TW" w:bidi="zh_TW"/>
-        </w:rPr>
-      </w:r>
-    </w:p>
-    <w:p>
-      <w:pPr>
-        <w:pStyle w:val="Heading2"/>
-      </w:pPr>
-      <w:r>
-        <w:rPr>
-          <w:lang w:val="zh_TW" w:bidi="zh_TW"/>
-        </w:rPr>
-        <w:t>奮銳黨</w:t>
-      </w:r>
-      <w:r>
-        <w:rPr>
-          <w:lang w:val="zh_TW" w:bidi="zh_TW"/>
-        </w:rPr>
-      </w:r>
-    </w:p>
-    <w:p>
-      <w:pPr/>
-      <w:r>
-        <w:rPr>
-          <w:lang w:val="zh_TW" w:bidi="zh_TW"/>
-        </w:rPr>
-      </w:r>
-      <w:r>
-        <w:rPr>
-          <w:lang w:val="zh_TW" w:bidi="zh_TW"/>
-        </w:rPr>
-        <w:t>奮銳黨（zealot）是指對某種事業或信仰非常熱衷的人。在聖經中，這個詞被用來描述西門，他是耶穌十二門徒之一（</w:t>
-      </w:r>
-      <w:hyperlink r:id="rId37">
-        <w:r>
-          <w:rPr>
-            <w:lang w:val="zh_TW" w:bidi="zh_TW"/>
-          </w:rPr>
-          <w:rPr>
-            <w:color w:val="0000EE"/>
-            <w:u w:val="single"/>
-          </w:rPr>
-          <w:t>路6:15</w:t>
-        </w:r>
-      </w:hyperlink>
-      <w:r>
-        <w:rPr>
-          <w:lang w:val="zh_TW" w:bidi="zh_TW"/>
-        </w:rPr>
-        <w:t>；</w:t>
-      </w:r>
-      <w:hyperlink r:id="rId38">
-        <w:r>
-          <w:rPr>
-            <w:lang w:val="zh_TW" w:bidi="zh_TW"/>
-          </w:rPr>
-          <w:rPr>
-            <w:color w:val="0000EE"/>
-            <w:u w:val="single"/>
-          </w:rPr>
-          <w:t>徒1:13</w:t>
-        </w:r>
-      </w:hyperlink>
-      <w:r>
-        <w:rPr>
-          <w:lang w:val="zh_TW" w:bidi="zh_TW"/>
-        </w:rPr>
-        <w:t>）。這個西門不同於西門彼得，後者也是十二門徒之一。</w:t>
-      </w:r>
-    </w:p>
-    <w:p>
-      <w:pPr/>
-      <w:r>
-        <w:rPr>
-          <w:lang w:val="zh_TW" w:bidi="zh_TW"/>
-        </w:rPr>
-      </w:r>
-      <w:r>
-        <w:rPr>
-          <w:lang w:val="zh_TW" w:bidi="zh_TW"/>
-        </w:rPr>
-        <w:t>馬太和馬可用「迦南人(Cananaean」這個希臘文來代替奮銳黨（和合本聖經並沒有譯為迦南人，而是單單採用奮銳黨一詞，</w:t>
-      </w:r>
-      <w:hyperlink r:id="rId39">
-        <w:r>
-          <w:rPr>
-            <w:lang w:val="zh_TW" w:bidi="zh_TW"/>
-          </w:rPr>
-          <w:rPr>
-            <w:color w:val="0000EE"/>
-            <w:u w:val="single"/>
-          </w:rPr>
-          <w:t>太10:4</w:t>
-        </w:r>
-      </w:hyperlink>
-      <w:r>
-        <w:rPr>
-          <w:lang w:val="zh_TW" w:bidi="zh_TW"/>
-        </w:rPr>
-        <w:t>；</w:t>
-      </w:r>
-      <w:hyperlink r:id="rId40">
-        <w:r>
-          <w:rPr>
-            <w:lang w:val="zh_TW" w:bidi="zh_TW"/>
-          </w:rPr>
-          <w:rPr>
-            <w:color w:val="0000EE"/>
-            <w:u w:val="single"/>
-          </w:rPr>
-          <w:t>可3:18</w:t>
-        </w:r>
-      </w:hyperlink>
-      <w:r>
-        <w:rPr>
-          <w:lang w:val="zh_TW" w:bidi="zh_TW"/>
-        </w:rPr>
-        <w:t>）。這些詞在不同語言中意思相同，指的是一個非常熱衷於捍衛或支持某事的人。這個詞來自於「強烈的感情」或「非常渴望某事」的概念（</w:t>
-      </w:r>
-      <w:hyperlink r:id="rId41">
-        <w:r>
-          <w:rPr>
-            <w:lang w:val="zh_TW" w:bidi="zh_TW"/>
-          </w:rPr>
-          <w:rPr>
-            <w:color w:val="0000EE"/>
-            <w:u w:val="single"/>
-          </w:rPr>
-          <w:t>出34:14</w:t>
-        </w:r>
-      </w:hyperlink>
-      <w:r>
-        <w:rPr>
-          <w:lang w:val="zh_TW" w:bidi="zh_TW"/>
-        </w:rPr>
-        <w:t>；</w:t>
-      </w:r>
-      <w:hyperlink r:id="rId42">
-        <w:r>
-          <w:rPr>
-            <w:lang w:val="zh_TW" w:bidi="zh_TW"/>
-          </w:rPr>
-          <w:rPr>
-            <w:color w:val="0000EE"/>
-            <w:u w:val="single"/>
-          </w:rPr>
-          <w:t>馬加比二書4:2</w:t>
-        </w:r>
-      </w:hyperlink>
-      <w:r>
-        <w:rPr>
-          <w:lang w:val="zh_TW" w:bidi="zh_TW"/>
-        </w:rPr>
-        <w:t>）。</w:t>
-      </w:r>
-    </w:p>
-    <w:p>
-      <w:pPr/>
-      <w:r>
-        <w:rPr>
-          <w:lang w:val="zh_TW" w:bidi="zh_TW"/>
-        </w:rPr>
-      </w:r>
-      <w:r>
-        <w:rPr>
-          <w:lang w:val="zh_TW" w:bidi="zh_TW"/>
-        </w:rPr>
-        <w:t>當耶穌清理聖殿中濫用聖殿的人時，祂自己也表現出熱心（強烈的熱情），聖經說祂為「你的殿心裏焦急，如同火燒」（</w:t>
-      </w:r>
-      <w:hyperlink r:id="rId43">
-        <w:r>
-          <w:rPr>
-            <w:lang w:val="zh_TW" w:bidi="zh_TW"/>
-          </w:rPr>
-          <w:rPr>
-            <w:color w:val="0000EE"/>
-            <w:u w:val="single"/>
-          </w:rPr>
-          <w:t>約2:17</w:t>
-        </w:r>
-      </w:hyperlink>
-      <w:r>
-        <w:rPr>
-          <w:lang w:val="zh_TW" w:bidi="zh_TW"/>
-        </w:rPr>
-        <w:t>）。</w:t>
-      </w:r>
-    </w:p>
-    <w:p>
-      <w:pPr/>
-      <w:r>
-        <w:rPr>
-          <w:lang w:val="zh_TW" w:bidi="zh_TW"/>
-        </w:rPr>
-      </w:r>
-      <w:r>
-        <w:rPr>
-          <w:lang w:val="zh_TW" w:bidi="zh_TW"/>
-        </w:rPr>
-        <w:t>在早期基督教會中，一些信徒對屬靈的恩賜、善行和遵守神的律法充滿熱心（</w:t>
-      </w:r>
-      <w:hyperlink r:id="rId44">
-        <w:r>
-          <w:rPr>
-            <w:lang w:val="zh_TW" w:bidi="zh_TW"/>
-          </w:rPr>
-          <w:rPr>
-            <w:color w:val="0000EE"/>
-            <w:u w:val="single"/>
-          </w:rPr>
-          <w:t>徒21:20</w:t>
-        </w:r>
-      </w:hyperlink>
-      <w:r>
-        <w:rPr>
-          <w:lang w:val="zh_TW" w:bidi="zh_TW"/>
-        </w:rPr>
-        <w:t>；</w:t>
-      </w:r>
-      <w:hyperlink r:id="rId45">
-        <w:r>
-          <w:rPr>
-            <w:lang w:val="zh_TW" w:bidi="zh_TW"/>
-          </w:rPr>
-          <w:rPr>
-            <w:color w:val="0000EE"/>
-            <w:u w:val="single"/>
-          </w:rPr>
-          <w:t>林前14:12</w:t>
-        </w:r>
-      </w:hyperlink>
-      <w:r>
-        <w:rPr>
-          <w:lang w:val="zh_TW" w:bidi="zh_TW"/>
-        </w:rPr>
-        <w:t>；</w:t>
-      </w:r>
-      <w:hyperlink r:id="rId46">
-        <w:r>
-          <w:rPr>
-            <w:lang w:val="zh_TW" w:bidi="zh_TW"/>
-          </w:rPr>
-          <w:rPr>
-            <w:color w:val="0000EE"/>
-            <w:u w:val="single"/>
-          </w:rPr>
-          <w:t>多2:14</w:t>
-        </w:r>
-      </w:hyperlink>
-      <w:r>
-        <w:rPr>
-          <w:lang w:val="zh_TW" w:bidi="zh_TW"/>
-        </w:rPr>
-        <w:t>）。保羅在成為耶穌的跟隨者之前，對祖先的傳統和對神的熱心也非常狂熱（</w:t>
-      </w:r>
-      <w:hyperlink r:id="rId47">
-        <w:r>
-          <w:rPr>
-            <w:lang w:val="zh_TW" w:bidi="zh_TW"/>
-          </w:rPr>
-          <w:rPr>
-            <w:color w:val="0000EE"/>
-            <w:u w:val="single"/>
-          </w:rPr>
-          <w:t>徒22:3</w:t>
-        </w:r>
-      </w:hyperlink>
-      <w:r>
-        <w:rPr>
-          <w:lang w:val="zh_TW" w:bidi="zh_TW"/>
-        </w:rPr>
-        <w:t>；</w:t>
-      </w:r>
-      <w:hyperlink r:id="rId48">
-        <w:r>
-          <w:rPr>
-            <w:lang w:val="zh_TW" w:bidi="zh_TW"/>
-          </w:rPr>
-          <w:rPr>
-            <w:color w:val="0000EE"/>
-            <w:u w:val="single"/>
-          </w:rPr>
-          <w:t>加1:14</w:t>
-        </w:r>
-      </w:hyperlink>
-      <w:r>
-        <w:rPr>
-          <w:lang w:val="zh_TW" w:bidi="zh_TW"/>
-        </w:rPr>
-        <w:t>）。</w:t>
-      </w:r>
-    </w:p>
-    <w:p>
-      <w:pPr/>
-      <w:r>
-        <w:rPr>
-          <w:lang w:val="zh_TW" w:bidi="zh_TW"/>
-        </w:rPr>
-      </w:r>
-      <w:r>
-        <w:rPr>
-          <w:lang w:val="zh_TW" w:bidi="zh_TW"/>
-        </w:rPr>
-        <w:t>西門被稱為奮銳黨，是因為他對宗教的熱心，這也是人們區分他與西門彼得及其他門徒的方式。</w:t>
-      </w:r>
-    </w:p>
-    <w:p>
-      <w:pPr/>
-      <w:r>
-        <w:rPr>
-          <w:lang w:val="zh_TW" w:bidi="zh_TW"/>
-        </w:rPr>
-      </w:r>
-      <w:r>
-        <w:rPr>
-          <w:lang w:val="zh_TW" w:bidi="zh_TW"/>
-        </w:rPr>
-        <w:t>到了路加撰寫福音書的時候，「奮銳黨」這個稱號有了更具體的意義。它指的是一群強烈反對羅馬統治的人，這個群體有宗教和政治的目標。</w:t>
-      </w:r>
-    </w:p>
-    <w:p>
-      <w:pPr/>
-      <w:r>
-        <w:rPr>
-          <w:lang w:val="zh_TW" w:bidi="zh_TW"/>
-        </w:rPr>
-      </w:r>
-      <w:r>
-        <w:rPr>
-          <w:lang w:val="zh_TW" w:bidi="zh_TW"/>
-        </w:rPr>
-        <w:t>這個奮銳黨群體可能在公元6年左右，也就是希律大帝去世後開始形成，它可能是由加利利的猶大和法利賽人撒督創立的。奮銳黨受馬加比家族的激勵，馬加比在許多年前曾經反抗外族統治（</w:t>
-      </w:r>
-      <w:hyperlink r:id="rId49">
-        <w:r>
-          <w:rPr>
-            <w:lang w:val="zh_TW" w:bidi="zh_TW"/>
-          </w:rPr>
-          <w:rPr>
-            <w:color w:val="0000EE"/>
-            <w:u w:val="single"/>
-          </w:rPr>
-          <w:t>馬加比一書2:15–28</w:t>
-        </w:r>
-      </w:hyperlink>
-      <w:r>
-        <w:rPr>
-          <w:lang w:val="zh_TW" w:bidi="zh_TW"/>
-        </w:rPr>
-        <w:t>）。</w:t>
-      </w:r>
-    </w:p>
-    <w:p>
-      <w:pPr/>
-      <w:r>
-        <w:rPr>
-          <w:lang w:val="zh_TW" w:bidi="zh_TW"/>
-        </w:rPr>
-      </w:r>
-      <w:r>
-        <w:rPr>
-          <w:lang w:val="zh_TW" w:bidi="zh_TW"/>
-        </w:rPr>
-        <w:t>奮銳黨非常致力於遵守神的律法（稱為妥拉）。他們相信神是唯一的真王。他們認為自己是神審判和拯救的代理人。他們強烈反對任何他們認為違背神或與羅馬合作的行為。奮銳黨認為彌賽亞（神揀選的領袖）會成為他們的領袖。</w:t>
-      </w:r>
-    </w:p>
-    <w:p>
-      <w:pPr/>
-      <w:r>
-        <w:rPr>
-          <w:lang w:val="zh_TW" w:bidi="zh_TW"/>
-        </w:rPr>
-      </w:r>
-      <w:r>
-        <w:rPr>
-          <w:lang w:val="zh_TW" w:bidi="zh_TW"/>
-        </w:rPr>
-        <w:t>隨著羅馬和猶太地（猶太人的家園）之間的緊張局勢加劇，奮銳黨變得更好戰。他們將自己的戰鬥視為「聖戰」。與馬加比家族為了自衛而戰不同，奮銳黨採取了更具攻擊性的態度。</w:t>
-      </w:r>
-    </w:p>
-    <w:p>
-      <w:pPr/>
-      <w:r>
-        <w:rPr>
-          <w:lang w:val="zh_TW" w:bidi="zh_TW"/>
-        </w:rPr>
-      </w:r>
-      <w:r>
-        <w:rPr>
-          <w:lang w:val="zh_TW" w:bidi="zh_TW"/>
-        </w:rPr>
-        <w:t>猶太歷史學家約瑟夫稱他們為強盜和罪犯（猶太</w:t>
-      </w:r>
-      <w:r>
-        <w:rPr>
-          <w:i/>
-          <w:lang w:val="zh_TW" w:bidi="zh_TW"/>
-        </w:rPr>
-        <w:t>古史記</w:t>
-      </w:r>
-      <w:r>
-        <w:rPr>
-          <w:lang w:val="zh_TW" w:bidi="zh_TW"/>
-        </w:rPr>
-        <w:t xml:space="preserve"> 18.1.1–6；</w:t>
-      </w:r>
-      <w:r>
-        <w:rPr>
-          <w:i/>
-          <w:lang w:val="zh_TW" w:bidi="zh_TW"/>
-        </w:rPr>
-        <w:t>猶太戰史</w:t>
-      </w:r>
-      <w:r>
-        <w:rPr>
-          <w:lang w:val="zh_TW" w:bidi="zh_TW"/>
-        </w:rPr>
-        <w:t xml:space="preserve"> 4.3.9），雖然約瑟夫對他們有所偏見。羅馬人稱他們為「</w:t>
-      </w:r>
-      <w:r>
-        <w:rPr>
-          <w:lang w:val="zh_TW" w:bidi="zh_TW"/>
-        </w:rPr>
-        <w:t>匕首黨（</w:t>
-      </w:r>
-      <w:r>
-        <w:rPr>
-          <w:lang w:val="zh_TW" w:bidi="zh_TW"/>
-        </w:rPr>
-        <w:t>Sicarii）」，意思是「刺客」。但他們的支持者會稱他們為愛國戰士。</w:t>
-      </w:r>
-    </w:p>
-    <w:p>
-      <w:pPr/>
-      <w:r>
-        <w:rPr>
-          <w:lang w:val="zh_TW" w:bidi="zh_TW"/>
-        </w:rPr>
-      </w:r>
-      <w:r>
-        <w:rPr>
-          <w:lang w:val="zh_TW" w:bidi="zh_TW"/>
-        </w:rPr>
-        <w:t>奮銳黨在公元66年至70年的反抗羅馬的起義中扮演了重要角色。他們的最後一個據點是在一個叫馬薩達（Masada）的地方，該地在公元73年被羅馬人攻陷，960名奮銳黨人選擇自殺而不被俘擄。</w:t>
-      </w:r>
-    </w:p>
-    <w:p>
-      <w:pPr/>
-      <w:r>
-        <w:rPr>
-          <w:lang w:val="zh_TW" w:bidi="zh_TW"/>
-        </w:rPr>
-      </w:r>
-      <w:r>
-        <w:rPr>
-          <w:lang w:val="zh_TW" w:bidi="zh_TW"/>
-        </w:rPr>
-        <w:t>奮銳黨西門可能在公元30年左右是這個運動早期的一分子。其他門徒如加略人猶大或「雷子」不太可能是奮銳黨（</w:t>
-      </w:r>
-      <w:hyperlink r:id="rId50">
-        <w:r>
-          <w:rPr>
-            <w:lang w:val="zh_TW" w:bidi="zh_TW"/>
-          </w:rPr>
-          <w:rPr>
-            <w:color w:val="0000EE"/>
-            <w:u w:val="single"/>
-          </w:rPr>
-          <w:t>可3:17</w:t>
-        </w:r>
-      </w:hyperlink>
-      <w:r>
-        <w:rPr>
-          <w:lang w:val="zh_TW" w:bidi="zh_TW"/>
-        </w:rPr>
-        <w:t>）。有人認為加利利人猶大甚至保羅，也與奮銳黨有關（</w:t>
-      </w:r>
-      <w:hyperlink r:id="rId51">
-        <w:r>
-          <w:rPr>
-            <w:lang w:val="zh_TW" w:bidi="zh_TW"/>
-          </w:rPr>
-          <w:rPr>
-            <w:color w:val="0000EE"/>
-            <w:u w:val="single"/>
-          </w:rPr>
-          <w:t>徒5:37–38</w:t>
-        </w:r>
-      </w:hyperlink>
-      <w:r>
-        <w:rPr>
-          <w:lang w:val="zh_TW" w:bidi="zh_TW"/>
-        </w:rPr>
-        <w:t>，</w:t>
-      </w:r>
-      <w:hyperlink r:id="rId52">
-        <w:r>
-          <w:rPr>
-            <w:lang w:val="zh_TW" w:bidi="zh_TW"/>
-          </w:rPr>
-          <w:rPr>
-            <w:color w:val="0000EE"/>
-            <w:u w:val="single"/>
-          </w:rPr>
-          <w:t>21:38</w:t>
-        </w:r>
-      </w:hyperlink>
-      <w:r>
-        <w:rPr>
-          <w:lang w:val="zh_TW" w:bidi="zh_TW"/>
-        </w:rPr>
-        <w:t>）。</w:t>
-      </w:r>
-    </w:p>
-    <w:p>
-      <w:pPr/>
-      <w:r>
-        <w:rPr>
-          <w:lang w:val="zh_TW" w:bidi="zh_TW"/>
-        </w:rPr>
-      </w:r>
-      <w:r>
-        <w:rPr>
-          <w:i/>
-          <w:lang w:val="zh_TW" w:bidi="zh_TW"/>
-        </w:rPr>
-        <w:t>另見</w:t>
-      </w:r>
-      <w:r>
-        <w:rPr>
-          <w:lang w:val="zh_TW" w:bidi="zh_TW"/>
-        </w:rPr>
-        <w:t xml:space="preserve"> </w:t>
-      </w:r>
-      <w:r>
-        <w:rPr>
-          <w:lang w:val="zh_TW" w:bidi="zh_TW"/>
-        </w:rPr>
-        <w:t>第一次猶太起義</w:t>
-      </w:r>
-      <w:r>
-        <w:rPr>
-          <w:lang w:val="zh_TW" w:bidi="zh_TW"/>
-        </w:rPr>
-        <w:t>；</w:t>
-      </w:r>
-      <w:r>
-        <w:rPr>
-          <w:lang w:val="zh_TW" w:bidi="zh_TW"/>
-        </w:rPr>
-        <w:t>猶太教</w:t>
-      </w:r>
-      <w:r>
-        <w:rPr>
-          <w:lang w:val="zh_TW" w:bidi="zh_TW"/>
-        </w:rPr>
-        <w:t>。</w:t>
-      </w:r>
-      <w:r>
-        <w:rPr>
-          <w:lang w:val="zh_TW" w:bidi="zh_TW"/>
-        </w:rPr>
-      </w:r>
-      <w:r>
-        <w:rPr>
-          <w:lang w:val="zh_TW" w:bidi="zh_TW"/>
-        </w:rPr>
-      </w:r>
-    </w:p>
-    <w:p>
-      <w:pPr/>
-      <w:r>
-        <w:rPr>
-          <w:lang w:val="zh_TW" w:bidi="zh_TW"/>
-        </w:rPr>
-      </w:r>
-    </w:p>
-    <w:p>
-      <w:pPr>
-        <w:pStyle w:val="Heading2"/>
-      </w:pPr>
-      <w:r>
-        <w:rPr>
-          <w:lang w:val="zh_TW" w:bidi="zh_TW"/>
-        </w:rPr>
-        <w:t>奮銳黨的西門</w:t>
-      </w:r>
-      <w:r>
-        <w:rPr>
-          <w:lang w:val="zh_TW" w:bidi="zh_TW"/>
-        </w:rPr>
-      </w:r>
-    </w:p>
-    <w:p>
-      <w:pPr/>
-      <w:r>
-        <w:rPr>
-          <w:lang w:val="zh_TW" w:bidi="zh_TW"/>
-        </w:rPr>
-      </w:r>
-      <w:r>
-        <w:rPr>
-          <w:lang w:val="zh_TW" w:bidi="zh_TW"/>
-        </w:rPr>
-        <w:t>有英文譯本在</w:t>
-      </w:r>
-      <w:hyperlink r:id="rId39">
-        <w:r>
-          <w:rPr>
-            <w:lang w:val="zh_TW" w:bidi="zh_TW"/>
-          </w:rPr>
-          <w:rPr>
-            <w:color w:val="0000EE"/>
-            <w:u w:val="single"/>
-          </w:rPr>
-          <w:t>馬太福音十章4節</w:t>
-        </w:r>
-      </w:hyperlink>
-      <w:r>
-        <w:rPr>
-          <w:lang w:val="zh_TW" w:bidi="zh_TW"/>
-        </w:rPr>
-        <w:t>和</w:t>
-      </w:r>
-      <w:hyperlink r:id="rId40">
-        <w:r>
-          <w:rPr>
-            <w:lang w:val="zh_TW" w:bidi="zh_TW"/>
-          </w:rPr>
-          <w:rPr>
-            <w:color w:val="0000EE"/>
-            <w:u w:val="single"/>
-          </w:rPr>
-          <w:t>馬可福音三章18節</w:t>
-        </w:r>
-      </w:hyperlink>
-      <w:r>
-        <w:rPr>
-          <w:lang w:val="zh_TW" w:bidi="zh_TW"/>
-        </w:rPr>
-        <w:t>中，將奮銳黨西門的翻譯為Simon the Cananean，</w:t>
-      </w:r>
-      <w:r>
-        <w:rPr>
-          <w:i/>
-          <w:lang w:val="zh_TW" w:bidi="zh_TW"/>
-        </w:rPr>
-        <w:t>見</w:t>
-      </w:r>
-      <w:r>
-        <w:rPr>
-          <w:lang w:val="zh_TW" w:bidi="zh_TW"/>
-        </w:rPr>
-        <w:t>西門#5</w:t>
-      </w:r>
-      <w:r>
-        <w:rPr>
-          <w:lang w:val="zh_TW" w:bidi="zh_TW"/>
-        </w:rPr>
-        <w:t>。</w:t>
-      </w:r>
-      <w:r>
-        <w:rPr>
-          <w:lang w:val="zh_TW" w:bidi="zh_TW"/>
-        </w:rPr>
-      </w:r>
-      <w:r>
-        <w:rPr>
-          <w:lang w:val="zh_TW" w:bidi="zh_TW"/>
-        </w:rPr>
-      </w:r>
-    </w:p>
-    <w:p>
-      <w:pPr/>
-      <w:r>
-        <w:rPr>
-          <w:lang w:val="zh_TW" w:bidi="zh_TW"/>
-        </w:rPr>
-      </w:r>
-    </w:p>
-    <w:p>
-      <w:pPr>
-        <w:pStyle w:val="Heading2"/>
-      </w:pPr>
-      <w:r>
-        <w:rPr>
-          <w:lang w:val="zh_TW" w:bidi="zh_TW"/>
-        </w:rPr>
-        <w:t>奮銳黨的西門</w:t>
-      </w:r>
-      <w:r>
-        <w:rPr>
-          <w:lang w:val="zh_TW" w:bidi="zh_TW"/>
-        </w:rPr>
-      </w:r>
-    </w:p>
-    <w:p>
-      <w:pPr/>
-      <w:r>
-        <w:rPr>
-          <w:lang w:val="zh_TW" w:bidi="zh_TW"/>
-        </w:rPr>
-      </w:r>
-      <w:r>
-        <w:rPr>
-          <w:lang w:val="zh_TW" w:bidi="zh_TW"/>
-        </w:rPr>
-        <w:t>耶穌的一位門徒（</w:t>
-      </w:r>
-      <w:hyperlink r:id="rId39">
-        <w:r>
-          <w:rPr>
-            <w:lang w:val="zh_TW" w:bidi="zh_TW"/>
-          </w:rPr>
-          <w:rPr>
-            <w:color w:val="0000EE"/>
-            <w:u w:val="single"/>
-          </w:rPr>
-          <w:t>太10:4</w:t>
-        </w:r>
-      </w:hyperlink>
-      <w:r>
-        <w:rPr>
-          <w:lang w:val="zh_TW" w:bidi="zh_TW"/>
-        </w:rPr>
-        <w:t>；</w:t>
-      </w:r>
-      <w:hyperlink r:id="rId40">
-        <w:r>
-          <w:rPr>
-            <w:lang w:val="zh_TW" w:bidi="zh_TW"/>
-          </w:rPr>
-          <w:rPr>
-            <w:color w:val="0000EE"/>
-            <w:u w:val="single"/>
-          </w:rPr>
-          <w:t>可3:18</w:t>
-        </w:r>
-      </w:hyperlink>
-      <w:r>
-        <w:rPr>
-          <w:lang w:val="zh_TW" w:bidi="zh_TW"/>
-        </w:rPr>
-        <w:t>；</w:t>
-      </w:r>
-      <w:hyperlink r:id="rId37">
-        <w:r>
-          <w:rPr>
-            <w:lang w:val="zh_TW" w:bidi="zh_TW"/>
-          </w:rPr>
-          <w:rPr>
-            <w:color w:val="0000EE"/>
-            <w:u w:val="single"/>
-          </w:rPr>
-          <w:t>路6:15</w:t>
-        </w:r>
-      </w:hyperlink>
-      <w:r>
-        <w:rPr>
-          <w:lang w:val="zh_TW" w:bidi="zh_TW"/>
-        </w:rPr>
-        <w:t>；</w:t>
-      </w:r>
-      <w:hyperlink r:id="rId38">
-        <w:r>
-          <w:rPr>
-            <w:lang w:val="zh_TW" w:bidi="zh_TW"/>
-          </w:rPr>
-          <w:rPr>
-            <w:color w:val="0000EE"/>
-            <w:u w:val="single"/>
-          </w:rPr>
-          <w:t>徒1:13</w:t>
-        </w:r>
-      </w:hyperlink>
-      <w:r>
-        <w:rPr>
-          <w:lang w:val="zh_TW" w:bidi="zh_TW"/>
-        </w:rPr>
-        <w:t>）。</w:t>
-      </w:r>
-      <w:r>
-        <w:rPr>
-          <w:i/>
-          <w:lang w:val="zh_TW" w:bidi="zh_TW"/>
-        </w:rPr>
-        <w:t>見</w:t>
-      </w:r>
-      <w:r>
-        <w:rPr>
-          <w:lang w:val="zh_TW" w:bidi="zh_TW"/>
-        </w:rPr>
-        <w:t xml:space="preserve"> </w:t>
-      </w:r>
-      <w:r>
-        <w:rPr>
-          <w:lang w:val="zh_TW" w:bidi="zh_TW"/>
-        </w:rPr>
-        <w:t>西門#5</w:t>
+      <w:r>
+        <w:rPr>
+          <w:lang w:val="zh_TW" w:bidi="zh_TW"/>
+        </w:rPr>
+        <w:t>腓利門（人）</w:t>
       </w:r>
       <w:r>
         <w:rPr>
@@ -3673,6 +5633,12 @@
   </w:num>
   <w:num w:numId="13" w16cid:durableId="592781308">
     <w:abstractNumId w:val="11"/>
+  </w:num>
+  <w:num w:numId="14">
+    <w:abstractNumId w:val="3"/>
+    <w:lvlOverride w:ilvl="0">
+      <w:startOverride w:val="1"/>
+    </w:lvlOverride>
   </w:num>
   <w:numIdMacAtCleanup w:val="10"/>
 </w:numbering>

--- a/zht/docx/039.content.docx
+++ b/zht/docx/039.content.docx
@@ -19,7 +19,7 @@
         <w:rPr>
           <w:lang w:val="zh_TW" w:bidi="zh_TW"/>
         </w:rPr>
-        <w:t>Resource: Tyndale Open Bible Dictionary</w:t>
+        <w:t>Resource: Aquifer Open Bible Dictionary</w:t>
       </w:r>
       <w:r>
         <w:rPr>
@@ -112,7 +112,7 @@
         <w:rPr>
           <w:lang w:val="zh_TW" w:bidi="zh_TW"/>
         </w:rPr>
-        <w:t>Tyndale Open Bible Dictionary</w:t>
+        <w:t>Aquifer Open Bible Dictionary</w:t>
       </w:r>
     </w:p>
     <w:p>

--- a/zht/docx/039.content.docx
+++ b/zht/docx/039.content.docx
@@ -149,7 +149,7 @@
         <w:rPr>
           <w:lang w:val="zh_TW" w:bidi="zh_TW"/>
         </w:rPr>
-        <w:t>fei</w:t>
+        <w:t>fa</w:t>
       </w:r>
       <w:r>
         <w:rPr>
@@ -212,7 +212,7 @@
         <w:rPr>
           <w:lang w:val="zh_TW" w:bidi="zh_TW"/>
         </w:rPr>
-        <w:t>非各</w:t>
+        <w:t>法老</w:t>
       </w:r>
       <w:r>
         <w:rPr>
@@ -231,71 +231,18 @@
         <w:rPr>
           <w:lang w:val="zh_TW" w:bidi="zh_TW"/>
         </w:rPr>
-        <w:t>亞比米勒軍隊的軍長。他在亞比米勒先後與亞伯拉罕、以及後來與以撒立和平之約時都在場（</w:t>
-      </w:r>
-      <w:hyperlink r:id="rId13">
-        <w:r>
-          <w:rPr>
-            <w:lang w:val="zh_TW" w:bidi="zh_TW"/>
-          </w:rPr>
-          <w:rPr>
-            <w:color w:val="0000EE"/>
-            <w:u w:val="single"/>
-          </w:rPr>
-          <w:t>創21:22</w:t>
-        </w:r>
-      </w:hyperlink>
-      <w:r>
-        <w:rPr>
-          <w:lang w:val="zh_TW" w:bidi="zh_TW"/>
-        </w:rPr>
-        <w:t>、</w:t>
-      </w:r>
-      <w:hyperlink r:id="rId13">
-        <w:r>
-          <w:rPr>
-            <w:lang w:val="zh_TW" w:bidi="zh_TW"/>
-          </w:rPr>
-          <w:rPr>
-            <w:color w:val="0000EE"/>
-            <w:u w:val="single"/>
-          </w:rPr>
-          <w:t>32</w:t>
-        </w:r>
-      </w:hyperlink>
-      <w:r>
-        <w:rPr>
-          <w:lang w:val="zh_TW" w:bidi="zh_TW"/>
-        </w:rPr>
-        <w:t>，</w:t>
-      </w:r>
-      <w:hyperlink r:id="rId14">
-        <w:r>
-          <w:rPr>
-            <w:lang w:val="zh_TW" w:bidi="zh_TW"/>
-          </w:rPr>
-          <w:rPr>
-            <w:color w:val="0000EE"/>
-            <w:u w:val="single"/>
-          </w:rPr>
-          <w:t>26:26</w:t>
-        </w:r>
-      </w:hyperlink>
-      <w:r>
-        <w:rPr>
-          <w:lang w:val="zh_TW" w:bidi="zh_TW"/>
-        </w:rPr>
-        <w:t>）。當軍隊統帥出現時，本來應該顯示出亞伯拉罕處於弱勢的情況。然而，這些仇敵卻承認亞伯拉罕之神的大能超過一切，因此選擇與他和平共處。</w:t>
-      </w:r>
-      <w:r>
-        <w:rPr>
-          <w:lang w:val="zh_TW" w:bidi="zh_TW"/>
-        </w:rPr>
-      </w:r>
-      <w:r>
-        <w:rPr>
-          <w:lang w:val="zh_TW" w:bidi="zh_TW"/>
-        </w:rPr>
+        <w:t>法老是埃及的統治者，也被稱為「上埃及和下埃及的王（the King of Upper and Lower Egypt）」。他住在一座被稱為「大屋（great house）」的宮殿裡，這是他權威的象徵。在新王國時期，即約公元前1550年至1070年，埃及人將這個詞應用在王本人身上。作為王，法老代表了眾神對埃及的統治。在第十八和第十九王朝期間，人們經常使用「法老」一詞，而不提及統治者的具體姓名。</w:t>
+      </w:r>
+    </w:p>
+    <w:p>
+      <w:pPr>
+        <w:pStyle w:val="Heading3"/>
+      </w:pPr>
+      <w:r>
+        <w:rPr>
+          <w:lang w:val="zh_TW" w:bidi="zh_TW"/>
+        </w:rPr>
+        <w:t>法老的稱號</w:t>
       </w:r>
     </w:p>
     <w:p>
@@ -305,21 +252,11 @@
           <w:lang w:val="zh_TW" w:bidi="zh_TW"/>
         </w:rPr>
       </w:r>
-    </w:p>
-    <w:p>
-      <w:pPr>
-        <w:pStyle w:val="Heading2"/>
-      </w:pPr>
-      <w:r>
-        <w:rPr>
-          <w:lang w:val="zh_TW" w:bidi="zh_TW"/>
-        </w:rPr>
-        <w:t>非利士, 非利士人</w:t>
-      </w:r>
-      <w:r>
-        <w:rPr>
-          <w:lang w:val="zh_TW" w:bidi="zh_TW"/>
-        </w:rPr>
+      <w:r>
+        <w:rPr>
+          <w:lang w:val="zh_TW" w:bidi="zh_TW"/>
+        </w:rPr>
+        <w:t>法老並不是一個正式的頭銜，而是一種稱呼王的常用方式。在舊約聖經中，這個稱號用於不同時期的統治者，他們屬於不同的皇室家族，稱為王朝（dynasties）。對於生活在那個時代或認識法老的人來說，僅使用皇室頭銜而不使用姓名就足夠了。如今，我們往往難以確切知曉特定時期究竟是哪位法老在位。</w:t>
       </w:r>
     </w:p>
     <w:p>
@@ -333,7 +270,97 @@
         <w:rPr>
           <w:lang w:val="zh_TW" w:bidi="zh_TW"/>
         </w:rPr>
-        <w:t>位於地中海沿岸（</w:t>
+        <w:t>在舊約聖經中，法老這個頭銜出現的形式如下：</w:t>
+      </w:r>
+    </w:p>
+    <w:p>
+      <w:pPr>
+        <w:pStyle w:val="ListBullet"/>
+        <w:spacing w:line="240" w:lineRule="auto"/>
+        <w:ind w:left="720"/>
+      </w:pPr>
+      <w:r>
+        <w:rPr>
+          <w:lang w:val="zh_TW" w:bidi="zh_TW"/>
+        </w:rPr>
+      </w:r>
+      <w:r>
+        <w:rPr>
+          <w:lang w:val="zh_TW" w:bidi="zh_TW"/>
+        </w:rPr>
+        <w:t>單獨出現（</w:t>
+      </w:r>
+      <w:hyperlink r:id="rId13">
+        <w:r>
+          <w:rPr>
+            <w:lang w:val="zh_TW" w:bidi="zh_TW"/>
+          </w:rPr>
+          <w:rPr>
+            <w:color w:val="0000EE"/>
+            <w:u w:val="single"/>
+          </w:rPr>
+          <w:t>創12:15</w:t>
+        </w:r>
+      </w:hyperlink>
+      <w:r>
+        <w:rPr>
+          <w:lang w:val="zh_TW" w:bidi="zh_TW"/>
+        </w:rPr>
+        <w:t>），</w:t>
+      </w:r>
+    </w:p>
+    <w:p>
+      <w:pPr>
+        <w:pStyle w:val="ListBullet"/>
+        <w:spacing w:line="240" w:lineRule="auto"/>
+        <w:ind w:left="720"/>
+      </w:pPr>
+      <w:r>
+        <w:rPr>
+          <w:lang w:val="zh_TW" w:bidi="zh_TW"/>
+        </w:rPr>
+      </w:r>
+      <w:r>
+        <w:rPr>
+          <w:lang w:val="zh_TW" w:bidi="zh_TW"/>
+        </w:rPr>
+        <w:t>帶有額外的描述「埃及王」（</w:t>
+      </w:r>
+      <w:hyperlink r:id="rId14">
+        <w:r>
+          <w:rPr>
+            <w:lang w:val="zh_TW" w:bidi="zh_TW"/>
+          </w:rPr>
+          <w:rPr>
+            <w:color w:val="0000EE"/>
+            <w:u w:val="single"/>
+          </w:rPr>
+          <w:t>申7:8</w:t>
+        </w:r>
+      </w:hyperlink>
+      <w:r>
+        <w:rPr>
+          <w:lang w:val="zh_TW" w:bidi="zh_TW"/>
+        </w:rPr>
+        <w:t>），以及</w:t>
+      </w:r>
+    </w:p>
+    <w:p>
+      <w:pPr>
+        <w:pStyle w:val="ListBullet"/>
+        <w:spacing w:line="240" w:lineRule="auto"/>
+        <w:ind w:left="720"/>
+      </w:pPr>
+      <w:r>
+        <w:rPr>
+          <w:lang w:val="zh_TW" w:bidi="zh_TW"/>
+        </w:rPr>
+      </w:r>
+      <w:r>
+        <w:rPr>
+          <w:lang w:val="zh_TW" w:bidi="zh_TW"/>
+        </w:rPr>
+        <w:t>有時帶有法老的名字，例如尼哥（</w:t>
       </w:r>
       <w:hyperlink r:id="rId15">
         <w:r>
@@ -344,32 +371,25 @@
             <w:color w:val="0000EE"/>
             <w:u w:val="single"/>
           </w:rPr>
-          <w:t>出15:14</w:t>
+          <w:t>王下23:29</w:t>
         </w:r>
       </w:hyperlink>
       <w:r>
         <w:rPr>
           <w:lang w:val="zh_TW" w:bidi="zh_TW"/>
         </w:rPr>
-        <w:t>；</w:t>
-      </w:r>
-      <w:hyperlink r:id="rId16">
-        <w:r>
-          <w:rPr>
-            <w:lang w:val="zh_TW" w:bidi="zh_TW"/>
-          </w:rPr>
-          <w:rPr>
-            <w:color w:val="0000EE"/>
-            <w:u w:val="single"/>
-          </w:rPr>
-          <w:t>賽14:29–31</w:t>
-        </w:r>
-      </w:hyperlink>
-      <w:r>
-        <w:rPr>
-          <w:lang w:val="zh_TW" w:bidi="zh_TW"/>
-        </w:rPr>
-        <w:t>），巴勒斯坦西南的小國；居住在迦南海岸平原的愛琴海民族。</w:t>
+        <w:t>）。</w:t>
+      </w:r>
+    </w:p>
+    <w:p>
+      <w:pPr>
+        <w:pStyle w:val="Heading3"/>
+      </w:pPr>
+      <w:r>
+        <w:rPr>
+          <w:lang w:val="zh_TW" w:bidi="zh_TW"/>
+        </w:rPr>
+        <w:t>法老的角色與權柄</w:t>
       </w:r>
     </w:p>
     <w:p>
@@ -383,7 +403,18 @@
         <w:rPr>
           <w:lang w:val="zh_TW" w:bidi="zh_TW"/>
         </w:rPr>
-        <w:t>概述</w:t>
+        <w:t>法老被視為神明拉（Ra）和阿蒙（Amon）在地上的代表。這些統治者維護著埃及的神聖秩序並支持神廟。法老作為民事和宗教領袖的雙重身份賦予了他特殊的權威。與鄰國的王不同，埃及王的權力不易受到叛亂的威脅。</w:t>
+      </w:r>
+    </w:p>
+    <w:p>
+      <w:pPr>
+        <w:pStyle w:val="Heading3"/>
+      </w:pPr>
+      <w:r>
+        <w:rPr>
+          <w:lang w:val="zh_TW" w:bidi="zh_TW"/>
+        </w:rPr>
+        <w:t>族長時期與出埃及時期的法老</w:t>
       </w:r>
     </w:p>
     <w:p>
@@ -397,7 +428,43 @@
         <w:rPr>
           <w:lang w:val="zh_TW" w:bidi="zh_TW"/>
         </w:rPr>
-        <w:t>• 領土範圍</w:t>
+        <w:t>我們很難確定哪些法老在族長時期統治。亞伯拉罕和約瑟與中王國時期及第二中間時期的法老打交道。此外，壓迫以色列人並在出埃及時期統治的法老名字也不明確。那些支持早期出埃及日期的人認為，圖特摩斯三世（Thutmose III）是在埃及開始壓迫以色列人的法老（</w:t>
+      </w:r>
+      <w:hyperlink r:id="rId16">
+        <w:r>
+          <w:rPr>
+            <w:lang w:val="zh_TW" w:bidi="zh_TW"/>
+          </w:rPr>
+          <w:rPr>
+            <w:color w:val="0000EE"/>
+            <w:u w:val="single"/>
+          </w:rPr>
+          <w:t>出1:8</w:t>
+        </w:r>
+      </w:hyperlink>
+      <w:r>
+        <w:rPr>
+          <w:lang w:val="zh_TW" w:bidi="zh_TW"/>
+        </w:rPr>
+        <w:t>）。根據這一觀點，在公元前1440年圖特摩斯死後統治的阿蒙霍特普二世（Amenhotep II），就是出埃及時的法老（</w:t>
+      </w:r>
+      <w:hyperlink r:id="rId17">
+        <w:r>
+          <w:rPr>
+            <w:lang w:val="zh_TW" w:bidi="zh_TW"/>
+          </w:rPr>
+          <w:rPr>
+            <w:color w:val="0000EE"/>
+            <w:u w:val="single"/>
+          </w:rPr>
+          <w:t>出2:23</w:t>
+        </w:r>
+      </w:hyperlink>
+      <w:r>
+        <w:rPr>
+          <w:lang w:val="zh_TW" w:bidi="zh_TW"/>
+        </w:rPr>
+        <w:t>）。</w:t>
       </w:r>
     </w:p>
     <w:p>
@@ -411,7 +478,18 @@
         <w:rPr>
           <w:lang w:val="zh_TW" w:bidi="zh_TW"/>
         </w:rPr>
-        <w:t>• 民族</w:t>
+        <w:t>另一種觀點認為，那壓迫是從第十八王朝開始，一直持續到第十九王朝。根據這一觀點，蘭塞二世（Ramses II）是出埃及時的法老，他大約在公元前1290年統治。</w:t>
+      </w:r>
+    </w:p>
+    <w:p>
+      <w:pPr>
+        <w:pStyle w:val="Heading3"/>
+      </w:pPr>
+      <w:r>
+        <w:rPr>
+          <w:lang w:val="zh_TW" w:bidi="zh_TW"/>
+        </w:rPr>
+        <w:t>以色列聯合王國時期的法老</w:t>
       </w:r>
     </w:p>
     <w:p>
@@ -425,7 +503,72 @@
         <w:rPr>
           <w:lang w:val="zh_TW" w:bidi="zh_TW"/>
         </w:rPr>
-        <w:t>• 管治</w:t>
+        <w:t>在以色列聯合王國時期，以色列作為強大王國的地位日益增長。大衛征服了以色列邊境地帶的民族。在約押奪取以東期間，一位名叫哈大（Hadad）的以東王子逃往埃及，在法老的宮廷中尋求保護。大衛時期，埃及由第二十一王朝統治。法老西阿蒙（Siamun）可能接納了哈大，將其作為對抗以色列日益增長之權力的武器（</w:t>
+      </w:r>
+      <w:hyperlink r:id="rId18">
+        <w:r>
+          <w:rPr>
+            <w:lang w:val="zh_TW" w:bidi="zh_TW"/>
+          </w:rPr>
+          <w:rPr>
+            <w:color w:val="0000EE"/>
+            <w:u w:val="single"/>
+          </w:rPr>
+          <w:t>王上11:14–22</w:t>
+        </w:r>
+      </w:hyperlink>
+      <w:r>
+        <w:rPr>
+          <w:lang w:val="zh_TW" w:bidi="zh_TW"/>
+        </w:rPr>
+        <w:t>）。法老西阿蒙也可能是侵略非利士人的那位法老。他征服了基色（Gezer），並在他女兒嫁給所羅門時，將其作為嫁妝送給所羅門（</w:t>
+      </w:r>
+      <w:hyperlink r:id="rId19">
+        <w:r>
+          <w:rPr>
+            <w:lang w:val="zh_TW" w:bidi="zh_TW"/>
+          </w:rPr>
+          <w:rPr>
+            <w:color w:val="0000EE"/>
+            <w:u w:val="single"/>
+          </w:rPr>
+          <w:t>王上3:1–2</w:t>
+        </w:r>
+      </w:hyperlink>
+      <w:r>
+        <w:rPr>
+          <w:lang w:val="zh_TW" w:bidi="zh_TW"/>
+        </w:rPr>
+        <w:t>）。當以色列的統一崩潰時，第二十二王朝的法老示撒一世（Shishong I）發動了針對猶大和以色列的戰役，並帶走了大量戰利品（</w:t>
+      </w:r>
+      <w:hyperlink r:id="rId20">
+        <w:r>
+          <w:rPr>
+            <w:lang w:val="zh_TW" w:bidi="zh_TW"/>
+          </w:rPr>
+          <w:rPr>
+            <w:color w:val="0000EE"/>
+            <w:u w:val="single"/>
+          </w:rPr>
+          <w:t>王上14:25–26</w:t>
+        </w:r>
+      </w:hyperlink>
+      <w:r>
+        <w:rPr>
+          <w:lang w:val="zh_TW" w:bidi="zh_TW"/>
+        </w:rPr>
+        <w:t>）。</w:t>
+      </w:r>
+    </w:p>
+    <w:p>
+      <w:pPr>
+        <w:pStyle w:val="Heading3"/>
+      </w:pPr>
+      <w:r>
+        <w:rPr>
+          <w:lang w:val="zh_TW" w:bidi="zh_TW"/>
+        </w:rPr>
+        <w:t>後期的法老與預言</w:t>
       </w:r>
     </w:p>
     <w:p>
@@ -439,7 +582,73 @@
         <w:rPr>
           <w:lang w:val="zh_TW" w:bidi="zh_TW"/>
         </w:rPr>
-        <w:t>• 宗教與敬拜對象</w:t>
+        <w:t>法老尼哥在米吉多擊敗了猶大軍隊，並在戰鬥中殺死了約西亞王 （</w:t>
+      </w:r>
+      <w:hyperlink r:id="rId15">
+        <w:r>
+          <w:rPr>
+            <w:lang w:val="zh_TW" w:bidi="zh_TW"/>
+          </w:rPr>
+          <w:rPr>
+            <w:color w:val="0000EE"/>
+            <w:u w:val="single"/>
+          </w:rPr>
+          <w:t>王下23:29</w:t>
+        </w:r>
+      </w:hyperlink>
+      <w:r>
+        <w:rPr>
+          <w:lang w:val="zh_TW" w:bidi="zh_TW"/>
+        </w:rPr>
+        <w:t>）。猶大的最後一個王</w:t>
+      </w:r>
+      <w:r>
+        <w:rPr>
+          <w:lang w:val="zh_TW" w:bidi="zh_TW"/>
+        </w:rPr>
+        <w:t>——</w:t>
+      </w:r>
+      <w:r>
+        <w:rPr>
+          <w:lang w:val="zh_TW" w:bidi="zh_TW"/>
+        </w:rPr>
+        <w:t>西底家曾希望埃及能幫助他。當時是第二十六王朝的法老合弗拉（Hophra）在位。先知以西結曾嚴厲地指責埃及王：「主耶和華如此說： 埃及王法老啊， 我與你......為敵......必為列國中最低微的，也不再自高於列國之上。我必減少他們，以致不再轄制列國。」（</w:t>
+      </w:r>
+      <w:hyperlink r:id="rId21">
+        <w:r>
+          <w:rPr>
+            <w:lang w:val="zh_TW" w:bidi="zh_TW"/>
+          </w:rPr>
+          <w:rPr>
+            <w:color w:val="0000EE"/>
+            <w:u w:val="single"/>
+          </w:rPr>
+          <w:t>結29:3</w:t>
+        </w:r>
+      </w:hyperlink>
+      <w:r>
+        <w:rPr>
+          <w:lang w:val="zh_TW" w:bidi="zh_TW"/>
+        </w:rPr>
+        <w:t>、</w:t>
+      </w:r>
+      <w:hyperlink r:id="rId21">
+        <w:r>
+          <w:rPr>
+            <w:lang w:val="zh_TW" w:bidi="zh_TW"/>
+          </w:rPr>
+          <w:rPr>
+            <w:color w:val="0000EE"/>
+            <w:u w:val="single"/>
+          </w:rPr>
+          <w:t>15</w:t>
+        </w:r>
+      </w:hyperlink>
+      <w:r>
+        <w:rPr>
+          <w:lang w:val="zh_TW" w:bidi="zh_TW"/>
+        </w:rPr>
+        <w:t>）。在波斯統治下，法老的權力變得衰弱，應驗了先知們所說的話。</w:t>
       </w:r>
     </w:p>
     <w:p>
@@ -451,20 +660,32 @@
       </w:r>
       <w:r>
         <w:rPr>
-          <w:lang w:val="zh_TW" w:bidi="zh_TW"/>
-        </w:rPr>
-        <w:t>• 非利士人與以色列</w:t>
-      </w:r>
-    </w:p>
-    <w:p>
-      <w:pPr>
-        <w:pStyle w:val="Heading3"/>
-      </w:pPr>
-      <w:r>
-        <w:rPr>
-          <w:lang w:val="zh_TW" w:bidi="zh_TW"/>
-        </w:rPr>
-        <w:t>領土範圍</w:t>
+          <w:i/>
+          <w:lang w:val="zh_TW" w:bidi="zh_TW"/>
+        </w:rPr>
+        <w:t>另見</w:t>
+      </w:r>
+      <w:r>
+        <w:rPr>
+          <w:lang w:val="zh_TW" w:bidi="zh_TW"/>
+        </w:rPr>
+        <w:t>埃及，埃及人</w:t>
+      </w:r>
+      <w:r>
+        <w:rPr>
+          <w:lang w:val="zh_TW" w:bidi="zh_TW"/>
+        </w:rPr>
+        <w:t>。</w:t>
+      </w:r>
+      <w:r>
+        <w:rPr>
+          <w:lang w:val="zh_TW" w:bidi="zh_TW"/>
+        </w:rPr>
+      </w:r>
+      <w:r>
+        <w:rPr>
+          <w:lang w:val="zh_TW" w:bidi="zh_TW"/>
+        </w:rPr>
       </w:r>
     </w:p>
     <w:p>
@@ -474,29 +695,21 @@
           <w:lang w:val="zh_TW" w:bidi="zh_TW"/>
         </w:rPr>
       </w:r>
-      <w:r>
-        <w:rPr>
-          <w:lang w:val="zh_TW" w:bidi="zh_TW"/>
-        </w:rPr>
-        <w:t>嚴格來說，非利士是指被稱為非利士平原的海岸平原，從南部的阿里什河谷（Wadi el-Arish，埃及河），向北延伸約70英里（112.6公里），直到位於約帕以北五英里（8公里）的奧耶河（Nahr el-Aujah）。在迦薩附近，平原的寬度最大，約30英里（48.3 公里）。靠近海岸有沙丘，但大部分地區非常肥沃，盛產穀物（參</w:t>
-      </w:r>
-      <w:hyperlink r:id="rId17">
-        <w:r>
-          <w:rPr>
-            <w:lang w:val="zh_TW" w:bidi="zh_TW"/>
-          </w:rPr>
-          <w:rPr>
-            <w:color w:val="0000EE"/>
-            <w:u w:val="single"/>
-          </w:rPr>
-          <w:t>士15:1–5</w:t>
-        </w:r>
-      </w:hyperlink>
-      <w:r>
-        <w:rPr>
-          <w:lang w:val="zh_TW" w:bidi="zh_TW"/>
-        </w:rPr>
-        <w:t>）和水果。</w:t>
+    </w:p>
+    <w:p>
+      <w:pPr>
+        <w:pStyle w:val="Heading2"/>
+      </w:pPr>
+      <w:r>
+        <w:rPr>
+          <w:lang w:val="zh_TW" w:bidi="zh_TW"/>
+        </w:rPr>
+        <w:t>法勒</w:t>
+      </w:r>
+      <w:r>
+        <w:rPr>
+          <w:lang w:val="zh_TW" w:bidi="zh_TW"/>
+        </w:rPr>
       </w:r>
     </w:p>
     <w:p>
@@ -510,9 +723,9 @@
         <w:rPr>
           <w:lang w:val="zh_TW" w:bidi="zh_TW"/>
         </w:rPr>
-        <w:t>東方和埃及之間的主要道路沿著海岸延伸，對非利士人來說是商業上的優勢，但也使他們容易受到外國入侵。神沒有帶領以色列從埃及經非利士人之地，採取最短路線到迦南，因為神不希望他們這麼快就遇到與非利士人（或是駐紮在那裡的埃及軍隊）的激烈戰鬥（</w:t>
-      </w:r>
-      <w:hyperlink r:id="rId18">
+        <w:t>希伯的兒子和拉吳的父親（</w:t>
+      </w:r>
+      <w:hyperlink r:id="rId22">
         <w:r>
           <w:rPr>
             <w:lang w:val="zh_TW" w:bidi="zh_TW"/>
@@ -521,42 +734,16 @@
             <w:color w:val="0000EE"/>
             <w:u w:val="single"/>
           </w:rPr>
-          <w:t>出13:17</w:t>
+          <w:t>創10:25</w:t>
         </w:r>
       </w:hyperlink>
       <w:r>
         <w:rPr>
           <w:lang w:val="zh_TW" w:bidi="zh_TW"/>
         </w:rPr>
-        <w:t>）。顯然，埃及人對非利士人幾乎毫不懼怕，一些學者認為埃及人在安置非利士人到巴勒斯坦方面發揮作用。</w:t>
-      </w:r>
-    </w:p>
-    <w:p>
-      <w:pPr/>
-      <w:r>
-        <w:rPr>
-          <w:lang w:val="zh_TW" w:bidi="zh_TW"/>
-        </w:rPr>
-      </w:r>
-      <w:r>
-        <w:rPr>
-          <w:lang w:val="zh_TW" w:bidi="zh_TW"/>
-        </w:rPr>
-        <w:t>在這個狹窄的地區，非利士人很快感到擴張的必要性。經過謝非拉的通道，他們自然進入以色列的山地。他們在以色列人的領土上建立前哨站，並且在掃羅和他的兒子們被殺的戰役中，控制了</w:t>
-      </w:r>
-      <w:r>
-        <w:rPr>
-          <w:lang w:val="zh_TW" w:bidi="zh_TW"/>
-        </w:rPr>
-        <w:t>伯‧珊</w:t>
-      </w:r>
-      <w:r>
-        <w:rPr>
-          <w:lang w:val="zh_TW" w:bidi="zh_TW"/>
-        </w:rPr>
-        <w:t>（</w:t>
-      </w:r>
-      <w:hyperlink r:id="rId19">
+        <w:t>，</w:t>
+      </w:r>
+      <w:hyperlink r:id="rId23">
         <w:r>
           <w:rPr>
             <w:lang w:val="zh_TW" w:bidi="zh_TW"/>
@@ -565,41 +752,16 @@
             <w:color w:val="0000EE"/>
             <w:u w:val="single"/>
           </w:rPr>
-          <w:t>撒上31:10</w:t>
+          <w:t>11:16–19</w:t>
         </w:r>
       </w:hyperlink>
       <w:r>
         <w:rPr>
           <w:lang w:val="zh_TW" w:bidi="zh_TW"/>
         </w:rPr>
-        <w:t>）。</w:t>
-      </w:r>
-    </w:p>
-    <w:p>
-      <w:pPr>
-        <w:pStyle w:val="Heading3"/>
-      </w:pPr>
-      <w:r>
-        <w:rPr>
-          <w:lang w:val="zh_TW" w:bidi="zh_TW"/>
-        </w:rPr>
-        <w:t>民族</w:t>
-      </w:r>
-    </w:p>
-    <w:p>
-      <w:pPr/>
-      <w:r>
-        <w:rPr>
-          <w:lang w:val="zh_TW" w:bidi="zh_TW"/>
-        </w:rPr>
-      </w:r>
-      <w:r>
-        <w:rPr>
-          <w:lang w:val="zh_TW" w:bidi="zh_TW"/>
-        </w:rPr>
-        <w:t>聖經指出，非利士人來自迦斐託（</w:t>
-      </w:r>
-      <w:hyperlink r:id="rId20">
+        <w:t>；</w:t>
+      </w:r>
+      <w:hyperlink r:id="rId24">
         <w:r>
           <w:rPr>
             <w:lang w:val="zh_TW" w:bidi="zh_TW"/>
@@ -608,7 +770,7 @@
             <w:color w:val="0000EE"/>
             <w:u w:val="single"/>
           </w:rPr>
-          <w:t>申2:23</w:t>
+          <w:t>代上1:19、25</w:t>
         </w:r>
       </w:hyperlink>
       <w:r>
@@ -617,7 +779,7 @@
         </w:rPr>
         <w:t>；</w:t>
       </w:r>
-      <w:hyperlink r:id="rId21">
+      <w:hyperlink r:id="rId25">
         <w:r>
           <w:rPr>
             <w:lang w:val="zh_TW" w:bidi="zh_TW"/>
@@ -626,1225 +788,27 @@
             <w:color w:val="0000EE"/>
             <w:u w:val="single"/>
           </w:rPr>
-          <w:t>耶47:4</w:t>
+          <w:t>路3:35</w:t>
         </w:r>
       </w:hyperlink>
       <w:r>
         <w:rPr>
           <w:lang w:val="zh_TW" w:bidi="zh_TW"/>
         </w:rPr>
-        <w:t>；</w:t>
-      </w:r>
-      <w:hyperlink r:id="rId22">
-        <w:r>
-          <w:rPr>
-            <w:lang w:val="zh_TW" w:bidi="zh_TW"/>
-          </w:rPr>
-          <w:rPr>
-            <w:color w:val="0000EE"/>
-            <w:u w:val="single"/>
-          </w:rPr>
-          <w:t>摩9:7</w:t>
-        </w:r>
-      </w:hyperlink>
-      <w:r>
-        <w:rPr>
-          <w:lang w:val="zh_TW" w:bidi="zh_TW"/>
-        </w:rPr>
-        <w:t>），那裡通常被認為是克里特，但一些學者認為其位於小亞細亞。非利士人的服飾，如在哈布城（Medinet Habu）看到的一樣，與克里特人類似，尤其是頭飾。基利提人的名字與克里特人相同，因為這些名字有相同的輔音：</w:t>
+        <w:t>）。他在世的時候，地被分開（</w:t>
       </w:r>
       <w:r>
         <w:rPr>
           <w:i/>
           <w:lang w:val="zh_TW" w:bidi="zh_TW"/>
         </w:rPr>
-        <w:t>c、r、</w:t>
-      </w:r>
-      <w:r>
-        <w:rPr>
-          <w:lang w:val="zh_TW" w:bidi="zh_TW"/>
-        </w:rPr>
-        <w:t>和</w:t>
-      </w:r>
-      <w:r>
-        <w:rPr>
-          <w:i/>
-          <w:lang w:val="zh_TW" w:bidi="zh_TW"/>
-        </w:rPr>
-        <w:t>t。</w:t>
-      </w:r>
-      <w:r>
-        <w:rPr>
-          <w:lang w:val="zh_TW" w:bidi="zh_TW"/>
-        </w:rPr>
-        <w:t xml:space="preserve"> 基利提人顯然是屬於非利士人的一個小群體，他們住在南地，不遠處是大衛在非利士人中的家，洗革拉（參</w:t>
-      </w:r>
-      <w:hyperlink r:id="rId23">
-        <w:r>
-          <w:rPr>
-            <w:lang w:val="zh_TW" w:bidi="zh_TW"/>
-          </w:rPr>
-          <w:rPr>
-            <w:color w:val="0000EE"/>
-            <w:u w:val="single"/>
-          </w:rPr>
-          <w:t>撒上30:14</w:t>
-        </w:r>
-      </w:hyperlink>
-      <w:r>
-        <w:rPr>
-          <w:lang w:val="zh_TW" w:bidi="zh_TW"/>
-        </w:rPr>
-        <w:t>）。基利提人和比利提人是大衛的護衛，大衛還有600名迦特人（來自迦特的男子）（參</w:t>
-      </w:r>
-      <w:hyperlink r:id="rId24">
-        <w:r>
-          <w:rPr>
-            <w:lang w:val="zh_TW" w:bidi="zh_TW"/>
-          </w:rPr>
-          <w:rPr>
-            <w:color w:val="0000EE"/>
-            <w:u w:val="single"/>
-          </w:rPr>
-          <w:t>撒下15:19</w:t>
-        </w:r>
-      </w:hyperlink>
-      <w:r>
-        <w:rPr>
-          <w:lang w:val="zh_TW" w:bidi="zh_TW"/>
-        </w:rPr>
-        <w:t>，</w:t>
-      </w:r>
-      <w:hyperlink r:id="rId25">
-        <w:r>
-          <w:rPr>
-            <w:lang w:val="zh_TW" w:bidi="zh_TW"/>
-          </w:rPr>
-          <w:rPr>
-            <w:color w:val="0000EE"/>
-            <w:u w:val="single"/>
-          </w:rPr>
-          <w:t>20:7、23</w:t>
-        </w:r>
-      </w:hyperlink>
-      <w:r>
-        <w:rPr>
-          <w:lang w:val="zh_TW" w:bidi="zh_TW"/>
-        </w:rPr>
-        <w:t>；</w:t>
-      </w:r>
-      <w:hyperlink r:id="rId26">
-        <w:r>
-          <w:rPr>
-            <w:lang w:val="zh_TW" w:bidi="zh_TW"/>
-          </w:rPr>
-          <w:rPr>
-            <w:color w:val="0000EE"/>
-            <w:u w:val="single"/>
-          </w:rPr>
-          <w:t>代上18:17</w:t>
-        </w:r>
-      </w:hyperlink>
-      <w:r>
-        <w:rPr>
-          <w:lang w:val="zh_TW" w:bidi="zh_TW"/>
-        </w:rPr>
-        <w:t>）。</w:t>
-      </w:r>
-    </w:p>
-    <w:p>
-      <w:pPr/>
-      <w:r>
-        <w:rPr>
-          <w:lang w:val="zh_TW" w:bidi="zh_TW"/>
-        </w:rPr>
-      </w:r>
-      <w:r>
-        <w:rPr>
-          <w:lang w:val="zh_TW" w:bidi="zh_TW"/>
-        </w:rPr>
-        <w:t>非利士人這個名字在多個語言中都能辨識出來。在希伯來語中，他們被稱為Pelishtim，翻譯過來即為「非利士人」。在埃及的資料中，他們屬於海上的民族之一，被稱為Peleset（非利塞特）或Peleste（非利斯特）。他們最為人知的是參與海上民族入侵埃及，這些海上民族被拉美西斯三世在三角洲的陸地和海上戰役中擊敗。這場戰鬥的詳細場景，雕刻在拉美西斯三世的哈布城神廟北部外牆的浮雕中，其位置在盧克索對面。這些雕刻讓我們初步認識非利士人的服飾和武器，他們的頭飾很容易辨識，由羽毛（或可能是蘆葦）製成。</w:t>
-      </w:r>
-    </w:p>
-    <w:p>
-      <w:pPr/>
-      <w:r>
-        <w:rPr>
-          <w:lang w:val="zh_TW" w:bidi="zh_TW"/>
-        </w:rPr>
-      </w:r>
-      <w:r>
-        <w:rPr>
-          <w:lang w:val="zh_TW" w:bidi="zh_TW"/>
-        </w:rPr>
-        <w:t>這些人被拉美西斯擊敗後，定居於巴勒斯坦沿海地區，但有些人可能在前往埃及途中留在迦南。可能在族長時代之前，已經曾遷徙到巴勒斯坦。</w:t>
-      </w:r>
-    </w:p>
-    <w:p>
-      <w:pPr>
-        <w:pStyle w:val="Heading3"/>
-      </w:pPr>
-      <w:r>
-        <w:rPr>
-          <w:lang w:val="zh_TW" w:bidi="zh_TW"/>
-        </w:rPr>
-        <w:t>管治</w:t>
-      </w:r>
-    </w:p>
-    <w:p>
-      <w:pPr/>
-      <w:r>
-        <w:rPr>
-          <w:lang w:val="zh_TW" w:bidi="zh_TW"/>
-        </w:rPr>
-      </w:r>
-      <w:r>
-        <w:rPr>
-          <w:lang w:val="zh_TW" w:bidi="zh_TW"/>
-        </w:rPr>
-        <w:t>非利士人沒有統一的統治者治理整片土地；各個城市是獨立的，因此它們以城邦形式運作。這些城市的首領不是稱為王，在聖經中被稱為「首領」或「統治者」（例：</w:t>
-      </w:r>
-      <w:hyperlink r:id="rId27">
-        <w:r>
-          <w:rPr>
-            <w:lang w:val="zh_TW" w:bidi="zh_TW"/>
-          </w:rPr>
-          <w:rPr>
-            <w:color w:val="0000EE"/>
-            <w:u w:val="single"/>
-          </w:rPr>
-          <w:t>撒上5:11</w:t>
-        </w:r>
-      </w:hyperlink>
-      <w:r>
-        <w:rPr>
-          <w:lang w:val="zh_TW" w:bidi="zh_TW"/>
-        </w:rPr>
-        <w:t>、</w:t>
-      </w:r>
-      <w:hyperlink r:id="rId28">
-        <w:r>
-          <w:rPr>
-            <w:lang w:val="zh_TW" w:bidi="zh_TW"/>
-          </w:rPr>
-          <w:rPr>
-            <w:color w:val="0000EE"/>
-            <w:u w:val="single"/>
-          </w:rPr>
-          <w:t>6:12</w:t>
-        </w:r>
-      </w:hyperlink>
-      <w:r>
-        <w:rPr>
-          <w:lang w:val="zh_TW" w:bidi="zh_TW"/>
-        </w:rPr>
-        <w:t>、</w:t>
-      </w:r>
-      <w:hyperlink r:id="rId29">
-        <w:r>
-          <w:rPr>
-            <w:lang w:val="zh_TW" w:bidi="zh_TW"/>
-          </w:rPr>
-          <w:rPr>
-            <w:color w:val="0000EE"/>
-            <w:u w:val="single"/>
-          </w:rPr>
-          <w:t>29:2</w:t>
-        </w:r>
-      </w:hyperlink>
-      <w:r>
-        <w:rPr>
-          <w:lang w:val="zh_TW" w:bidi="zh_TW"/>
-        </w:rPr>
-        <w:t>）。他們共有五位首領，對應組成非利士五城聯邦的五個主要城市：迦薩、亞實基倫、亞實突、迦特和以革倫（</w:t>
-      </w:r>
-      <w:hyperlink r:id="rId30">
-        <w:r>
-          <w:rPr>
-            <w:lang w:val="zh_TW" w:bidi="zh_TW"/>
-          </w:rPr>
-          <w:rPr>
-            <w:color w:val="0000EE"/>
-            <w:u w:val="single"/>
-          </w:rPr>
-          <w:t>撒上6:17</w:t>
-        </w:r>
-      </w:hyperlink>
-      <w:r>
-        <w:rPr>
-          <w:lang w:val="zh_TW" w:bidi="zh_TW"/>
-        </w:rPr>
-        <w:t>；參</w:t>
-      </w:r>
-      <w:hyperlink r:id="rId31">
-        <w:r>
-          <w:rPr>
-            <w:lang w:val="zh_TW" w:bidi="zh_TW"/>
-          </w:rPr>
-          <w:rPr>
-            <w:color w:val="0000EE"/>
-            <w:u w:val="single"/>
-          </w:rPr>
-          <w:t>耶25:20</w:t>
-        </w:r>
-      </w:hyperlink>
-      <w:r>
-        <w:rPr>
-          <w:lang w:val="zh_TW" w:bidi="zh_TW"/>
-        </w:rPr>
-        <w:t>）。百姓在與他們相關的事務中有發言權，例如歸還事件（</w:t>
-      </w:r>
-      <w:hyperlink r:id="rId32">
-        <w:r>
-          <w:rPr>
-            <w:lang w:val="zh_TW" w:bidi="zh_TW"/>
-          </w:rPr>
-          <w:rPr>
-            <w:color w:val="0000EE"/>
-            <w:u w:val="single"/>
-          </w:rPr>
-          <w:t>撒上5:6–12</w:t>
-        </w:r>
-      </w:hyperlink>
-      <w:r>
-        <w:rPr>
-          <w:lang w:val="zh_TW" w:bidi="zh_TW"/>
-        </w:rPr>
-        <w:t>）；但重大決策由五位首領的多數投票決定，例如當大衛和他的部下住在洗革拉時，非利士人計劃對以色列發動大型軍事行動。大衛隸屬於迦特王亞吉，亞吉要求大衛與非利士人聯合對抗以色列。大衛同意，但當非利士其他首領發現大衛在場時，他們抱怨並決定讓他離開軍隊（</w:t>
-      </w:r>
-      <w:hyperlink r:id="rId33">
-        <w:r>
-          <w:rPr>
-            <w:lang w:val="zh_TW" w:bidi="zh_TW"/>
-          </w:rPr>
-          <w:rPr>
-            <w:color w:val="0000EE"/>
-            <w:u w:val="single"/>
-          </w:rPr>
-          <w:t>29</w:t>
-        </w:r>
-      </w:hyperlink>
-      <w:r>
-        <w:rPr>
-          <w:lang w:val="zh_TW" w:bidi="zh_TW"/>
-        </w:rPr>
-        <w:t>章）。</w:t>
-      </w:r>
-    </w:p>
-    <w:p>
-      <w:pPr>
-        <w:pStyle w:val="Heading3"/>
-      </w:pPr>
-      <w:r>
-        <w:rPr>
-          <w:lang w:val="zh_TW" w:bidi="zh_TW"/>
-        </w:rPr>
-        <w:t>宗教與敬拜對象</w:t>
-      </w:r>
-    </w:p>
-    <w:p>
-      <w:pPr/>
-      <w:r>
-        <w:rPr>
-          <w:lang w:val="zh_TW" w:bidi="zh_TW"/>
-        </w:rPr>
-      </w:r>
-      <w:r>
-        <w:rPr>
-          <w:lang w:val="zh_TW" w:bidi="zh_TW"/>
-        </w:rPr>
-        <w:t>非利士人帶來的神明，似乎在較早期就被他們拋棄，他們轉而崇拜迦南的神明。聖經中提到非利士人主要的神是大袞，一位穀物神。在拉斯珊拉（Ras Shamra，烏加里特）和瑪里（Mari）發現了大袞的神廟。聖經提到在迦薩有一座大袞廟（</w:t>
-      </w:r>
-      <w:hyperlink r:id="rId34">
-        <w:r>
-          <w:rPr>
-            <w:lang w:val="zh_TW" w:bidi="zh_TW"/>
-          </w:rPr>
-          <w:rPr>
-            <w:color w:val="0000EE"/>
-            <w:u w:val="single"/>
-          </w:rPr>
-          <w:t>士16:23–30</w:t>
-        </w:r>
-      </w:hyperlink>
-      <w:r>
-        <w:rPr>
-          <w:lang w:val="zh_TW" w:bidi="zh_TW"/>
-        </w:rPr>
-        <w:t>），在亞實突有另一座（</w:t>
-      </w:r>
-      <w:hyperlink r:id="rId35">
-        <w:r>
-          <w:rPr>
-            <w:lang w:val="zh_TW" w:bidi="zh_TW"/>
-          </w:rPr>
-          <w:rPr>
-            <w:color w:val="0000EE"/>
-            <w:u w:val="single"/>
-          </w:rPr>
-          <w:t>撒上5:1–5</w:t>
-        </w:r>
-      </w:hyperlink>
-      <w:r>
-        <w:rPr>
-          <w:lang w:val="zh_TW" w:bidi="zh_TW"/>
-        </w:rPr>
-        <w:t>）。</w:t>
-      </w:r>
-    </w:p>
-    <w:p>
-      <w:pPr>
-        <w:pStyle w:val="Heading3"/>
-      </w:pPr>
-      <w:r>
-        <w:rPr>
-          <w:lang w:val="zh_TW" w:bidi="zh_TW"/>
-        </w:rPr>
-        <w:t>非利士人與以色列</w:t>
-      </w:r>
-    </w:p>
-    <w:p>
-      <w:pPr/>
-      <w:r>
-        <w:rPr>
-          <w:lang w:val="zh_TW" w:bidi="zh_TW"/>
-        </w:rPr>
-      </w:r>
-      <w:r>
-        <w:rPr>
-          <w:lang w:val="zh_TW" w:bidi="zh_TW"/>
-        </w:rPr>
-        <w:t>不同形式的「非利士」一詞，在舊約中出現了將近300次，主要是在士師記和撒母耳記中。最早出現是在</w:t>
-      </w:r>
-      <w:hyperlink r:id="rId36">
-        <w:r>
-          <w:rPr>
-            <w:lang w:val="zh_TW" w:bidi="zh_TW"/>
-          </w:rPr>
-          <w:rPr>
-            <w:color w:val="0000EE"/>
-            <w:u w:val="single"/>
-          </w:rPr>
-          <w:t>創世記十章14節</w:t>
-        </w:r>
-      </w:hyperlink>
-      <w:r>
-        <w:rPr>
-          <w:lang w:val="zh_TW" w:bidi="zh_TW"/>
-        </w:rPr>
-        <w:t>，提到非利士人從</w:t>
-      </w:r>
-      <w:r>
-        <w:rPr>
-          <w:lang w:val="zh_TW" w:bidi="zh_TW"/>
-        </w:rPr>
-        <w:t>迦斯路希人出來</w:t>
-      </w:r>
-      <w:r>
-        <w:rPr>
-          <w:lang w:val="zh_TW" w:bidi="zh_TW"/>
-        </w:rPr>
-        <w:t>，是與迦斐託有關但未被識別的民族（參</w:t>
-      </w:r>
-      <w:hyperlink r:id="rId37">
-        <w:r>
-          <w:rPr>
-            <w:lang w:val="zh_TW" w:bidi="zh_TW"/>
-          </w:rPr>
-          <w:rPr>
-            <w:color w:val="0000EE"/>
-            <w:u w:val="single"/>
-          </w:rPr>
-          <w:t>歷上1:12</w:t>
-        </w:r>
-      </w:hyperlink>
-      <w:r>
-        <w:rPr>
-          <w:lang w:val="zh_TW" w:bidi="zh_TW"/>
-        </w:rPr>
-        <w:t>）。</w:t>
-      </w:r>
-    </w:p>
-    <w:p>
-      <w:pPr/>
-      <w:r>
-        <w:rPr>
-          <w:lang w:val="zh_TW" w:bidi="zh_TW"/>
-        </w:rPr>
-      </w:r>
-      <w:r>
-        <w:rPr>
-          <w:lang w:val="zh_TW" w:bidi="zh_TW"/>
-        </w:rPr>
-        <w:t>亞伯拉罕和以撒曾在基拉耳與非利士人接觸，這些事件與他們的妻子有關（</w:t>
-      </w:r>
-      <w:hyperlink r:id="rId38">
-        <w:r>
-          <w:rPr>
-            <w:lang w:val="zh_TW" w:bidi="zh_TW"/>
-          </w:rPr>
-          <w:rPr>
-            <w:color w:val="0000EE"/>
-            <w:u w:val="single"/>
-          </w:rPr>
-          <w:t>創20</w:t>
-        </w:r>
-      </w:hyperlink>
-      <w:r>
-        <w:rPr>
-          <w:lang w:val="zh_TW" w:bidi="zh_TW"/>
-        </w:rPr>
-        <w:t>，</w:t>
-      </w:r>
-      <w:hyperlink r:id="rId39">
-        <w:r>
-          <w:rPr>
-            <w:lang w:val="zh_TW" w:bidi="zh_TW"/>
-          </w:rPr>
-          <w:rPr>
-            <w:color w:val="0000EE"/>
-            <w:u w:val="single"/>
-          </w:rPr>
-          <w:t>26</w:t>
-        </w:r>
-      </w:hyperlink>
-      <w:r>
-        <w:rPr>
-          <w:lang w:val="zh_TW" w:bidi="zh_TW"/>
-        </w:rPr>
-        <w:t>）。然而，非利士人並不住在海岸，而是在基拉耳，甚至遠至東方的別是巴（</w:t>
-      </w:r>
-      <w:hyperlink r:id="rId40">
-        <w:r>
-          <w:rPr>
-            <w:lang w:val="zh_TW" w:bidi="zh_TW"/>
-          </w:rPr>
-          <w:rPr>
-            <w:color w:val="0000EE"/>
-            <w:u w:val="single"/>
-          </w:rPr>
-          <w:t>26:33</w:t>
-        </w:r>
-      </w:hyperlink>
-      <w:r>
-        <w:rPr>
-          <w:lang w:val="zh_TW" w:bidi="zh_TW"/>
-        </w:rPr>
-        <w:t>）。在這兩處經文中，基拉耳王都被稱為亞比米勒，這是個閃族名字。有人認為當時的非利士人祖先是從克里特遷移過來，但這尚未證實。</w:t>
-      </w:r>
-    </w:p>
-    <w:p>
-      <w:pPr/>
-      <w:r>
-        <w:rPr>
-          <w:lang w:val="zh_TW" w:bidi="zh_TW"/>
-        </w:rPr>
-      </w:r>
-      <w:r>
-        <w:rPr>
-          <w:lang w:val="zh_TW" w:bidi="zh_TW"/>
-        </w:rPr>
-        <w:t>在以色列人征服迦南之後，非利士人開始對以色列人顯出優勢。非利士人是好戰且具有侵略性的民族，他們武器精良，因為他們使用鐵並在該地區壟斷鐵的製造。他們控制以色列，禁止以色列人製造鐵器，迫使以色列人依靠非利士人，甚至磨器具也是如此（</w:t>
-      </w:r>
-      <w:hyperlink r:id="rId41">
-        <w:r>
-          <w:rPr>
-            <w:lang w:val="zh_TW" w:bidi="zh_TW"/>
-          </w:rPr>
-          <w:rPr>
-            <w:color w:val="0000EE"/>
-            <w:u w:val="single"/>
-          </w:rPr>
-          <w:t>撒上13:19–22</w:t>
-        </w:r>
-      </w:hyperlink>
-      <w:r>
-        <w:rPr>
-          <w:lang w:val="zh_TW" w:bidi="zh_TW"/>
-        </w:rPr>
-        <w:t>）。以色列人的武裝如此貧乏，以至於只有掃羅和約拿單</w:t>
-      </w:r>
-      <w:r>
-        <w:rPr>
-          <w:lang w:val="zh_TW" w:bidi="zh_TW"/>
-        </w:rPr>
-        <w:t>有刀有槍</w:t>
-      </w:r>
-      <w:r>
-        <w:rPr>
-          <w:lang w:val="zh_TW" w:bidi="zh_TW"/>
-        </w:rPr>
-        <w:t>（</w:t>
-      </w:r>
-      <w:hyperlink r:id="rId42">
-        <w:r>
-          <w:rPr>
-            <w:lang w:val="zh_TW" w:bidi="zh_TW"/>
-          </w:rPr>
-          <w:rPr>
-            <w:color w:val="0000EE"/>
-            <w:u w:val="single"/>
-          </w:rPr>
-          <w:t>22節</w:t>
-        </w:r>
-      </w:hyperlink>
-      <w:r>
-        <w:rPr>
-          <w:lang w:val="zh_TW" w:bidi="zh_TW"/>
-        </w:rPr>
-        <w:t>）。在亞實突、</w:t>
-      </w:r>
-      <w:r>
-        <w:rPr>
-          <w:lang w:val="zh_TW" w:bidi="zh_TW"/>
-        </w:rPr>
-        <w:t>奎西里廢丘（</w:t>
-      </w:r>
-      <w:r>
-        <w:rPr>
-          <w:lang w:val="zh_TW" w:bidi="zh_TW"/>
-        </w:rPr>
-        <w:t>Tell Qasile）、耶瑪廢丘（Tell Jemmeh） 和摩爾廢丘（Tel Mor） 發現鐵器的冶煉設施。</w:t>
-      </w:r>
-    </w:p>
-    <w:p>
-      <w:pPr/>
-      <w:r>
-        <w:rPr>
-          <w:lang w:val="zh_TW" w:bidi="zh_TW"/>
-        </w:rPr>
-      </w:r>
-      <w:r>
-        <w:rPr>
-          <w:lang w:val="zh_TW" w:bidi="zh_TW"/>
-        </w:rPr>
-        <w:t>哈布城的浮雕顯示，非利士人持有長矛和長劍，並用大型圓盾作為防器。他們擁有三人戰車，配有六輻輪，並使用由四頭牛拉動的實心雙輪車來運送人員。他們的船裝有方形帆，類似埃及人的船，並且有鴨形船首，可能用於撞擊敵方船隻。</w:t>
-      </w:r>
-    </w:p>
-    <w:p>
-      <w:pPr/>
-      <w:r>
-        <w:rPr>
-          <w:lang w:val="zh_TW" w:bidi="zh_TW"/>
-        </w:rPr>
-      </w:r>
-      <w:r>
-        <w:rPr>
-          <w:lang w:val="zh_TW" w:bidi="zh_TW"/>
-        </w:rPr>
-        <w:t>以色列很早就出現背道現象，耶和華使用非利士人來懲戒祂的百姓。珊迦用趕牛的棍子打了600名非利士人，救了以色列（</w:t>
-      </w:r>
-      <w:hyperlink r:id="rId43">
-        <w:r>
-          <w:rPr>
-            <w:lang w:val="zh_TW" w:bidi="zh_TW"/>
-          </w:rPr>
-          <w:rPr>
-            <w:color w:val="0000EE"/>
-            <w:u w:val="single"/>
-          </w:rPr>
-          <w:t>士3:31</w:t>
-        </w:r>
-      </w:hyperlink>
-      <w:r>
-        <w:rPr>
-          <w:lang w:val="zh_TW" w:bidi="zh_TW"/>
-        </w:rPr>
-        <w:t>）。參孫的記載有許多關於非利士人生活的細節（</w:t>
-      </w:r>
-      <w:hyperlink r:id="rId44">
-        <w:r>
-          <w:rPr>
-            <w:lang w:val="zh_TW" w:bidi="zh_TW"/>
-          </w:rPr>
-          <w:rPr>
-            <w:color w:val="0000EE"/>
-            <w:u w:val="single"/>
-          </w:rPr>
-          <w:t>13:1–16:31</w:t>
-        </w:r>
-      </w:hyperlink>
-      <w:r>
-        <w:rPr>
-          <w:lang w:val="zh_TW" w:bidi="zh_TW"/>
-        </w:rPr>
-        <w:t>）。這段記錄顯示以色列人和非利士人之間的通婚，此舉違反舊約律法。</w:t>
-      </w:r>
-    </w:p>
-    <w:p>
-      <w:pPr/>
-      <w:r>
-        <w:rPr>
-          <w:lang w:val="zh_TW" w:bidi="zh_TW"/>
-        </w:rPr>
-      </w:r>
-      <w:r>
-        <w:rPr>
-          <w:lang w:val="zh_TW" w:bidi="zh_TW"/>
-        </w:rPr>
-        <w:t>以色列和非利士人之間的戰爭記載在</w:t>
-      </w:r>
-      <w:hyperlink r:id="rId45">
-        <w:r>
-          <w:rPr>
-            <w:lang w:val="zh_TW" w:bidi="zh_TW"/>
-          </w:rPr>
-          <w:rPr>
-            <w:color w:val="0000EE"/>
-            <w:u w:val="single"/>
-          </w:rPr>
-          <w:t>撒母耳記上四章1節</w:t>
-        </w:r>
-      </w:hyperlink>
-      <w:r>
-        <w:rPr>
-          <w:lang w:val="zh_TW" w:bidi="zh_TW"/>
-        </w:rPr>
-        <w:t>，當時以色列人在以便以謝安營，非利士人在亞弗。非利士人贏得戰爭並奪走約櫃（</w:t>
-      </w:r>
-      <w:hyperlink r:id="rId46">
-        <w:r>
-          <w:rPr>
-            <w:lang w:val="zh_TW" w:bidi="zh_TW"/>
-          </w:rPr>
-          <w:rPr>
-            <w:color w:val="0000EE"/>
-            <w:u w:val="single"/>
-          </w:rPr>
-          <w:t>撒上4:17</w:t>
-        </w:r>
-      </w:hyperlink>
-      <w:r>
-        <w:rPr>
-          <w:lang w:val="zh_TW" w:bidi="zh_TW"/>
-        </w:rPr>
-        <w:t>）；但在七個月後他們歸還約櫃，因為耶和華降災於他們（</w:t>
-      </w:r>
-      <w:hyperlink r:id="rId47">
-        <w:r>
-          <w:rPr>
-            <w:lang w:val="zh_TW" w:bidi="zh_TW"/>
-          </w:rPr>
-          <w:rPr>
-            <w:color w:val="0000EE"/>
-            <w:u w:val="single"/>
-          </w:rPr>
-          <w:t>5:1–6:21</w:t>
-        </w:r>
-      </w:hyperlink>
-      <w:r>
-        <w:rPr>
-          <w:lang w:val="zh_TW" w:bidi="zh_TW"/>
-        </w:rPr>
-        <w:t>）。後來，當撒母耳成為領袖時，非利士人攻擊以色列的米斯巴，但神賜給以色列勝利。因此撒母耳立了一塊石頭紀念，起名為以便‧以謝（「幫助之石」，</w:t>
-      </w:r>
-      <w:hyperlink r:id="rId48">
-        <w:r>
-          <w:rPr>
-            <w:lang w:val="zh_TW" w:bidi="zh_TW"/>
-          </w:rPr>
-          <w:rPr>
-            <w:color w:val="0000EE"/>
-            <w:u w:val="single"/>
-          </w:rPr>
-          <w:t>7:12</w:t>
-        </w:r>
-      </w:hyperlink>
-      <w:r>
-        <w:rPr>
-          <w:lang w:val="zh_TW" w:bidi="zh_TW"/>
-        </w:rPr>
-        <w:t>）。撒母耳的一生中，非利士人再也沒有入侵以色列，而以色列收復被非利士人奪取的城市（</w:t>
-      </w:r>
-      <w:hyperlink r:id="rId49">
-        <w:r>
-          <w:rPr>
-            <w:lang w:val="zh_TW" w:bidi="zh_TW"/>
-          </w:rPr>
-          <w:rPr>
-            <w:color w:val="0000EE"/>
-            <w:u w:val="single"/>
-          </w:rPr>
-          <w:t>14節</w:t>
-        </w:r>
-      </w:hyperlink>
-      <w:r>
-        <w:rPr>
-          <w:lang w:val="zh_TW" w:bidi="zh_TW"/>
-        </w:rPr>
-        <w:t>）。</w:t>
-      </w:r>
-    </w:p>
-    <w:p>
-      <w:pPr/>
-      <w:r>
-        <w:rPr>
-          <w:lang w:val="zh_TW" w:bidi="zh_TW"/>
-        </w:rPr>
-      </w:r>
-      <w:r>
-        <w:rPr>
-          <w:lang w:val="zh_TW" w:bidi="zh_TW"/>
-        </w:rPr>
-        <w:t>非利士人在以色列領土上最活躍的時期，是掃羅統治期間，掃羅是以色列的第一位王。那個時期的經文，曾提及非利士人超過80次。非利士人在以色列各個地區建立防營或防兵（參</w:t>
-      </w:r>
-      <w:hyperlink r:id="rId50">
-        <w:r>
-          <w:rPr>
-            <w:lang w:val="zh_TW" w:bidi="zh_TW"/>
-          </w:rPr>
-          <w:rPr>
-            <w:color w:val="0000EE"/>
-            <w:u w:val="single"/>
-          </w:rPr>
-          <w:t>撒上10:5</w:t>
-        </w:r>
-      </w:hyperlink>
-      <w:r>
-        <w:rPr>
-          <w:lang w:val="zh_TW" w:bidi="zh_TW"/>
-        </w:rPr>
-        <w:t>，</w:t>
-      </w:r>
-      <w:hyperlink r:id="rId51">
-        <w:r>
-          <w:rPr>
-            <w:lang w:val="zh_TW" w:bidi="zh_TW"/>
-          </w:rPr>
-          <w:rPr>
-            <w:color w:val="0000EE"/>
-            <w:u w:val="single"/>
-          </w:rPr>
-          <w:t>13:3</w:t>
-        </w:r>
-      </w:hyperlink>
-      <w:r>
-        <w:rPr>
-          <w:lang w:val="zh_TW" w:bidi="zh_TW"/>
-        </w:rPr>
-        <w:t>）。約拿單在迦巴攻擊了</w:t>
-      </w:r>
-      <w:r>
-        <w:rPr>
-          <w:lang w:val="zh_TW" w:bidi="zh_TW"/>
-        </w:rPr>
-        <w:t>防營</w:t>
-      </w:r>
-      <w:r>
-        <w:rPr>
-          <w:lang w:val="zh_TW" w:bidi="zh_TW"/>
-        </w:rPr>
-        <w:t>（</w:t>
-      </w:r>
-      <w:hyperlink r:id="rId51">
-        <w:r>
-          <w:rPr>
-            <w:lang w:val="zh_TW" w:bidi="zh_TW"/>
-          </w:rPr>
-          <w:rPr>
-            <w:color w:val="0000EE"/>
-            <w:u w:val="single"/>
-          </w:rPr>
-          <w:t>13:3</w:t>
-        </w:r>
-      </w:hyperlink>
-      <w:r>
-        <w:rPr>
-          <w:lang w:val="zh_TW" w:bidi="zh_TW"/>
-        </w:rPr>
-        <w:t>）；他在</w:t>
-      </w:r>
-      <w:hyperlink r:id="rId52">
-        <w:r>
-          <w:rPr>
-            <w:lang w:val="zh_TW" w:bidi="zh_TW"/>
-          </w:rPr>
-          <w:rPr>
-            <w:color w:val="0000EE"/>
-            <w:u w:val="single"/>
-          </w:rPr>
-          <w:t>撒母耳記上十四章1至15節</w:t>
-        </w:r>
-      </w:hyperlink>
-      <w:r>
-        <w:rPr>
-          <w:lang w:val="zh_TW" w:bidi="zh_TW"/>
-        </w:rPr>
-        <w:t>中的壯舉，導致非利士人潰敗。</w:t>
-      </w:r>
-    </w:p>
-    <w:p>
-      <w:pPr/>
-      <w:r>
-        <w:rPr>
-          <w:lang w:val="zh_TW" w:bidi="zh_TW"/>
-        </w:rPr>
-      </w:r>
-      <w:r>
-        <w:rPr>
-          <w:lang w:val="zh_TW" w:bidi="zh_TW"/>
-        </w:rPr>
-        <w:t>非利士人和以色列軍隊在以拉谷對峙，非利士人要以色列揀選一名對手，與他們的勇士歌利亞戰鬥（</w:t>
-      </w:r>
-      <w:hyperlink r:id="rId53">
-        <w:r>
-          <w:rPr>
-            <w:lang w:val="zh_TW" w:bidi="zh_TW"/>
-          </w:rPr>
-          <w:rPr>
-            <w:color w:val="0000EE"/>
-            <w:u w:val="single"/>
-          </w:rPr>
-          <w:t>撒上17:1–11</w:t>
-        </w:r>
-      </w:hyperlink>
-      <w:r>
-        <w:rPr>
-          <w:lang w:val="zh_TW" w:bidi="zh_TW"/>
-        </w:rPr>
-        <w:t>）。年少的牧羊人大衛殺死了歌利亞；大衛成為英雄，但掃羅嫉妒，使大衛成為被追捕的人。在躲避掃羅軍隊的過程中，大衛的部下從非利士人手中拯救基伊拉城（</w:t>
-      </w:r>
-      <w:hyperlink r:id="rId54">
-        <w:r>
-          <w:rPr>
-            <w:lang w:val="zh_TW" w:bidi="zh_TW"/>
-          </w:rPr>
-          <w:rPr>
-            <w:color w:val="0000EE"/>
-            <w:u w:val="single"/>
-          </w:rPr>
-          <w:t>23:1–5</w:t>
-        </w:r>
-      </w:hyperlink>
-      <w:r>
-        <w:rPr>
-          <w:lang w:val="zh_TW" w:bidi="zh_TW"/>
-        </w:rPr>
-        <w:t>）。最終，大衛向迦特王亞吉尋求政治庇護，亞吉將洗革拉城給他，大衛從那裡突襲了南地（</w:t>
-      </w:r>
-      <w:hyperlink r:id="rId55">
-        <w:r>
-          <w:rPr>
-            <w:lang w:val="zh_TW" w:bidi="zh_TW"/>
-          </w:rPr>
-          <w:rPr>
-            <w:color w:val="0000EE"/>
-            <w:u w:val="single"/>
-          </w:rPr>
-          <w:t>27</w:t>
-        </w:r>
-      </w:hyperlink>
-      <w:r>
-        <w:rPr>
-          <w:lang w:val="zh_TW" w:bidi="zh_TW"/>
-        </w:rPr>
-        <w:t>章）。</w:t>
-      </w:r>
-    </w:p>
-    <w:p>
-      <w:pPr/>
-      <w:r>
-        <w:rPr>
-          <w:lang w:val="zh_TW" w:bidi="zh_TW"/>
-        </w:rPr>
-      </w:r>
-      <w:r>
-        <w:rPr>
-          <w:lang w:val="zh_TW" w:bidi="zh_TW"/>
-        </w:rPr>
-        <w:t>當非利士人準備與以色列開戰時，亞吉要求大衛加入非利士的軍隊，大衛沒有拒絕。非利士人的首領卻沒有同意，因為他們擔心大衛會反對他們（</w:t>
-      </w:r>
-      <w:hyperlink r:id="rId56">
-        <w:r>
-          <w:rPr>
-            <w:lang w:val="zh_TW" w:bidi="zh_TW"/>
-          </w:rPr>
-          <w:rPr>
-            <w:color w:val="0000EE"/>
-            <w:u w:val="single"/>
-          </w:rPr>
-          <w:t>撒上28:1–2</w:t>
-        </w:r>
-      </w:hyperlink>
-      <w:r>
-        <w:rPr>
-          <w:lang w:val="zh_TW" w:bidi="zh_TW"/>
-        </w:rPr>
-        <w:t>，</w:t>
-      </w:r>
-      <w:hyperlink r:id="rId33">
-        <w:r>
-          <w:rPr>
-            <w:lang w:val="zh_TW" w:bidi="zh_TW"/>
-          </w:rPr>
-          <w:rPr>
-            <w:color w:val="0000EE"/>
-            <w:u w:val="single"/>
-          </w:rPr>
-          <w:t>29</w:t>
-        </w:r>
-      </w:hyperlink>
-      <w:r>
-        <w:rPr>
-          <w:lang w:val="zh_TW" w:bidi="zh_TW"/>
-        </w:rPr>
-        <w:t>）。在隨後的戰鬥中，掃羅和他的兒子們在基利波山被非利士人殺死（</w:t>
-      </w:r>
-      <w:hyperlink r:id="rId57">
-        <w:r>
-          <w:rPr>
-            <w:lang w:val="zh_TW" w:bidi="zh_TW"/>
-          </w:rPr>
-          <w:rPr>
-            <w:color w:val="0000EE"/>
-            <w:u w:val="single"/>
-          </w:rPr>
-          <w:t>31:1–7</w:t>
-        </w:r>
-      </w:hyperlink>
-      <w:r>
-        <w:rPr>
-          <w:lang w:val="zh_TW" w:bidi="zh_TW"/>
-        </w:rPr>
-        <w:t>）。非利士人砍下掃羅的頭，將他的盔甲放在</w:t>
-      </w:r>
-      <w:r>
-        <w:rPr>
-          <w:lang w:val="zh_TW" w:bidi="zh_TW"/>
-        </w:rPr>
-        <w:t>伯‧珊</w:t>
-      </w:r>
-      <w:r>
-        <w:rPr>
-          <w:lang w:val="zh_TW" w:bidi="zh_TW"/>
-        </w:rPr>
-        <w:t>的</w:t>
-      </w:r>
-      <w:r>
-        <w:rPr>
-          <w:lang w:val="zh_TW" w:bidi="zh_TW"/>
-        </w:rPr>
-        <w:t>亞斯她錄廟裏</w:t>
-      </w:r>
-      <w:r>
-        <w:rPr>
-          <w:lang w:val="zh_TW" w:bidi="zh_TW"/>
-        </w:rPr>
-        <w:t>，並將他的屍體掛在城牆上（</w:t>
-      </w:r>
-      <w:hyperlink r:id="rId58">
-        <w:r>
-          <w:rPr>
-            <w:lang w:val="zh_TW" w:bidi="zh_TW"/>
-          </w:rPr>
-          <w:rPr>
-            <w:color w:val="0000EE"/>
-            <w:u w:val="single"/>
-          </w:rPr>
-          <w:t>8–11</w:t>
-        </w:r>
-      </w:hyperlink>
-      <w:r>
-        <w:rPr>
-          <w:lang w:val="zh_TW" w:bidi="zh_TW"/>
-        </w:rPr>
-        <w:t>）。</w:t>
-      </w:r>
-    </w:p>
-    <w:p>
-      <w:pPr/>
-      <w:r>
-        <w:rPr>
-          <w:lang w:val="zh_TW" w:bidi="zh_TW"/>
-        </w:rPr>
-      </w:r>
-      <w:r>
-        <w:rPr>
-          <w:lang w:val="zh_TW" w:bidi="zh_TW"/>
-        </w:rPr>
-        <w:t>當非利士人得知大衛作王時，他們試圖攻擊他，但大衛「從迦巴到基色」擊敗他們（</w:t>
-      </w:r>
-      <w:hyperlink r:id="rId59">
-        <w:r>
-          <w:rPr>
-            <w:lang w:val="zh_TW" w:bidi="zh_TW"/>
-          </w:rPr>
-          <w:rPr>
-            <w:color w:val="0000EE"/>
-            <w:u w:val="single"/>
-          </w:rPr>
-          <w:t>撒下5:17–25</w:t>
-        </w:r>
-      </w:hyperlink>
-      <w:r>
-        <w:rPr>
-          <w:lang w:val="zh_TW" w:bidi="zh_TW"/>
-        </w:rPr>
-        <w:t>）。大衛打破非利士的勢力，雖然他們再次試圖對以色列發動戰爭，但都未能成功（</w:t>
-      </w:r>
-      <w:hyperlink r:id="rId60">
-        <w:r>
-          <w:rPr>
-            <w:lang w:val="zh_TW" w:bidi="zh_TW"/>
-          </w:rPr>
-          <w:rPr>
-            <w:color w:val="0000EE"/>
-            <w:u w:val="single"/>
-          </w:rPr>
-          <w:t>21:15–21</w:t>
-        </w:r>
-      </w:hyperlink>
-      <w:r>
-        <w:rPr>
-          <w:lang w:val="zh_TW" w:bidi="zh_TW"/>
-        </w:rPr>
-        <w:t>）。</w:t>
-      </w:r>
-    </w:p>
-    <w:p>
-      <w:pPr/>
-      <w:r>
-        <w:rPr>
-          <w:lang w:val="zh_TW" w:bidi="zh_TW"/>
-        </w:rPr>
-      </w:r>
-      <w:r>
-        <w:rPr>
-          <w:lang w:val="zh_TW" w:bidi="zh_TW"/>
-        </w:rPr>
-        <w:t>烏西雅與非利士人作戰；他拆毀了迦特、雅比尼和亞實突的城牆，並在非利士地區建造城市（</w:t>
-      </w:r>
-      <w:hyperlink r:id="rId61">
-        <w:r>
-          <w:rPr>
-            <w:lang w:val="zh_TW" w:bidi="zh_TW"/>
-          </w:rPr>
-          <w:rPr>
-            <w:color w:val="0000EE"/>
-            <w:u w:val="single"/>
-          </w:rPr>
-          <w:t>代下26:6–7</w:t>
-        </w:r>
-      </w:hyperlink>
-      <w:r>
-        <w:rPr>
-          <w:lang w:val="zh_TW" w:bidi="zh_TW"/>
-        </w:rPr>
-        <w:t>）。在亞哈斯統治期間，非利士人入侵謝非拉和南地，並佔領多座城市（</w:t>
-      </w:r>
-      <w:hyperlink r:id="rId62">
-        <w:r>
-          <w:rPr>
-            <w:lang w:val="zh_TW" w:bidi="zh_TW"/>
-          </w:rPr>
-          <w:rPr>
-            <w:color w:val="0000EE"/>
-            <w:u w:val="single"/>
-          </w:rPr>
-          <w:t>28:18</w:t>
-        </w:r>
-      </w:hyperlink>
-      <w:r>
-        <w:rPr>
-          <w:lang w:val="zh_TW" w:bidi="zh_TW"/>
-        </w:rPr>
-        <w:t>）。希西家</w:t>
-      </w:r>
-      <w:r>
-        <w:rPr>
-          <w:lang w:val="zh_TW" w:bidi="zh_TW"/>
-        </w:rPr>
-        <w:t>攻擊</w:t>
-      </w:r>
-      <w:r>
-        <w:rPr>
-          <w:lang w:val="zh_TW" w:bidi="zh_TW"/>
-        </w:rPr>
-        <w:t>非利士人，直至迦薩（</w:t>
-      </w:r>
-      <w:hyperlink r:id="rId63">
-        <w:r>
-          <w:rPr>
-            <w:lang w:val="zh_TW" w:bidi="zh_TW"/>
-          </w:rPr>
-          <w:rPr>
-            <w:color w:val="0000EE"/>
-            <w:u w:val="single"/>
-          </w:rPr>
-          <w:t>王下18:8</w:t>
-        </w:r>
-      </w:hyperlink>
-      <w:r>
-        <w:rPr>
-          <w:lang w:val="zh_TW" w:bidi="zh_TW"/>
-        </w:rPr>
-        <w:t>）。</w:t>
-      </w:r>
-    </w:p>
-    <w:p>
-      <w:pPr/>
-      <w:r>
-        <w:rPr>
-          <w:lang w:val="zh_TW" w:bidi="zh_TW"/>
-        </w:rPr>
-      </w:r>
-      <w:r>
-        <w:rPr>
-          <w:lang w:val="zh_TW" w:bidi="zh_TW"/>
-        </w:rPr>
-        <w:t>先知書提到非利士人的次數相對較少，不過耶利米專門為非利士人撰寫了一個短的篇章（</w:t>
-      </w:r>
-      <w:hyperlink r:id="rId64">
-        <w:r>
-          <w:rPr>
-            <w:lang w:val="zh_TW" w:bidi="zh_TW"/>
-          </w:rPr>
-          <w:rPr>
-            <w:color w:val="0000EE"/>
-            <w:u w:val="single"/>
-          </w:rPr>
-          <w:t>耶47</w:t>
-        </w:r>
-      </w:hyperlink>
-      <w:r>
-        <w:rPr>
-          <w:lang w:val="zh_TW" w:bidi="zh_TW"/>
-        </w:rPr>
-        <w:t>）。非利士人逐漸被迦南文化同化，消失於聖經和世俗歷史的篇章，只留下名字巴勒斯坦作為他們存在的紀念。</w:t>
-      </w:r>
-      <w:r>
-        <w:rPr>
-          <w:lang w:val="zh_TW" w:bidi="zh_TW"/>
-        </w:rPr>
-      </w:r>
-      <w:r>
-        <w:rPr>
-          <w:lang w:val="zh_TW" w:bidi="zh_TW"/>
-        </w:rPr>
-      </w:r>
-    </w:p>
-    <w:p>
-      <w:pPr/>
-      <w:r>
-        <w:rPr>
-          <w:lang w:val="zh_TW" w:bidi="zh_TW"/>
-        </w:rPr>
-      </w:r>
-    </w:p>
-    <w:p>
-      <w:pPr>
-        <w:pStyle w:val="Heading2"/>
-      </w:pPr>
-      <w:r>
-        <w:rPr>
-          <w:lang w:val="zh_TW" w:bidi="zh_TW"/>
-        </w:rPr>
-        <w:t>腓力</w:t>
-      </w:r>
-      <w:r>
-        <w:rPr>
-          <w:lang w:val="zh_TW" w:bidi="zh_TW"/>
-        </w:rPr>
+        <w:t>法勒</w:t>
+      </w:r>
+      <w:r>
+        <w:rPr>
+          <w:lang w:val="zh_TW" w:bidi="zh_TW"/>
+        </w:rPr>
+        <w:t>的意思是「分裂」或「水道」）。這個分裂指的是什麼尚不清楚，常見的解釋包括：</w:t>
       </w:r>
     </w:p>
     <w:p>
@@ -1866,9 +830,9 @@
         <w:rPr>
           <w:lang w:val="zh_TW" w:bidi="zh_TW"/>
         </w:rPr>
-        <w:t>耶穌的使徒。腓力的名字在十二使徒的名單中排在第五位，位於兩對兄弟西門彼得和安得烈、雅各和約翰之後（</w:t>
-      </w:r>
-      <w:hyperlink r:id="rId65">
+        <w:t>巴別塔之後語言的分散（</w:t>
+      </w:r>
+      <w:hyperlink r:id="rId26">
         <w:r>
           <w:rPr>
             <w:lang w:val="zh_TW" w:bidi="zh_TW"/>
@@ -1877,201 +841,14 @@
             <w:color w:val="0000EE"/>
             <w:u w:val="single"/>
           </w:rPr>
-          <w:t>太10:3</w:t>
+          <w:t>創11:1–9</w:t>
         </w:r>
       </w:hyperlink>
       <w:r>
         <w:rPr>
           <w:lang w:val="zh_TW" w:bidi="zh_TW"/>
         </w:rPr>
-        <w:t>；</w:t>
-      </w:r>
-      <w:hyperlink r:id="rId66">
-        <w:r>
-          <w:rPr>
-            <w:lang w:val="zh_TW" w:bidi="zh_TW"/>
-          </w:rPr>
-          <w:rPr>
-            <w:color w:val="0000EE"/>
-            <w:u w:val="single"/>
-          </w:rPr>
-          <w:t>可3:18</w:t>
-        </w:r>
-      </w:hyperlink>
-      <w:r>
-        <w:rPr>
-          <w:lang w:val="zh_TW" w:bidi="zh_TW"/>
-        </w:rPr>
-        <w:t>；</w:t>
-      </w:r>
-      <w:hyperlink r:id="rId67">
-        <w:r>
-          <w:rPr>
-            <w:lang w:val="zh_TW" w:bidi="zh_TW"/>
-          </w:rPr>
-          <w:rPr>
-            <w:color w:val="0000EE"/>
-            <w:u w:val="single"/>
-          </w:rPr>
-          <w:t>路6:14</w:t>
-        </w:r>
-      </w:hyperlink>
-      <w:r>
-        <w:rPr>
-          <w:lang w:val="zh_TW" w:bidi="zh_TW"/>
-        </w:rPr>
-        <w:t>）。使徒約翰記載，當施洗約翰提到耶穌說「看哪，這是神的羔羊！」時，他的兩個門徒開始跟隨耶穌。其中一位是安得烈，他隨即對他哥哥西門彼得說：「我們遇見彌賽亞了」，並把他帶到耶穌面前。（另一位未提名的門徒很可能就是寫這段經文的約翰。）</w:t>
-        <w:br/>
-      </w:r>
-      <w:r>
-        <w:rPr>
-          <w:lang w:val="zh_TW" w:bidi="zh_TW"/>
-        </w:rPr>
-        <w:t>第二天，耶穌去了加利利，找到腓力並呼召他：「來跟從我吧。」約翰補充說腓力是伯賽大的人。腓力隨即找到拿但業並告訴他：「摩西在律法上所寫的和眾先知所記的那一位，我們遇見了」，並邀請拿但業前來親自看看（</w:t>
-      </w:r>
-      <w:hyperlink r:id="rId68">
-        <w:r>
-          <w:rPr>
-            <w:lang w:val="zh_TW" w:bidi="zh_TW"/>
-          </w:rPr>
-          <w:rPr>
-            <w:color w:val="0000EE"/>
-            <w:u w:val="single"/>
-          </w:rPr>
-          <w:t>約1:35–51</w:t>
-        </w:r>
-      </w:hyperlink>
-      <w:r>
-        <w:rPr>
-          <w:lang w:val="zh_TW" w:bidi="zh_TW"/>
-        </w:rPr>
-        <w:t>）。這段記載顯示腓力是最早跟隨耶穌的人之一，並迅速地邀請其他人也來跟從耶穌。</w:t>
-        <w:br/>
-      </w:r>
-      <w:r>
-        <w:rPr>
-          <w:lang w:val="zh_TW" w:bidi="zh_TW"/>
-        </w:rPr>
-        <w:t>腓力像其他使徒一樣，對基督的身分和大能仍有許多要學習的地方。在耶穌使五千人飽足的神蹟中，耶穌問腓力：「我們從哪裏買餅叫這些人吃呢？」腓力困惑地回答說，即使有二十兩銀子（相當於半年的工資）也買不到足夠的餅分給每個人（</w:t>
-      </w:r>
-      <w:hyperlink r:id="rId69">
-        <w:r>
-          <w:rPr>
-            <w:lang w:val="zh_TW" w:bidi="zh_TW"/>
-          </w:rPr>
-          <w:rPr>
-            <w:color w:val="0000EE"/>
-            <w:u w:val="single"/>
-          </w:rPr>
-          <w:t>約6:5–7</w:t>
-        </w:r>
-      </w:hyperlink>
-      <w:r>
-        <w:rPr>
-          <w:lang w:val="zh_TW" w:bidi="zh_TW"/>
-        </w:rPr>
-        <w:t>）。隨後的神蹟教導他，萬物的主能夠餵飽一大群人。</w:t>
-        <w:br/>
-      </w:r>
-      <w:r>
-        <w:rPr>
-          <w:lang w:val="zh_TW" w:bidi="zh_TW"/>
-        </w:rPr>
-        <w:t>腓力下一次出現是在耶路撒冷，在基督榮耀進城後。「有幾個希臘人」（說希臘話的非猶太人）來見腓力，請求「先生，我們願意見耶穌。」腓力告訴安得烈，兩人一同去帶他們去見耶穌（</w:t>
-      </w:r>
-      <w:hyperlink r:id="rId70">
-        <w:r>
-          <w:rPr>
-            <w:lang w:val="zh_TW" w:bidi="zh_TW"/>
-          </w:rPr>
-          <w:rPr>
-            <w:color w:val="0000EE"/>
-            <w:u w:val="single"/>
-          </w:rPr>
-          <w:t>12:20–22</w:t>
-        </w:r>
-      </w:hyperlink>
-      <w:r>
-        <w:rPr>
-          <w:lang w:val="zh_TW" w:bidi="zh_TW"/>
-        </w:rPr>
-        <w:t>）。這顯示腓力是一個容易接近的人，且懂得希臘文。</w:t>
-        <w:br/>
-      </w:r>
-      <w:r>
-        <w:rPr>
-          <w:lang w:val="zh_TW" w:bidi="zh_TW"/>
-        </w:rPr>
-        <w:t>在耶穌被捕的前一晚，耶穌與祂的跟隨者在樓房（即樓上的房間）裡會面。在這次會議中，腓力對耶穌說：「求主將父顯給我們看，我們就知足了。」耶穌利用這個時機教導腓力更多。腓力對神非常忠誠，或許他希望耶穌能顯示神的奇妙榮光，這類似於摩西在</w:t>
-      </w:r>
-      <w:hyperlink r:id="rId71">
-        <w:r>
-          <w:rPr>
-            <w:lang w:val="zh_TW" w:bidi="zh_TW"/>
-          </w:rPr>
-          <w:rPr>
-            <w:color w:val="0000EE"/>
-            <w:u w:val="single"/>
-          </w:rPr>
-          <w:t>出埃及記三十三章18節</w:t>
-        </w:r>
-      </w:hyperlink>
-      <w:r>
-        <w:rPr>
-          <w:lang w:val="zh_TW" w:bidi="zh_TW"/>
-        </w:rPr>
-        <w:t>中求見神的榮光。然而，耶穌教導他，祂自己就是父顯於人前的完全啟示（</w:t>
-      </w:r>
-      <w:hyperlink r:id="rId72">
-        <w:r>
-          <w:rPr>
-            <w:lang w:val="zh_TW" w:bidi="zh_TW"/>
-          </w:rPr>
-          <w:rPr>
-            <w:color w:val="0000EE"/>
-            <w:u w:val="single"/>
-          </w:rPr>
-          <w:t>約14:8–10</w:t>
-        </w:r>
-      </w:hyperlink>
-      <w:r>
-        <w:rPr>
-          <w:lang w:val="zh_TW" w:bidi="zh_TW"/>
-        </w:rPr>
-        <w:t>）。</w:t>
-        <w:br/>
-      </w:r>
-      <w:r>
-        <w:rPr>
-          <w:lang w:val="zh_TW" w:bidi="zh_TW"/>
-        </w:rPr>
-        <w:t>常有人會混淆使徒腓力和傳福音的腓力（下文#2所提到的那一位）。腓力可能在多處傳道，最後定居於羅馬亞細亞省的希拉坡里，直至去世。他是死於自然原因還是殉道（因信仰而被殺）則無法確定。</w:t>
-        <w:br/>
-      </w:r>
-      <w:r>
-        <w:rPr>
-          <w:i/>
-          <w:lang w:val="zh_TW" w:bidi="zh_TW"/>
-        </w:rPr>
-        <w:t>另見</w:t>
-      </w:r>
-      <w:r>
-        <w:rPr>
-          <w:lang w:val="zh_TW" w:bidi="zh_TW"/>
-        </w:rPr>
-        <w:t xml:space="preserve"> </w:t>
-      </w:r>
-      <w:r>
-        <w:rPr>
-          <w:lang w:val="zh_TW" w:bidi="zh_TW"/>
-        </w:rPr>
-        <w:t>使徒、使徒職分</w:t>
-      </w:r>
-      <w:r>
-        <w:rPr>
-          <w:lang w:val="zh_TW" w:bidi="zh_TW"/>
-        </w:rPr>
-        <w:t>。</w:t>
+        <w:t>）</w:t>
       </w:r>
     </w:p>
     <w:p>
@@ -2089,212 +866,7 @@
         <w:rPr>
           <w:lang w:val="zh_TW" w:bidi="zh_TW"/>
         </w:rPr>
-        <w:t>一位希臘化的猶太人（說希臘話並遵循希臘習俗的人），他成為基督的跟隨者。腓利是七位被選派負責管理耶路撒冷基督徒群體中貧困寡婦事工的人之一。</w:t>
-        <w:br/>
-      </w:r>
-      <w:r>
-        <w:rPr>
-          <w:lang w:val="zh_TW" w:bidi="zh_TW"/>
-        </w:rPr>
-        <w:t>包括腓利在內，這些人全都有希臘名字。其中一人叫尼哥拉，他是歸信猶太教的外邦人。儘管從記載中並不完全確定他們是否被視為正式的執事，但這事件通常被認為是教會中設立一特殊幫助群體的開始，這群體稱為執事（</w:t>
-      </w:r>
-      <w:hyperlink r:id="rId73">
-        <w:r>
-          <w:rPr>
-            <w:lang w:val="zh_TW" w:bidi="zh_TW"/>
-          </w:rPr>
-          <w:rPr>
-            <w:color w:val="0000EE"/>
-            <w:u w:val="single"/>
-          </w:rPr>
-          <w:t>徒6:1–7</w:t>
-        </w:r>
-      </w:hyperlink>
-      <w:r>
-        <w:rPr>
-          <w:lang w:val="zh_TW" w:bidi="zh_TW"/>
-        </w:rPr>
-        <w:t>）。在這七人中，新約中只記載了司提反和腓利更多的事蹟。他們被描述為有好名聲，滿有聖靈和智慧的人（</w:t>
-      </w:r>
-      <w:hyperlink r:id="rId74">
-        <w:r>
-          <w:rPr>
-            <w:lang w:val="zh_TW" w:bidi="zh_TW"/>
-          </w:rPr>
-          <w:rPr>
-            <w:color w:val="0000EE"/>
-            <w:u w:val="single"/>
-          </w:rPr>
-          <w:t>3</w:t>
-        </w:r>
-      </w:hyperlink>
-      <w:r>
-        <w:rPr>
-          <w:lang w:val="zh_TW" w:bidi="zh_TW"/>
-        </w:rPr>
-        <w:t>節）。</w:t>
-        <w:br/>
-      </w:r>
-      <w:r>
-        <w:rPr>
-          <w:lang w:val="zh_TW" w:bidi="zh_TW"/>
-        </w:rPr>
-        <w:t>腓利被稱為「傳福音的腓利」，這是從</w:t>
-      </w:r>
-      <w:hyperlink r:id="rId75">
-        <w:r>
-          <w:rPr>
-            <w:lang w:val="zh_TW" w:bidi="zh_TW"/>
-          </w:rPr>
-          <w:rPr>
-            <w:color w:val="0000EE"/>
-            <w:u w:val="single"/>
-          </w:rPr>
-          <w:t>使徒行傳二十一章8節</w:t>
-        </w:r>
-      </w:hyperlink>
-      <w:r>
-        <w:rPr>
-          <w:lang w:val="zh_TW" w:bidi="zh_TW"/>
-        </w:rPr>
-        <w:t>中明確得知的。這個名號實至名歸，當掃羅逼迫耶路撒冷的基督徒時，腓利去了撒馬利亞並大有能力地宣講福音，結果許多人滿心歡喜地歸信基督（</w:t>
-      </w:r>
-      <w:hyperlink r:id="rId76">
-        <w:r>
-          <w:rPr>
-            <w:lang w:val="zh_TW" w:bidi="zh_TW"/>
-          </w:rPr>
-          <w:rPr>
-            <w:color w:val="0000EE"/>
-            <w:u w:val="single"/>
-          </w:rPr>
-          <w:t>徒8:1–8</w:t>
-        </w:r>
-      </w:hyperlink>
-      <w:r>
-        <w:rPr>
-          <w:lang w:val="zh_TW" w:bidi="zh_TW"/>
-        </w:rPr>
-        <w:t>）。</w:t>
-        <w:br/>
-      </w:r>
-      <w:r>
-        <w:rPr>
-          <w:lang w:val="zh_TW" w:bidi="zh_TW"/>
-        </w:rPr>
-        <w:t>神呼召腓利離開撒馬利亞，前往南地的曠野。腓利的事工充滿能力且成功，因此，離開並前往其它地方似乎很奇怪且愚蠢。但腓利聽從並順服神。</w:t>
-        <w:br/>
-      </w:r>
-      <w:r>
-        <w:rPr>
-          <w:lang w:val="zh_TW" w:bidi="zh_TW"/>
-        </w:rPr>
-        <w:t>在曠野中，雖然沒有群眾，卻遇見了一位重要的衣索匹亞的官員。這人剛從耶路撒冷拜訪完畢，正返回非洲。腓利意識到神有充分的理由派他到那裡。這位衣索匹亞人正在閱讀</w:t>
-      </w:r>
-      <w:hyperlink r:id="rId77">
-        <w:r>
-          <w:rPr>
-            <w:lang w:val="zh_TW" w:bidi="zh_TW"/>
-          </w:rPr>
-          <w:rPr>
-            <w:color w:val="0000EE"/>
-            <w:u w:val="single"/>
-          </w:rPr>
-          <w:t>以賽亞書五十三章</w:t>
-        </w:r>
-      </w:hyperlink>
-      <w:r>
-        <w:rPr>
-          <w:lang w:val="zh_TW" w:bidi="zh_TW"/>
-        </w:rPr>
-        <w:t>，這是舊約中重要的福音章節。</w:t>
-        <w:br/>
-      </w:r>
-      <w:r>
-        <w:rPr>
-          <w:lang w:val="zh_TW" w:bidi="zh_TW"/>
-        </w:rPr>
-        <w:t>腓利告訴他這預言是關於耶穌基督的。這衣索匹亞人信了並受洗，滿心歡喜地繼續前行（</w:t>
-      </w:r>
-      <w:hyperlink r:id="rId78">
-        <w:r>
-          <w:rPr>
-            <w:lang w:val="zh_TW" w:bidi="zh_TW"/>
-          </w:rPr>
-          <w:rPr>
-            <w:color w:val="0000EE"/>
-            <w:u w:val="single"/>
-          </w:rPr>
-          <w:t>25–40</w:t>
-        </w:r>
-      </w:hyperlink>
-      <w:r>
-        <w:rPr>
-          <w:lang w:val="zh_TW" w:bidi="zh_TW"/>
-        </w:rPr>
-        <w:t>節）。這個人的歸信意味著腓利成為第一位向外邦人傳福音的人，且福音藉由這位衣索匹亞人傳到非洲大陸。</w:t>
-        <w:br/>
-      </w:r>
-      <w:r>
-        <w:rPr>
-          <w:lang w:val="zh_TW" w:bidi="zh_TW"/>
-        </w:rPr>
-        <w:t>當時的猶太人為自己的民族感到驕傲，且視撒馬利亞人為不潔。撒馬利亞人是猶太人與非猶太人的混血族群。猶太人也認為非猶太人（稱為外邦人）不潔。然而腓利不同，他樂於向撒馬利亞人和這位衣索匹亞人傳講耶穌的事。腓利的行動顯示了耶穌的福音是為所有人預備的，無論他們的來歷或所屬的群體。腓利的工作證明了神的愛藉著耶穌白白賜給所有人。</w:t>
-        <w:br/>
-      </w:r>
-      <w:r>
-        <w:rPr>
-          <w:lang w:val="zh_TW" w:bidi="zh_TW"/>
-        </w:rPr>
-        <w:t>腓利後來住在海岸邊的凱撒利亞，並在使徒保羅第三次宣教之旅結束時，接待了保羅和路加。路加記載腓力有四個未婚的女兒，她們都是女先知（</w:t>
-      </w:r>
-      <w:hyperlink r:id="rId79">
-        <w:r>
-          <w:rPr>
-            <w:lang w:val="zh_TW" w:bidi="zh_TW"/>
-          </w:rPr>
-          <w:rPr>
-            <w:color w:val="0000EE"/>
-            <w:u w:val="single"/>
-          </w:rPr>
-          <w:t>徒21:8–9</w:t>
-        </w:r>
-      </w:hyperlink>
-      <w:r>
-        <w:rPr>
-          <w:lang w:val="zh_TW" w:bidi="zh_TW"/>
-        </w:rPr>
-        <w:t>）。不久之後，保羅在凱撒利亞被拘留兩年，腓力的善意和友誼，對保羅應是莫大的安慰（</w:t>
-      </w:r>
-      <w:hyperlink r:id="rId80">
-        <w:r>
-          <w:rPr>
-            <w:lang w:val="zh_TW" w:bidi="zh_TW"/>
-          </w:rPr>
-          <w:rPr>
-            <w:color w:val="0000EE"/>
-            <w:u w:val="single"/>
-          </w:rPr>
-          <w:t>23:31–35，</w:t>
-        </w:r>
-      </w:hyperlink>
-      <w:hyperlink r:id="rId81">
-        <w:r>
-          <w:rPr>
-            <w:lang w:val="zh_TW" w:bidi="zh_TW"/>
-          </w:rPr>
-          <w:rPr>
-            <w:color w:val="0000EE"/>
-            <w:u w:val="single"/>
-          </w:rPr>
-          <w:t>24:23、27</w:t>
-        </w:r>
-      </w:hyperlink>
-      <w:r>
-        <w:rPr>
-          <w:lang w:val="zh_TW" w:bidi="zh_TW"/>
-        </w:rPr>
-        <w:t>）。</w:t>
+        <w:t>挪亞後裔的擴散</w:t>
       </w:r>
     </w:p>
     <w:p>
@@ -2312,33 +884,9 @@
         <w:rPr>
           <w:lang w:val="zh_TW" w:bidi="zh_TW"/>
         </w:rPr>
-        <w:t>另一位腓力是大希律與</w:t>
-      </w:r>
-      <w:r>
-        <w:rPr>
-          <w:lang w:val="zh_TW" w:bidi="zh_TW"/>
-        </w:rPr>
-        <w:t>克麗奧佩特拉（</w:t>
-      </w:r>
-      <w:r>
-        <w:rPr>
-          <w:lang w:val="zh_TW" w:bidi="zh_TW"/>
-        </w:rPr>
-        <w:t>Cleopatra</w:t>
-      </w:r>
-      <w:r>
-        <w:rPr>
-          <w:lang w:val="zh_TW" w:bidi="zh_TW"/>
-        </w:rPr>
-        <w:t>）</w:t>
-      </w:r>
-      <w:r>
-        <w:rPr>
-          <w:lang w:val="zh_TW" w:bidi="zh_TW"/>
-        </w:rPr>
-        <w:t>之子，安提帕的同父異母兄弟，安提帕的母親是馬爾他斯（Malthace）。他在</w:t>
-      </w:r>
-      <w:hyperlink r:id="rId82">
+        <w:t>亞法撒的子孫與約坍家系阿拉伯人（Joktanide Arabs）分離（</w:t>
+      </w:r>
+      <w:hyperlink r:id="rId27">
         <w:r>
           <w:rPr>
             <w:lang w:val="zh_TW" w:bidi="zh_TW"/>
@@ -2347,76 +895,14 @@
             <w:color w:val="0000EE"/>
             <w:u w:val="single"/>
           </w:rPr>
-          <w:t>路加福音三章1節</w:t>
+          <w:t>創10:24–29</w:t>
         </w:r>
       </w:hyperlink>
       <w:r>
         <w:rPr>
           <w:lang w:val="zh_TW" w:bidi="zh_TW"/>
         </w:rPr>
-        <w:t>中被稱為希律。安提帕在公元前4年到公元39年間擔任比利亞和加利利的分封王（巡撫），而腓力則在加利利東北部的以土利亞和特拉可尼地方及某些其它領地任分封王37年（從公元前4年到公元33年）。他的妻子是他的姪女撒羅米（Salome），她曾為希律跳舞，並要求得到施洗約翰的首級作為報酬（</w:t>
-      </w:r>
-      <w:hyperlink r:id="rId83">
-        <w:r>
-          <w:rPr>
-            <w:lang w:val="zh_TW" w:bidi="zh_TW"/>
-          </w:rPr>
-          <w:rPr>
-            <w:color w:val="0000EE"/>
-            <w:u w:val="single"/>
-          </w:rPr>
-          <w:t>太14:3–12</w:t>
-        </w:r>
-      </w:hyperlink>
-      <w:r>
-        <w:rPr>
-          <w:lang w:val="zh_TW" w:bidi="zh_TW"/>
-        </w:rPr>
-        <w:t>；</w:t>
-      </w:r>
-      <w:hyperlink r:id="rId84">
-        <w:r>
-          <w:rPr>
-            <w:lang w:val="zh_TW" w:bidi="zh_TW"/>
-          </w:rPr>
-          <w:rPr>
-            <w:color w:val="0000EE"/>
-            <w:u w:val="single"/>
-          </w:rPr>
-          <w:t>可6:17–29</w:t>
-        </w:r>
-      </w:hyperlink>
-      <w:r>
-        <w:rPr>
-          <w:lang w:val="zh_TW" w:bidi="zh_TW"/>
-        </w:rPr>
-        <w:t>）。</w:t>
-        <w:br/>
-      </w:r>
-      <w:r>
-        <w:rPr>
-          <w:i/>
-          <w:lang w:val="zh_TW" w:bidi="zh_TW"/>
-        </w:rPr>
-        <w:t>另見</w:t>
-      </w:r>
-      <w:r>
-        <w:rPr>
-          <w:lang w:val="zh_TW" w:bidi="zh_TW"/>
-        </w:rPr>
-        <w:t xml:space="preserve"> </w:t>
-      </w:r>
-      <w:r>
-        <w:rPr>
-          <w:lang w:val="zh_TW" w:bidi="zh_TW"/>
-        </w:rPr>
-        <w:t>希律、希律家族</w:t>
-      </w:r>
-      <w:r>
-        <w:rPr>
-          <w:lang w:val="zh_TW" w:bidi="zh_TW"/>
-        </w:rPr>
-        <w:t>。</w:t>
+        <w:t>）</w:t>
       </w:r>
     </w:p>
     <w:p>
@@ -2434,33 +920,9 @@
         <w:rPr>
           <w:lang w:val="zh_TW" w:bidi="zh_TW"/>
         </w:rPr>
-        <w:t>最後一位腓力是大希律和</w:t>
-      </w:r>
-      <w:r>
-        <w:rPr>
-          <w:lang w:val="zh_TW" w:bidi="zh_TW"/>
-        </w:rPr>
-        <w:t>瑪利暗（</w:t>
-      </w:r>
-      <w:r>
-        <w:rPr>
-          <w:lang w:val="zh_TW" w:bidi="zh_TW"/>
-        </w:rPr>
-        <w:t>Mariamne</w:t>
-      </w:r>
-      <w:r>
-        <w:rPr>
-          <w:lang w:val="zh_TW" w:bidi="zh_TW"/>
-        </w:rPr>
-        <w:t>）</w:t>
-      </w:r>
-      <w:r>
-        <w:rPr>
-          <w:lang w:val="zh_TW" w:bidi="zh_TW"/>
-        </w:rPr>
-        <w:t>的兒子，也是撒羅米的母親希羅底的丈夫。希羅底拋棄他，轉而成為他的同父異母兄弟希律安提帕的情婦。因這不道德的關係，施洗約翰責備希律，而施洗約翰後來也因此被囚，最後被斬首（</w:t>
-      </w:r>
-      <w:hyperlink r:id="rId83">
+        <w:t>以運河劃分土地（這個詞在</w:t>
+      </w:r>
+      <w:hyperlink r:id="rId28">
         <w:r>
           <w:rPr>
             <w:lang w:val="zh_TW" w:bidi="zh_TW"/>
@@ -2469,16 +931,16 @@
             <w:color w:val="0000EE"/>
             <w:u w:val="single"/>
           </w:rPr>
-          <w:t>太14:3–12</w:t>
+          <w:t>伯29:6</w:t>
         </w:r>
       </w:hyperlink>
       <w:r>
         <w:rPr>
           <w:lang w:val="zh_TW" w:bidi="zh_TW"/>
         </w:rPr>
-        <w:t>；</w:t>
-      </w:r>
-      <w:hyperlink r:id="rId84">
+        <w:t>，</w:t>
+      </w:r>
+      <w:hyperlink r:id="rId29">
         <w:r>
           <w:rPr>
             <w:lang w:val="zh_TW" w:bidi="zh_TW"/>
@@ -2487,7 +949,7 @@
             <w:color w:val="0000EE"/>
             <w:u w:val="single"/>
           </w:rPr>
-          <w:t>可6:17–29</w:t>
+          <w:t>38:25</w:t>
         </w:r>
       </w:hyperlink>
       <w:r>
@@ -2496,7 +958,7 @@
         </w:rPr>
         <w:t>；</w:t>
       </w:r>
-      <w:hyperlink r:id="rId85">
+      <w:hyperlink r:id="rId30">
         <w:r>
           <w:rPr>
             <w:lang w:val="zh_TW" w:bidi="zh_TW"/>
@@ -2505,24 +967,32 @@
             <w:color w:val="0000EE"/>
             <w:u w:val="single"/>
           </w:rPr>
-          <w:t>路3:19–20</w:t>
+          <w:t>賽30:25</w:t>
         </w:r>
       </w:hyperlink>
       <w:r>
         <w:rPr>
           <w:lang w:val="zh_TW" w:bidi="zh_TW"/>
         </w:rPr>
-        <w:t>）。</w:t>
-      </w:r>
-      <w:r>
-        <w:rPr>
-          <w:lang w:val="zh_TW" w:bidi="zh_TW"/>
-        </w:rPr>
-      </w:r>
-      <w:r>
-        <w:rPr>
-          <w:lang w:val="zh_TW" w:bidi="zh_TW"/>
-        </w:rPr>
+        <w:t>，</w:t>
+      </w:r>
+      <w:hyperlink r:id="rId31">
+        <w:r>
+          <w:rPr>
+            <w:lang w:val="zh_TW" w:bidi="zh_TW"/>
+          </w:rPr>
+          <w:rPr>
+            <w:color w:val="0000EE"/>
+            <w:u w:val="single"/>
+          </w:rPr>
+          <w:t>32:2</w:t>
+        </w:r>
+      </w:hyperlink>
+      <w:r>
+        <w:rPr>
+          <w:lang w:val="zh_TW" w:bidi="zh_TW"/>
+        </w:rPr>
+        <w:t>中是這樣使用的）</w:t>
       </w:r>
     </w:p>
     <w:p>
@@ -2532,21 +1002,11 @@
           <w:lang w:val="zh_TW" w:bidi="zh_TW"/>
         </w:rPr>
       </w:r>
-    </w:p>
-    <w:p>
-      <w:pPr>
-        <w:pStyle w:val="Heading2"/>
-      </w:pPr>
-      <w:r>
-        <w:rPr>
-          <w:lang w:val="zh_TW" w:bidi="zh_TW"/>
-        </w:rPr>
-        <w:t>腓利門書</w:t>
-      </w:r>
-      <w:r>
-        <w:rPr>
-          <w:lang w:val="zh_TW" w:bidi="zh_TW"/>
-        </w:rPr>
+      <w:r>
+        <w:rPr>
+          <w:lang w:val="zh_TW" w:bidi="zh_TW"/>
+        </w:rPr>
+        <w:t>這名字的來源通常能追溯到位於幼發拉底河與哈布爾（Khabur）河匯合處以北的法勒迦城（Phalga）。</w:t>
       </w:r>
     </w:p>
     <w:p>
@@ -2558,9 +1018,38 @@
       </w:r>
       <w:r>
         <w:rPr>
-          <w:lang w:val="zh_TW" w:bidi="zh_TW"/>
-        </w:rPr>
-        <w:t>保羅最短的監獄書信。</w:t>
+          <w:i/>
+          <w:lang w:val="zh_TW" w:bidi="zh_TW"/>
+        </w:rPr>
+        <w:t>另見</w:t>
+      </w:r>
+      <w:r>
+        <w:rPr>
+          <w:lang w:val="zh_TW" w:bidi="zh_TW"/>
+        </w:rPr>
+        <w:t xml:space="preserve"> </w:t>
+      </w:r>
+      <w:r>
+        <w:rPr>
+          <w:lang w:val="zh_TW" w:bidi="zh_TW"/>
+        </w:rPr>
+        <w:t>耶穌基督的家譜</w:t>
+      </w:r>
+      <w:r>
+        <w:rPr>
+          <w:lang w:val="zh_TW" w:bidi="zh_TW"/>
+        </w:rPr>
+        <w:t>。</w:t>
+      </w:r>
+      <w:r>
+        <w:rPr>
+          <w:lang w:val="zh_TW" w:bidi="zh_TW"/>
+        </w:rPr>
+      </w:r>
+      <w:r>
+        <w:rPr>
+          <w:lang w:val="zh_TW" w:bidi="zh_TW"/>
+        </w:rPr>
       </w:r>
     </w:p>
     <w:p>
@@ -2570,11 +1059,21 @@
           <w:lang w:val="zh_TW" w:bidi="zh_TW"/>
         </w:rPr>
       </w:r>
-      <w:r>
-        <w:rPr>
-          <w:lang w:val="zh_TW" w:bidi="zh_TW"/>
-        </w:rPr>
-        <w:t>概覽</w:t>
+    </w:p>
+    <w:p>
+      <w:pPr>
+        <w:pStyle w:val="Heading2"/>
+      </w:pPr>
+      <w:r>
+        <w:rPr>
+          <w:lang w:val="zh_TW" w:bidi="zh_TW"/>
+        </w:rPr>
+        <w:t>法利賽人</w:t>
+      </w:r>
+      <w:r>
+        <w:rPr>
+          <w:lang w:val="zh_TW" w:bidi="zh_TW"/>
+        </w:rPr>
       </w:r>
     </w:p>
     <w:p>
@@ -2588,7 +1087,7 @@
         <w:rPr>
           <w:lang w:val="zh_TW" w:bidi="zh_TW"/>
         </w:rPr>
-        <w:t>• 作者</w:t>
+        <w:t>在新約時期活躍於巴勒斯坦的宗教派別。福音書一直都將法利賽人描繪為耶穌的對手。一般認為，法利賽人在第一世紀初代表主流猶太教，並且他們有一系列特徵，在道德上令人反感。因此，大多數聖經字典和類似的參考書籍，都將法利賽人描繪為貪婪、偽善、缺乏正義感、過分關注律法的字面細節，並且不注意舊約的屬靈意義。人們認為，這些特徵和其他特徵進一步廣泛塑造猶太教。</w:t>
       </w:r>
     </w:p>
     <w:p>
@@ -2602,7 +1101,18 @@
         <w:rPr>
           <w:lang w:val="zh_TW" w:bidi="zh_TW"/>
         </w:rPr>
-        <w:t>• 寫作地點</w:t>
+        <w:t>這種對法利賽人猶太教的普遍看法，存在幾個問題。首先，福音書本身提供了一些重要信息，似乎與這種觀點不一致。其次，拉比猶太教的主要文獻（如米示拿、塔木德和米大示）都是正面且值得讚美的。第三，尤其是自從死海古卷出土後，越來越清楚的是，在公元70年之前，法利賽人只在一個高度多元化的社會中構成一個小運動；無論他們的受歡迎程度和影響力如何，都很難被視為猶太教的代表。</w:t>
+      </w:r>
+    </w:p>
+    <w:p>
+      <w:pPr>
+        <w:pStyle w:val="Heading3"/>
+      </w:pPr>
+      <w:r>
+        <w:rPr>
+          <w:lang w:val="zh_TW" w:bidi="zh_TW"/>
+        </w:rPr>
+        <w:t>起源</w:t>
       </w:r>
     </w:p>
     <w:p>
@@ -2616,7 +1126,31 @@
         <w:rPr>
           <w:lang w:val="zh_TW" w:bidi="zh_TW"/>
         </w:rPr>
-        <w:t>• 收信人</w:t>
+        <w:t>法利賽人的起源不甚明確。根據猶太傳統，法利賽（即拉比）猶太教可以追溯到以斯拉和公元前五世紀文士運動的開端。在另一個極端，一些學者認為，公元前二世紀前的歷史文獻沒有明確提到法利賽人，因此法利賽主義是在馬加比起義（公元前167年）後突然出現的。許多專家認為，也許早在公元前三世紀，就可以找到法利賽主義初期形式的證據（如在《約書亞</w:t>
+      </w:r>
+      <w:r>
+        <w:rPr>
+          <w:lang w:val="zh_TW" w:bidi="zh_TW"/>
+        </w:rPr>
+        <w:t>〔</w:t>
+      </w:r>
+      <w:r>
+        <w:rPr>
+          <w:lang w:val="zh_TW" w:bidi="zh_TW"/>
+        </w:rPr>
+        <w:t>耶穌</w:t>
+      </w:r>
+      <w:r>
+        <w:rPr>
+          <w:lang w:val="zh_TW" w:bidi="zh_TW"/>
+        </w:rPr>
+        <w:t>〕</w:t>
+      </w:r>
+      <w:r>
+        <w:rPr>
+          <w:lang w:val="zh_TW" w:bidi="zh_TW"/>
+        </w:rPr>
+        <w:t>便西拉智訓》中，又稱《便西拉智訓》，天主教譯為《德訓篇》）。此外，與文士工作相關的思想活動，可能確實與法利賽人的發展有關。此外，在馬加比起義之前，一些法利賽人獨特的關注，很可能與哈西典人（「忠心的一群」，反對猶太社會受希臘影響的傳統主義者）的發展有關。</w:t>
       </w:r>
     </w:p>
     <w:p>
@@ -2630,7 +1164,7 @@
         <w:rPr>
           <w:lang w:val="zh_TW" w:bidi="zh_TW"/>
         </w:rPr>
-        <w:t>• 背景</w:t>
+        <w:t>根據一種流行且合理的解釋，哈西典對馬加比統治者感到失望，因為他們的行為在幾方面傷害了猶太人的感情。一些哈西典人與國家分離，發展成為不願屈從的教派，例如愛色尼派。留下來的則試圖對猶太生活施加影響，並發展成為法利賽教派。</w:t>
       </w:r>
     </w:p>
     <w:p>
@@ -2644,7 +1178,36 @@
         <w:rPr>
           <w:lang w:val="zh_TW" w:bidi="zh_TW"/>
         </w:rPr>
-        <w:t>• 目的</w:t>
+        <w:t>在接下來的一個世紀，法利賽人的政治影響力不大，但無疑在猶太事務中扮演了重要角色。在新約時代，他們受廣泛認可為宗教領袖。約瑟夫告訴我們，他屬於這個教派，他在公元一世紀末寫道，法利賽人「說服了許多的民眾，無論是敬拜、祈禱或獻祭，民眾都完全遵照他們的指示而行；甚至有多個城市都因為他們在生活上及言行上的高尚德行而頒發證書給他們」（猶太古史記 18.15）。我們無法確定這一描述是否適用於公元70年之前的時期，但福音書本身的證據在某程度上證實了這一點。比如，稅吏和法利賽人的比喻（</w:t>
+      </w:r>
+      <w:hyperlink r:id="rId32">
+        <w:r>
+          <w:rPr>
+            <w:lang w:val="zh_TW" w:bidi="zh_TW"/>
+          </w:rPr>
+          <w:rPr>
+            <w:color w:val="0000EE"/>
+            <w:u w:val="single"/>
+          </w:rPr>
+          <w:t>路18:9–14</w:t>
+        </w:r>
+      </w:hyperlink>
+      <w:r>
+        <w:rPr>
+          <w:lang w:val="zh_TW" w:bidi="zh_TW"/>
+        </w:rPr>
+        <w:t>）雖然譴責法利賽人，但其意義在於我們理解它所宣告的角色逆轉：回家時被稱為義人的，是邪惡的稅吏，而不是通常被認為是義人那位。</w:t>
+      </w:r>
+    </w:p>
+    <w:p>
+      <w:pPr>
+        <w:pStyle w:val="Heading3"/>
+      </w:pPr>
+      <w:r>
+        <w:rPr>
+          <w:lang w:val="zh_TW" w:bidi="zh_TW"/>
+        </w:rPr>
+        <w:t>基本特徵</w:t>
       </w:r>
     </w:p>
     <w:p>
@@ -2658,18 +1221,25 @@
         <w:rPr>
           <w:lang w:val="zh_TW" w:bidi="zh_TW"/>
         </w:rPr>
-        <w:t>• 教導</w:t>
-      </w:r>
-    </w:p>
-    <w:p>
-      <w:pPr>
-        <w:pStyle w:val="Heading3"/>
-      </w:pPr>
-      <w:r>
-        <w:rPr>
-          <w:lang w:val="zh_TW" w:bidi="zh_TW"/>
-        </w:rPr>
-        <w:t>作者</w:t>
+        <w:t>學者對法利賽人有何基本特徵，存在嚴重分歧，因此無法準確描述法利賽人。有些人強調「分離」的概念，部分原因是基於名字的假定詞源（來自希伯來文parush：「分離者」，雖然也有其他建議）。一個更為細緻的觀點則強調法利賽人對儀式、禮儀潔淨的關注（參</w:t>
+      </w:r>
+      <w:hyperlink r:id="rId33">
+        <w:r>
+          <w:rPr>
+            <w:lang w:val="zh_TW" w:bidi="zh_TW"/>
+          </w:rPr>
+          <w:rPr>
+            <w:color w:val="0000EE"/>
+            <w:u w:val="single"/>
+          </w:rPr>
+          <w:t>可7:1–4</w:t>
+        </w:r>
+      </w:hyperlink>
+      <w:r>
+        <w:rPr>
+          <w:lang w:val="zh_TW" w:bidi="zh_TW"/>
+        </w:rPr>
+        <w:t>）。一些證據表明，法利賽人希望將祭司儀式普遍應用於民眾（這一因素可能有助解釋，為何法利賽較易適應公元70年後聖殿及聖殿獻祭的缺失）。還有一種觀點認為，法利賽人是學者階層，他們與文士（律法專家）之間的密切聯繫使這觀點更為可信，因為後來許多拉比文獻反映了他們對知識追求，特別是關於妥拉意義和應用的詳細邏輯論證中。</w:t>
       </w:r>
     </w:p>
     <w:p>
@@ -2683,36 +1253,7 @@
         <w:rPr>
           <w:lang w:val="zh_TW" w:bidi="zh_TW"/>
         </w:rPr>
-        <w:t>使徒保羅照著他的書寫習慣和當時書信的規範，表明自己是這封信的作者。他說他在寫信時，因著為耶穌基督作見證而被囚（</w:t>
-      </w:r>
-      <w:hyperlink r:id="rId86">
-        <w:r>
-          <w:rPr>
-            <w:lang w:val="zh_TW" w:bidi="zh_TW"/>
-          </w:rPr>
-          <w:rPr>
-            <w:color w:val="0000EE"/>
-            <w:u w:val="single"/>
-          </w:rPr>
-          <w:t>門1:9–10、13、23</w:t>
-        </w:r>
-      </w:hyperlink>
-      <w:r>
-        <w:rPr>
-          <w:lang w:val="zh_TW" w:bidi="zh_TW"/>
-        </w:rPr>
-        <w:t>）。</w:t>
-      </w:r>
-    </w:p>
-    <w:p>
-      <w:pPr>
-        <w:pStyle w:val="Heading3"/>
-      </w:pPr>
-      <w:r>
-        <w:rPr>
-          <w:lang w:val="zh_TW" w:bidi="zh_TW"/>
-        </w:rPr>
-        <w:t>寫作地點</w:t>
+        <w:t>這些不同的方法並不是互相排斥的。此外，人們似乎普遍認同法利賽主義的一個基本神學信念，即他們堅持兩重律法概念：成書妥拉（舊約，主要是摩西五經）和口傳妥拉（由許多代拉比傳下來的傳統）。這無疑是一個特徵，將他們與撒都該人區分（參約瑟夫的《猶太古史記》13.297–98）。後者只接受摩西之書的權柄，並強烈主張法利賽人對口傳傳統的重視，代表了無法辯護的創新。這些傳統試圖規範人們在神面前的生活，隨著時間的推移變得越來越詳細，最終整理成一部單一文件，即米示拿（約公元210年）。在其發展過程中的某個時候，出現了一種觀點，即口傳律法本身是由神賜給摩西的，因此與聖經同有神聖的權柄。</w:t>
       </w:r>
     </w:p>
     <w:p>
@@ -2726,9 +1267,9 @@
         <w:rPr>
           <w:lang w:val="zh_TW" w:bidi="zh_TW"/>
         </w:rPr>
-        <w:t>我們難以確定保羅寫信時的被囚地點。凱撒利亞、以弗所或羅馬這幾處地方之中，後兩者似乎都能對應這封書信，也符合歌羅西書提到的情形（歌羅西書與腓利門書密切相關，</w:t>
-      </w:r>
-      <w:hyperlink r:id="rId87">
+        <w:t>仔細查看新約，有助於理解這一特徵的本質，這特徵最能解釋法利賽觀點與福音信息之間的衝突。比如，使徒保羅強調他使徒宣講的獨特性，將其與他年輕時熱心追求的「祖宗的遺傳」進行對比（</w:t>
+      </w:r>
+      <w:hyperlink r:id="rId34">
         <w:r>
           <w:rPr>
             <w:lang w:val="zh_TW" w:bidi="zh_TW"/>
@@ -2737,16 +1278,16 @@
             <w:color w:val="0000EE"/>
             <w:u w:val="single"/>
           </w:rPr>
-          <w:t>西4:7–14</w:t>
+          <w:t>加1:14</w:t>
         </w:r>
       </w:hyperlink>
       <w:r>
         <w:rPr>
           <w:lang w:val="zh_TW" w:bidi="zh_TW"/>
         </w:rPr>
-        <w:t>；參</w:t>
-      </w:r>
-      <w:hyperlink r:id="rId88">
+        <w:t>）。特別具啟發性的是</w:t>
+      </w:r>
+      <w:hyperlink r:id="rId35">
         <w:r>
           <w:rPr>
             <w:lang w:val="zh_TW" w:bidi="zh_TW"/>
@@ -2755,16 +1296,40 @@
             <w:color w:val="0000EE"/>
             <w:u w:val="single"/>
           </w:rPr>
-          <w:t>門1:23–24</w:t>
+          <w:t>馬可福音第七章</w:t>
         </w:r>
       </w:hyperlink>
       <w:r>
         <w:rPr>
           <w:lang w:val="zh_TW" w:bidi="zh_TW"/>
         </w:rPr>
-        <w:t>）。腓利門書提到馬可和路加與保羅同行，傾向支持這封書信在羅馬寫成（</w:t>
-      </w:r>
-      <w:hyperlink r:id="rId89">
+        <w:t>的關鍵段落，記載法利賽人向耶穌抱怨：「</w:t>
+      </w:r>
+      <w:r>
+        <w:rPr>
+          <w:lang w:val="zh_TW" w:bidi="zh_TW"/>
+        </w:rPr>
+        <w:t>你的門徒為甚麼不照古人的遺傳，用</w:t>
+      </w:r>
+      <w:r>
+        <w:rPr>
+          <w:lang w:val="zh_TW" w:bidi="zh_TW"/>
+        </w:rPr>
+        <w:t>『俗』</w:t>
+      </w:r>
+      <w:r>
+        <w:rPr>
+          <w:lang w:val="zh_TW" w:bidi="zh_TW"/>
+        </w:rPr>
+        <w:t>手吃飯呢？</w:t>
+      </w:r>
+      <w:r>
+        <w:rPr>
+          <w:lang w:val="zh_TW" w:bidi="zh_TW"/>
+        </w:rPr>
+        <w:t>」（第</w:t>
+      </w:r>
+      <w:hyperlink r:id="rId36">
         <w:r>
           <w:rPr>
             <w:lang w:val="zh_TW" w:bidi="zh_TW"/>
@@ -2773,16 +1338,16 @@
             <w:color w:val="0000EE"/>
             <w:u w:val="single"/>
           </w:rPr>
-          <w:t>門1:24</w:t>
+          <w:t>5</w:t>
         </w:r>
       </w:hyperlink>
       <w:r>
         <w:rPr>
           <w:lang w:val="zh_TW" w:bidi="zh_TW"/>
         </w:rPr>
-        <w:t>）。不過，相對而言，以弗所更靠近腓利門居住的地方歌羅西（約100英里，或160.9公里），以及保羅宣告會到歌羅西去（第</w:t>
-      </w:r>
-      <w:hyperlink r:id="rId90">
+        <w:t>節）。基督的回答以嚴厲的指控反駁他們的批評：「你們是離棄神的誡命，拘守人的遺傳……這就是你們承接遺傳，廢了神的道」（第</w:t>
+      </w:r>
+      <w:hyperlink r:id="rId37">
         <w:r>
           <w:rPr>
             <w:lang w:val="zh_TW" w:bidi="zh_TW"/>
@@ -2791,16 +1356,16 @@
             <w:color w:val="0000EE"/>
             <w:u w:val="single"/>
           </w:rPr>
-          <w:t>22</w:t>
+          <w:t>8</w:t>
         </w:r>
       </w:hyperlink>
       <w:r>
         <w:rPr>
           <w:lang w:val="zh_TW" w:bidi="zh_TW"/>
         </w:rPr>
-        <w:t>節），暗示以弗所是他被囚的地方。雖然使徒行傳沒有明確提到他被囚於以弗所，但保羅在那裡宣教的記錄，表明他遇到了相當大的反對（</w:t>
-      </w:r>
-      <w:hyperlink r:id="rId91">
+        <w:t>、</w:t>
+      </w:r>
+      <w:hyperlink r:id="rId38">
         <w:r>
           <w:rPr>
             <w:lang w:val="zh_TW" w:bidi="zh_TW"/>
@@ -2809,16 +1374,16 @@
             <w:color w:val="0000EE"/>
             <w:u w:val="single"/>
           </w:rPr>
-          <w:t>徒20:19</w:t>
+          <w:t>13</w:t>
         </w:r>
       </w:hyperlink>
       <w:r>
         <w:rPr>
           <w:lang w:val="zh_TW" w:bidi="zh_TW"/>
         </w:rPr>
-        <w:t>），保羅的表述可能暗示他曾身陷囹圄中（</w:t>
-      </w:r>
-      <w:hyperlink r:id="rId92">
+        <w:t>節；參見</w:t>
+      </w:r>
+      <w:hyperlink r:id="rId39">
         <w:r>
           <w:rPr>
             <w:lang w:val="zh_TW" w:bidi="zh_TW"/>
@@ -2827,43 +1392,14 @@
             <w:color w:val="0000EE"/>
             <w:u w:val="single"/>
           </w:rPr>
-          <w:t>林前15:32</w:t>
+          <w:t>太15:1–6</w:t>
         </w:r>
       </w:hyperlink>
       <w:r>
         <w:rPr>
           <w:lang w:val="zh_TW" w:bidi="zh_TW"/>
         </w:rPr>
-        <w:t>；</w:t>
-      </w:r>
-      <w:hyperlink r:id="rId93">
-        <w:r>
-          <w:rPr>
-            <w:lang w:val="zh_TW" w:bidi="zh_TW"/>
-          </w:rPr>
-          <w:rPr>
-            <w:color w:val="0000EE"/>
-            <w:u w:val="single"/>
-          </w:rPr>
-          <w:t>林後1:8–10</w:t>
-        </w:r>
-      </w:hyperlink>
-      <w:r>
-        <w:rPr>
-          <w:lang w:val="zh_TW" w:bidi="zh_TW"/>
-        </w:rPr>
         <w:t>）。</w:t>
-      </w:r>
-    </w:p>
-    <w:p>
-      <w:pPr>
-        <w:pStyle w:val="Heading3"/>
-      </w:pPr>
-      <w:r>
-        <w:rPr>
-          <w:lang w:val="zh_TW" w:bidi="zh_TW"/>
-        </w:rPr>
-        <w:t>收信人</w:t>
       </w:r>
     </w:p>
     <w:p>
@@ -2877,9 +1413,9 @@
         <w:rPr>
           <w:lang w:val="zh_TW" w:bidi="zh_TW"/>
         </w:rPr>
-        <w:t>人們經常誤會這份文獻，是保羅寫給腓利門書的個人便條；腓利門由保羅帶領信主，是他的朋友，也是歌羅西的教會領袖及奴隸主人。事實上，這封書信是寫給腓利門、亞腓亞（可能是腓利門的妻子）、亞基布以及在腓利門家中聚會的信徒群體（</w:t>
-      </w:r>
-      <w:hyperlink r:id="rId94">
+        <w:t>法利賽人重視他們對律法的解釋，此舉削弱了神啟示的權柄。更糟的是，這些解釋的巧妙之處在於，通過放寬神的標準來扭曲恩典的教義。耶穌在</w:t>
+      </w:r>
+      <w:hyperlink r:id="rId40">
         <w:r>
           <w:rPr>
             <w:lang w:val="zh_TW" w:bidi="zh_TW"/>
@@ -2888,50 +1424,14 @@
             <w:color w:val="0000EE"/>
             <w:u w:val="single"/>
           </w:rPr>
-          <w:t>門1:1–2</w:t>
+          <w:t>馬可福音七章10至12節</w:t>
         </w:r>
       </w:hyperlink>
       <w:r>
         <w:rPr>
           <w:lang w:val="zh_TW" w:bidi="zh_TW"/>
         </w:rPr>
-        <w:t>）。書信的作者代表以巴弗、馬可、亞里達古、底馬和路加問安，他們共同代表一個令人印象深刻的教會領袖群體（第</w:t>
-      </w:r>
-      <w:hyperlink r:id="rId88">
-        <w:r>
-          <w:rPr>
-            <w:lang w:val="zh_TW" w:bidi="zh_TW"/>
-          </w:rPr>
-          <w:rPr>
-            <w:color w:val="0000EE"/>
-            <w:u w:val="single"/>
-          </w:rPr>
-          <w:t>23–24節</w:t>
-        </w:r>
-      </w:hyperlink>
-      <w:r>
-        <w:rPr>
-          <w:lang w:val="zh_TW" w:bidi="zh_TW"/>
-        </w:rPr>
-        <w:t>）。保羅提到他們的目的，是讓腓利門意識到，他對保羅請求的回應不會是一個私人決定，而要對他所屬的信徒群體負責。在基督的身體中，與信徒關係有關的事，是整個群體關心的問題。這些事不能視為私人問題，因為它們必然影響整體教會的福祉（</w:t>
-      </w:r>
-      <w:hyperlink r:id="rId95">
-        <w:r>
-          <w:rPr>
-            <w:lang w:val="zh_TW" w:bidi="zh_TW"/>
-          </w:rPr>
-          <w:rPr>
-            <w:color w:val="0000EE"/>
-            <w:u w:val="single"/>
-          </w:rPr>
-          <w:t>太18:15–20</w:t>
-        </w:r>
-      </w:hyperlink>
-      <w:r>
-        <w:rPr>
-          <w:lang w:val="zh_TW" w:bidi="zh_TW"/>
-        </w:rPr>
-        <w:t>）。</w:t>
+        <w:t>中使用的例子表明，一項拉比的規條——各耳板，使人們可以忽視第五誡並覺得這樣做是合理的。</w:t>
       </w:r>
     </w:p>
     <w:p>
@@ -2945,9 +1445,9 @@
         <w:rPr>
           <w:lang w:val="zh_TW" w:bidi="zh_TW"/>
         </w:rPr>
-        <w:t>這封書信清楚表明，保羅與腓利門之間存在溫馨的手足之情。使徒稱腓利門為他「親愛的同工」（</w:t>
-      </w:r>
-      <w:hyperlink r:id="rId96">
+        <w:t>法利賽人的規條複雜繁多，但至少人們可以遵守。那些嚴格遵循拉比傳統的人，可能誤以為自己的行為滿足了神的要求（參保羅對自己悔改前態度的描述，</w:t>
+      </w:r>
+      <w:hyperlink r:id="rId41">
         <w:r>
           <w:rPr>
             <w:lang w:val="zh_TW" w:bidi="zh_TW"/>
@@ -2956,16 +1456,16 @@
             <w:color w:val="0000EE"/>
             <w:u w:val="single"/>
           </w:rPr>
-          <w:t>門1:1</w:t>
+          <w:t>腓3:6</w:t>
         </w:r>
       </w:hyperlink>
       <w:r>
         <w:rPr>
           <w:lang w:val="zh_TW" w:bidi="zh_TW"/>
         </w:rPr>
-        <w:t>）；他用熱烈讚揚腓利門在宣教事奉中的參與（第</w:t>
-      </w:r>
-      <w:hyperlink r:id="rId97">
+        <w:t>），他們淡然面對自己的罪，並有著虛假的屬靈安全感，以致不必再依靠神的憐憫。這當然是稅吏和法利賽人比喻的要點（</w:t>
+      </w:r>
+      <w:hyperlink r:id="rId32">
         <w:r>
           <w:rPr>
             <w:lang w:val="zh_TW" w:bidi="zh_TW"/>
@@ -2974,16 +1474,28 @@
             <w:color w:val="0000EE"/>
             <w:u w:val="single"/>
           </w:rPr>
-          <w:t>5–7節</w:t>
+          <w:t>路18:9–14</w:t>
         </w:r>
       </w:hyperlink>
       <w:r>
         <w:rPr>
           <w:lang w:val="zh_TW" w:bidi="zh_TW"/>
         </w:rPr>
-        <w:t>）；他憑著愛心向他請求（第</w:t>
-      </w:r>
-      <w:hyperlink r:id="rId98">
+        <w:t>）。相比之下，耶穌要求的公義遠高於法利賽人：「要完全，</w:t>
+      </w:r>
+      <w:r>
+        <w:rPr>
+          <w:lang w:val="zh_TW" w:bidi="zh_TW"/>
+        </w:rPr>
+        <w:t>像你們的天父完全一樣</w:t>
+      </w:r>
+      <w:r>
+        <w:rPr>
+          <w:lang w:val="zh_TW" w:bidi="zh_TW"/>
+        </w:rPr>
+        <w:t>」（</w:t>
+      </w:r>
+      <w:hyperlink r:id="rId42">
         <w:r>
           <w:rPr>
             <w:lang w:val="zh_TW" w:bidi="zh_TW"/>
@@ -2992,16 +1504,16 @@
             <w:color w:val="0000EE"/>
             <w:u w:val="single"/>
           </w:rPr>
-          <w:t>9節</w:t>
+          <w:t>太5:48</w:t>
         </w:r>
       </w:hyperlink>
       <w:r>
         <w:rPr>
           <w:lang w:val="zh_TW" w:bidi="zh_TW"/>
         </w:rPr>
-        <w:t>）；他喚起他們的同伴關係（第</w:t>
-      </w:r>
-      <w:hyperlink r:id="rId99">
+        <w:t>；參</w:t>
+      </w:r>
+      <w:hyperlink r:id="rId43">
         <w:r>
           <w:rPr>
             <w:lang w:val="zh_TW" w:bidi="zh_TW"/>
@@ -3010,61 +1522,14 @@
             <w:color w:val="0000EE"/>
             <w:u w:val="single"/>
           </w:rPr>
-          <w:t>17節</w:t>
+          <w:t>20節</w:t>
         </w:r>
       </w:hyperlink>
       <w:r>
         <w:rPr>
           <w:lang w:val="zh_TW" w:bidi="zh_TW"/>
         </w:rPr>
-        <w:t>）；保羅溫和提醒腓利門，他的救恩是與保羅有關（第</w:t>
-      </w:r>
-      <w:hyperlink r:id="rId100">
-        <w:r>
-          <w:rPr>
-            <w:lang w:val="zh_TW" w:bidi="zh_TW"/>
-          </w:rPr>
-          <w:rPr>
-            <w:color w:val="0000EE"/>
-            <w:u w:val="single"/>
-          </w:rPr>
-          <w:t>19節</w:t>
-        </w:r>
-      </w:hyperlink>
-      <w:r>
-        <w:rPr>
-          <w:lang w:val="zh_TW" w:bidi="zh_TW"/>
-        </w:rPr>
-        <w:t>），並且說他相信腓利門會照著他所求的而行，甚至過於所說的（第</w:t>
-      </w:r>
-      <w:hyperlink r:id="rId101">
-        <w:r>
-          <w:rPr>
-            <w:lang w:val="zh_TW" w:bidi="zh_TW"/>
-          </w:rPr>
-          <w:rPr>
-            <w:color w:val="0000EE"/>
-            <w:u w:val="single"/>
-          </w:rPr>
-          <w:t>21節</w:t>
-        </w:r>
-      </w:hyperlink>
-      <w:r>
-        <w:rPr>
-          <w:lang w:val="zh_TW" w:bidi="zh_TW"/>
-        </w:rPr>
         <w:t>）。</w:t>
-      </w:r>
-    </w:p>
-    <w:p>
-      <w:pPr>
-        <w:pStyle w:val="Heading3"/>
-      </w:pPr>
-      <w:r>
-        <w:rPr>
-          <w:lang w:val="zh_TW" w:bidi="zh_TW"/>
-        </w:rPr>
-        <w:t>背景</w:t>
       </w:r>
     </w:p>
     <w:p>
@@ -3076,99 +1541,122 @@
       </w:r>
       <w:r>
         <w:rPr>
-          <w:lang w:val="zh_TW" w:bidi="zh_TW"/>
-        </w:rPr>
-        <w:t>保羅書信的對象涉及第三方——阿尼西謀，他是從腓利門手下逃跑的奴隸。這名奴隸做了信中未有提及的不當行為（第</w:t>
-      </w:r>
-      <w:hyperlink r:id="rId102">
-        <w:r>
-          <w:rPr>
-            <w:lang w:val="zh_TW" w:bidi="zh_TW"/>
-          </w:rPr>
-          <w:rPr>
-            <w:color w:val="0000EE"/>
-            <w:u w:val="single"/>
-          </w:rPr>
-          <w:t>18</w:t>
-        </w:r>
-      </w:hyperlink>
-      <w:r>
-        <w:rPr>
-          <w:lang w:val="zh_TW" w:bidi="zh_TW"/>
-        </w:rPr>
-        <w:t>節），之後逃跑到大城市，混跡於各種底層群體中，隱姓埋名。他因著神秘之中的境遇，受到保羅的影響，由保羅帶領信主（第</w:t>
-      </w:r>
-      <w:hyperlink r:id="rId103">
-        <w:r>
-          <w:rPr>
-            <w:lang w:val="zh_TW" w:bidi="zh_TW"/>
-          </w:rPr>
-          <w:rPr>
-            <w:color w:val="0000EE"/>
-            <w:u w:val="single"/>
-          </w:rPr>
-          <w:t>10</w:t>
-        </w:r>
-      </w:hyperlink>
-      <w:r>
-        <w:rPr>
-          <w:lang w:val="zh_TW" w:bidi="zh_TW"/>
-        </w:rPr>
-        <w:t>節），贏得保羅的心（第</w:t>
-      </w:r>
-      <w:hyperlink r:id="rId104">
-        <w:r>
-          <w:rPr>
-            <w:lang w:val="zh_TW" w:bidi="zh_TW"/>
-          </w:rPr>
-          <w:rPr>
-            <w:color w:val="0000EE"/>
-            <w:u w:val="single"/>
-          </w:rPr>
-          <w:t>12</w:t>
-        </w:r>
-      </w:hyperlink>
-      <w:r>
-        <w:rPr>
-          <w:lang w:val="zh_TW" w:bidi="zh_TW"/>
-        </w:rPr>
-        <w:t>節），並與保羅一起參與福音工作，以致保羅有意將這位忠心、親愛的弟兄（第</w:t>
-      </w:r>
-      <w:hyperlink r:id="rId105">
-        <w:r>
-          <w:rPr>
-            <w:lang w:val="zh_TW" w:bidi="zh_TW"/>
-          </w:rPr>
-          <w:rPr>
-            <w:color w:val="0000EE"/>
-            <w:u w:val="single"/>
-          </w:rPr>
-          <w:t>13</w:t>
-        </w:r>
-      </w:hyperlink>
-      <w:r>
-        <w:rPr>
-          <w:lang w:val="zh_TW" w:bidi="zh_TW"/>
-        </w:rPr>
-        <w:t>節；</w:t>
-      </w:r>
-      <w:hyperlink r:id="rId106">
-        <w:r>
-          <w:rPr>
-            <w:lang w:val="zh_TW" w:bidi="zh_TW"/>
-          </w:rPr>
-          <w:rPr>
-            <w:color w:val="0000EE"/>
-            <w:u w:val="single"/>
-          </w:rPr>
-          <w:t>西4:9</w:t>
-        </w:r>
-      </w:hyperlink>
-      <w:r>
-        <w:rPr>
-          <w:lang w:val="zh_TW" w:bidi="zh_TW"/>
-        </w:rPr>
-        <w:t>）留下伺候他。</w:t>
+          <w:i/>
+          <w:lang w:val="zh_TW" w:bidi="zh_TW"/>
+        </w:rPr>
+        <w:t>另見</w:t>
+      </w:r>
+      <w:r>
+        <w:rPr>
+          <w:lang w:val="zh_TW" w:bidi="zh_TW"/>
+        </w:rPr>
+        <w:t xml:space="preserve"> </w:t>
+      </w:r>
+      <w:r>
+        <w:rPr>
+          <w:lang w:val="zh_TW" w:bidi="zh_TW"/>
+        </w:rPr>
+        <w:t>愛色尼派</w:t>
+      </w:r>
+      <w:r>
+        <w:rPr>
+          <w:lang w:val="zh_TW" w:bidi="zh_TW"/>
+        </w:rPr>
+        <w:t>、</w:t>
+      </w:r>
+      <w:r>
+        <w:rPr>
+          <w:lang w:val="zh_TW" w:bidi="zh_TW"/>
+        </w:rPr>
+        <w:t>猶太人</w:t>
+      </w:r>
+      <w:r>
+        <w:rPr>
+          <w:lang w:val="zh_TW" w:bidi="zh_TW"/>
+        </w:rPr>
+        <w:t>、</w:t>
+      </w:r>
+      <w:r>
+        <w:rPr>
+          <w:lang w:val="zh_TW" w:bidi="zh_TW"/>
+        </w:rPr>
+        <w:t>猶太教</w:t>
+      </w:r>
+      <w:r>
+        <w:rPr>
+          <w:lang w:val="zh_TW" w:bidi="zh_TW"/>
+        </w:rPr>
+        <w:t>、</w:t>
+      </w:r>
+      <w:r>
+        <w:rPr>
+          <w:lang w:val="zh_TW" w:bidi="zh_TW"/>
+        </w:rPr>
+        <w:t>撒都該人</w:t>
+      </w:r>
+      <w:r>
+        <w:rPr>
+          <w:lang w:val="zh_TW" w:bidi="zh_TW"/>
+        </w:rPr>
+        <w:t>、</w:t>
+      </w:r>
+      <w:r>
+        <w:rPr>
+          <w:lang w:val="zh_TW" w:bidi="zh_TW"/>
+        </w:rPr>
+        <w:t>塔木德</w:t>
+      </w:r>
+      <w:r>
+        <w:rPr>
+          <w:lang w:val="zh_TW" w:bidi="zh_TW"/>
+        </w:rPr>
+        <w:t>、</w:t>
+      </w:r>
+      <w:r>
+        <w:rPr>
+          <w:lang w:val="zh_TW" w:bidi="zh_TW"/>
+        </w:rPr>
+        <w:t>妥拉</w:t>
+      </w:r>
+      <w:r>
+        <w:rPr>
+          <w:lang w:val="zh_TW" w:bidi="zh_TW"/>
+        </w:rPr>
+        <w:t>、</w:t>
+      </w:r>
+      <w:r>
+        <w:rPr>
+          <w:lang w:val="zh_TW" w:bidi="zh_TW"/>
+        </w:rPr>
+        <w:t>傳統</w:t>
+      </w:r>
+      <w:r>
+        <w:rPr>
+          <w:lang w:val="zh_TW" w:bidi="zh_TW"/>
+        </w:rPr>
+        <w:t>、</w:t>
+      </w:r>
+      <w:r>
+        <w:rPr>
+          <w:lang w:val="zh_TW" w:bidi="zh_TW"/>
+        </w:rPr>
+        <w:t>口傳傳統</w:t>
+      </w:r>
+      <w:r>
+        <w:rPr>
+          <w:lang w:val="zh_TW" w:bidi="zh_TW"/>
+        </w:rPr>
+        <w:t>。</w:t>
+      </w:r>
+      <w:r>
+        <w:rPr>
+          <w:lang w:val="zh_TW" w:bidi="zh_TW"/>
+        </w:rPr>
+      </w:r>
+      <w:r>
+        <w:rPr>
+          <w:lang w:val="zh_TW" w:bidi="zh_TW"/>
+        </w:rPr>
       </w:r>
     </w:p>
     <w:p>
@@ -3178,59 +1666,21 @@
           <w:lang w:val="zh_TW" w:bidi="zh_TW"/>
         </w:rPr>
       </w:r>
-      <w:r>
-        <w:rPr>
-          <w:lang w:val="zh_TW" w:bidi="zh_TW"/>
-        </w:rPr>
-        <w:t>保羅知道，如果他讓阿尼西謀留在他身邊同工，腓利門會勉強同意他的決定（</w:t>
-      </w:r>
-      <w:hyperlink r:id="rId107">
-        <w:r>
-          <w:rPr>
-            <w:lang w:val="zh_TW" w:bidi="zh_TW"/>
-          </w:rPr>
-          <w:rPr>
-            <w:color w:val="0000EE"/>
-            <w:u w:val="single"/>
-          </w:rPr>
-          <w:t>門1:13–14</w:t>
-        </w:r>
-      </w:hyperlink>
-      <w:r>
-        <w:rPr>
-          <w:lang w:val="zh_TW" w:bidi="zh_TW"/>
-        </w:rPr>
-        <w:t>）。然而，保羅決定使用這個兩難的情況，讓腓利門思考他的信仰對奴隸制度的意義，並由此他釋放阿尼西謀；不僅在屬靈的意義上（「按主說」），也在他的社會身份上（「</w:t>
-      </w:r>
-      <w:r>
-        <w:rPr>
-          <w:lang w:val="zh_TW" w:bidi="zh_TW"/>
-        </w:rPr>
-        <w:t>按肉體說</w:t>
-      </w:r>
-      <w:r>
-        <w:rPr>
-          <w:lang w:val="zh_TW" w:bidi="zh_TW"/>
-        </w:rPr>
-        <w:t>」，第</w:t>
-      </w:r>
-      <w:hyperlink r:id="rId108">
-        <w:r>
-          <w:rPr>
-            <w:lang w:val="zh_TW" w:bidi="zh_TW"/>
-          </w:rPr>
-          <w:rPr>
-            <w:color w:val="0000EE"/>
-            <w:u w:val="single"/>
-          </w:rPr>
-          <w:t>16</w:t>
-        </w:r>
-      </w:hyperlink>
-      <w:r>
-        <w:rPr>
-          <w:lang w:val="zh_TW" w:bidi="zh_TW"/>
-        </w:rPr>
-        <w:t>節），使他有兄弟的地位。腓利門答應保羅的請求，並給阿尼西謀自由；這一點由這份文獻得以保存，便可以證實。假如腓利門拒絕保羅的請求，他很可能會銷毀這封書信，抹去他頑梗不化的罪證。</w:t>
+    </w:p>
+    <w:p>
+      <w:pPr>
+        <w:pStyle w:val="Heading2"/>
+      </w:pPr>
+      <w:r>
+        <w:rPr>
+          <w:lang w:val="zh_TW" w:bidi="zh_TW"/>
+        </w:rPr>
+        <w:t>法路，法路族</w:t>
+      </w:r>
+      <w:r>
+        <w:rPr>
+          <w:lang w:val="zh_TW" w:bidi="zh_TW"/>
+        </w:rPr>
       </w:r>
     </w:p>
     <w:p>
@@ -3244,9 +1694,9 @@
         <w:rPr>
           <w:lang w:val="zh_TW" w:bidi="zh_TW"/>
         </w:rPr>
-        <w:t>這個故事另有一個有趣的後續，因為人們發現了一位名叫阿尼西謀的年長主教曾被多次提及。根據伊格那丟寫給以弗所的信，他在二世紀初期帶領以弗所教會。由於伊格那丟的信中，使用保羅在第</w:t>
-      </w:r>
-      <w:hyperlink r:id="rId109">
+        <w:t>呂便的兒子，以利押的父親（</w:t>
+      </w:r>
+      <w:hyperlink r:id="rId44">
         <w:r>
           <w:rPr>
             <w:lang w:val="zh_TW" w:bidi="zh_TW"/>
@@ -3255,16 +1705,16 @@
             <w:color w:val="0000EE"/>
             <w:u w:val="single"/>
           </w:rPr>
-          <w:t>11</w:t>
+          <w:t>創46:9</w:t>
         </w:r>
       </w:hyperlink>
       <w:r>
         <w:rPr>
           <w:lang w:val="zh_TW" w:bidi="zh_TW"/>
         </w:rPr>
-        <w:t>和</w:t>
-      </w:r>
-      <w:hyperlink r:id="rId110">
+        <w:t>；</w:t>
+      </w:r>
+      <w:hyperlink r:id="rId45">
         <w:r>
           <w:rPr>
             <w:lang w:val="zh_TW" w:bidi="zh_TW"/>
@@ -3273,25 +1723,78 @@
             <w:color w:val="0000EE"/>
             <w:u w:val="single"/>
           </w:rPr>
-          <w:t>20</w:t>
+          <w:t>出6:14</w:t>
         </w:r>
       </w:hyperlink>
       <w:r>
         <w:rPr>
           <w:lang w:val="zh_TW" w:bidi="zh_TW"/>
         </w:rPr>
-        <w:t>節中（阿尼西謀意為「有用的」或「有益的」）與阿尼西謀這個名字的雙關語，因此人們認為這位主教就是腓利門的奴僕。假若如此，這位以前的奴隸有可能就是收集保羅書信的人，這些書信（包括腓利門書）最終被納入新約正典。</w:t>
-      </w:r>
-    </w:p>
-    <w:p>
-      <w:pPr>
-        <w:pStyle w:val="Heading3"/>
-      </w:pPr>
-      <w:r>
-        <w:rPr>
-          <w:lang w:val="zh_TW" w:bidi="zh_TW"/>
-        </w:rPr>
-        <w:t>目的</w:t>
+        <w:t>；</w:t>
+      </w:r>
+      <w:hyperlink r:id="rId46">
+        <w:r>
+          <w:rPr>
+            <w:lang w:val="zh_TW" w:bidi="zh_TW"/>
+          </w:rPr>
+          <w:rPr>
+            <w:color w:val="0000EE"/>
+            <w:u w:val="single"/>
+          </w:rPr>
+          <w:t>民26:8</w:t>
+        </w:r>
+      </w:hyperlink>
+      <w:r>
+        <w:rPr>
+          <w:lang w:val="zh_TW" w:bidi="zh_TW"/>
+        </w:rPr>
+        <w:t>；</w:t>
+      </w:r>
+      <w:hyperlink r:id="rId47">
+        <w:r>
+          <w:rPr>
+            <w:lang w:val="zh_TW" w:bidi="zh_TW"/>
+          </w:rPr>
+          <w:rPr>
+            <w:color w:val="0000EE"/>
+            <w:u w:val="single"/>
+          </w:rPr>
+          <w:t>代上5:3</w:t>
+        </w:r>
+      </w:hyperlink>
+      <w:r>
+        <w:rPr>
+          <w:lang w:val="zh_TW" w:bidi="zh_TW"/>
+        </w:rPr>
+        <w:t>）。他是法路族的始祖（</w:t>
+      </w:r>
+      <w:hyperlink r:id="rId48">
+        <w:r>
+          <w:rPr>
+            <w:lang w:val="zh_TW" w:bidi="zh_TW"/>
+          </w:rPr>
+          <w:rPr>
+            <w:color w:val="0000EE"/>
+            <w:u w:val="single"/>
+          </w:rPr>
+          <w:t>民26:5</w:t>
+        </w:r>
+      </w:hyperlink>
+      <w:r>
+        <w:rPr>
+          <w:lang w:val="zh_TW" w:bidi="zh_TW"/>
+        </w:rPr>
+        <w:t>）。</w:t>
+      </w:r>
+      <w:r>
+        <w:rPr>
+          <w:lang w:val="zh_TW" w:bidi="zh_TW"/>
+        </w:rPr>
+      </w:r>
+      <w:r>
+        <w:rPr>
+          <w:lang w:val="zh_TW" w:bidi="zh_TW"/>
+        </w:rPr>
       </w:r>
     </w:p>
     <w:p>
@@ -3301,40 +1804,21 @@
           <w:lang w:val="zh_TW" w:bidi="zh_TW"/>
         </w:rPr>
       </w:r>
-      <w:r>
-        <w:rPr>
-          <w:lang w:val="zh_TW" w:bidi="zh_TW"/>
-        </w:rPr>
-        <w:t>保羅寫信給腓利門，目的是要具體說明奴隸制度與基督教不協調，從而使阿尼西謀得釋放。書信中沒有證據顯示，保羅擔心腓利門會對阿尼西謀施加羅馬法律對逃跑奴隸所規定的嚴厲懲罰。然而，保羅關心的是阿尼西謀不會再次成為奴隸，而是受接納為腓利門家中的正式成員，並且受到至少與保羅本人相同的尊重和尊嚴（第</w:t>
-      </w:r>
-      <w:hyperlink r:id="rId111">
-        <w:r>
-          <w:rPr>
-            <w:lang w:val="zh_TW" w:bidi="zh_TW"/>
-          </w:rPr>
-          <w:rPr>
-            <w:color w:val="0000EE"/>
-            <w:u w:val="single"/>
-          </w:rPr>
-          <w:t>17、21</w:t>
-        </w:r>
-      </w:hyperlink>
-      <w:r>
-        <w:rPr>
-          <w:lang w:val="zh_TW" w:bidi="zh_TW"/>
-        </w:rPr>
-        <w:t>節）。</w:t>
-      </w:r>
     </w:p>
     <w:p>
       <w:pPr>
-        <w:pStyle w:val="Heading3"/>
-      </w:pPr>
-      <w:r>
-        <w:rPr>
-          <w:lang w:val="zh_TW" w:bidi="zh_TW"/>
-        </w:rPr>
-        <w:t>教導</w:t>
+        <w:pStyle w:val="Heading2"/>
+      </w:pPr>
+      <w:r>
+        <w:rPr>
+          <w:lang w:val="zh_TW" w:bidi="zh_TW"/>
+        </w:rPr>
+        <w:t>法路（Phallu）</w:t>
+      </w:r>
+      <w:r>
+        <w:rPr>
+          <w:lang w:val="zh_TW" w:bidi="zh_TW"/>
+        </w:rPr>
       </w:r>
     </w:p>
     <w:p>
@@ -3348,7 +1832,25 @@
         <w:rPr>
           <w:lang w:val="zh_TW" w:bidi="zh_TW"/>
         </w:rPr>
-        <w:t>這封短小書信包含許多教導，其中有三處特別值得提及。</w:t>
+        <w:t>某英文譯本將法路（Pallu）拼寫成Phallu。法路是呂便的第二個兒子（</w:t>
+      </w:r>
+      <w:hyperlink r:id="rId44">
+        <w:r>
+          <w:rPr>
+            <w:lang w:val="zh_TW" w:bidi="zh_TW"/>
+          </w:rPr>
+          <w:rPr>
+            <w:color w:val="0000EE"/>
+            <w:u w:val="single"/>
+          </w:rPr>
+          <w:t>創46:9</w:t>
+        </w:r>
+      </w:hyperlink>
+      <w:r>
+        <w:rPr>
+          <w:lang w:val="zh_TW" w:bidi="zh_TW"/>
+        </w:rPr>
+        <w:t>）。</w:t>
       </w:r>
     </w:p>
     <w:p>
@@ -3360,348 +1862,10 @@
       </w:r>
       <w:r>
         <w:rPr>
-          <w:lang w:val="zh_TW" w:bidi="zh_TW"/>
-        </w:rPr>
-        <w:t>首先，這封書信見證福音徹底挑戰社會充滿罪惡的制度，譴責奴隸制的行為。耶穌否認祂的追隨者擁有或控制他人的權利；在基督徒群體中，主人或領袖的權柄應該從社會的最低層，以僕人的身份行使，而不是以權力的等級結構行使（</w:t>
-      </w:r>
-      <w:hyperlink r:id="rId112">
-        <w:r>
-          <w:rPr>
-            <w:lang w:val="zh_TW" w:bidi="zh_TW"/>
-          </w:rPr>
-          <w:rPr>
-            <w:color w:val="0000EE"/>
-            <w:u w:val="single"/>
-          </w:rPr>
-          <w:t>可10:42–45</w:t>
-        </w:r>
-      </w:hyperlink>
-      <w:r>
-        <w:rPr>
-          <w:lang w:val="zh_TW" w:bidi="zh_TW"/>
-        </w:rPr>
-        <w:t>）。因此，基督徒之間的階層差異已經變得無關緊要。在基督裡，既沒有奴隸也沒有自由人，因為所有人在祂裡面都是合一的（</w:t>
-      </w:r>
-      <w:hyperlink r:id="rId113">
-        <w:r>
-          <w:rPr>
-            <w:lang w:val="zh_TW" w:bidi="zh_TW"/>
-          </w:rPr>
-          <w:rPr>
-            <w:color w:val="0000EE"/>
-            <w:u w:val="single"/>
-          </w:rPr>
-          <w:t>加3:28</w:t>
-        </w:r>
-      </w:hyperlink>
-      <w:r>
-        <w:rPr>
-          <w:lang w:val="zh_TW" w:bidi="zh_TW"/>
-        </w:rPr>
-        <w:t>）。能夠獲得自由的基督徒奴僕應該抓住機會（</w:t>
-      </w:r>
-      <w:hyperlink r:id="rId114">
-        <w:r>
-          <w:rPr>
-            <w:lang w:val="zh_TW" w:bidi="zh_TW"/>
-          </w:rPr>
-          <w:rPr>
-            <w:color w:val="0000EE"/>
-            <w:u w:val="single"/>
-          </w:rPr>
-          <w:t>林前7:21</w:t>
-        </w:r>
-      </w:hyperlink>
-      <w:r>
-        <w:rPr>
-          <w:lang w:val="zh_TW" w:bidi="zh_TW"/>
-        </w:rPr>
-        <w:t>），而自由人亦應避免成為人的奴隸（</w:t>
-      </w:r>
-      <w:hyperlink r:id="rId115">
-        <w:r>
-          <w:rPr>
-            <w:lang w:val="zh_TW" w:bidi="zh_TW"/>
-          </w:rPr>
-          <w:rPr>
-            <w:color w:val="0000EE"/>
-            <w:u w:val="single"/>
-          </w:rPr>
-          <w:t>林前7:23</w:t>
-        </w:r>
-      </w:hyperlink>
-      <w:r>
-        <w:rPr>
-          <w:lang w:val="zh_TW" w:bidi="zh_TW"/>
-        </w:rPr>
-        <w:t>；</w:t>
-      </w:r>
-      <w:hyperlink r:id="rId116">
-        <w:r>
-          <w:rPr>
-            <w:lang w:val="zh_TW" w:bidi="zh_TW"/>
-          </w:rPr>
-          <w:rPr>
-            <w:color w:val="0000EE"/>
-            <w:u w:val="single"/>
-          </w:rPr>
-          <w:t>加5:1</w:t>
-        </w:r>
-      </w:hyperlink>
-      <w:r>
-        <w:rPr>
-          <w:lang w:val="zh_TW" w:bidi="zh_TW"/>
-        </w:rPr>
-        <w:t>）。相反，基督徒奴隸主應該像僕人一樣對待他們的奴隸（</w:t>
-      </w:r>
-      <w:hyperlink r:id="rId117">
-        <w:r>
-          <w:rPr>
-            <w:lang w:val="zh_TW" w:bidi="zh_TW"/>
-          </w:rPr>
-          <w:rPr>
-            <w:color w:val="0000EE"/>
-            <w:u w:val="single"/>
-          </w:rPr>
-          <w:t>弗6:9</w:t>
-        </w:r>
-      </w:hyperlink>
-      <w:r>
-        <w:rPr>
-          <w:lang w:val="zh_TW" w:bidi="zh_TW"/>
-        </w:rPr>
-        <w:t>），所有基督徒都應該</w:t>
-      </w:r>
-      <w:r>
-        <w:rPr>
-          <w:lang w:val="zh_TW" w:bidi="zh_TW"/>
-        </w:rPr>
-        <w:t>互相服事</w:t>
-      </w:r>
-      <w:r>
-        <w:rPr>
-          <w:lang w:val="zh_TW" w:bidi="zh_TW"/>
-        </w:rPr>
-        <w:t>（</w:t>
-      </w:r>
-      <w:hyperlink r:id="rId118">
-        <w:r>
-          <w:rPr>
-            <w:lang w:val="zh_TW" w:bidi="zh_TW"/>
-          </w:rPr>
-          <w:rPr>
-            <w:color w:val="0000EE"/>
-            <w:u w:val="single"/>
-          </w:rPr>
-          <w:t>加5:13</w:t>
-        </w:r>
-      </w:hyperlink>
-      <w:r>
-        <w:rPr>
-          <w:lang w:val="zh_TW" w:bidi="zh_TW"/>
-        </w:rPr>
-        <w:t>）。因此，腓利門應該接納阿尼西謀「不再是奴隸」（</w:t>
-      </w:r>
-      <w:hyperlink r:id="rId108">
-        <w:r>
-          <w:rPr>
-            <w:lang w:val="zh_TW" w:bidi="zh_TW"/>
-          </w:rPr>
-          <w:rPr>
-            <w:color w:val="0000EE"/>
-            <w:u w:val="single"/>
-          </w:rPr>
-          <w:t>門1:16</w:t>
-        </w:r>
-      </w:hyperlink>
-      <w:r>
-        <w:rPr>
-          <w:lang w:val="zh_TW" w:bidi="zh_TW"/>
-        </w:rPr>
-        <w:t>）。</w:t>
-      </w:r>
-    </w:p>
-    <w:p>
-      <w:pPr/>
-      <w:r>
-        <w:rPr>
-          <w:lang w:val="zh_TW" w:bidi="zh_TW"/>
-        </w:rPr>
-      </w:r>
-      <w:r>
-        <w:rPr>
-          <w:lang w:val="zh_TW" w:bidi="zh_TW"/>
-        </w:rPr>
-        <w:t>其次，如果持守福音，禁止人們以保守態度維持現狀，那亦同時排除以暴力改變現狀。福音的革命特性表現在僕人的姿態上，而不是在軍事敵意上。保羅建議阿尼西謀以順服的態度回到腓利門那裡，以展示這種帶來解放的神學，讓聖靈為他們的關係帶來根本的變化。用撒但的方法達成國度的結果，會排除神的干預，導致壓迫的增加。</w:t>
-      </w:r>
-    </w:p>
-    <w:p>
-      <w:pPr/>
-      <w:r>
-        <w:rPr>
-          <w:lang w:val="zh_TW" w:bidi="zh_TW"/>
-        </w:rPr>
-      </w:r>
-      <w:r>
-        <w:rPr>
-          <w:lang w:val="zh_TW" w:bidi="zh_TW"/>
-        </w:rPr>
-        <w:t>最後，這封書信提供了一個卓越教會領袖的典範。腓利門和阿尼西謀之間的情況，需要一位能贏得前者尊重的中介來調停，方能成功為後者說話。為了說服腓利門，保羅運用讚美心理（第</w:t>
-      </w:r>
-      <w:hyperlink r:id="rId119">
-        <w:r>
-          <w:rPr>
-            <w:lang w:val="zh_TW" w:bidi="zh_TW"/>
-          </w:rPr>
-          <w:rPr>
-            <w:color w:val="0000EE"/>
-            <w:u w:val="single"/>
-          </w:rPr>
-          <w:t>4–7</w:t>
-        </w:r>
-      </w:hyperlink>
-      <w:r>
-        <w:rPr>
-          <w:lang w:val="zh_TW" w:bidi="zh_TW"/>
-        </w:rPr>
-        <w:t>節）；他強調自己為了福音而犧牲自我的苦難（第</w:t>
-      </w:r>
-      <w:hyperlink r:id="rId98">
-        <w:r>
-          <w:rPr>
-            <w:lang w:val="zh_TW" w:bidi="zh_TW"/>
-          </w:rPr>
-          <w:rPr>
-            <w:color w:val="0000EE"/>
-            <w:u w:val="single"/>
-          </w:rPr>
-          <w:t>9</w:t>
-        </w:r>
-      </w:hyperlink>
-      <w:r>
-        <w:rPr>
-          <w:lang w:val="zh_TW" w:bidi="zh_TW"/>
-        </w:rPr>
-        <w:t>節）；他訴諸腓利門的善意（第</w:t>
-      </w:r>
-      <w:hyperlink r:id="rId120">
-        <w:r>
-          <w:rPr>
-            <w:lang w:val="zh_TW" w:bidi="zh_TW"/>
-          </w:rPr>
-          <w:rPr>
-            <w:color w:val="0000EE"/>
-            <w:u w:val="single"/>
-          </w:rPr>
-          <w:t>14</w:t>
-        </w:r>
-      </w:hyperlink>
-      <w:r>
-        <w:rPr>
-          <w:lang w:val="zh_TW" w:bidi="zh_TW"/>
-        </w:rPr>
-        <w:t>節）；他也訴諸個人友誼（第</w:t>
-      </w:r>
-      <w:hyperlink r:id="rId121">
-        <w:r>
-          <w:rPr>
-            <w:lang w:val="zh_TW" w:bidi="zh_TW"/>
-          </w:rPr>
-          <w:rPr>
-            <w:color w:val="0000EE"/>
-            <w:u w:val="single"/>
-          </w:rPr>
-          <w:t>17、20</w:t>
-        </w:r>
-      </w:hyperlink>
-      <w:r>
-        <w:rPr>
-          <w:lang w:val="zh_TW" w:bidi="zh_TW"/>
-        </w:rPr>
-        <w:t>節）；他提出承擔所產生損失的責任（第</w:t>
-      </w:r>
-      <w:hyperlink r:id="rId98">
-        <w:r>
-          <w:rPr>
-            <w:lang w:val="zh_TW" w:bidi="zh_TW"/>
-          </w:rPr>
-          <w:rPr>
-            <w:color w:val="0000EE"/>
-            <w:u w:val="single"/>
-          </w:rPr>
-          <w:t>18</w:t>
-        </w:r>
-      </w:hyperlink>
-      <w:r>
-        <w:rPr>
-          <w:lang w:val="zh_TW" w:bidi="zh_TW"/>
-        </w:rPr>
-        <w:t>節）；他提醒腓利門對保羅的虧欠（第</w:t>
-      </w:r>
-      <w:hyperlink r:id="rId100">
-        <w:r>
-          <w:rPr>
-            <w:lang w:val="zh_TW" w:bidi="zh_TW"/>
-          </w:rPr>
-          <w:rPr>
-            <w:color w:val="0000EE"/>
-            <w:u w:val="single"/>
-          </w:rPr>
-          <w:t>19</w:t>
-        </w:r>
-      </w:hyperlink>
-      <w:r>
-        <w:rPr>
-          <w:lang w:val="zh_TW" w:bidi="zh_TW"/>
-        </w:rPr>
-        <w:t>節）；並且他預告即將到來的會面，假如腓利門拒絕他的請求，就可能會帶來尷尬（第</w:t>
-      </w:r>
-      <w:hyperlink r:id="rId90">
-        <w:r>
-          <w:rPr>
-            <w:lang w:val="zh_TW" w:bidi="zh_TW"/>
-          </w:rPr>
-          <w:rPr>
-            <w:color w:val="0000EE"/>
-            <w:u w:val="single"/>
-          </w:rPr>
-          <w:t>22</w:t>
-        </w:r>
-      </w:hyperlink>
-      <w:r>
-        <w:rPr>
-          <w:lang w:val="zh_TW" w:bidi="zh_TW"/>
-        </w:rPr>
-        <w:t>節）。保羅個人和具牧養性質的方法，友好且充滿熱情，展現了堅定與靈巧之間完美的平衡，又展示了如何通過勸告和懇求，而不是通過強硬的權威壓制，行使真正的基督教領袖權柄。</w:t>
-      </w:r>
-    </w:p>
-    <w:p>
-      <w:pPr/>
-      <w:r>
-        <w:rPr>
-          <w:lang w:val="zh_TW" w:bidi="zh_TW"/>
-        </w:rPr>
-      </w:r>
-      <w:r>
-        <w:rPr>
-          <w:lang w:val="zh_TW" w:bidi="zh_TW"/>
-        </w:rPr>
-        <w:t>雖然這封書信是聖經最短的書卷之一，但腓利門書是一座永恆的紀念碑，彰顯基督賦予所有人的尊嚴和平等，無論其地位、性別、階級或身份如何。此書卷也為基督徒提供了一個追求有效社會改革的使命和方法。</w:t>
-      </w:r>
-    </w:p>
-    <w:p>
-      <w:pPr/>
-      <w:r>
-        <w:rPr>
-          <w:lang w:val="zh_TW" w:bidi="zh_TW"/>
-        </w:rPr>
-      </w:r>
-      <w:r>
-        <w:rPr>
           <w:i/>
           <w:lang w:val="zh_TW" w:bidi="zh_TW"/>
         </w:rPr>
-        <w:t>另見</w:t>
+        <w:t>見</w:t>
       </w:r>
       <w:r>
         <w:rPr>
@@ -3713,19 +1877,7 @@
         <w:rPr>
           <w:lang w:val="zh_TW" w:bidi="zh_TW"/>
         </w:rPr>
-        <w:t>使徒保羅</w:t>
-      </w:r>
-      <w:r>
-        <w:rPr>
-          <w:lang w:val="zh_TW" w:bidi="zh_TW"/>
-        </w:rPr>
-        <w:t>；</w:t>
-      </w:r>
-      <w:r>
-        <w:rPr>
-          <w:lang w:val="zh_TW" w:bidi="zh_TW"/>
-        </w:rPr>
-        <w:t>腓利門（人）</w:t>
+        <w:t>法路，法路族</w:t>
       </w:r>
       <w:r>
         <w:rPr>

--- a/zht/docx/039.content.docx
+++ b/zht/docx/039.content.docx
@@ -149,7 +149,7 @@
         <w:rPr>
           <w:lang w:val="zh_TW" w:bidi="zh_TW"/>
         </w:rPr>
-        <w:t>fa</w:t>
+        <w:t>er</w:t>
       </w:r>
       <w:r>
         <w:rPr>
@@ -212,7 +212,7 @@
         <w:rPr>
           <w:lang w:val="zh_TW" w:bidi="zh_TW"/>
         </w:rPr>
-        <w:t>法老</w:t>
+        <w:t>珥</w:t>
       </w:r>
       <w:r>
         <w:rPr>
@@ -221,7 +221,15 @@
       </w:r>
     </w:p>
     <w:p>
-      <w:pPr/>
+      <w:pPr>
+        <w:pStyle w:val="ListNumber"/>
+        <w:numPr>
+          <w:ilvl w:val="0"/>
+          <w:numId w:val="14"/>
+        </w:numPr>
+        <w:spacing w:line="240" w:lineRule="auto"/>
+        <w:ind w:left="720"/>
+      </w:pPr>
       <w:r>
         <w:rPr>
           <w:lang w:val="zh_TW" w:bidi="zh_TW"/>
@@ -231,64 +239,7 @@
         <w:rPr>
           <w:lang w:val="zh_TW" w:bidi="zh_TW"/>
         </w:rPr>
-        <w:t>法老是埃及的統治者，也被稱為「上埃及和下埃及的王（the King of Upper and Lower Egypt）」。他住在一座被稱為「大屋（great house）」的宮殿裡，這是他權威的象徵。在新王國時期，即約公元前1550年至1070年，埃及人將這個詞應用在王本人身上。作為王，法老代表了眾神對埃及的統治。在第十八和第十九王朝期間，人們經常使用「法老」一詞，而不提及統治者的具體姓名。</w:t>
-      </w:r>
-    </w:p>
-    <w:p>
-      <w:pPr>
-        <w:pStyle w:val="Heading3"/>
-      </w:pPr>
-      <w:r>
-        <w:rPr>
-          <w:lang w:val="zh_TW" w:bidi="zh_TW"/>
-        </w:rPr>
-        <w:t>法老的稱號</w:t>
-      </w:r>
-    </w:p>
-    <w:p>
-      <w:pPr/>
-      <w:r>
-        <w:rPr>
-          <w:lang w:val="zh_TW" w:bidi="zh_TW"/>
-        </w:rPr>
-      </w:r>
-      <w:r>
-        <w:rPr>
-          <w:lang w:val="zh_TW" w:bidi="zh_TW"/>
-        </w:rPr>
-        <w:t>法老並不是一個正式的頭銜，而是一種稱呼王的常用方式。在舊約聖經中，這個稱號用於不同時期的統治者，他們屬於不同的皇室家族，稱為王朝（dynasties）。對於生活在那個時代或認識法老的人來說，僅使用皇室頭銜而不使用姓名就足夠了。如今，我們往往難以確切知曉特定時期究竟是哪位法老在位。</w:t>
-      </w:r>
-    </w:p>
-    <w:p>
-      <w:pPr/>
-      <w:r>
-        <w:rPr>
-          <w:lang w:val="zh_TW" w:bidi="zh_TW"/>
-        </w:rPr>
-      </w:r>
-      <w:r>
-        <w:rPr>
-          <w:lang w:val="zh_TW" w:bidi="zh_TW"/>
-        </w:rPr>
-        <w:t>在舊約聖經中，法老這個頭銜出現的形式如下：</w:t>
-      </w:r>
-    </w:p>
-    <w:p>
-      <w:pPr>
-        <w:pStyle w:val="ListBullet"/>
-        <w:spacing w:line="240" w:lineRule="auto"/>
-        <w:ind w:left="720"/>
-      </w:pPr>
-      <w:r>
-        <w:rPr>
-          <w:lang w:val="zh_TW" w:bidi="zh_TW"/>
-        </w:rPr>
-      </w:r>
-      <w:r>
-        <w:rPr>
-          <w:lang w:val="zh_TW" w:bidi="zh_TW"/>
-        </w:rPr>
-        <w:t>單獨出現（</w:t>
+        <w:t>猶大和迦南人書亞的女兒所生的長子（</w:t>
       </w:r>
       <w:hyperlink r:id="rId13">
         <w:r>
@@ -299,32 +250,14 @@
             <w:color w:val="0000EE"/>
             <w:u w:val="single"/>
           </w:rPr>
-          <w:t>創12:15</w:t>
+          <w:t>創38:3</w:t>
         </w:r>
       </w:hyperlink>
       <w:r>
         <w:rPr>
           <w:lang w:val="zh_TW" w:bidi="zh_TW"/>
         </w:rPr>
-        <w:t>），</w:t>
-      </w:r>
-    </w:p>
-    <w:p>
-      <w:pPr>
-        <w:pStyle w:val="ListBullet"/>
-        <w:spacing w:line="240" w:lineRule="auto"/>
-        <w:ind w:left="720"/>
-      </w:pPr>
-      <w:r>
-        <w:rPr>
-          <w:lang w:val="zh_TW" w:bidi="zh_TW"/>
-        </w:rPr>
-      </w:r>
-      <w:r>
-        <w:rPr>
-          <w:lang w:val="zh_TW" w:bidi="zh_TW"/>
-        </w:rPr>
-        <w:t>帶有額外的描述「埃及王」（</w:t>
+        <w:t>）。在他和妻子她瑪還沒有生兒育女之前，神就叫他死了（</w:t>
       </w:r>
       <w:hyperlink r:id="rId14">
         <w:r>
@@ -335,32 +268,14 @@
             <w:color w:val="0000EE"/>
             <w:u w:val="single"/>
           </w:rPr>
-          <w:t>申7:8</w:t>
+          <w:t>創38:7</w:t>
         </w:r>
       </w:hyperlink>
       <w:r>
         <w:rPr>
           <w:lang w:val="zh_TW" w:bidi="zh_TW"/>
         </w:rPr>
-        <w:t>），以及</w:t>
-      </w:r>
-    </w:p>
-    <w:p>
-      <w:pPr>
-        <w:pStyle w:val="ListBullet"/>
-        <w:spacing w:line="240" w:lineRule="auto"/>
-        <w:ind w:left="720"/>
-      </w:pPr>
-      <w:r>
-        <w:rPr>
-          <w:lang w:val="zh_TW" w:bidi="zh_TW"/>
-        </w:rPr>
-      </w:r>
-      <w:r>
-        <w:rPr>
-          <w:lang w:val="zh_TW" w:bidi="zh_TW"/>
-        </w:rPr>
-        <w:t>有時帶有法老的名字，例如尼哥（</w:t>
+        <w:t>，</w:t>
       </w:r>
       <w:hyperlink r:id="rId15">
         <w:r>
@@ -371,7 +286,25 @@
             <w:color w:val="0000EE"/>
             <w:u w:val="single"/>
           </w:rPr>
-          <w:t>王下23:29</w:t>
+          <w:t>46:12</w:t>
+        </w:r>
+      </w:hyperlink>
+      <w:r>
+        <w:rPr>
+          <w:lang w:val="zh_TW" w:bidi="zh_TW"/>
+        </w:rPr>
+        <w:t>；</w:t>
+      </w:r>
+      <w:hyperlink r:id="rId16">
+        <w:r>
+          <w:rPr>
+            <w:lang w:val="zh_TW" w:bidi="zh_TW"/>
+          </w:rPr>
+          <w:rPr>
+            <w:color w:val="0000EE"/>
+            <w:u w:val="single"/>
+          </w:rPr>
+          <w:t>代上2:3</w:t>
         </w:r>
       </w:hyperlink>
       <w:r>
@@ -383,17 +316,10 @@
     </w:p>
     <w:p>
       <w:pPr>
-        <w:pStyle w:val="Heading3"/>
-      </w:pPr>
-      <w:r>
-        <w:rPr>
-          <w:lang w:val="zh_TW" w:bidi="zh_TW"/>
-        </w:rPr>
-        <w:t>法老的角色與權柄</w:t>
-      </w:r>
-    </w:p>
-    <w:p>
-      <w:pPr/>
+        <w:pStyle w:val="ListNumber"/>
+        <w:spacing w:line="240" w:lineRule="auto"/>
+        <w:ind w:left="720"/>
+      </w:pPr>
       <w:r>
         <w:rPr>
           <w:lang w:val="zh_TW" w:bidi="zh_TW"/>
@@ -403,50 +329,7 @@
         <w:rPr>
           <w:lang w:val="zh_TW" w:bidi="zh_TW"/>
         </w:rPr>
-        <w:t>法老被視為神明拉（Ra）和阿蒙（Amon）在地上的代表。這些統治者維護著埃及的神聖秩序並支持神廟。法老作為民事和宗教領袖的雙重身份賦予了他特殊的權威。與鄰國的王不同，埃及王的權力不易受到叛亂的威脅。</w:t>
-      </w:r>
-    </w:p>
-    <w:p>
-      <w:pPr>
-        <w:pStyle w:val="Heading3"/>
-      </w:pPr>
-      <w:r>
-        <w:rPr>
-          <w:lang w:val="zh_TW" w:bidi="zh_TW"/>
-        </w:rPr>
-        <w:t>族長時期與出埃及時期的法老</w:t>
-      </w:r>
-    </w:p>
-    <w:p>
-      <w:pPr/>
-      <w:r>
-        <w:rPr>
-          <w:lang w:val="zh_TW" w:bidi="zh_TW"/>
-        </w:rPr>
-      </w:r>
-      <w:r>
-        <w:rPr>
-          <w:lang w:val="zh_TW" w:bidi="zh_TW"/>
-        </w:rPr>
-        <w:t>我們很難確定哪些法老在族長時期統治。亞伯拉罕和約瑟與中王國時期及第二中間時期的法老打交道。此外，壓迫以色列人並在出埃及時期統治的法老名字也不明確。那些支持早期出埃及日期的人認為，圖特摩斯三世（Thutmose III）是在埃及開始壓迫以色列人的法老（</w:t>
-      </w:r>
-      <w:hyperlink r:id="rId16">
-        <w:r>
-          <w:rPr>
-            <w:lang w:val="zh_TW" w:bidi="zh_TW"/>
-          </w:rPr>
-          <w:rPr>
-            <w:color w:val="0000EE"/>
-            <w:u w:val="single"/>
-          </w:rPr>
-          <w:t>出1:8</w:t>
-        </w:r>
-      </w:hyperlink>
-      <w:r>
-        <w:rPr>
-          <w:lang w:val="zh_TW" w:bidi="zh_TW"/>
-        </w:rPr>
-        <w:t>）。根據這一觀點，在公元前1440年圖特摩斯死後統治的阿蒙霍特普二世（Amenhotep II），就是出埃及時的法老（</w:t>
+        <w:t>猶大的孫子、利迦的父親（</w:t>
       </w:r>
       <w:hyperlink r:id="rId17">
         <w:r>
@@ -457,18 +340,22 @@
             <w:color w:val="0000EE"/>
             <w:u w:val="single"/>
           </w:rPr>
-          <w:t>出2:23</w:t>
+          <w:t>代上4:21</w:t>
         </w:r>
       </w:hyperlink>
       <w:r>
         <w:rPr>
           <w:lang w:val="zh_TW" w:bidi="zh_TW"/>
         </w:rPr>
-        <w:t>）。</w:t>
+        <w:t>）。他是上面第一項中的珥的姪子。</w:t>
       </w:r>
     </w:p>
     <w:p>
-      <w:pPr/>
+      <w:pPr>
+        <w:pStyle w:val="ListNumber"/>
+        <w:spacing w:line="240" w:lineRule="auto"/>
+        <w:ind w:left="720"/>
+      </w:pPr>
       <w:r>
         <w:rPr>
           <w:lang w:val="zh_TW" w:bidi="zh_TW"/>
@@ -478,32 +365,7 @@
         <w:rPr>
           <w:lang w:val="zh_TW" w:bidi="zh_TW"/>
         </w:rPr>
-        <w:t>另一種觀點認為，那壓迫是從第十八王朝開始，一直持續到第十九王朝。根據這一觀點，蘭塞二世（Ramses II）是出埃及時的法老，他大約在公元前1290年統治。</w:t>
-      </w:r>
-    </w:p>
-    <w:p>
-      <w:pPr>
-        <w:pStyle w:val="Heading3"/>
-      </w:pPr>
-      <w:r>
-        <w:rPr>
-          <w:lang w:val="zh_TW" w:bidi="zh_TW"/>
-        </w:rPr>
-        <w:t>以色列聯合王國時期的法老</w:t>
-      </w:r>
-    </w:p>
-    <w:p>
-      <w:pPr/>
-      <w:r>
-        <w:rPr>
-          <w:lang w:val="zh_TW" w:bidi="zh_TW"/>
-        </w:rPr>
-      </w:r>
-      <w:r>
-        <w:rPr>
-          <w:lang w:val="zh_TW" w:bidi="zh_TW"/>
-        </w:rPr>
-        <w:t>在以色列聯合王國時期，以色列作為強大王國的地位日益增長。大衛征服了以色列邊境地帶的民族。在約押奪取以東期間，一位名叫哈大（Hadad）的以東王子逃往埃及，在法老的宮廷中尋求保護。大衛時期，埃及由第二十一王朝統治。法老西阿蒙（Siamun）可能接納了哈大，將其作為對抗以色列日益增長之權力的武器（</w:t>
+        <w:t>約細的兒子，也是馬利亞丈夫約瑟的祖先之一（</w:t>
       </w:r>
       <w:hyperlink r:id="rId18">
         <w:r>
@@ -514,43 +376,7 @@
             <w:color w:val="0000EE"/>
             <w:u w:val="single"/>
           </w:rPr>
-          <w:t>王上11:14–22</w:t>
-        </w:r>
-      </w:hyperlink>
-      <w:r>
-        <w:rPr>
-          <w:lang w:val="zh_TW" w:bidi="zh_TW"/>
-        </w:rPr>
-        <w:t>）。法老西阿蒙也可能是侵略非利士人的那位法老。他征服了基色（Gezer），並在他女兒嫁給所羅門時，將其作為嫁妝送給所羅門（</w:t>
-      </w:r>
-      <w:hyperlink r:id="rId19">
-        <w:r>
-          <w:rPr>
-            <w:lang w:val="zh_TW" w:bidi="zh_TW"/>
-          </w:rPr>
-          <w:rPr>
-            <w:color w:val="0000EE"/>
-            <w:u w:val="single"/>
-          </w:rPr>
-          <w:t>王上3:1–2</w:t>
-        </w:r>
-      </w:hyperlink>
-      <w:r>
-        <w:rPr>
-          <w:lang w:val="zh_TW" w:bidi="zh_TW"/>
-        </w:rPr>
-        <w:t>）。當以色列的統一崩潰時，第二十二王朝的法老示撒一世（Shishong I）發動了針對猶大和以色列的戰役，並帶走了大量戰利品（</w:t>
-      </w:r>
-      <w:hyperlink r:id="rId20">
-        <w:r>
-          <w:rPr>
-            <w:lang w:val="zh_TW" w:bidi="zh_TW"/>
-          </w:rPr>
-          <w:rPr>
-            <w:color w:val="0000EE"/>
-            <w:u w:val="single"/>
-          </w:rPr>
-          <w:t>王上14:25–26</w:t>
+          <w:t>路3:28</w:t>
         </w:r>
       </w:hyperlink>
       <w:r>
@@ -558,1307 +384,6 @@
           <w:lang w:val="zh_TW" w:bidi="zh_TW"/>
         </w:rPr>
         <w:t>）。</w:t>
-      </w:r>
-    </w:p>
-    <w:p>
-      <w:pPr>
-        <w:pStyle w:val="Heading3"/>
-      </w:pPr>
-      <w:r>
-        <w:rPr>
-          <w:lang w:val="zh_TW" w:bidi="zh_TW"/>
-        </w:rPr>
-        <w:t>後期的法老與預言</w:t>
-      </w:r>
-    </w:p>
-    <w:p>
-      <w:pPr/>
-      <w:r>
-        <w:rPr>
-          <w:lang w:val="zh_TW" w:bidi="zh_TW"/>
-        </w:rPr>
-      </w:r>
-      <w:r>
-        <w:rPr>
-          <w:lang w:val="zh_TW" w:bidi="zh_TW"/>
-        </w:rPr>
-        <w:t>法老尼哥在米吉多擊敗了猶大軍隊，並在戰鬥中殺死了約西亞王 （</w:t>
-      </w:r>
-      <w:hyperlink r:id="rId15">
-        <w:r>
-          <w:rPr>
-            <w:lang w:val="zh_TW" w:bidi="zh_TW"/>
-          </w:rPr>
-          <w:rPr>
-            <w:color w:val="0000EE"/>
-            <w:u w:val="single"/>
-          </w:rPr>
-          <w:t>王下23:29</w:t>
-        </w:r>
-      </w:hyperlink>
-      <w:r>
-        <w:rPr>
-          <w:lang w:val="zh_TW" w:bidi="zh_TW"/>
-        </w:rPr>
-        <w:t>）。猶大的最後一個王</w:t>
-      </w:r>
-      <w:r>
-        <w:rPr>
-          <w:lang w:val="zh_TW" w:bidi="zh_TW"/>
-        </w:rPr>
-        <w:t>——</w:t>
-      </w:r>
-      <w:r>
-        <w:rPr>
-          <w:lang w:val="zh_TW" w:bidi="zh_TW"/>
-        </w:rPr>
-        <w:t>西底家曾希望埃及能幫助他。當時是第二十六王朝的法老合弗拉（Hophra）在位。先知以西結曾嚴厲地指責埃及王：「主耶和華如此說： 埃及王法老啊， 我與你......為敵......必為列國中最低微的，也不再自高於列國之上。我必減少他們，以致不再轄制列國。」（</w:t>
-      </w:r>
-      <w:hyperlink r:id="rId21">
-        <w:r>
-          <w:rPr>
-            <w:lang w:val="zh_TW" w:bidi="zh_TW"/>
-          </w:rPr>
-          <w:rPr>
-            <w:color w:val="0000EE"/>
-            <w:u w:val="single"/>
-          </w:rPr>
-          <w:t>結29:3</w:t>
-        </w:r>
-      </w:hyperlink>
-      <w:r>
-        <w:rPr>
-          <w:lang w:val="zh_TW" w:bidi="zh_TW"/>
-        </w:rPr>
-        <w:t>、</w:t>
-      </w:r>
-      <w:hyperlink r:id="rId21">
-        <w:r>
-          <w:rPr>
-            <w:lang w:val="zh_TW" w:bidi="zh_TW"/>
-          </w:rPr>
-          <w:rPr>
-            <w:color w:val="0000EE"/>
-            <w:u w:val="single"/>
-          </w:rPr>
-          <w:t>15</w:t>
-        </w:r>
-      </w:hyperlink>
-      <w:r>
-        <w:rPr>
-          <w:lang w:val="zh_TW" w:bidi="zh_TW"/>
-        </w:rPr>
-        <w:t>）。在波斯統治下，法老的權力變得衰弱，應驗了先知們所說的話。</w:t>
-      </w:r>
-    </w:p>
-    <w:p>
-      <w:pPr/>
-      <w:r>
-        <w:rPr>
-          <w:lang w:val="zh_TW" w:bidi="zh_TW"/>
-        </w:rPr>
-      </w:r>
-      <w:r>
-        <w:rPr>
-          <w:i/>
-          <w:lang w:val="zh_TW" w:bidi="zh_TW"/>
-        </w:rPr>
-        <w:t>另見</w:t>
-      </w:r>
-      <w:r>
-        <w:rPr>
-          <w:lang w:val="zh_TW" w:bidi="zh_TW"/>
-        </w:rPr>
-        <w:t>埃及，埃及人</w:t>
-      </w:r>
-      <w:r>
-        <w:rPr>
-          <w:lang w:val="zh_TW" w:bidi="zh_TW"/>
-        </w:rPr>
-        <w:t>。</w:t>
-      </w:r>
-      <w:r>
-        <w:rPr>
-          <w:lang w:val="zh_TW" w:bidi="zh_TW"/>
-        </w:rPr>
-      </w:r>
-      <w:r>
-        <w:rPr>
-          <w:lang w:val="zh_TW" w:bidi="zh_TW"/>
-        </w:rPr>
-      </w:r>
-    </w:p>
-    <w:p>
-      <w:pPr/>
-      <w:r>
-        <w:rPr>
-          <w:lang w:val="zh_TW" w:bidi="zh_TW"/>
-        </w:rPr>
-      </w:r>
-    </w:p>
-    <w:p>
-      <w:pPr>
-        <w:pStyle w:val="Heading2"/>
-      </w:pPr>
-      <w:r>
-        <w:rPr>
-          <w:lang w:val="zh_TW" w:bidi="zh_TW"/>
-        </w:rPr>
-        <w:t>法勒</w:t>
-      </w:r>
-      <w:r>
-        <w:rPr>
-          <w:lang w:val="zh_TW" w:bidi="zh_TW"/>
-        </w:rPr>
-      </w:r>
-    </w:p>
-    <w:p>
-      <w:pPr/>
-      <w:r>
-        <w:rPr>
-          <w:lang w:val="zh_TW" w:bidi="zh_TW"/>
-        </w:rPr>
-      </w:r>
-      <w:r>
-        <w:rPr>
-          <w:lang w:val="zh_TW" w:bidi="zh_TW"/>
-        </w:rPr>
-        <w:t>希伯的兒子和拉吳的父親（</w:t>
-      </w:r>
-      <w:hyperlink r:id="rId22">
-        <w:r>
-          <w:rPr>
-            <w:lang w:val="zh_TW" w:bidi="zh_TW"/>
-          </w:rPr>
-          <w:rPr>
-            <w:color w:val="0000EE"/>
-            <w:u w:val="single"/>
-          </w:rPr>
-          <w:t>創10:25</w:t>
-        </w:r>
-      </w:hyperlink>
-      <w:r>
-        <w:rPr>
-          <w:lang w:val="zh_TW" w:bidi="zh_TW"/>
-        </w:rPr>
-        <w:t>，</w:t>
-      </w:r>
-      <w:hyperlink r:id="rId23">
-        <w:r>
-          <w:rPr>
-            <w:lang w:val="zh_TW" w:bidi="zh_TW"/>
-          </w:rPr>
-          <w:rPr>
-            <w:color w:val="0000EE"/>
-            <w:u w:val="single"/>
-          </w:rPr>
-          <w:t>11:16–19</w:t>
-        </w:r>
-      </w:hyperlink>
-      <w:r>
-        <w:rPr>
-          <w:lang w:val="zh_TW" w:bidi="zh_TW"/>
-        </w:rPr>
-        <w:t>；</w:t>
-      </w:r>
-      <w:hyperlink r:id="rId24">
-        <w:r>
-          <w:rPr>
-            <w:lang w:val="zh_TW" w:bidi="zh_TW"/>
-          </w:rPr>
-          <w:rPr>
-            <w:color w:val="0000EE"/>
-            <w:u w:val="single"/>
-          </w:rPr>
-          <w:t>代上1:19、25</w:t>
-        </w:r>
-      </w:hyperlink>
-      <w:r>
-        <w:rPr>
-          <w:lang w:val="zh_TW" w:bidi="zh_TW"/>
-        </w:rPr>
-        <w:t>；</w:t>
-      </w:r>
-      <w:hyperlink r:id="rId25">
-        <w:r>
-          <w:rPr>
-            <w:lang w:val="zh_TW" w:bidi="zh_TW"/>
-          </w:rPr>
-          <w:rPr>
-            <w:color w:val="0000EE"/>
-            <w:u w:val="single"/>
-          </w:rPr>
-          <w:t>路3:35</w:t>
-        </w:r>
-      </w:hyperlink>
-      <w:r>
-        <w:rPr>
-          <w:lang w:val="zh_TW" w:bidi="zh_TW"/>
-        </w:rPr>
-        <w:t>）。他在世的時候，地被分開（</w:t>
-      </w:r>
-      <w:r>
-        <w:rPr>
-          <w:i/>
-          <w:lang w:val="zh_TW" w:bidi="zh_TW"/>
-        </w:rPr>
-        <w:t>法勒</w:t>
-      </w:r>
-      <w:r>
-        <w:rPr>
-          <w:lang w:val="zh_TW" w:bidi="zh_TW"/>
-        </w:rPr>
-        <w:t>的意思是「分裂」或「水道」）。這個分裂指的是什麼尚不清楚，常見的解釋包括：</w:t>
-      </w:r>
-    </w:p>
-    <w:p>
-      <w:pPr>
-        <w:pStyle w:val="ListNumber"/>
-        <w:numPr>
-          <w:ilvl w:val="0"/>
-          <w:numId w:val="14"/>
-        </w:numPr>
-        <w:spacing w:line="240" w:lineRule="auto"/>
-        <w:ind w:left="720"/>
-      </w:pPr>
-      <w:r>
-        <w:rPr>
-          <w:lang w:val="zh_TW" w:bidi="zh_TW"/>
-        </w:rPr>
-      </w:r>
-      <w:r>
-        <w:rPr>
-          <w:lang w:val="zh_TW" w:bidi="zh_TW"/>
-        </w:rPr>
-        <w:t>巴別塔之後語言的分散（</w:t>
-      </w:r>
-      <w:hyperlink r:id="rId26">
-        <w:r>
-          <w:rPr>
-            <w:lang w:val="zh_TW" w:bidi="zh_TW"/>
-          </w:rPr>
-          <w:rPr>
-            <w:color w:val="0000EE"/>
-            <w:u w:val="single"/>
-          </w:rPr>
-          <w:t>創11:1–9</w:t>
-        </w:r>
-      </w:hyperlink>
-      <w:r>
-        <w:rPr>
-          <w:lang w:val="zh_TW" w:bidi="zh_TW"/>
-        </w:rPr>
-        <w:t>）</w:t>
-      </w:r>
-    </w:p>
-    <w:p>
-      <w:pPr>
-        <w:pStyle w:val="ListNumber"/>
-        <w:spacing w:line="240" w:lineRule="auto"/>
-        <w:ind w:left="720"/>
-      </w:pPr>
-      <w:r>
-        <w:rPr>
-          <w:lang w:val="zh_TW" w:bidi="zh_TW"/>
-        </w:rPr>
-      </w:r>
-      <w:r>
-        <w:rPr>
-          <w:lang w:val="zh_TW" w:bidi="zh_TW"/>
-        </w:rPr>
-        <w:t>挪亞後裔的擴散</w:t>
-      </w:r>
-    </w:p>
-    <w:p>
-      <w:pPr>
-        <w:pStyle w:val="ListNumber"/>
-        <w:spacing w:line="240" w:lineRule="auto"/>
-        <w:ind w:left="720"/>
-      </w:pPr>
-      <w:r>
-        <w:rPr>
-          <w:lang w:val="zh_TW" w:bidi="zh_TW"/>
-        </w:rPr>
-      </w:r>
-      <w:r>
-        <w:rPr>
-          <w:lang w:val="zh_TW" w:bidi="zh_TW"/>
-        </w:rPr>
-        <w:t>亞法撒的子孫與約坍家系阿拉伯人（Joktanide Arabs）分離（</w:t>
-      </w:r>
-      <w:hyperlink r:id="rId27">
-        <w:r>
-          <w:rPr>
-            <w:lang w:val="zh_TW" w:bidi="zh_TW"/>
-          </w:rPr>
-          <w:rPr>
-            <w:color w:val="0000EE"/>
-            <w:u w:val="single"/>
-          </w:rPr>
-          <w:t>創10:24–29</w:t>
-        </w:r>
-      </w:hyperlink>
-      <w:r>
-        <w:rPr>
-          <w:lang w:val="zh_TW" w:bidi="zh_TW"/>
-        </w:rPr>
-        <w:t>）</w:t>
-      </w:r>
-    </w:p>
-    <w:p>
-      <w:pPr>
-        <w:pStyle w:val="ListNumber"/>
-        <w:spacing w:line="240" w:lineRule="auto"/>
-        <w:ind w:left="720"/>
-      </w:pPr>
-      <w:r>
-        <w:rPr>
-          <w:lang w:val="zh_TW" w:bidi="zh_TW"/>
-        </w:rPr>
-      </w:r>
-      <w:r>
-        <w:rPr>
-          <w:lang w:val="zh_TW" w:bidi="zh_TW"/>
-        </w:rPr>
-        <w:t>以運河劃分土地（這個詞在</w:t>
-      </w:r>
-      <w:hyperlink r:id="rId28">
-        <w:r>
-          <w:rPr>
-            <w:lang w:val="zh_TW" w:bidi="zh_TW"/>
-          </w:rPr>
-          <w:rPr>
-            <w:color w:val="0000EE"/>
-            <w:u w:val="single"/>
-          </w:rPr>
-          <w:t>伯29:6</w:t>
-        </w:r>
-      </w:hyperlink>
-      <w:r>
-        <w:rPr>
-          <w:lang w:val="zh_TW" w:bidi="zh_TW"/>
-        </w:rPr>
-        <w:t>，</w:t>
-      </w:r>
-      <w:hyperlink r:id="rId29">
-        <w:r>
-          <w:rPr>
-            <w:lang w:val="zh_TW" w:bidi="zh_TW"/>
-          </w:rPr>
-          <w:rPr>
-            <w:color w:val="0000EE"/>
-            <w:u w:val="single"/>
-          </w:rPr>
-          <w:t>38:25</w:t>
-        </w:r>
-      </w:hyperlink>
-      <w:r>
-        <w:rPr>
-          <w:lang w:val="zh_TW" w:bidi="zh_TW"/>
-        </w:rPr>
-        <w:t>；</w:t>
-      </w:r>
-      <w:hyperlink r:id="rId30">
-        <w:r>
-          <w:rPr>
-            <w:lang w:val="zh_TW" w:bidi="zh_TW"/>
-          </w:rPr>
-          <w:rPr>
-            <w:color w:val="0000EE"/>
-            <w:u w:val="single"/>
-          </w:rPr>
-          <w:t>賽30:25</w:t>
-        </w:r>
-      </w:hyperlink>
-      <w:r>
-        <w:rPr>
-          <w:lang w:val="zh_TW" w:bidi="zh_TW"/>
-        </w:rPr>
-        <w:t>，</w:t>
-      </w:r>
-      <w:hyperlink r:id="rId31">
-        <w:r>
-          <w:rPr>
-            <w:lang w:val="zh_TW" w:bidi="zh_TW"/>
-          </w:rPr>
-          <w:rPr>
-            <w:color w:val="0000EE"/>
-            <w:u w:val="single"/>
-          </w:rPr>
-          <w:t>32:2</w:t>
-        </w:r>
-      </w:hyperlink>
-      <w:r>
-        <w:rPr>
-          <w:lang w:val="zh_TW" w:bidi="zh_TW"/>
-        </w:rPr>
-        <w:t>中是這樣使用的）</w:t>
-      </w:r>
-    </w:p>
-    <w:p>
-      <w:pPr/>
-      <w:r>
-        <w:rPr>
-          <w:lang w:val="zh_TW" w:bidi="zh_TW"/>
-        </w:rPr>
-      </w:r>
-      <w:r>
-        <w:rPr>
-          <w:lang w:val="zh_TW" w:bidi="zh_TW"/>
-        </w:rPr>
-        <w:t>這名字的來源通常能追溯到位於幼發拉底河與哈布爾（Khabur）河匯合處以北的法勒迦城（Phalga）。</w:t>
-      </w:r>
-    </w:p>
-    <w:p>
-      <w:pPr/>
-      <w:r>
-        <w:rPr>
-          <w:lang w:val="zh_TW" w:bidi="zh_TW"/>
-        </w:rPr>
-      </w:r>
-      <w:r>
-        <w:rPr>
-          <w:i/>
-          <w:lang w:val="zh_TW" w:bidi="zh_TW"/>
-        </w:rPr>
-        <w:t>另見</w:t>
-      </w:r>
-      <w:r>
-        <w:rPr>
-          <w:lang w:val="zh_TW" w:bidi="zh_TW"/>
-        </w:rPr>
-        <w:t xml:space="preserve"> </w:t>
-      </w:r>
-      <w:r>
-        <w:rPr>
-          <w:lang w:val="zh_TW" w:bidi="zh_TW"/>
-        </w:rPr>
-        <w:t>耶穌基督的家譜</w:t>
-      </w:r>
-      <w:r>
-        <w:rPr>
-          <w:lang w:val="zh_TW" w:bidi="zh_TW"/>
-        </w:rPr>
-        <w:t>。</w:t>
-      </w:r>
-      <w:r>
-        <w:rPr>
-          <w:lang w:val="zh_TW" w:bidi="zh_TW"/>
-        </w:rPr>
-      </w:r>
-      <w:r>
-        <w:rPr>
-          <w:lang w:val="zh_TW" w:bidi="zh_TW"/>
-        </w:rPr>
-      </w:r>
-    </w:p>
-    <w:p>
-      <w:pPr/>
-      <w:r>
-        <w:rPr>
-          <w:lang w:val="zh_TW" w:bidi="zh_TW"/>
-        </w:rPr>
-      </w:r>
-    </w:p>
-    <w:p>
-      <w:pPr>
-        <w:pStyle w:val="Heading2"/>
-      </w:pPr>
-      <w:r>
-        <w:rPr>
-          <w:lang w:val="zh_TW" w:bidi="zh_TW"/>
-        </w:rPr>
-        <w:t>法利賽人</w:t>
-      </w:r>
-      <w:r>
-        <w:rPr>
-          <w:lang w:val="zh_TW" w:bidi="zh_TW"/>
-        </w:rPr>
-      </w:r>
-    </w:p>
-    <w:p>
-      <w:pPr/>
-      <w:r>
-        <w:rPr>
-          <w:lang w:val="zh_TW" w:bidi="zh_TW"/>
-        </w:rPr>
-      </w:r>
-      <w:r>
-        <w:rPr>
-          <w:lang w:val="zh_TW" w:bidi="zh_TW"/>
-        </w:rPr>
-        <w:t>在新約時期活躍於巴勒斯坦的宗教派別。福音書一直都將法利賽人描繪為耶穌的對手。一般認為，法利賽人在第一世紀初代表主流猶太教，並且他們有一系列特徵，在道德上令人反感。因此，大多數聖經字典和類似的參考書籍，都將法利賽人描繪為貪婪、偽善、缺乏正義感、過分關注律法的字面細節，並且不注意舊約的屬靈意義。人們認為，這些特徵和其他特徵進一步廣泛塑造猶太教。</w:t>
-      </w:r>
-    </w:p>
-    <w:p>
-      <w:pPr/>
-      <w:r>
-        <w:rPr>
-          <w:lang w:val="zh_TW" w:bidi="zh_TW"/>
-        </w:rPr>
-      </w:r>
-      <w:r>
-        <w:rPr>
-          <w:lang w:val="zh_TW" w:bidi="zh_TW"/>
-        </w:rPr>
-        <w:t>這種對法利賽人猶太教的普遍看法，存在幾個問題。首先，福音書本身提供了一些重要信息，似乎與這種觀點不一致。其次，拉比猶太教的主要文獻（如米示拿、塔木德和米大示）都是正面且值得讚美的。第三，尤其是自從死海古卷出土後，越來越清楚的是，在公元70年之前，法利賽人只在一個高度多元化的社會中構成一個小運動；無論他們的受歡迎程度和影響力如何，都很難被視為猶太教的代表。</w:t>
-      </w:r>
-    </w:p>
-    <w:p>
-      <w:pPr>
-        <w:pStyle w:val="Heading3"/>
-      </w:pPr>
-      <w:r>
-        <w:rPr>
-          <w:lang w:val="zh_TW" w:bidi="zh_TW"/>
-        </w:rPr>
-        <w:t>起源</w:t>
-      </w:r>
-    </w:p>
-    <w:p>
-      <w:pPr/>
-      <w:r>
-        <w:rPr>
-          <w:lang w:val="zh_TW" w:bidi="zh_TW"/>
-        </w:rPr>
-      </w:r>
-      <w:r>
-        <w:rPr>
-          <w:lang w:val="zh_TW" w:bidi="zh_TW"/>
-        </w:rPr>
-        <w:t>法利賽人的起源不甚明確。根據猶太傳統，法利賽（即拉比）猶太教可以追溯到以斯拉和公元前五世紀文士運動的開端。在另一個極端，一些學者認為，公元前二世紀前的歷史文獻沒有明確提到法利賽人，因此法利賽主義是在馬加比起義（公元前167年）後突然出現的。許多專家認為，也許早在公元前三世紀，就可以找到法利賽主義初期形式的證據（如在《約書亞</w:t>
-      </w:r>
-      <w:r>
-        <w:rPr>
-          <w:lang w:val="zh_TW" w:bidi="zh_TW"/>
-        </w:rPr>
-        <w:t>〔</w:t>
-      </w:r>
-      <w:r>
-        <w:rPr>
-          <w:lang w:val="zh_TW" w:bidi="zh_TW"/>
-        </w:rPr>
-        <w:t>耶穌</w:t>
-      </w:r>
-      <w:r>
-        <w:rPr>
-          <w:lang w:val="zh_TW" w:bidi="zh_TW"/>
-        </w:rPr>
-        <w:t>〕</w:t>
-      </w:r>
-      <w:r>
-        <w:rPr>
-          <w:lang w:val="zh_TW" w:bidi="zh_TW"/>
-        </w:rPr>
-        <w:t>便西拉智訓》中，又稱《便西拉智訓》，天主教譯為《德訓篇》）。此外，與文士工作相關的思想活動，可能確實與法利賽人的發展有關。此外，在馬加比起義之前，一些法利賽人獨特的關注，很可能與哈西典人（「忠心的一群」，反對猶太社會受希臘影響的傳統主義者）的發展有關。</w:t>
-      </w:r>
-    </w:p>
-    <w:p>
-      <w:pPr/>
-      <w:r>
-        <w:rPr>
-          <w:lang w:val="zh_TW" w:bidi="zh_TW"/>
-        </w:rPr>
-      </w:r>
-      <w:r>
-        <w:rPr>
-          <w:lang w:val="zh_TW" w:bidi="zh_TW"/>
-        </w:rPr>
-        <w:t>根據一種流行且合理的解釋，哈西典對馬加比統治者感到失望，因為他們的行為在幾方面傷害了猶太人的感情。一些哈西典人與國家分離，發展成為不願屈從的教派，例如愛色尼派。留下來的則試圖對猶太生活施加影響，並發展成為法利賽教派。</w:t>
-      </w:r>
-    </w:p>
-    <w:p>
-      <w:pPr/>
-      <w:r>
-        <w:rPr>
-          <w:lang w:val="zh_TW" w:bidi="zh_TW"/>
-        </w:rPr>
-      </w:r>
-      <w:r>
-        <w:rPr>
-          <w:lang w:val="zh_TW" w:bidi="zh_TW"/>
-        </w:rPr>
-        <w:t>在接下來的一個世紀，法利賽人的政治影響力不大，但無疑在猶太事務中扮演了重要角色。在新約時代，他們受廣泛認可為宗教領袖。約瑟夫告訴我們，他屬於這個教派，他在公元一世紀末寫道，法利賽人「說服了許多的民眾，無論是敬拜、祈禱或獻祭，民眾都完全遵照他們的指示而行；甚至有多個城市都因為他們在生活上及言行上的高尚德行而頒發證書給他們」（猶太古史記 18.15）。我們無法確定這一描述是否適用於公元70年之前的時期，但福音書本身的證據在某程度上證實了這一點。比如，稅吏和法利賽人的比喻（</w:t>
-      </w:r>
-      <w:hyperlink r:id="rId32">
-        <w:r>
-          <w:rPr>
-            <w:lang w:val="zh_TW" w:bidi="zh_TW"/>
-          </w:rPr>
-          <w:rPr>
-            <w:color w:val="0000EE"/>
-            <w:u w:val="single"/>
-          </w:rPr>
-          <w:t>路18:9–14</w:t>
-        </w:r>
-      </w:hyperlink>
-      <w:r>
-        <w:rPr>
-          <w:lang w:val="zh_TW" w:bidi="zh_TW"/>
-        </w:rPr>
-        <w:t>）雖然譴責法利賽人，但其意義在於我們理解它所宣告的角色逆轉：回家時被稱為義人的，是邪惡的稅吏，而不是通常被認為是義人那位。</w:t>
-      </w:r>
-    </w:p>
-    <w:p>
-      <w:pPr>
-        <w:pStyle w:val="Heading3"/>
-      </w:pPr>
-      <w:r>
-        <w:rPr>
-          <w:lang w:val="zh_TW" w:bidi="zh_TW"/>
-        </w:rPr>
-        <w:t>基本特徵</w:t>
-      </w:r>
-    </w:p>
-    <w:p>
-      <w:pPr/>
-      <w:r>
-        <w:rPr>
-          <w:lang w:val="zh_TW" w:bidi="zh_TW"/>
-        </w:rPr>
-      </w:r>
-      <w:r>
-        <w:rPr>
-          <w:lang w:val="zh_TW" w:bidi="zh_TW"/>
-        </w:rPr>
-        <w:t>學者對法利賽人有何基本特徵，存在嚴重分歧，因此無法準確描述法利賽人。有些人強調「分離」的概念，部分原因是基於名字的假定詞源（來自希伯來文parush：「分離者」，雖然也有其他建議）。一個更為細緻的觀點則強調法利賽人對儀式、禮儀潔淨的關注（參</w:t>
-      </w:r>
-      <w:hyperlink r:id="rId33">
-        <w:r>
-          <w:rPr>
-            <w:lang w:val="zh_TW" w:bidi="zh_TW"/>
-          </w:rPr>
-          <w:rPr>
-            <w:color w:val="0000EE"/>
-            <w:u w:val="single"/>
-          </w:rPr>
-          <w:t>可7:1–4</w:t>
-        </w:r>
-      </w:hyperlink>
-      <w:r>
-        <w:rPr>
-          <w:lang w:val="zh_TW" w:bidi="zh_TW"/>
-        </w:rPr>
-        <w:t>）。一些證據表明，法利賽人希望將祭司儀式普遍應用於民眾（這一因素可能有助解釋，為何法利賽較易適應公元70年後聖殿及聖殿獻祭的缺失）。還有一種觀點認為，法利賽人是學者階層，他們與文士（律法專家）之間的密切聯繫使這觀點更為可信，因為後來許多拉比文獻反映了他們對知識追求，特別是關於妥拉意義和應用的詳細邏輯論證中。</w:t>
-      </w:r>
-    </w:p>
-    <w:p>
-      <w:pPr/>
-      <w:r>
-        <w:rPr>
-          <w:lang w:val="zh_TW" w:bidi="zh_TW"/>
-        </w:rPr>
-      </w:r>
-      <w:r>
-        <w:rPr>
-          <w:lang w:val="zh_TW" w:bidi="zh_TW"/>
-        </w:rPr>
-        <w:t>這些不同的方法並不是互相排斥的。此外，人們似乎普遍認同法利賽主義的一個基本神學信念，即他們堅持兩重律法概念：成書妥拉（舊約，主要是摩西五經）和口傳妥拉（由許多代拉比傳下來的傳統）。這無疑是一個特徵，將他們與撒都該人區分（參約瑟夫的《猶太古史記》13.297–98）。後者只接受摩西之書的權柄，並強烈主張法利賽人對口傳傳統的重視，代表了無法辯護的創新。這些傳統試圖規範人們在神面前的生活，隨著時間的推移變得越來越詳細，最終整理成一部單一文件，即米示拿（約公元210年）。在其發展過程中的某個時候，出現了一種觀點，即口傳律法本身是由神賜給摩西的，因此與聖經同有神聖的權柄。</w:t>
-      </w:r>
-    </w:p>
-    <w:p>
-      <w:pPr/>
-      <w:r>
-        <w:rPr>
-          <w:lang w:val="zh_TW" w:bidi="zh_TW"/>
-        </w:rPr>
-      </w:r>
-      <w:r>
-        <w:rPr>
-          <w:lang w:val="zh_TW" w:bidi="zh_TW"/>
-        </w:rPr>
-        <w:t>仔細查看新約，有助於理解這一特徵的本質，這特徵最能解釋法利賽觀點與福音信息之間的衝突。比如，使徒保羅強調他使徒宣講的獨特性，將其與他年輕時熱心追求的「祖宗的遺傳」進行對比（</w:t>
-      </w:r>
-      <w:hyperlink r:id="rId34">
-        <w:r>
-          <w:rPr>
-            <w:lang w:val="zh_TW" w:bidi="zh_TW"/>
-          </w:rPr>
-          <w:rPr>
-            <w:color w:val="0000EE"/>
-            <w:u w:val="single"/>
-          </w:rPr>
-          <w:t>加1:14</w:t>
-        </w:r>
-      </w:hyperlink>
-      <w:r>
-        <w:rPr>
-          <w:lang w:val="zh_TW" w:bidi="zh_TW"/>
-        </w:rPr>
-        <w:t>）。特別具啟發性的是</w:t>
-      </w:r>
-      <w:hyperlink r:id="rId35">
-        <w:r>
-          <w:rPr>
-            <w:lang w:val="zh_TW" w:bidi="zh_TW"/>
-          </w:rPr>
-          <w:rPr>
-            <w:color w:val="0000EE"/>
-            <w:u w:val="single"/>
-          </w:rPr>
-          <w:t>馬可福音第七章</w:t>
-        </w:r>
-      </w:hyperlink>
-      <w:r>
-        <w:rPr>
-          <w:lang w:val="zh_TW" w:bidi="zh_TW"/>
-        </w:rPr>
-        <w:t>的關鍵段落，記載法利賽人向耶穌抱怨：「</w:t>
-      </w:r>
-      <w:r>
-        <w:rPr>
-          <w:lang w:val="zh_TW" w:bidi="zh_TW"/>
-        </w:rPr>
-        <w:t>你的門徒為甚麼不照古人的遺傳，用</w:t>
-      </w:r>
-      <w:r>
-        <w:rPr>
-          <w:lang w:val="zh_TW" w:bidi="zh_TW"/>
-        </w:rPr>
-        <w:t>『俗』</w:t>
-      </w:r>
-      <w:r>
-        <w:rPr>
-          <w:lang w:val="zh_TW" w:bidi="zh_TW"/>
-        </w:rPr>
-        <w:t>手吃飯呢？</w:t>
-      </w:r>
-      <w:r>
-        <w:rPr>
-          <w:lang w:val="zh_TW" w:bidi="zh_TW"/>
-        </w:rPr>
-        <w:t>」（第</w:t>
-      </w:r>
-      <w:hyperlink r:id="rId36">
-        <w:r>
-          <w:rPr>
-            <w:lang w:val="zh_TW" w:bidi="zh_TW"/>
-          </w:rPr>
-          <w:rPr>
-            <w:color w:val="0000EE"/>
-            <w:u w:val="single"/>
-          </w:rPr>
-          <w:t>5</w:t>
-        </w:r>
-      </w:hyperlink>
-      <w:r>
-        <w:rPr>
-          <w:lang w:val="zh_TW" w:bidi="zh_TW"/>
-        </w:rPr>
-        <w:t>節）。基督的回答以嚴厲的指控反駁他們的批評：「你們是離棄神的誡命，拘守人的遺傳……這就是你們承接遺傳，廢了神的道」（第</w:t>
-      </w:r>
-      <w:hyperlink r:id="rId37">
-        <w:r>
-          <w:rPr>
-            <w:lang w:val="zh_TW" w:bidi="zh_TW"/>
-          </w:rPr>
-          <w:rPr>
-            <w:color w:val="0000EE"/>
-            <w:u w:val="single"/>
-          </w:rPr>
-          <w:t>8</w:t>
-        </w:r>
-      </w:hyperlink>
-      <w:r>
-        <w:rPr>
-          <w:lang w:val="zh_TW" w:bidi="zh_TW"/>
-        </w:rPr>
-        <w:t>、</w:t>
-      </w:r>
-      <w:hyperlink r:id="rId38">
-        <w:r>
-          <w:rPr>
-            <w:lang w:val="zh_TW" w:bidi="zh_TW"/>
-          </w:rPr>
-          <w:rPr>
-            <w:color w:val="0000EE"/>
-            <w:u w:val="single"/>
-          </w:rPr>
-          <w:t>13</w:t>
-        </w:r>
-      </w:hyperlink>
-      <w:r>
-        <w:rPr>
-          <w:lang w:val="zh_TW" w:bidi="zh_TW"/>
-        </w:rPr>
-        <w:t>節；參見</w:t>
-      </w:r>
-      <w:hyperlink r:id="rId39">
-        <w:r>
-          <w:rPr>
-            <w:lang w:val="zh_TW" w:bidi="zh_TW"/>
-          </w:rPr>
-          <w:rPr>
-            <w:color w:val="0000EE"/>
-            <w:u w:val="single"/>
-          </w:rPr>
-          <w:t>太15:1–6</w:t>
-        </w:r>
-      </w:hyperlink>
-      <w:r>
-        <w:rPr>
-          <w:lang w:val="zh_TW" w:bidi="zh_TW"/>
-        </w:rPr>
-        <w:t>）。</w:t>
-      </w:r>
-    </w:p>
-    <w:p>
-      <w:pPr/>
-      <w:r>
-        <w:rPr>
-          <w:lang w:val="zh_TW" w:bidi="zh_TW"/>
-        </w:rPr>
-      </w:r>
-      <w:r>
-        <w:rPr>
-          <w:lang w:val="zh_TW" w:bidi="zh_TW"/>
-        </w:rPr>
-        <w:t>法利賽人重視他們對律法的解釋，此舉削弱了神啟示的權柄。更糟的是，這些解釋的巧妙之處在於，通過放寬神的標準來扭曲恩典的教義。耶穌在</w:t>
-      </w:r>
-      <w:hyperlink r:id="rId40">
-        <w:r>
-          <w:rPr>
-            <w:lang w:val="zh_TW" w:bidi="zh_TW"/>
-          </w:rPr>
-          <w:rPr>
-            <w:color w:val="0000EE"/>
-            <w:u w:val="single"/>
-          </w:rPr>
-          <w:t>馬可福音七章10至12節</w:t>
-        </w:r>
-      </w:hyperlink>
-      <w:r>
-        <w:rPr>
-          <w:lang w:val="zh_TW" w:bidi="zh_TW"/>
-        </w:rPr>
-        <w:t>中使用的例子表明，一項拉比的規條——各耳板，使人們可以忽視第五誡並覺得這樣做是合理的。</w:t>
-      </w:r>
-    </w:p>
-    <w:p>
-      <w:pPr/>
-      <w:r>
-        <w:rPr>
-          <w:lang w:val="zh_TW" w:bidi="zh_TW"/>
-        </w:rPr>
-      </w:r>
-      <w:r>
-        <w:rPr>
-          <w:lang w:val="zh_TW" w:bidi="zh_TW"/>
-        </w:rPr>
-        <w:t>法利賽人的規條複雜繁多，但至少人們可以遵守。那些嚴格遵循拉比傳統的人，可能誤以為自己的行為滿足了神的要求（參保羅對自己悔改前態度的描述，</w:t>
-      </w:r>
-      <w:hyperlink r:id="rId41">
-        <w:r>
-          <w:rPr>
-            <w:lang w:val="zh_TW" w:bidi="zh_TW"/>
-          </w:rPr>
-          <w:rPr>
-            <w:color w:val="0000EE"/>
-            <w:u w:val="single"/>
-          </w:rPr>
-          <w:t>腓3:6</w:t>
-        </w:r>
-      </w:hyperlink>
-      <w:r>
-        <w:rPr>
-          <w:lang w:val="zh_TW" w:bidi="zh_TW"/>
-        </w:rPr>
-        <w:t>），他們淡然面對自己的罪，並有著虛假的屬靈安全感，以致不必再依靠神的憐憫。這當然是稅吏和法利賽人比喻的要點（</w:t>
-      </w:r>
-      <w:hyperlink r:id="rId32">
-        <w:r>
-          <w:rPr>
-            <w:lang w:val="zh_TW" w:bidi="zh_TW"/>
-          </w:rPr>
-          <w:rPr>
-            <w:color w:val="0000EE"/>
-            <w:u w:val="single"/>
-          </w:rPr>
-          <w:t>路18:9–14</w:t>
-        </w:r>
-      </w:hyperlink>
-      <w:r>
-        <w:rPr>
-          <w:lang w:val="zh_TW" w:bidi="zh_TW"/>
-        </w:rPr>
-        <w:t>）。相比之下，耶穌要求的公義遠高於法利賽人：「要完全，</w:t>
-      </w:r>
-      <w:r>
-        <w:rPr>
-          <w:lang w:val="zh_TW" w:bidi="zh_TW"/>
-        </w:rPr>
-        <w:t>像你們的天父完全一樣</w:t>
-      </w:r>
-      <w:r>
-        <w:rPr>
-          <w:lang w:val="zh_TW" w:bidi="zh_TW"/>
-        </w:rPr>
-        <w:t>」（</w:t>
-      </w:r>
-      <w:hyperlink r:id="rId42">
-        <w:r>
-          <w:rPr>
-            <w:lang w:val="zh_TW" w:bidi="zh_TW"/>
-          </w:rPr>
-          <w:rPr>
-            <w:color w:val="0000EE"/>
-            <w:u w:val="single"/>
-          </w:rPr>
-          <w:t>太5:48</w:t>
-        </w:r>
-      </w:hyperlink>
-      <w:r>
-        <w:rPr>
-          <w:lang w:val="zh_TW" w:bidi="zh_TW"/>
-        </w:rPr>
-        <w:t>；參</w:t>
-      </w:r>
-      <w:hyperlink r:id="rId43">
-        <w:r>
-          <w:rPr>
-            <w:lang w:val="zh_TW" w:bidi="zh_TW"/>
-          </w:rPr>
-          <w:rPr>
-            <w:color w:val="0000EE"/>
-            <w:u w:val="single"/>
-          </w:rPr>
-          <w:t>20節</w:t>
-        </w:r>
-      </w:hyperlink>
-      <w:r>
-        <w:rPr>
-          <w:lang w:val="zh_TW" w:bidi="zh_TW"/>
-        </w:rPr>
-        <w:t>）。</w:t>
-      </w:r>
-    </w:p>
-    <w:p>
-      <w:pPr/>
-      <w:r>
-        <w:rPr>
-          <w:lang w:val="zh_TW" w:bidi="zh_TW"/>
-        </w:rPr>
-      </w:r>
-      <w:r>
-        <w:rPr>
-          <w:i/>
-          <w:lang w:val="zh_TW" w:bidi="zh_TW"/>
-        </w:rPr>
-        <w:t>另見</w:t>
-      </w:r>
-      <w:r>
-        <w:rPr>
-          <w:lang w:val="zh_TW" w:bidi="zh_TW"/>
-        </w:rPr>
-        <w:t xml:space="preserve"> </w:t>
-      </w:r>
-      <w:r>
-        <w:rPr>
-          <w:lang w:val="zh_TW" w:bidi="zh_TW"/>
-        </w:rPr>
-        <w:t>愛色尼派</w:t>
-      </w:r>
-      <w:r>
-        <w:rPr>
-          <w:lang w:val="zh_TW" w:bidi="zh_TW"/>
-        </w:rPr>
-        <w:t>、</w:t>
-      </w:r>
-      <w:r>
-        <w:rPr>
-          <w:lang w:val="zh_TW" w:bidi="zh_TW"/>
-        </w:rPr>
-        <w:t>猶太人</w:t>
-      </w:r>
-      <w:r>
-        <w:rPr>
-          <w:lang w:val="zh_TW" w:bidi="zh_TW"/>
-        </w:rPr>
-        <w:t>、</w:t>
-      </w:r>
-      <w:r>
-        <w:rPr>
-          <w:lang w:val="zh_TW" w:bidi="zh_TW"/>
-        </w:rPr>
-        <w:t>猶太教</w:t>
-      </w:r>
-      <w:r>
-        <w:rPr>
-          <w:lang w:val="zh_TW" w:bidi="zh_TW"/>
-        </w:rPr>
-        <w:t>、</w:t>
-      </w:r>
-      <w:r>
-        <w:rPr>
-          <w:lang w:val="zh_TW" w:bidi="zh_TW"/>
-        </w:rPr>
-        <w:t>撒都該人</w:t>
-      </w:r>
-      <w:r>
-        <w:rPr>
-          <w:lang w:val="zh_TW" w:bidi="zh_TW"/>
-        </w:rPr>
-        <w:t>、</w:t>
-      </w:r>
-      <w:r>
-        <w:rPr>
-          <w:lang w:val="zh_TW" w:bidi="zh_TW"/>
-        </w:rPr>
-        <w:t>塔木德</w:t>
-      </w:r>
-      <w:r>
-        <w:rPr>
-          <w:lang w:val="zh_TW" w:bidi="zh_TW"/>
-        </w:rPr>
-        <w:t>、</w:t>
-      </w:r>
-      <w:r>
-        <w:rPr>
-          <w:lang w:val="zh_TW" w:bidi="zh_TW"/>
-        </w:rPr>
-        <w:t>妥拉</w:t>
-      </w:r>
-      <w:r>
-        <w:rPr>
-          <w:lang w:val="zh_TW" w:bidi="zh_TW"/>
-        </w:rPr>
-        <w:t>、</w:t>
-      </w:r>
-      <w:r>
-        <w:rPr>
-          <w:lang w:val="zh_TW" w:bidi="zh_TW"/>
-        </w:rPr>
-        <w:t>傳統</w:t>
-      </w:r>
-      <w:r>
-        <w:rPr>
-          <w:lang w:val="zh_TW" w:bidi="zh_TW"/>
-        </w:rPr>
-        <w:t>、</w:t>
-      </w:r>
-      <w:r>
-        <w:rPr>
-          <w:lang w:val="zh_TW" w:bidi="zh_TW"/>
-        </w:rPr>
-        <w:t>口傳傳統</w:t>
-      </w:r>
-      <w:r>
-        <w:rPr>
-          <w:lang w:val="zh_TW" w:bidi="zh_TW"/>
-        </w:rPr>
-        <w:t>。</w:t>
-      </w:r>
-      <w:r>
-        <w:rPr>
-          <w:lang w:val="zh_TW" w:bidi="zh_TW"/>
-        </w:rPr>
-      </w:r>
-      <w:r>
-        <w:rPr>
-          <w:lang w:val="zh_TW" w:bidi="zh_TW"/>
-        </w:rPr>
-      </w:r>
-    </w:p>
-    <w:p>
-      <w:pPr/>
-      <w:r>
-        <w:rPr>
-          <w:lang w:val="zh_TW" w:bidi="zh_TW"/>
-        </w:rPr>
-      </w:r>
-    </w:p>
-    <w:p>
-      <w:pPr>
-        <w:pStyle w:val="Heading2"/>
-      </w:pPr>
-      <w:r>
-        <w:rPr>
-          <w:lang w:val="zh_TW" w:bidi="zh_TW"/>
-        </w:rPr>
-        <w:t>法路，法路族</w:t>
-      </w:r>
-      <w:r>
-        <w:rPr>
-          <w:lang w:val="zh_TW" w:bidi="zh_TW"/>
-        </w:rPr>
-      </w:r>
-    </w:p>
-    <w:p>
-      <w:pPr/>
-      <w:r>
-        <w:rPr>
-          <w:lang w:val="zh_TW" w:bidi="zh_TW"/>
-        </w:rPr>
-      </w:r>
-      <w:r>
-        <w:rPr>
-          <w:lang w:val="zh_TW" w:bidi="zh_TW"/>
-        </w:rPr>
-        <w:t>呂便的兒子，以利押的父親（</w:t>
-      </w:r>
-      <w:hyperlink r:id="rId44">
-        <w:r>
-          <w:rPr>
-            <w:lang w:val="zh_TW" w:bidi="zh_TW"/>
-          </w:rPr>
-          <w:rPr>
-            <w:color w:val="0000EE"/>
-            <w:u w:val="single"/>
-          </w:rPr>
-          <w:t>創46:9</w:t>
-        </w:r>
-      </w:hyperlink>
-      <w:r>
-        <w:rPr>
-          <w:lang w:val="zh_TW" w:bidi="zh_TW"/>
-        </w:rPr>
-        <w:t>；</w:t>
-      </w:r>
-      <w:hyperlink r:id="rId45">
-        <w:r>
-          <w:rPr>
-            <w:lang w:val="zh_TW" w:bidi="zh_TW"/>
-          </w:rPr>
-          <w:rPr>
-            <w:color w:val="0000EE"/>
-            <w:u w:val="single"/>
-          </w:rPr>
-          <w:t>出6:14</w:t>
-        </w:r>
-      </w:hyperlink>
-      <w:r>
-        <w:rPr>
-          <w:lang w:val="zh_TW" w:bidi="zh_TW"/>
-        </w:rPr>
-        <w:t>；</w:t>
-      </w:r>
-      <w:hyperlink r:id="rId46">
-        <w:r>
-          <w:rPr>
-            <w:lang w:val="zh_TW" w:bidi="zh_TW"/>
-          </w:rPr>
-          <w:rPr>
-            <w:color w:val="0000EE"/>
-            <w:u w:val="single"/>
-          </w:rPr>
-          <w:t>民26:8</w:t>
-        </w:r>
-      </w:hyperlink>
-      <w:r>
-        <w:rPr>
-          <w:lang w:val="zh_TW" w:bidi="zh_TW"/>
-        </w:rPr>
-        <w:t>；</w:t>
-      </w:r>
-      <w:hyperlink r:id="rId47">
-        <w:r>
-          <w:rPr>
-            <w:lang w:val="zh_TW" w:bidi="zh_TW"/>
-          </w:rPr>
-          <w:rPr>
-            <w:color w:val="0000EE"/>
-            <w:u w:val="single"/>
-          </w:rPr>
-          <w:t>代上5:3</w:t>
-        </w:r>
-      </w:hyperlink>
-      <w:r>
-        <w:rPr>
-          <w:lang w:val="zh_TW" w:bidi="zh_TW"/>
-        </w:rPr>
-        <w:t>）。他是法路族的始祖（</w:t>
-      </w:r>
-      <w:hyperlink r:id="rId48">
-        <w:r>
-          <w:rPr>
-            <w:lang w:val="zh_TW" w:bidi="zh_TW"/>
-          </w:rPr>
-          <w:rPr>
-            <w:color w:val="0000EE"/>
-            <w:u w:val="single"/>
-          </w:rPr>
-          <w:t>民26:5</w:t>
-        </w:r>
-      </w:hyperlink>
-      <w:r>
-        <w:rPr>
-          <w:lang w:val="zh_TW" w:bidi="zh_TW"/>
-        </w:rPr>
-        <w:t>）。</w:t>
-      </w:r>
-      <w:r>
-        <w:rPr>
-          <w:lang w:val="zh_TW" w:bidi="zh_TW"/>
-        </w:rPr>
-      </w:r>
-      <w:r>
-        <w:rPr>
-          <w:lang w:val="zh_TW" w:bidi="zh_TW"/>
-        </w:rPr>
-      </w:r>
-    </w:p>
-    <w:p>
-      <w:pPr/>
-      <w:r>
-        <w:rPr>
-          <w:lang w:val="zh_TW" w:bidi="zh_TW"/>
-        </w:rPr>
-      </w:r>
-    </w:p>
-    <w:p>
-      <w:pPr>
-        <w:pStyle w:val="Heading2"/>
-      </w:pPr>
-      <w:r>
-        <w:rPr>
-          <w:lang w:val="zh_TW" w:bidi="zh_TW"/>
-        </w:rPr>
-        <w:t>法路（Phallu）</w:t>
-      </w:r>
-      <w:r>
-        <w:rPr>
-          <w:lang w:val="zh_TW" w:bidi="zh_TW"/>
-        </w:rPr>
-      </w:r>
-    </w:p>
-    <w:p>
-      <w:pPr/>
-      <w:r>
-        <w:rPr>
-          <w:lang w:val="zh_TW" w:bidi="zh_TW"/>
-        </w:rPr>
-      </w:r>
-      <w:r>
-        <w:rPr>
-          <w:lang w:val="zh_TW" w:bidi="zh_TW"/>
-        </w:rPr>
-        <w:t>某英文譯本將法路（Pallu）拼寫成Phallu。法路是呂便的第二個兒子（</w:t>
-      </w:r>
-      <w:hyperlink r:id="rId44">
-        <w:r>
-          <w:rPr>
-            <w:lang w:val="zh_TW" w:bidi="zh_TW"/>
-          </w:rPr>
-          <w:rPr>
-            <w:color w:val="0000EE"/>
-            <w:u w:val="single"/>
-          </w:rPr>
-          <w:t>創46:9</w:t>
-        </w:r>
-      </w:hyperlink>
-      <w:r>
-        <w:rPr>
-          <w:lang w:val="zh_TW" w:bidi="zh_TW"/>
-        </w:rPr>
-        <w:t>）。</w:t>
-      </w:r>
-    </w:p>
-    <w:p>
-      <w:pPr/>
-      <w:r>
-        <w:rPr>
-          <w:lang w:val="zh_TW" w:bidi="zh_TW"/>
-        </w:rPr>
       </w:r>
       <w:r>
         <w:rPr>
@@ -1877,7 +402,7 @@
         <w:rPr>
           <w:lang w:val="zh_TW" w:bidi="zh_TW"/>
         </w:rPr>
-        <w:t>法路，法路族</w:t>
+        <w:t>耶穌基督的家譜</w:t>
       </w:r>
       <w:r>
         <w:rPr>

--- a/zht/docx/039.content.docx
+++ b/zht/docx/039.content.docx
@@ -149,7 +149,7 @@
         <w:rPr>
           <w:lang w:val="zh_TW" w:bidi="zh_TW"/>
         </w:rPr>
-        <w:t>er</w:t>
+        <w:t>en</w:t>
       </w:r>
       <w:r>
         <w:rPr>
@@ -212,7 +212,7 @@
         <w:rPr>
           <w:lang w:val="zh_TW" w:bidi="zh_TW"/>
         </w:rPr>
-        <w:t>珥</w:t>
+        <w:t>恩慈</w:t>
       </w:r>
       <w:r>
         <w:rPr>
@@ -221,12 +221,36 @@
       </w:r>
     </w:p>
     <w:p>
-      <w:pPr>
-        <w:pStyle w:val="ListNumber"/>
-        <w:numPr>
-          <w:ilvl w:val="0"/>
-          <w:numId w:val="14"/>
-        </w:numPr>
+      <w:pPr/>
+      <w:r>
+        <w:rPr>
+          <w:lang w:val="zh_TW" w:bidi="zh_TW"/>
+        </w:rPr>
+      </w:r>
+      <w:r>
+        <w:rPr>
+          <w:lang w:val="zh_TW" w:bidi="zh_TW"/>
+        </w:rPr>
+        <w:t>恩慈（kindess）是一種生活方式，包含愛的關懷、理解、友善、耐心、溫柔和良善。它不僅體現在言語和行為上，更在於選擇以某種方式行事，而非僅僅受情感的驅使。</w:t>
+      </w:r>
+    </w:p>
+    <w:p>
+      <w:pPr/>
+      <w:r>
+        <w:rPr>
+          <w:lang w:val="zh_TW" w:bidi="zh_TW"/>
+        </w:rPr>
+      </w:r>
+      <w:r>
+        <w:rPr>
+          <w:lang w:val="zh_TW" w:bidi="zh_TW"/>
+        </w:rPr>
+        <w:t>聖經中有許多關於恩慈的故事：</w:t>
+      </w:r>
+    </w:p>
+    <w:p>
+      <w:pPr>
+        <w:pStyle w:val="ListBullet"/>
         <w:spacing w:line="240" w:lineRule="auto"/>
         <w:ind w:left="720"/>
       </w:pPr>
@@ -239,7 +263,7 @@
         <w:rPr>
           <w:lang w:val="zh_TW" w:bidi="zh_TW"/>
         </w:rPr>
-        <w:t>猶大和迦南人書亞的女兒所生的長子（</w:t>
+        <w:t>約瑟請求法老的僕人恩慈地向法老提起他（</w:t>
       </w:r>
       <w:hyperlink r:id="rId13">
         <w:r>
@@ -250,14 +274,32 @@
             <w:color w:val="0000EE"/>
             <w:u w:val="single"/>
           </w:rPr>
-          <w:t>創38:3</w:t>
+          <w:t>創40:14</w:t>
         </w:r>
       </w:hyperlink>
       <w:r>
         <w:rPr>
           <w:lang w:val="zh_TW" w:bidi="zh_TW"/>
         </w:rPr>
-        <w:t>）。在他和妻子她瑪還沒有生兒育女之前，神就叫他死了（</w:t>
+        <w:t>）。</w:t>
+      </w:r>
+    </w:p>
+    <w:p>
+      <w:pPr>
+        <w:pStyle w:val="ListBullet"/>
+        <w:spacing w:line="240" w:lineRule="auto"/>
+        <w:ind w:left="720"/>
+      </w:pPr>
+      <w:r>
+        <w:rPr>
+          <w:lang w:val="zh_TW" w:bidi="zh_TW"/>
+        </w:rPr>
+      </w:r>
+      <w:r>
+        <w:rPr>
+          <w:lang w:val="zh_TW" w:bidi="zh_TW"/>
+        </w:rPr>
+        <w:t>喇合因為在家中保護了兩個以色列的探子，請求以色列人以恩慈對待她（</w:t>
       </w:r>
       <w:hyperlink r:id="rId14">
         <w:r>
@@ -268,14 +310,32 @@
             <w:color w:val="0000EE"/>
             <w:u w:val="single"/>
           </w:rPr>
-          <w:t>創38:7</w:t>
+          <w:t>書2:12</w:t>
         </w:r>
       </w:hyperlink>
       <w:r>
         <w:rPr>
           <w:lang w:val="zh_TW" w:bidi="zh_TW"/>
         </w:rPr>
-        <w:t>，</w:t>
+        <w:t>）。</w:t>
+      </w:r>
+    </w:p>
+    <w:p>
+      <w:pPr>
+        <w:pStyle w:val="ListBullet"/>
+        <w:spacing w:line="240" w:lineRule="auto"/>
+        <w:ind w:left="720"/>
+      </w:pPr>
+      <w:r>
+        <w:rPr>
+          <w:lang w:val="zh_TW" w:bidi="zh_TW"/>
+        </w:rPr>
+      </w:r>
+      <w:r>
+        <w:rPr>
+          <w:lang w:val="zh_TW" w:bidi="zh_TW"/>
+        </w:rPr>
+        <w:t>掃羅在攻擊亞瑪力人之前，請基尼人離開亞瑪力人的領土。因為他不願意與亞瑪力人一起殺害基尼人，他們曾在以色列出埃及時對他們表現出恩慈（</w:t>
       </w:r>
       <w:hyperlink r:id="rId15">
         <w:r>
@@ -286,14 +346,32 @@
             <w:color w:val="0000EE"/>
             <w:u w:val="single"/>
           </w:rPr>
-          <w:t>46:12</w:t>
+          <w:t>撒上15:6</w:t>
         </w:r>
       </w:hyperlink>
       <w:r>
         <w:rPr>
           <w:lang w:val="zh_TW" w:bidi="zh_TW"/>
         </w:rPr>
-        <w:t>；</w:t>
+        <w:t>）。</w:t>
+      </w:r>
+    </w:p>
+    <w:p>
+      <w:pPr>
+        <w:pStyle w:val="ListBullet"/>
+        <w:spacing w:line="240" w:lineRule="auto"/>
+        <w:ind w:left="720"/>
+      </w:pPr>
+      <w:r>
+        <w:rPr>
+          <w:lang w:val="zh_TW" w:bidi="zh_TW"/>
+        </w:rPr>
+      </w:r>
+      <w:r>
+        <w:rPr>
+          <w:lang w:val="zh_TW" w:bidi="zh_TW"/>
+        </w:rPr>
+        <w:t>大衛讚揚基列‧雅比人埋葬掃羅的遺體（</w:t>
       </w:r>
       <w:hyperlink r:id="rId16">
         <w:r>
@@ -304,7 +382,7 @@
             <w:color w:val="0000EE"/>
             <w:u w:val="single"/>
           </w:rPr>
-          <w:t>代上2:3</w:t>
+          <w:t>撒下2:5</w:t>
         </w:r>
       </w:hyperlink>
       <w:r>
@@ -316,7 +394,7 @@
     </w:p>
     <w:p>
       <w:pPr>
-        <w:pStyle w:val="ListNumber"/>
+        <w:pStyle w:val="ListBullet"/>
         <w:spacing w:line="240" w:lineRule="auto"/>
         <w:ind w:left="720"/>
       </w:pPr>
@@ -329,7 +407,7 @@
         <w:rPr>
           <w:lang w:val="zh_TW" w:bidi="zh_TW"/>
         </w:rPr>
-        <w:t>猶大的孫子、利迦的父親（</w:t>
+        <w:t>約拿單請求大衛施以「恩待」，以免被殺（</w:t>
       </w:r>
       <w:hyperlink r:id="rId17">
         <w:r>
@@ -340,19 +418,19 @@
             <w:color w:val="0000EE"/>
             <w:u w:val="single"/>
           </w:rPr>
-          <w:t>代上4:21</w:t>
+          <w:t>撒上20:14–15</w:t>
         </w:r>
       </w:hyperlink>
       <w:r>
         <w:rPr>
           <w:lang w:val="zh_TW" w:bidi="zh_TW"/>
         </w:rPr>
-        <w:t>）。他是上面第一項中的珥的姪子。</w:t>
+        <w:t>）。</w:t>
       </w:r>
     </w:p>
     <w:p>
       <w:pPr>
-        <w:pStyle w:val="ListNumber"/>
+        <w:pStyle w:val="ListBullet"/>
         <w:spacing w:line="240" w:lineRule="auto"/>
         <w:ind w:left="720"/>
       </w:pPr>
@@ -365,7 +443,7 @@
         <w:rPr>
           <w:lang w:val="zh_TW" w:bidi="zh_TW"/>
         </w:rPr>
-        <w:t>約細的兒子，也是馬利亞丈夫約瑟的祖先之一（</w:t>
+        <w:t>大衛對約拿單的兒子仁慈，讓他與王同席吃飯（</w:t>
       </w:r>
       <w:hyperlink r:id="rId18">
         <w:r>
@@ -376,7 +454,7 @@
             <w:color w:val="0000EE"/>
             <w:u w:val="single"/>
           </w:rPr>
-          <w:t>路3:28</w:t>
+          <w:t>撒下9:1–7</w:t>
         </w:r>
       </w:hyperlink>
       <w:r>
@@ -385,12 +463,1218 @@
         </w:rPr>
         <w:t>）。</w:t>
       </w:r>
+    </w:p>
+    <w:p>
+      <w:pPr/>
+      <w:r>
+        <w:rPr>
+          <w:lang w:val="zh_TW" w:bidi="zh_TW"/>
+        </w:rPr>
+      </w:r>
+      <w:r>
+        <w:rPr>
+          <w:lang w:val="zh_TW" w:bidi="zh_TW"/>
+        </w:rPr>
+        <w:t>以惡報善是非常錯誤的：</w:t>
+      </w:r>
+    </w:p>
+    <w:p>
+      <w:pPr>
+        <w:pStyle w:val="ListBullet"/>
+        <w:spacing w:line="240" w:lineRule="auto"/>
+        <w:ind w:left="720"/>
+      </w:pPr>
+      <w:r>
+        <w:rPr>
+          <w:lang w:val="zh_TW" w:bidi="zh_TW"/>
+        </w:rPr>
+      </w:r>
+      <w:r>
+        <w:rPr>
+          <w:lang w:val="zh_TW" w:bidi="zh_TW"/>
+        </w:rPr>
+        <w:t>亞比米勒希望亞伯拉罕起誓會對他的後代以恩慈回報恩慈（</w:t>
+      </w:r>
+      <w:hyperlink r:id="rId19">
+        <w:r>
+          <w:rPr>
+            <w:lang w:val="zh_TW" w:bidi="zh_TW"/>
+          </w:rPr>
+          <w:rPr>
+            <w:color w:val="0000EE"/>
+            <w:u w:val="single"/>
+          </w:rPr>
+          <w:t>創21:23</w:t>
+        </w:r>
+      </w:hyperlink>
+      <w:r>
+        <w:rPr>
+          <w:lang w:val="zh_TW" w:bidi="zh_TW"/>
+        </w:rPr>
+        <w:t>）。</w:t>
+      </w:r>
+    </w:p>
+    <w:p>
+      <w:pPr>
+        <w:pStyle w:val="ListBullet"/>
+        <w:spacing w:line="240" w:lineRule="auto"/>
+        <w:ind w:left="720"/>
+      </w:pPr>
+      <w:r>
+        <w:rPr>
+          <w:lang w:val="zh_TW" w:bidi="zh_TW"/>
+        </w:rPr>
+      </w:r>
+      <w:r>
+        <w:rPr>
+          <w:lang w:val="zh_TW" w:bidi="zh_TW"/>
+        </w:rPr>
+        <w:t>押尼珥對伊施波設恩慈，沒有將他交給大衛，但伊施波設指責押尼珥與掃羅的妾利斯巴有不當行為（</w:t>
+      </w:r>
+      <w:hyperlink r:id="rId20">
+        <w:r>
+          <w:rPr>
+            <w:lang w:val="zh_TW" w:bidi="zh_TW"/>
+          </w:rPr>
+          <w:rPr>
+            <w:color w:val="0000EE"/>
+            <w:u w:val="single"/>
+          </w:rPr>
+          <w:t>撒下3:8</w:t>
+        </w:r>
+      </w:hyperlink>
+      <w:r>
+        <w:rPr>
+          <w:lang w:val="zh_TW" w:bidi="zh_TW"/>
+        </w:rPr>
+        <w:t>）。</w:t>
+      </w:r>
+    </w:p>
+    <w:p>
+      <w:pPr>
+        <w:pStyle w:val="ListBullet"/>
+        <w:spacing w:line="240" w:lineRule="auto"/>
+        <w:ind w:left="720"/>
+      </w:pPr>
+      <w:r>
+        <w:rPr>
+          <w:lang w:val="zh_TW" w:bidi="zh_TW"/>
+        </w:rPr>
+      </w:r>
+      <w:r>
+        <w:rPr>
+          <w:lang w:val="zh_TW" w:bidi="zh_TW"/>
+        </w:rPr>
+        <w:t>大衛在他父親去世時送上慰問的話語，但哈嫩羞辱了大衛的使者，導致兩國之間的戰爭（</w:t>
+      </w:r>
+      <w:hyperlink r:id="rId21">
+        <w:r>
+          <w:rPr>
+            <w:lang w:val="zh_TW" w:bidi="zh_TW"/>
+          </w:rPr>
+          <w:rPr>
+            <w:color w:val="0000EE"/>
+            <w:u w:val="single"/>
+          </w:rPr>
+          <w:t>撒下10:2–19</w:t>
+        </w:r>
+      </w:hyperlink>
+      <w:r>
+        <w:rPr>
+          <w:lang w:val="zh_TW" w:bidi="zh_TW"/>
+        </w:rPr>
+        <w:t>）。</w:t>
+      </w:r>
+    </w:p>
+    <w:p>
+      <w:pPr>
+        <w:pStyle w:val="ListBullet"/>
+        <w:spacing w:line="240" w:lineRule="auto"/>
+        <w:ind w:left="720"/>
+      </w:pPr>
+      <w:r>
+        <w:rPr>
+          <w:lang w:val="zh_TW" w:bidi="zh_TW"/>
+        </w:rPr>
+      </w:r>
+      <w:r>
+        <w:rPr>
+          <w:lang w:val="zh_TW" w:bidi="zh_TW"/>
+        </w:rPr>
+        <w:t>押沙龍責備大衛的朋友戶篩，指責他在大衛需要他時離開大衛，並質問戶篩這是否是他回報大衛友誼的方式（</w:t>
+      </w:r>
+      <w:hyperlink r:id="rId22">
+        <w:r>
+          <w:rPr>
+            <w:lang w:val="zh_TW" w:bidi="zh_TW"/>
+          </w:rPr>
+          <w:rPr>
+            <w:color w:val="0000EE"/>
+            <w:u w:val="single"/>
+          </w:rPr>
+          <w:t>撒下16:17</w:t>
+        </w:r>
+      </w:hyperlink>
+      <w:r>
+        <w:rPr>
+          <w:lang w:val="zh_TW" w:bidi="zh_TW"/>
+        </w:rPr>
+        <w:t>；另見</w:t>
+      </w:r>
+      <w:hyperlink r:id="rId23">
+        <w:r>
+          <w:rPr>
+            <w:lang w:val="zh_TW" w:bidi="zh_TW"/>
+          </w:rPr>
+          <w:rPr>
+            <w:color w:val="0000EE"/>
+            <w:u w:val="single"/>
+          </w:rPr>
+          <w:t>代下24:22</w:t>
+        </w:r>
+      </w:hyperlink>
+      <w:r>
+        <w:rPr>
+          <w:lang w:val="zh_TW" w:bidi="zh_TW"/>
+        </w:rPr>
+        <w:t>）。</w:t>
+      </w:r>
+    </w:p>
+    <w:p>
+      <w:pPr/>
+      <w:r>
+        <w:rPr>
+          <w:lang w:val="zh_TW" w:bidi="zh_TW"/>
+        </w:rPr>
+      </w:r>
+      <w:r>
+        <w:rPr>
+          <w:lang w:val="zh_TW" w:bidi="zh_TW"/>
+        </w:rPr>
+        <w:t>神的作為是聖經中恩慈的最佳例子。利未人讚美神的寬恕、恩典、憐憫和極大的恩慈（</w:t>
+      </w:r>
+      <w:hyperlink r:id="rId24">
+        <w:r>
+          <w:rPr>
+            <w:lang w:val="zh_TW" w:bidi="zh_TW"/>
+          </w:rPr>
+          <w:rPr>
+            <w:color w:val="0000EE"/>
+            <w:u w:val="single"/>
+          </w:rPr>
+          <w:t>尼9:17–31</w:t>
+        </w:r>
+      </w:hyperlink>
+      <w:r>
+        <w:rPr>
+          <w:lang w:val="zh_TW" w:bidi="zh_TW"/>
+        </w:rPr>
+        <w:t>）。他們說即使以色列對神不忠，神仍然對他們恩慈。</w:t>
+      </w:r>
+    </w:p>
+    <w:p>
+      <w:pPr>
+        <w:pStyle w:val="ListBullet"/>
+        <w:spacing w:line="240" w:lineRule="auto"/>
+        <w:ind w:left="720"/>
+      </w:pPr>
+      <w:r>
+        <w:rPr>
+          <w:lang w:val="zh_TW" w:bidi="zh_TW"/>
+        </w:rPr>
+      </w:r>
+      <w:r>
+        <w:rPr>
+          <w:lang w:val="zh_TW" w:bidi="zh_TW"/>
+        </w:rPr>
+        <w:t>即使以色列人拜金牛犢，神也沒有離棄他們。</w:t>
+      </w:r>
+    </w:p>
+    <w:p>
+      <w:pPr>
+        <w:pStyle w:val="ListBullet"/>
+        <w:spacing w:line="240" w:lineRule="auto"/>
+        <w:ind w:left="720"/>
+      </w:pPr>
+      <w:r>
+        <w:rPr>
+          <w:lang w:val="zh_TW" w:bidi="zh_TW"/>
+        </w:rPr>
+      </w:r>
+      <w:r>
+        <w:rPr>
+          <w:lang w:val="zh_TW" w:bidi="zh_TW"/>
+        </w:rPr>
+        <w:t>神賜下祂的靈來教導他們。</w:t>
+      </w:r>
+    </w:p>
+    <w:p>
+      <w:pPr>
+        <w:pStyle w:val="ListBullet"/>
+        <w:spacing w:line="240" w:lineRule="auto"/>
+        <w:ind w:left="720"/>
+      </w:pPr>
+      <w:r>
+        <w:rPr>
+          <w:lang w:val="zh_TW" w:bidi="zh_TW"/>
+        </w:rPr>
+      </w:r>
+      <w:r>
+        <w:rPr>
+          <w:lang w:val="zh_TW" w:bidi="zh_TW"/>
+        </w:rPr>
+        <w:t>神在他們寄居曠野的40年間，給他們賜下嗎哪，給他們水喝。</w:t>
+      </w:r>
+    </w:p>
+    <w:p>
+      <w:pPr>
+        <w:pStyle w:val="ListBullet"/>
+        <w:spacing w:line="240" w:lineRule="auto"/>
+        <w:ind w:left="720"/>
+      </w:pPr>
+      <w:r>
+        <w:rPr>
+          <w:lang w:val="zh_TW" w:bidi="zh_TW"/>
+        </w:rPr>
+      </w:r>
+      <w:r>
+        <w:rPr>
+          <w:lang w:val="zh_TW" w:bidi="zh_TW"/>
+        </w:rPr>
+        <w:t>神賜給他們迦南地居住。</w:t>
+      </w:r>
+    </w:p>
+    <w:p>
+      <w:pPr/>
+      <w:r>
+        <w:rPr>
+          <w:lang w:val="zh_TW" w:bidi="zh_TW"/>
+        </w:rPr>
+      </w:r>
+      <w:r>
+        <w:rPr>
+          <w:lang w:val="zh_TW" w:bidi="zh_TW"/>
+        </w:rPr>
+        <w:t>神恩慈的最大例子是賜下救恩給罪人，這不是因為他們的善行，而是因為祂的憐憫（</w:t>
+      </w:r>
+      <w:hyperlink r:id="rId25">
+        <w:r>
+          <w:rPr>
+            <w:lang w:val="zh_TW" w:bidi="zh_TW"/>
+          </w:rPr>
+          <w:rPr>
+            <w:color w:val="0000EE"/>
+            <w:u w:val="single"/>
+          </w:rPr>
+          <w:t>多3:4</w:t>
+        </w:r>
+      </w:hyperlink>
+      <w:r>
+        <w:rPr>
+          <w:lang w:val="zh_TW" w:bidi="zh_TW"/>
+        </w:rPr>
+        <w:t>；另見</w:t>
+      </w:r>
+      <w:hyperlink r:id="rId26">
+        <w:r>
+          <w:rPr>
+            <w:lang w:val="zh_TW" w:bidi="zh_TW"/>
+          </w:rPr>
+          <w:rPr>
+            <w:color w:val="0000EE"/>
+            <w:u w:val="single"/>
+          </w:rPr>
+          <w:t>弗2:7</w:t>
+        </w:r>
+      </w:hyperlink>
+      <w:r>
+        <w:rPr>
+          <w:lang w:val="zh_TW" w:bidi="zh_TW"/>
+        </w:rPr>
+        <w:t>）。</w:t>
+      </w:r>
+    </w:p>
+    <w:p>
+      <w:pPr/>
+      <w:r>
+        <w:rPr>
+          <w:lang w:val="zh_TW" w:bidi="zh_TW"/>
+        </w:rPr>
+      </w:r>
+      <w:r>
+        <w:rPr>
+          <w:lang w:val="zh_TW" w:bidi="zh_TW"/>
+        </w:rPr>
+        <w:t>因為神對他們如此恩慈，所以基督徒（作為神的選民）被告知要有憐憫、恩慈、謙虛、溫柔、忍耐的心（</w:t>
+      </w:r>
+      <w:hyperlink r:id="rId27">
+        <w:r>
+          <w:rPr>
+            <w:lang w:val="zh_TW" w:bidi="zh_TW"/>
+          </w:rPr>
+          <w:rPr>
+            <w:color w:val="0000EE"/>
+            <w:u w:val="single"/>
+          </w:rPr>
+          <w:t>西3:12</w:t>
+        </w:r>
+      </w:hyperlink>
+      <w:r>
+        <w:rPr>
+          <w:lang w:val="zh_TW" w:bidi="zh_TW"/>
+        </w:rPr>
+        <w:t>）。使徒彼得告訴基督徒要在他們的信心上加上「愛弟兄的心」，以及其它美好的品德（</w:t>
+      </w:r>
+      <w:hyperlink r:id="rId28">
+        <w:r>
+          <w:rPr>
+            <w:lang w:val="zh_TW" w:bidi="zh_TW"/>
+          </w:rPr>
+          <w:rPr>
+            <w:color w:val="0000EE"/>
+            <w:u w:val="single"/>
+          </w:rPr>
+          <w:t>彼後1:7</w:t>
+        </w:r>
+      </w:hyperlink>
+      <w:r>
+        <w:rPr>
+          <w:lang w:val="zh_TW" w:bidi="zh_TW"/>
+        </w:rPr>
+        <w:t>）。</w:t>
+      </w:r>
+      <w:r>
+        <w:rPr>
+          <w:lang w:val="zh_TW" w:bidi="zh_TW"/>
+        </w:rPr>
+      </w:r>
+      <w:r>
+        <w:rPr>
+          <w:lang w:val="zh_TW" w:bidi="zh_TW"/>
+        </w:rPr>
+      </w:r>
+    </w:p>
+    <w:p>
+      <w:pPr/>
+      <w:r>
+        <w:rPr>
+          <w:lang w:val="zh_TW" w:bidi="zh_TW"/>
+        </w:rPr>
+      </w:r>
+    </w:p>
+    <w:p>
+      <w:pPr>
+        <w:pStyle w:val="Heading2"/>
+      </w:pPr>
+      <w:r>
+        <w:rPr>
+          <w:lang w:val="zh_TW" w:bidi="zh_TW"/>
+        </w:rPr>
+        <w:t>恩典</w:t>
+      </w:r>
+      <w:r>
+        <w:rPr>
+          <w:lang w:val="zh_TW" w:bidi="zh_TW"/>
+        </w:rPr>
+      </w:r>
+    </w:p>
+    <w:p>
+      <w:pPr/>
+      <w:r>
+        <w:rPr>
+          <w:lang w:val="zh_TW" w:bidi="zh_TW"/>
+        </w:rPr>
+      </w:r>
+      <w:r>
+        <w:rPr>
+          <w:lang w:val="zh_TW" w:bidi="zh_TW"/>
+        </w:rPr>
+        <w:t>神所賜的禮物，透過祂的行動表達出來，包括祂向人施予的憐憫、慈愛和救恩。</w:t>
+      </w:r>
+    </w:p>
+    <w:p>
+      <w:pPr/>
+      <w:r>
+        <w:rPr>
+          <w:lang w:val="zh_TW" w:bidi="zh_TW"/>
+        </w:rPr>
+      </w:r>
+      <w:r>
+        <w:rPr>
+          <w:lang w:val="zh_TW" w:bidi="zh_TW"/>
+        </w:rPr>
+        <w:t>恩典是神的行動，使祂能夠以無盡的寬恕和祝福來面對人的冷漠和叛逆。神在行動中顯示出祂的恩典。神恩典的教義貫穿整個舊約和新約的思想。然而，舊約只是預示並為在新約中完全展現的恩典做準備。</w:t>
+      </w:r>
+    </w:p>
+    <w:p>
+      <w:pPr>
+        <w:pStyle w:val="Heading3"/>
+      </w:pPr>
+      <w:r>
+        <w:rPr>
+          <w:lang w:val="zh_TW" w:bidi="zh_TW"/>
+        </w:rPr>
+        <w:t>舊約中的恩典</w:t>
+      </w:r>
+    </w:p>
+    <w:p>
+      <w:pPr/>
+      <w:r>
+        <w:rPr>
+          <w:lang w:val="zh_TW" w:bidi="zh_TW"/>
+        </w:rPr>
+      </w:r>
+      <w:r>
+        <w:rPr>
+          <w:lang w:val="zh_TW" w:bidi="zh_TW"/>
+        </w:rPr>
+        <w:t>在舊約的早期敘述中，神自我揭示為自己是一位「有憐憫有恩典的神，不輕易發怒，並有豐盛的慈愛和誠實」（</w:t>
+      </w:r>
+      <w:hyperlink r:id="rId29">
+        <w:r>
+          <w:rPr>
+            <w:lang w:val="zh_TW" w:bidi="zh_TW"/>
+          </w:rPr>
+          <w:rPr>
+            <w:color w:val="0000EE"/>
+            <w:u w:val="single"/>
+          </w:rPr>
+          <w:t>出34:6</w:t>
+        </w:r>
+      </w:hyperlink>
+      <w:r>
+        <w:rPr>
+          <w:lang w:val="zh_TW" w:bidi="zh_TW"/>
+        </w:rPr>
+        <w:t>）。 因此，不配的人類可以用「主啊，我若在你眼前蒙恩，……」這樣的禱告去接近祂（</w:t>
+      </w:r>
+      <w:hyperlink r:id="rId30">
+        <w:r>
+          <w:rPr>
+            <w:lang w:val="zh_TW" w:bidi="zh_TW"/>
+          </w:rPr>
+          <w:rPr>
+            <w:color w:val="0000EE"/>
+            <w:u w:val="single"/>
+          </w:rPr>
+          <w:t>出34:9</w:t>
+        </w:r>
+      </w:hyperlink>
+      <w:r>
+        <w:rPr>
+          <w:lang w:val="zh_TW" w:bidi="zh_TW"/>
+        </w:rPr>
+        <w:t>）。透過神的主動，人與神的疏離被轉變為一種不配得的接納，這開啟了和好和救贖的可能。</w:t>
+      </w:r>
+    </w:p>
+    <w:p>
+      <w:pPr/>
+      <w:r>
+        <w:rPr>
+          <w:lang w:val="zh_TW" w:bidi="zh_TW"/>
+        </w:rPr>
+      </w:r>
+      <w:r>
+        <w:rPr>
+          <w:lang w:val="zh_TW" w:bidi="zh_TW"/>
+        </w:rPr>
+        <w:t>在伊甸園中，恩典已經開始發揮作用，當神以救贖的應許（</w:t>
+      </w:r>
+      <w:hyperlink r:id="rId31">
+        <w:r>
+          <w:rPr>
+            <w:lang w:val="zh_TW" w:bidi="zh_TW"/>
+          </w:rPr>
+          <w:rPr>
+            <w:color w:val="0000EE"/>
+            <w:u w:val="single"/>
+          </w:rPr>
+          <w:t>創3:15</w:t>
+        </w:r>
+      </w:hyperlink>
+      <w:r>
+        <w:rPr>
+          <w:lang w:val="zh_TW" w:bidi="zh_TW"/>
+        </w:rPr>
+        <w:t>）和關切的照顧來回應墮落，而不是以放棄或報復性的毀滅。神對亞伯拉罕的呼召是恩典的延伸，不僅對他個人如此，也通過他作為普世的媒介。作為對亞伯拉罕個人祝福和對他後裔的國的祝福的不可分割的一部分，神的應許中指出，個人和國的祝福將成為實現「地上的萬族都要因你得福」的工具（</w:t>
+      </w:r>
+      <w:hyperlink r:id="rId32">
+        <w:r>
+          <w:rPr>
+            <w:lang w:val="zh_TW" w:bidi="zh_TW"/>
+          </w:rPr>
+          <w:rPr>
+            <w:color w:val="0000EE"/>
+            <w:u w:val="single"/>
+          </w:rPr>
+          <w:t>創12:2–3</w:t>
+        </w:r>
+      </w:hyperlink>
+      <w:r>
+        <w:rPr>
+          <w:lang w:val="zh_TW" w:bidi="zh_TW"/>
+        </w:rPr>
+        <w:t>）。因此，亞伯拉罕的選擇和普世祝福的應許都在神所賜的約中表達出來，其目的是將神的恩典延伸到全人類。神在對亞伯拉罕的應許中莊嚴地確認道：「我與你立約：你要作多國的父……我要與你並你世世代代的後裔堅立我的約，作永遠的約」（</w:t>
+      </w:r>
+      <w:hyperlink r:id="rId33">
+        <w:r>
+          <w:rPr>
+            <w:lang w:val="zh_TW" w:bidi="zh_TW"/>
+          </w:rPr>
+          <w:rPr>
+            <w:color w:val="0000EE"/>
+            <w:u w:val="single"/>
+          </w:rPr>
+          <w:t>創17:4、7</w:t>
+        </w:r>
+      </w:hyperlink>
+      <w:r>
+        <w:rPr>
+          <w:lang w:val="zh_TW" w:bidi="zh_TW"/>
+        </w:rPr>
+        <w:t>）。這個應許應該被理解為在恩典的基礎上實現，而不是在種族的基礎上，這樣它就適用於所有亞伯拉罕的後裔——不僅是猶太信徒，即他的種族後裔，還有他的屬靈後裔，來自列國的信徒，他們擁有像亞伯拉罕一樣的信仰（</w:t>
+      </w:r>
+      <w:hyperlink r:id="rId34">
+        <w:r>
+          <w:rPr>
+            <w:lang w:val="zh_TW" w:bidi="zh_TW"/>
+          </w:rPr>
+          <w:rPr>
+            <w:color w:val="0000EE"/>
+            <w:u w:val="single"/>
+          </w:rPr>
+          <w:t>羅4:16</w:t>
+        </w:r>
+      </w:hyperlink>
+      <w:r>
+        <w:rPr>
+          <w:lang w:val="zh_TW" w:bidi="zh_TW"/>
+        </w:rPr>
+        <w:t>）。 因此，從神恩典的角度來看，揀選亞伯拉罕和以色列民族並不是目的本身。這是神的計劃，將祂的救贖設計延伸到列國的所有信徒。在向亞伯拉罕施恩時，神正在建立教會的開端，即恩典的群體。</w:t>
+      </w:r>
+    </w:p>
+    <w:p>
+      <w:pPr/>
+      <w:r>
+        <w:rPr>
+          <w:lang w:val="zh_TW" w:bidi="zh_TW"/>
+        </w:rPr>
+      </w:r>
+      <w:r>
+        <w:rPr>
+          <w:lang w:val="zh_TW" w:bidi="zh_TW"/>
+        </w:rPr>
+        <w:t>神在揀選亞伯拉罕並使他成為神恩典的接受者中所表現出神的惟獨主義（particularism），且提供了一個範例，適用於所有在救贖歷史中被神使用的人。超越了賦予像亞伯拉罕、大衛、先知以及後來使徒們等個人的恩典，這些人因他們的呼召而具有了為所有分享亞伯拉罕信仰的群體——教會——履行神的約的貢獻潛力。在神對以色列、其族長及其領袖的恩慈作為中，神為祂向普世教會擴展恩典奠定了基礎。神在舊約中的恩慈介入，旨在顯明教會在祂救贖目的中的終極地位。舊約的先知在履行他們的職責時，知道他們所服事的並不是自己，而是教會（</w:t>
+      </w:r>
+      <w:hyperlink r:id="rId35">
+        <w:r>
+          <w:rPr>
+            <w:lang w:val="zh_TW" w:bidi="zh_TW"/>
+          </w:rPr>
+          <w:rPr>
+            <w:color w:val="0000EE"/>
+            <w:u w:val="single"/>
+          </w:rPr>
+          <w:t>彼前1:10–12</w:t>
+        </w:r>
+      </w:hyperlink>
+      <w:r>
+        <w:rPr>
+          <w:lang w:val="zh_TW" w:bidi="zh_TW"/>
+        </w:rPr>
+        <w:t>）。</w:t>
+      </w:r>
+    </w:p>
+    <w:p>
+      <w:pPr/>
+      <w:r>
+        <w:rPr>
+          <w:lang w:val="zh_TW" w:bidi="zh_TW"/>
+        </w:rPr>
+      </w:r>
+      <w:r>
+        <w:rPr>
+          <w:lang w:val="zh_TW" w:bidi="zh_TW"/>
+        </w:rPr>
+        <w:t>作為神恩典過渡性和中介性的表達，舊約的制度僅具有暫時的效力，已被神在新約中恩典的終極顯現所取代（</w:t>
+      </w:r>
+      <w:hyperlink r:id="rId36">
+        <w:r>
+          <w:rPr>
+            <w:lang w:val="zh_TW" w:bidi="zh_TW"/>
+          </w:rPr>
+          <w:rPr>
+            <w:color w:val="0000EE"/>
+            <w:u w:val="single"/>
+          </w:rPr>
+          <w:t>來8:6–7</w:t>
+        </w:r>
+      </w:hyperlink>
+      <w:r>
+        <w:rPr>
+          <w:lang w:val="zh_TW" w:bidi="zh_TW"/>
+        </w:rPr>
+        <w:t>）。因此，舊約將會過去，並被一個新的約所取代，這將展示神恩典的完全顯現。從這個角度來看，律法與恩典之間的張力變得清晰。像以色列的選召一樣，律法（作為舊約中最顯著的制度之一）是一項暫時性的神恩典措施，用以預示和預備通過信靠耶穌基督的恩典而得稱義的約（</w:t>
+      </w:r>
+      <w:hyperlink r:id="rId37">
+        <w:r>
+          <w:rPr>
+            <w:lang w:val="zh_TW" w:bidi="zh_TW"/>
+          </w:rPr>
+          <w:rPr>
+            <w:color w:val="0000EE"/>
+            <w:u w:val="single"/>
+          </w:rPr>
+          <w:t>加3:23–29</w:t>
+        </w:r>
+      </w:hyperlink>
+      <w:r>
+        <w:rPr>
+          <w:lang w:val="zh_TW" w:bidi="zh_TW"/>
+        </w:rPr>
+        <w:t>；</w:t>
+      </w:r>
+      <w:hyperlink r:id="rId38">
+        <w:r>
+          <w:rPr>
+            <w:lang w:val="zh_TW" w:bidi="zh_TW"/>
+          </w:rPr>
+          <w:rPr>
+            <w:color w:val="0000EE"/>
+            <w:u w:val="single"/>
+          </w:rPr>
+          <w:t>來10:1</w:t>
+        </w:r>
+      </w:hyperlink>
+      <w:r>
+        <w:rPr>
+          <w:lang w:val="zh_TW" w:bidi="zh_TW"/>
+        </w:rPr>
+        <w:t>）。</w:t>
+      </w:r>
+    </w:p>
+    <w:p>
+      <w:pPr>
+        <w:pStyle w:val="Heading3"/>
+      </w:pPr>
+      <w:r>
+        <w:rPr>
+          <w:lang w:val="zh_TW" w:bidi="zh_TW"/>
+        </w:rPr>
+        <w:t>新約中的恩典</w:t>
+      </w:r>
+    </w:p>
+    <w:p>
+      <w:pPr/>
+      <w:r>
+        <w:rPr>
+          <w:lang w:val="zh_TW" w:bidi="zh_TW"/>
+        </w:rPr>
+      </w:r>
+      <w:r>
+        <w:rPr>
+          <w:lang w:val="zh_TW" w:bidi="zh_TW"/>
+        </w:rPr>
+        <w:t>恩典作為神對祂子民積極行動的參與，這一概念在新約中更加鮮明。神的恩典在耶穌基督的身上具體體現出來，祂以可見的方式展示了神恩典的動態本質，並在祂的救贖事工中實現了舊約中有關神恩待人的應許（</w:t>
+      </w:r>
+      <w:hyperlink r:id="rId39">
+        <w:r>
+          <w:rPr>
+            <w:lang w:val="zh_TW" w:bidi="zh_TW"/>
+          </w:rPr>
+          <w:rPr>
+            <w:color w:val="0000EE"/>
+            <w:u w:val="single"/>
+          </w:rPr>
+          <w:t>約1:14、17</w:t>
+        </w:r>
+      </w:hyperlink>
+      <w:r>
+        <w:rPr>
+          <w:lang w:val="zh_TW" w:bidi="zh_TW"/>
+        </w:rPr>
+        <w:t>）。</w:t>
+      </w:r>
+    </w:p>
+    <w:p>
+      <w:pPr/>
+      <w:r>
+        <w:rPr>
+          <w:lang w:val="zh_TW" w:bidi="zh_TW"/>
+        </w:rPr>
+      </w:r>
+      <w:r>
+        <w:rPr>
+          <w:lang w:val="zh_TW" w:bidi="zh_TW"/>
+        </w:rPr>
+        <w:t>神在耶穌基督中顯現的恩典使神能夠赦免罪人，並將他們聚集在教會這個新約群體中。耶穌在施行事工期間，曾多次對許多罪人宣告赦罪，並向各種絕望的人提供神的仁愛幫助。透過像父親寬恕浪子和尋找失羊的教導，耶穌明確表示祂來是為了尋找和拯救那些失喪的人。然而，祂最終在十字架上完成的救贖之死，為悔改的罪人敞開了通往神赦免和恢復性恩典的大門。這個簡單的真理在因信稱義的教義中被闡明（</w:t>
+      </w:r>
+      <w:hyperlink r:id="rId40">
+        <w:r>
+          <w:rPr>
+            <w:lang w:val="zh_TW" w:bidi="zh_TW"/>
+          </w:rPr>
+          <w:rPr>
+            <w:color w:val="0000EE"/>
+            <w:u w:val="single"/>
+          </w:rPr>
+          <w:t>羅3:23</w:t>
+        </w:r>
+      </w:hyperlink>
+      <w:r>
+        <w:rPr>
+          <w:lang w:val="zh_TW" w:bidi="zh_TW"/>
+        </w:rPr>
+        <w:t>；</w:t>
+      </w:r>
+      <w:hyperlink r:id="rId41">
+        <w:r>
+          <w:rPr>
+            <w:lang w:val="zh_TW" w:bidi="zh_TW"/>
+          </w:rPr>
+          <w:rPr>
+            <w:color w:val="0000EE"/>
+            <w:u w:val="single"/>
+          </w:rPr>
+          <w:t>多3:7</w:t>
+        </w:r>
+      </w:hyperlink>
+      <w:r>
+        <w:rPr>
+          <w:lang w:val="zh_TW" w:bidi="zh_TW"/>
+        </w:rPr>
+        <w:t>）。根據這個教導，神藉著基督代贖的死而提供恩典，使祂能夠對悔改的罪人宣告「義」或「無罪」的判決，並將他們納入祂的永恆旨意中。因此，他們進入了神恩典的領域，這恩典使他們能夠與聖靈同工，進行個人成聖的過程。</w:t>
+      </w:r>
+    </w:p>
+    <w:p>
+      <w:pPr/>
+      <w:r>
+        <w:rPr>
+          <w:lang w:val="zh_TW" w:bidi="zh_TW"/>
+        </w:rPr>
+      </w:r>
+      <w:r>
+        <w:rPr>
+          <w:lang w:val="zh_TW" w:bidi="zh_TW"/>
+        </w:rPr>
+        <w:t>神在耶穌基督身上顯現的恩典，也使神能夠賜予信徒不配得的恩惠，這些恩惠豐富了他們的生活，並將他們聯合在一起成為基督的身體——教會。他們因恩典而被接納，並因此獲得新的身份，即成為神的兒女，成為神家中的成員，使他們如同對待天父一樣與祂相處（</w:t>
+      </w:r>
+      <w:hyperlink r:id="rId42">
+        <w:r>
+          <w:rPr>
+            <w:lang w:val="zh_TW" w:bidi="zh_TW"/>
+          </w:rPr>
+          <w:rPr>
+            <w:color w:val="0000EE"/>
+            <w:u w:val="single"/>
+          </w:rPr>
+          <w:t>加4:4–6</w:t>
+        </w:r>
+      </w:hyperlink>
+      <w:r>
+        <w:rPr>
+          <w:lang w:val="zh_TW" w:bidi="zh_TW"/>
+        </w:rPr>
+        <w:t>）。他們成為一個群體的成員，在這個群體中，種族、階級和性別的區別變得無關緊要，因為他們都成為了神對亞伯拉罕普世祝福之應許的平等繼承人（</w:t>
+      </w:r>
+      <w:hyperlink r:id="rId43">
+        <w:r>
+          <w:rPr>
+            <w:lang w:val="zh_TW" w:bidi="zh_TW"/>
+          </w:rPr>
+          <w:rPr>
+            <w:color w:val="0000EE"/>
+            <w:u w:val="single"/>
+          </w:rPr>
+          <w:t>3:28–29</w:t>
+        </w:r>
+      </w:hyperlink>
+      <w:r>
+        <w:rPr>
+          <w:lang w:val="zh_TW" w:bidi="zh_TW"/>
+        </w:rPr>
+        <w:t>）。為了豐富他們的個人生活，並確保他們在新群體生活中的參與是有益的，聖靈恩慈地賜給信徒各種恩賜，使他們能夠進行旨在造福教會的各種事工（</w:t>
+      </w:r>
+      <w:hyperlink r:id="rId44">
+        <w:r>
+          <w:rPr>
+            <w:lang w:val="zh_TW" w:bidi="zh_TW"/>
+          </w:rPr>
+          <w:rPr>
+            <w:color w:val="0000EE"/>
+            <w:u w:val="single"/>
+          </w:rPr>
+          <w:t>羅12:6–8</w:t>
+        </w:r>
+      </w:hyperlink>
+      <w:r>
+        <w:rPr>
+          <w:lang w:val="zh_TW" w:bidi="zh_TW"/>
+        </w:rPr>
+        <w:t>）。在這些事工中，首要的是使徒的職分，這一職分與神的恩典密切相關（</w:t>
+      </w:r>
+      <w:hyperlink r:id="rId45">
+        <w:r>
+          <w:rPr>
+            <w:lang w:val="zh_TW" w:bidi="zh_TW"/>
+          </w:rPr>
+          <w:rPr>
+            <w:color w:val="0000EE"/>
+            <w:u w:val="single"/>
+          </w:rPr>
+          <w:t>1:5</w:t>
+        </w:r>
+      </w:hyperlink>
+      <w:r>
+        <w:rPr>
+          <w:lang w:val="zh_TW" w:bidi="zh_TW"/>
+        </w:rPr>
+        <w:t>，</w:t>
+      </w:r>
+      <w:hyperlink r:id="rId46">
+        <w:r>
+          <w:rPr>
+            <w:lang w:val="zh_TW" w:bidi="zh_TW"/>
+          </w:rPr>
+          <w:rPr>
+            <w:color w:val="0000EE"/>
+            <w:u w:val="single"/>
+          </w:rPr>
+          <w:t>15:15–16</w:t>
+        </w:r>
+      </w:hyperlink>
+      <w:r>
+        <w:rPr>
+          <w:lang w:val="zh_TW" w:bidi="zh_TW"/>
+        </w:rPr>
+        <w:t>），因為它與舊約的先知事工結合在一起，為教會提供了基礎結構（</w:t>
+      </w:r>
+      <w:hyperlink r:id="rId47">
+        <w:r>
+          <w:rPr>
+            <w:lang w:val="zh_TW" w:bidi="zh_TW"/>
+          </w:rPr>
+          <w:rPr>
+            <w:color w:val="0000EE"/>
+            <w:u w:val="single"/>
+          </w:rPr>
+          <w:t>弗2:20</w:t>
+        </w:r>
+      </w:hyperlink>
+      <w:r>
+        <w:rPr>
+          <w:lang w:val="zh_TW" w:bidi="zh_TW"/>
+        </w:rPr>
+        <w:t>）。由於神的恩典豐富地傾注在信徒的群體生活中（</w:t>
+      </w:r>
+      <w:hyperlink r:id="rId48">
+        <w:r>
+          <w:rPr>
+            <w:lang w:val="zh_TW" w:bidi="zh_TW"/>
+          </w:rPr>
+          <w:rPr>
+            <w:color w:val="0000EE"/>
+            <w:u w:val="single"/>
+          </w:rPr>
+          <w:t>1:7–8</w:t>
+        </w:r>
+      </w:hyperlink>
+      <w:r>
+        <w:rPr>
+          <w:lang w:val="zh_TW" w:bidi="zh_TW"/>
+        </w:rPr>
+        <w:t>），教會進入永恆後，將通過其存在本身，展示出神在耶穌基督裡無限豐富的恩典（</w:t>
+      </w:r>
+      <w:hyperlink r:id="rId49">
+        <w:r>
+          <w:rPr>
+            <w:lang w:val="zh_TW" w:bidi="zh_TW"/>
+          </w:rPr>
+          <w:rPr>
+            <w:color w:val="0000EE"/>
+            <w:u w:val="single"/>
+          </w:rPr>
+          <w:t>2:6</w:t>
+        </w:r>
+      </w:hyperlink>
+      <w:r>
+        <w:rPr>
+          <w:lang w:val="zh_TW" w:bidi="zh_TW"/>
+        </w:rPr>
+        <w:t>）。</w:t>
+      </w:r>
+    </w:p>
+    <w:p>
+      <w:pPr/>
+      <w:r>
+        <w:rPr>
+          <w:lang w:val="zh_TW" w:bidi="zh_TW"/>
+        </w:rPr>
+      </w:r>
+      <w:r>
+        <w:rPr>
+          <w:lang w:val="zh_TW" w:bidi="zh_TW"/>
+        </w:rPr>
+        <w:t>最後，神在耶穌基督裡顯現的恩典，讓神能夠使信徒在品格和關係中反映祂的恩典。接受神恩典的不可或缺的條件是謙卑（</w:t>
+      </w:r>
+      <w:hyperlink r:id="rId50">
+        <w:r>
+          <w:rPr>
+            <w:lang w:val="zh_TW" w:bidi="zh_TW"/>
+          </w:rPr>
+          <w:rPr>
+            <w:color w:val="0000EE"/>
+            <w:u w:val="single"/>
+          </w:rPr>
+          <w:t>雅4:6</w:t>
+        </w:r>
+      </w:hyperlink>
+      <w:r>
+        <w:rPr>
+          <w:lang w:val="zh_TW" w:bidi="zh_TW"/>
+        </w:rPr>
+        <w:t>；</w:t>
+      </w:r>
+      <w:hyperlink r:id="rId51">
+        <w:r>
+          <w:rPr>
+            <w:lang w:val="zh_TW" w:bidi="zh_TW"/>
+          </w:rPr>
+          <w:rPr>
+            <w:color w:val="0000EE"/>
+            <w:u w:val="single"/>
+          </w:rPr>
+          <w:t>彼前5:5</w:t>
+        </w:r>
+      </w:hyperlink>
+      <w:r>
+        <w:rPr>
+          <w:lang w:val="zh_TW" w:bidi="zh_TW"/>
+        </w:rPr>
+        <w:t>）。這樣對神的謙卑使信徒能夠對待他人時也謙卑行事。從恩典的立場出發，他們可以放下自私和自負，以謙恭的態度對待他人（</w:t>
+      </w:r>
+      <w:hyperlink r:id="rId52">
+        <w:r>
+          <w:rPr>
+            <w:lang w:val="zh_TW" w:bidi="zh_TW"/>
+          </w:rPr>
+          <w:rPr>
+            <w:color w:val="0000EE"/>
+            <w:u w:val="single"/>
+          </w:rPr>
+          <w:t>腓2:3–4</w:t>
+        </w:r>
+      </w:hyperlink>
+      <w:r>
+        <w:rPr>
+          <w:lang w:val="zh_TW" w:bidi="zh_TW"/>
+        </w:rPr>
+        <w:t>），以互相服侍的態度（</w:t>
+      </w:r>
+      <w:hyperlink r:id="rId53">
+        <w:r>
+          <w:rPr>
+            <w:lang w:val="zh_TW" w:bidi="zh_TW"/>
+          </w:rPr>
+          <w:rPr>
+            <w:color w:val="0000EE"/>
+            <w:u w:val="single"/>
+          </w:rPr>
+          <w:t>弗5:21</w:t>
+        </w:r>
+      </w:hyperlink>
+      <w:r>
+        <w:rPr>
+          <w:lang w:val="zh_TW" w:bidi="zh_TW"/>
+        </w:rPr>
+        <w:t>），並以互相寬恕的心靈（</w:t>
+      </w:r>
+      <w:hyperlink r:id="rId54">
+        <w:r>
+          <w:rPr>
+            <w:lang w:val="zh_TW" w:bidi="zh_TW"/>
+          </w:rPr>
+          <w:rPr>
+            <w:color w:val="0000EE"/>
+            <w:u w:val="single"/>
+          </w:rPr>
+          <w:t>太18:23–35</w:t>
+        </w:r>
+      </w:hyperlink>
+      <w:r>
+        <w:rPr>
+          <w:lang w:val="zh_TW" w:bidi="zh_TW"/>
+        </w:rPr>
+        <w:t>），使他們的交流也能展現出神的恩典（</w:t>
+      </w:r>
+      <w:hyperlink r:id="rId55">
+        <w:r>
+          <w:rPr>
+            <w:lang w:val="zh_TW" w:bidi="zh_TW"/>
+          </w:rPr>
+          <w:rPr>
+            <w:color w:val="0000EE"/>
+            <w:u w:val="single"/>
+          </w:rPr>
+          <w:t>西4:6</w:t>
+        </w:r>
+      </w:hyperlink>
+      <w:r>
+        <w:rPr>
+          <w:lang w:val="zh_TW" w:bidi="zh_TW"/>
+        </w:rPr>
+        <w:t>）。由於耶穌基督的恩典構成了信徒生命和人際關係的實存背景，他們被勸勉不要將神的恩典變為不敬虔的行為（</w:t>
+      </w:r>
+      <w:hyperlink r:id="rId56">
+        <w:r>
+          <w:rPr>
+            <w:lang w:val="zh_TW" w:bidi="zh_TW"/>
+          </w:rPr>
+          <w:rPr>
+            <w:color w:val="0000EE"/>
+            <w:u w:val="single"/>
+          </w:rPr>
+          <w:t>猶1:4</w:t>
+        </w:r>
+      </w:hyperlink>
+      <w:r>
+        <w:rPr>
+          <w:lang w:val="zh_TW" w:bidi="zh_TW"/>
+        </w:rPr>
+        <w:t>），而是要在主的恩典中成長（</w:t>
+      </w:r>
+      <w:hyperlink r:id="rId57">
+        <w:r>
+          <w:rPr>
+            <w:lang w:val="zh_TW" w:bidi="zh_TW"/>
+          </w:rPr>
+          <w:rPr>
+            <w:color w:val="0000EE"/>
+            <w:u w:val="single"/>
+          </w:rPr>
+          <w:t>彼後3:18</w:t>
+        </w:r>
+      </w:hyperlink>
+      <w:r>
+        <w:rPr>
+          <w:lang w:val="zh_TW" w:bidi="zh_TW"/>
+        </w:rPr>
+        <w:t>）。</w:t>
+      </w:r>
+    </w:p>
+    <w:p>
+      <w:pPr/>
+      <w:r>
+        <w:rPr>
+          <w:lang w:val="zh_TW" w:bidi="zh_TW"/>
+        </w:rPr>
+      </w:r>
+      <w:r>
+        <w:rPr>
+          <w:lang w:val="zh_TW" w:bidi="zh_TW"/>
+        </w:rPr>
+        <w:t>聖經中恩典的基本意義是指神對祂的受造物施行善意的態度。這種神的恩惠在耶穌基督裡得到了最高的表達。按其定義，這恩典對所有人完全開放，唯一的先決條件是悔改並渴望接受它（</w:t>
+      </w:r>
+      <w:hyperlink r:id="rId58">
+        <w:r>
+          <w:rPr>
+            <w:lang w:val="zh_TW" w:bidi="zh_TW"/>
+          </w:rPr>
+          <w:rPr>
+            <w:color w:val="0000EE"/>
+            <w:u w:val="single"/>
+          </w:rPr>
+          <w:t>多2:11–12</w:t>
+        </w:r>
+      </w:hyperlink>
+      <w:r>
+        <w:rPr>
+          <w:lang w:val="zh_TW" w:bidi="zh_TW"/>
+        </w:rPr>
+        <w:t>）。因此，與神和祂旨意隔絕的人類狀態被替換為與神那本來不可接近的威嚴接觸的途徑，這威嚴以寶座的形式呈現，使祂的恩典可以滿足人的需求（</w:t>
+      </w:r>
+      <w:hyperlink r:id="rId59">
+        <w:r>
+          <w:rPr>
+            <w:lang w:val="zh_TW" w:bidi="zh_TW"/>
+          </w:rPr>
+          <w:rPr>
+            <w:color w:val="0000EE"/>
+            <w:u w:val="single"/>
+          </w:rPr>
+          <w:t>來4:16</w:t>
+        </w:r>
+      </w:hyperlink>
+      <w:r>
+        <w:rPr>
+          <w:lang w:val="zh_TW" w:bidi="zh_TW"/>
+        </w:rPr>
+        <w:t>）。接受神恩典以外的另一個悲慘的選擇，是繼續處於無盼望的疏離狀態，或是通過注定徒勞的人類努力來追求神的恩惠（</w:t>
+      </w:r>
+      <w:hyperlink r:id="rId60">
+        <w:r>
+          <w:rPr>
+            <w:lang w:val="zh_TW" w:bidi="zh_TW"/>
+          </w:rPr>
+          <w:rPr>
+            <w:color w:val="0000EE"/>
+            <w:u w:val="single"/>
+          </w:rPr>
+          <w:t>羅1:21</w:t>
+        </w:r>
+      </w:hyperlink>
+      <w:r>
+        <w:rPr>
+          <w:lang w:val="zh_TW" w:bidi="zh_TW"/>
+        </w:rPr>
+        <w:t>）。神對罪人的無條件接納，唯一的條件可能就是他們拒絕接受祂的接納。</w:t>
+      </w:r>
+    </w:p>
+    <w:p>
+      <w:pPr/>
+      <w:r>
+        <w:rPr>
+          <w:lang w:val="zh_TW" w:bidi="zh_TW"/>
+        </w:rPr>
+      </w:r>
+      <w:r>
+        <w:rPr>
+          <w:lang w:val="zh_TW" w:bidi="zh_TW"/>
+        </w:rPr>
+        <w:t>因為基督代表神恩典的實現、體現和分配者，早期基督徒白白地稱神的恩典為「我們主耶穌基督的恩典」。這恩典被認為是如此根本且遍及他們的個人生活和信仰團體的存在，以至於他們自然地將傳統的「平安」（Shalom）問候與耶穌基督的恩典相結合。這就是為什麼幾乎在新約聖經的每卷書中都能看到「願我們主耶穌基督的恩常與你們眾人同在」這一問候形式的變體普遍重複出現（</w:t>
+      </w:r>
+      <w:hyperlink r:id="rId61">
+        <w:r>
+          <w:rPr>
+            <w:lang w:val="zh_TW" w:bidi="zh_TW"/>
+          </w:rPr>
+          <w:rPr>
+            <w:color w:val="0000EE"/>
+            <w:u w:val="single"/>
+          </w:rPr>
+          <w:t>帖後3:18</w:t>
+        </w:r>
+      </w:hyperlink>
+      <w:r>
+        <w:rPr>
+          <w:lang w:val="zh_TW" w:bidi="zh_TW"/>
+        </w:rPr>
+        <w:t>）。</w:t>
+      </w:r>
+    </w:p>
+    <w:p>
+      <w:pPr/>
+      <w:r>
+        <w:rPr>
+          <w:lang w:val="zh_TW" w:bidi="zh_TW"/>
+        </w:rPr>
+      </w:r>
       <w:r>
         <w:rPr>
           <w:i/>
           <w:lang w:val="zh_TW" w:bidi="zh_TW"/>
         </w:rPr>
-        <w:t>見</w:t>
+        <w:t>另見</w:t>
       </w:r>
       <w:r>
         <w:rPr>
@@ -402,7 +1686,31 @@
         <w:rPr>
           <w:lang w:val="zh_TW" w:bidi="zh_TW"/>
         </w:rPr>
-        <w:t>耶穌基督的家譜</w:t>
+        <w:t>神的存在與屬性</w:t>
+      </w:r>
+      <w:r>
+        <w:rPr>
+          <w:lang w:val="zh_TW" w:bidi="zh_TW"/>
+        </w:rPr>
+        <w:t>；</w:t>
+      </w:r>
+      <w:r>
+        <w:rPr>
+          <w:lang w:val="zh_TW" w:bidi="zh_TW"/>
+        </w:rPr>
+        <w:t>愛</w:t>
+      </w:r>
+      <w:r>
+        <w:rPr>
+          <w:lang w:val="zh_TW" w:bidi="zh_TW"/>
+        </w:rPr>
+        <w:t>；</w:t>
+      </w:r>
+      <w:r>
+        <w:rPr>
+          <w:lang w:val="zh_TW" w:bidi="zh_TW"/>
+        </w:rPr>
+        <w:t>憐憫</w:t>
       </w:r>
       <w:r>
         <w:rPr>
@@ -2310,12 +3618,6 @@
   </w:num>
   <w:num w:numId="13" w16cid:durableId="592781308">
     <w:abstractNumId w:val="11"/>
-  </w:num>
-  <w:num w:numId="14">
-    <w:abstractNumId w:val="3"/>
-    <w:lvlOverride w:ilvl="0">
-      <w:startOverride w:val="1"/>
-    </w:lvlOverride>
   </w:num>
   <w:numIdMacAtCleanup w:val="10"/>
 </w:numbering>

--- a/zht/docx/039.content.docx
+++ b/zht/docx/039.content.docx
@@ -265,18 +265,12 @@
         </w:rPr>
         <w:t>約瑟請求法老的僕人恩慈地向法老提起他（</w:t>
       </w:r>
-      <w:hyperlink r:id="rId13">
-        <w:r>
-          <w:rPr>
-            <w:lang w:val="zh_TW" w:bidi="zh_TW"/>
-          </w:rPr>
-          <w:rPr>
-            <w:color w:val="0000EE"/>
-            <w:u w:val="single"/>
-          </w:rPr>
-          <w:t>創40:14</w:t>
-        </w:r>
-      </w:hyperlink>
+      <w:r>
+        <w:rPr>
+          <w:lang w:val="zh_TW" w:bidi="zh_TW"/>
+        </w:rPr>
+        <w:t>創40:14</w:t>
+      </w:r>
       <w:r>
         <w:rPr>
           <w:lang w:val="zh_TW" w:bidi="zh_TW"/>
@@ -301,18 +295,12 @@
         </w:rPr>
         <w:t>喇合因為在家中保護了兩個以色列的探子，請求以色列人以恩慈對待她（</w:t>
       </w:r>
-      <w:hyperlink r:id="rId14">
-        <w:r>
-          <w:rPr>
-            <w:lang w:val="zh_TW" w:bidi="zh_TW"/>
-          </w:rPr>
-          <w:rPr>
-            <w:color w:val="0000EE"/>
-            <w:u w:val="single"/>
-          </w:rPr>
-          <w:t>書2:12</w:t>
-        </w:r>
-      </w:hyperlink>
+      <w:r>
+        <w:rPr>
+          <w:lang w:val="zh_TW" w:bidi="zh_TW"/>
+        </w:rPr>
+        <w:t>書2:12</w:t>
+      </w:r>
       <w:r>
         <w:rPr>
           <w:lang w:val="zh_TW" w:bidi="zh_TW"/>
@@ -337,18 +325,12 @@
         </w:rPr>
         <w:t>掃羅在攻擊亞瑪力人之前，請基尼人離開亞瑪力人的領土。因為他不願意與亞瑪力人一起殺害基尼人，他們曾在以色列出埃及時對他們表現出恩慈（</w:t>
       </w:r>
-      <w:hyperlink r:id="rId15">
-        <w:r>
-          <w:rPr>
-            <w:lang w:val="zh_TW" w:bidi="zh_TW"/>
-          </w:rPr>
-          <w:rPr>
-            <w:color w:val="0000EE"/>
-            <w:u w:val="single"/>
-          </w:rPr>
-          <w:t>撒上15:6</w:t>
-        </w:r>
-      </w:hyperlink>
+      <w:r>
+        <w:rPr>
+          <w:lang w:val="zh_TW" w:bidi="zh_TW"/>
+        </w:rPr>
+        <w:t>撒上15:6</w:t>
+      </w:r>
       <w:r>
         <w:rPr>
           <w:lang w:val="zh_TW" w:bidi="zh_TW"/>
@@ -373,18 +355,12 @@
         </w:rPr>
         <w:t>大衛讚揚基列‧雅比人埋葬掃羅的遺體（</w:t>
       </w:r>
-      <w:hyperlink r:id="rId16">
-        <w:r>
-          <w:rPr>
-            <w:lang w:val="zh_TW" w:bidi="zh_TW"/>
-          </w:rPr>
-          <w:rPr>
-            <w:color w:val="0000EE"/>
-            <w:u w:val="single"/>
-          </w:rPr>
-          <w:t>撒下2:5</w:t>
-        </w:r>
-      </w:hyperlink>
+      <w:r>
+        <w:rPr>
+          <w:lang w:val="zh_TW" w:bidi="zh_TW"/>
+        </w:rPr>
+        <w:t>撒下2:5</w:t>
+      </w:r>
       <w:r>
         <w:rPr>
           <w:lang w:val="zh_TW" w:bidi="zh_TW"/>
@@ -409,18 +385,12 @@
         </w:rPr>
         <w:t>約拿單請求大衛施以「恩待」，以免被殺（</w:t>
       </w:r>
-      <w:hyperlink r:id="rId17">
-        <w:r>
-          <w:rPr>
-            <w:lang w:val="zh_TW" w:bidi="zh_TW"/>
-          </w:rPr>
-          <w:rPr>
-            <w:color w:val="0000EE"/>
-            <w:u w:val="single"/>
-          </w:rPr>
-          <w:t>撒上20:14–15</w:t>
-        </w:r>
-      </w:hyperlink>
+      <w:r>
+        <w:rPr>
+          <w:lang w:val="zh_TW" w:bidi="zh_TW"/>
+        </w:rPr>
+        <w:t>撒上20:14–15</w:t>
+      </w:r>
       <w:r>
         <w:rPr>
           <w:lang w:val="zh_TW" w:bidi="zh_TW"/>
@@ -445,18 +415,12 @@
         </w:rPr>
         <w:t>大衛對約拿單的兒子仁慈，讓他與王同席吃飯（</w:t>
       </w:r>
-      <w:hyperlink r:id="rId18">
-        <w:r>
-          <w:rPr>
-            <w:lang w:val="zh_TW" w:bidi="zh_TW"/>
-          </w:rPr>
-          <w:rPr>
-            <w:color w:val="0000EE"/>
-            <w:u w:val="single"/>
-          </w:rPr>
-          <w:t>撒下9:1–7</w:t>
-        </w:r>
-      </w:hyperlink>
+      <w:r>
+        <w:rPr>
+          <w:lang w:val="zh_TW" w:bidi="zh_TW"/>
+        </w:rPr>
+        <w:t>撒下9:1–7</w:t>
+      </w:r>
       <w:r>
         <w:rPr>
           <w:lang w:val="zh_TW" w:bidi="zh_TW"/>
@@ -495,18 +459,12 @@
         </w:rPr>
         <w:t>亞比米勒希望亞伯拉罕起誓會對他的後代以恩慈回報恩慈（</w:t>
       </w:r>
-      <w:hyperlink r:id="rId19">
-        <w:r>
-          <w:rPr>
-            <w:lang w:val="zh_TW" w:bidi="zh_TW"/>
-          </w:rPr>
-          <w:rPr>
-            <w:color w:val="0000EE"/>
-            <w:u w:val="single"/>
-          </w:rPr>
-          <w:t>創21:23</w:t>
-        </w:r>
-      </w:hyperlink>
+      <w:r>
+        <w:rPr>
+          <w:lang w:val="zh_TW" w:bidi="zh_TW"/>
+        </w:rPr>
+        <w:t>創21:23</w:t>
+      </w:r>
       <w:r>
         <w:rPr>
           <w:lang w:val="zh_TW" w:bidi="zh_TW"/>
@@ -531,18 +489,12 @@
         </w:rPr>
         <w:t>押尼珥對伊施波設恩慈，沒有將他交給大衛，但伊施波設指責押尼珥與掃羅的妾利斯巴有不當行為（</w:t>
       </w:r>
-      <w:hyperlink r:id="rId20">
-        <w:r>
-          <w:rPr>
-            <w:lang w:val="zh_TW" w:bidi="zh_TW"/>
-          </w:rPr>
-          <w:rPr>
-            <w:color w:val="0000EE"/>
-            <w:u w:val="single"/>
-          </w:rPr>
-          <w:t>撒下3:8</w:t>
-        </w:r>
-      </w:hyperlink>
+      <w:r>
+        <w:rPr>
+          <w:lang w:val="zh_TW" w:bidi="zh_TW"/>
+        </w:rPr>
+        <w:t>撒下3:8</w:t>
+      </w:r>
       <w:r>
         <w:rPr>
           <w:lang w:val="zh_TW" w:bidi="zh_TW"/>
@@ -567,18 +519,12 @@
         </w:rPr>
         <w:t>大衛在他父親去世時送上慰問的話語，但哈嫩羞辱了大衛的使者，導致兩國之間的戰爭（</w:t>
       </w:r>
-      <w:hyperlink r:id="rId21">
-        <w:r>
-          <w:rPr>
-            <w:lang w:val="zh_TW" w:bidi="zh_TW"/>
-          </w:rPr>
-          <w:rPr>
-            <w:color w:val="0000EE"/>
-            <w:u w:val="single"/>
-          </w:rPr>
-          <w:t>撒下10:2–19</w:t>
-        </w:r>
-      </w:hyperlink>
+      <w:r>
+        <w:rPr>
+          <w:lang w:val="zh_TW" w:bidi="zh_TW"/>
+        </w:rPr>
+        <w:t>撒下10:2–19</w:t>
+      </w:r>
       <w:r>
         <w:rPr>
           <w:lang w:val="zh_TW" w:bidi="zh_TW"/>
@@ -603,36 +549,24 @@
         </w:rPr>
         <w:t>押沙龍責備大衛的朋友戶篩，指責他在大衛需要他時離開大衛，並質問戶篩這是否是他回報大衛友誼的方式（</w:t>
       </w:r>
-      <w:hyperlink r:id="rId22">
-        <w:r>
-          <w:rPr>
-            <w:lang w:val="zh_TW" w:bidi="zh_TW"/>
-          </w:rPr>
-          <w:rPr>
-            <w:color w:val="0000EE"/>
-            <w:u w:val="single"/>
-          </w:rPr>
-          <w:t>撒下16:17</w:t>
-        </w:r>
-      </w:hyperlink>
+      <w:r>
+        <w:rPr>
+          <w:lang w:val="zh_TW" w:bidi="zh_TW"/>
+        </w:rPr>
+        <w:t>撒下16:17</w:t>
+      </w:r>
       <w:r>
         <w:rPr>
           <w:lang w:val="zh_TW" w:bidi="zh_TW"/>
         </w:rPr>
         <w:t>；另見</w:t>
       </w:r>
-      <w:hyperlink r:id="rId23">
-        <w:r>
-          <w:rPr>
-            <w:lang w:val="zh_TW" w:bidi="zh_TW"/>
-          </w:rPr>
-          <w:rPr>
-            <w:color w:val="0000EE"/>
-            <w:u w:val="single"/>
-          </w:rPr>
-          <w:t>代下24:22</w:t>
-        </w:r>
-      </w:hyperlink>
+      <w:r>
+        <w:rPr>
+          <w:lang w:val="zh_TW" w:bidi="zh_TW"/>
+        </w:rPr>
+        <w:t>代下24:22</w:t>
+      </w:r>
       <w:r>
         <w:rPr>
           <w:lang w:val="zh_TW" w:bidi="zh_TW"/>
@@ -653,18 +587,12 @@
         </w:rPr>
         <w:t>神的作為是聖經中恩慈的最佳例子。利未人讚美神的寬恕、恩典、憐憫和極大的恩慈（</w:t>
       </w:r>
-      <w:hyperlink r:id="rId24">
-        <w:r>
-          <w:rPr>
-            <w:lang w:val="zh_TW" w:bidi="zh_TW"/>
-          </w:rPr>
-          <w:rPr>
-            <w:color w:val="0000EE"/>
-            <w:u w:val="single"/>
-          </w:rPr>
-          <w:t>尼9:17–31</w:t>
-        </w:r>
-      </w:hyperlink>
+      <w:r>
+        <w:rPr>
+          <w:lang w:val="zh_TW" w:bidi="zh_TW"/>
+        </w:rPr>
+        <w:t>尼9:17–31</w:t>
+      </w:r>
       <w:r>
         <w:rPr>
           <w:lang w:val="zh_TW" w:bidi="zh_TW"/>
@@ -757,36 +685,24 @@
         </w:rPr>
         <w:t>神恩慈的最大例子是賜下救恩給罪人，這不是因為他們的善行，而是因為祂的憐憫（</w:t>
       </w:r>
-      <w:hyperlink r:id="rId25">
-        <w:r>
-          <w:rPr>
-            <w:lang w:val="zh_TW" w:bidi="zh_TW"/>
-          </w:rPr>
-          <w:rPr>
-            <w:color w:val="0000EE"/>
-            <w:u w:val="single"/>
-          </w:rPr>
-          <w:t>多3:4</w:t>
-        </w:r>
-      </w:hyperlink>
+      <w:r>
+        <w:rPr>
+          <w:lang w:val="zh_TW" w:bidi="zh_TW"/>
+        </w:rPr>
+        <w:t>多3:4</w:t>
+      </w:r>
       <w:r>
         <w:rPr>
           <w:lang w:val="zh_TW" w:bidi="zh_TW"/>
         </w:rPr>
         <w:t>；另見</w:t>
       </w:r>
-      <w:hyperlink r:id="rId26">
-        <w:r>
-          <w:rPr>
-            <w:lang w:val="zh_TW" w:bidi="zh_TW"/>
-          </w:rPr>
-          <w:rPr>
-            <w:color w:val="0000EE"/>
-            <w:u w:val="single"/>
-          </w:rPr>
-          <w:t>弗2:7</w:t>
-        </w:r>
-      </w:hyperlink>
+      <w:r>
+        <w:rPr>
+          <w:lang w:val="zh_TW" w:bidi="zh_TW"/>
+        </w:rPr>
+        <w:t>弗2:7</w:t>
+      </w:r>
       <w:r>
         <w:rPr>
           <w:lang w:val="zh_TW" w:bidi="zh_TW"/>
@@ -807,36 +723,24 @@
         </w:rPr>
         <w:t>因為神對他們如此恩慈，所以基督徒（作為神的選民）被告知要有憐憫、恩慈、謙虛、溫柔、忍耐的心（</w:t>
       </w:r>
-      <w:hyperlink r:id="rId27">
-        <w:r>
-          <w:rPr>
-            <w:lang w:val="zh_TW" w:bidi="zh_TW"/>
-          </w:rPr>
-          <w:rPr>
-            <w:color w:val="0000EE"/>
-            <w:u w:val="single"/>
-          </w:rPr>
-          <w:t>西3:12</w:t>
-        </w:r>
-      </w:hyperlink>
+      <w:r>
+        <w:rPr>
+          <w:lang w:val="zh_TW" w:bidi="zh_TW"/>
+        </w:rPr>
+        <w:t>西3:12</w:t>
+      </w:r>
       <w:r>
         <w:rPr>
           <w:lang w:val="zh_TW" w:bidi="zh_TW"/>
         </w:rPr>
         <w:t>）。使徒彼得告訴基督徒要在他們的信心上加上「愛弟兄的心」，以及其它美好的品德（</w:t>
       </w:r>
-      <w:hyperlink r:id="rId28">
-        <w:r>
-          <w:rPr>
-            <w:lang w:val="zh_TW" w:bidi="zh_TW"/>
-          </w:rPr>
-          <w:rPr>
-            <w:color w:val="0000EE"/>
-            <w:u w:val="single"/>
-          </w:rPr>
-          <w:t>彼後1:7</w:t>
-        </w:r>
-      </w:hyperlink>
+      <w:r>
+        <w:rPr>
+          <w:lang w:val="zh_TW" w:bidi="zh_TW"/>
+        </w:rPr>
+        <w:t>彼後1:7</w:t>
+      </w:r>
       <w:r>
         <w:rPr>
           <w:lang w:val="zh_TW" w:bidi="zh_TW"/>
@@ -930,36 +834,24 @@
         </w:rPr>
         <w:t>在舊約的早期敘述中，神自我揭示為自己是一位「有憐憫有恩典的神，不輕易發怒，並有豐盛的慈愛和誠實」（</w:t>
       </w:r>
-      <w:hyperlink r:id="rId29">
-        <w:r>
-          <w:rPr>
-            <w:lang w:val="zh_TW" w:bidi="zh_TW"/>
-          </w:rPr>
-          <w:rPr>
-            <w:color w:val="0000EE"/>
-            <w:u w:val="single"/>
-          </w:rPr>
-          <w:t>出34:6</w:t>
-        </w:r>
-      </w:hyperlink>
+      <w:r>
+        <w:rPr>
+          <w:lang w:val="zh_TW" w:bidi="zh_TW"/>
+        </w:rPr>
+        <w:t>出34:6</w:t>
+      </w:r>
       <w:r>
         <w:rPr>
           <w:lang w:val="zh_TW" w:bidi="zh_TW"/>
         </w:rPr>
         <w:t>）。 因此，不配的人類可以用「主啊，我若在你眼前蒙恩，……」這樣的禱告去接近祂（</w:t>
       </w:r>
-      <w:hyperlink r:id="rId30">
-        <w:r>
-          <w:rPr>
-            <w:lang w:val="zh_TW" w:bidi="zh_TW"/>
-          </w:rPr>
-          <w:rPr>
-            <w:color w:val="0000EE"/>
-            <w:u w:val="single"/>
-          </w:rPr>
-          <w:t>出34:9</w:t>
-        </w:r>
-      </w:hyperlink>
+      <w:r>
+        <w:rPr>
+          <w:lang w:val="zh_TW" w:bidi="zh_TW"/>
+        </w:rPr>
+        <w:t>出34:9</w:t>
+      </w:r>
       <w:r>
         <w:rPr>
           <w:lang w:val="zh_TW" w:bidi="zh_TW"/>
@@ -980,72 +872,48 @@
         </w:rPr>
         <w:t>在伊甸園中，恩典已經開始發揮作用，當神以救贖的應許（</w:t>
       </w:r>
-      <w:hyperlink r:id="rId31">
-        <w:r>
-          <w:rPr>
-            <w:lang w:val="zh_TW" w:bidi="zh_TW"/>
-          </w:rPr>
-          <w:rPr>
-            <w:color w:val="0000EE"/>
-            <w:u w:val="single"/>
-          </w:rPr>
-          <w:t>創3:15</w:t>
-        </w:r>
-      </w:hyperlink>
+      <w:r>
+        <w:rPr>
+          <w:lang w:val="zh_TW" w:bidi="zh_TW"/>
+        </w:rPr>
+        <w:t>創3:15</w:t>
+      </w:r>
       <w:r>
         <w:rPr>
           <w:lang w:val="zh_TW" w:bidi="zh_TW"/>
         </w:rPr>
         <w:t>）和關切的照顧來回應墮落，而不是以放棄或報復性的毀滅。神對亞伯拉罕的呼召是恩典的延伸，不僅對他個人如此，也通過他作為普世的媒介。作為對亞伯拉罕個人祝福和對他後裔的國的祝福的不可分割的一部分，神的應許中指出，個人和國的祝福將成為實現「地上的萬族都要因你得福」的工具（</w:t>
       </w:r>
-      <w:hyperlink r:id="rId32">
-        <w:r>
-          <w:rPr>
-            <w:lang w:val="zh_TW" w:bidi="zh_TW"/>
-          </w:rPr>
-          <w:rPr>
-            <w:color w:val="0000EE"/>
-            <w:u w:val="single"/>
-          </w:rPr>
-          <w:t>創12:2–3</w:t>
-        </w:r>
-      </w:hyperlink>
+      <w:r>
+        <w:rPr>
+          <w:lang w:val="zh_TW" w:bidi="zh_TW"/>
+        </w:rPr>
+        <w:t>創12:2–3</w:t>
+      </w:r>
       <w:r>
         <w:rPr>
           <w:lang w:val="zh_TW" w:bidi="zh_TW"/>
         </w:rPr>
         <w:t>）。因此，亞伯拉罕的選擇和普世祝福的應許都在神所賜的約中表達出來，其目的是將神的恩典延伸到全人類。神在對亞伯拉罕的應許中莊嚴地確認道：「我與你立約：你要作多國的父……我要與你並你世世代代的後裔堅立我的約，作永遠的約」（</w:t>
       </w:r>
-      <w:hyperlink r:id="rId33">
-        <w:r>
-          <w:rPr>
-            <w:lang w:val="zh_TW" w:bidi="zh_TW"/>
-          </w:rPr>
-          <w:rPr>
-            <w:color w:val="0000EE"/>
-            <w:u w:val="single"/>
-          </w:rPr>
-          <w:t>創17:4、7</w:t>
-        </w:r>
-      </w:hyperlink>
+      <w:r>
+        <w:rPr>
+          <w:lang w:val="zh_TW" w:bidi="zh_TW"/>
+        </w:rPr>
+        <w:t>創17:4、7</w:t>
+      </w:r>
       <w:r>
         <w:rPr>
           <w:lang w:val="zh_TW" w:bidi="zh_TW"/>
         </w:rPr>
         <w:t>）。這個應許應該被理解為在恩典的基礎上實現，而不是在種族的基礎上，這樣它就適用於所有亞伯拉罕的後裔——不僅是猶太信徒，即他的種族後裔，還有他的屬靈後裔，來自列國的信徒，他們擁有像亞伯拉罕一樣的信仰（</w:t>
       </w:r>
-      <w:hyperlink r:id="rId34">
-        <w:r>
-          <w:rPr>
-            <w:lang w:val="zh_TW" w:bidi="zh_TW"/>
-          </w:rPr>
-          <w:rPr>
-            <w:color w:val="0000EE"/>
-            <w:u w:val="single"/>
-          </w:rPr>
-          <w:t>羅4:16</w:t>
-        </w:r>
-      </w:hyperlink>
+      <w:r>
+        <w:rPr>
+          <w:lang w:val="zh_TW" w:bidi="zh_TW"/>
+        </w:rPr>
+        <w:t>羅4:16</w:t>
+      </w:r>
       <w:r>
         <w:rPr>
           <w:lang w:val="zh_TW" w:bidi="zh_TW"/>
@@ -1066,18 +934,12 @@
         </w:rPr>
         <w:t>神在揀選亞伯拉罕並使他成為神恩典的接受者中所表現出神的惟獨主義（particularism），且提供了一個範例，適用於所有在救贖歷史中被神使用的人。超越了賦予像亞伯拉罕、大衛、先知以及後來使徒們等個人的恩典，這些人因他們的呼召而具有了為所有分享亞伯拉罕信仰的群體——教會——履行神的約的貢獻潛力。在神對以色列、其族長及其領袖的恩慈作為中，神為祂向普世教會擴展恩典奠定了基礎。神在舊約中的恩慈介入，旨在顯明教會在祂救贖目的中的終極地位。舊約的先知在履行他們的職責時，知道他們所服事的並不是自己，而是教會（</w:t>
       </w:r>
-      <w:hyperlink r:id="rId35">
-        <w:r>
-          <w:rPr>
-            <w:lang w:val="zh_TW" w:bidi="zh_TW"/>
-          </w:rPr>
-          <w:rPr>
-            <w:color w:val="0000EE"/>
-            <w:u w:val="single"/>
-          </w:rPr>
-          <w:t>彼前1:10–12</w:t>
-        </w:r>
-      </w:hyperlink>
+      <w:r>
+        <w:rPr>
+          <w:lang w:val="zh_TW" w:bidi="zh_TW"/>
+        </w:rPr>
+        <w:t>彼前1:10–12</w:t>
+      </w:r>
       <w:r>
         <w:rPr>
           <w:lang w:val="zh_TW" w:bidi="zh_TW"/>
@@ -1098,54 +960,36 @@
         </w:rPr>
         <w:t>作為神恩典過渡性和中介性的表達，舊約的制度僅具有暫時的效力，已被神在新約中恩典的終極顯現所取代（</w:t>
       </w:r>
-      <w:hyperlink r:id="rId36">
-        <w:r>
-          <w:rPr>
-            <w:lang w:val="zh_TW" w:bidi="zh_TW"/>
-          </w:rPr>
-          <w:rPr>
-            <w:color w:val="0000EE"/>
-            <w:u w:val="single"/>
-          </w:rPr>
-          <w:t>來8:6–7</w:t>
-        </w:r>
-      </w:hyperlink>
+      <w:r>
+        <w:rPr>
+          <w:lang w:val="zh_TW" w:bidi="zh_TW"/>
+        </w:rPr>
+        <w:t>來8:6–7</w:t>
+      </w:r>
       <w:r>
         <w:rPr>
           <w:lang w:val="zh_TW" w:bidi="zh_TW"/>
         </w:rPr>
         <w:t>）。因此，舊約將會過去，並被一個新的約所取代，這將展示神恩典的完全顯現。從這個角度來看，律法與恩典之間的張力變得清晰。像以色列的選召一樣，律法（作為舊約中最顯著的制度之一）是一項暫時性的神恩典措施，用以預示和預備通過信靠耶穌基督的恩典而得稱義的約（</w:t>
       </w:r>
-      <w:hyperlink r:id="rId37">
-        <w:r>
-          <w:rPr>
-            <w:lang w:val="zh_TW" w:bidi="zh_TW"/>
-          </w:rPr>
-          <w:rPr>
-            <w:color w:val="0000EE"/>
-            <w:u w:val="single"/>
-          </w:rPr>
-          <w:t>加3:23–29</w:t>
-        </w:r>
-      </w:hyperlink>
+      <w:r>
+        <w:rPr>
+          <w:lang w:val="zh_TW" w:bidi="zh_TW"/>
+        </w:rPr>
+        <w:t>加3:23–29</w:t>
+      </w:r>
       <w:r>
         <w:rPr>
           <w:lang w:val="zh_TW" w:bidi="zh_TW"/>
         </w:rPr>
         <w:t>；</w:t>
       </w:r>
-      <w:hyperlink r:id="rId38">
-        <w:r>
-          <w:rPr>
-            <w:lang w:val="zh_TW" w:bidi="zh_TW"/>
-          </w:rPr>
-          <w:rPr>
-            <w:color w:val="0000EE"/>
-            <w:u w:val="single"/>
-          </w:rPr>
-          <w:t>來10:1</w:t>
-        </w:r>
-      </w:hyperlink>
+      <w:r>
+        <w:rPr>
+          <w:lang w:val="zh_TW" w:bidi="zh_TW"/>
+        </w:rPr>
+        <w:t>來10:1</w:t>
+      </w:r>
       <w:r>
         <w:rPr>
           <w:lang w:val="zh_TW" w:bidi="zh_TW"/>
@@ -1177,18 +1021,12 @@
         </w:rPr>
         <w:t>恩典作為神對祂子民積極行動的參與，這一概念在新約中更加鮮明。神的恩典在耶穌基督的身上具體體現出來，祂以可見的方式展示了神恩典的動態本質，並在祂的救贖事工中實現了舊約中有關神恩待人的應許（</w:t>
       </w:r>
-      <w:hyperlink r:id="rId39">
-        <w:r>
-          <w:rPr>
-            <w:lang w:val="zh_TW" w:bidi="zh_TW"/>
-          </w:rPr>
-          <w:rPr>
-            <w:color w:val="0000EE"/>
-            <w:u w:val="single"/>
-          </w:rPr>
-          <w:t>約1:14、17</w:t>
-        </w:r>
-      </w:hyperlink>
+      <w:r>
+        <w:rPr>
+          <w:lang w:val="zh_TW" w:bidi="zh_TW"/>
+        </w:rPr>
+        <w:t>約1:14、17</w:t>
+      </w:r>
       <w:r>
         <w:rPr>
           <w:lang w:val="zh_TW" w:bidi="zh_TW"/>
@@ -1209,36 +1047,24 @@
         </w:rPr>
         <w:t>神在耶穌基督中顯現的恩典使神能夠赦免罪人，並將他們聚集在教會這個新約群體中。耶穌在施行事工期間，曾多次對許多罪人宣告赦罪，並向各種絕望的人提供神的仁愛幫助。透過像父親寬恕浪子和尋找失羊的教導，耶穌明確表示祂來是為了尋找和拯救那些失喪的人。然而，祂最終在十字架上完成的救贖之死，為悔改的罪人敞開了通往神赦免和恢復性恩典的大門。這個簡單的真理在因信稱義的教義中被闡明（</w:t>
       </w:r>
-      <w:hyperlink r:id="rId40">
-        <w:r>
-          <w:rPr>
-            <w:lang w:val="zh_TW" w:bidi="zh_TW"/>
-          </w:rPr>
-          <w:rPr>
-            <w:color w:val="0000EE"/>
-            <w:u w:val="single"/>
-          </w:rPr>
-          <w:t>羅3:23</w:t>
-        </w:r>
-      </w:hyperlink>
+      <w:r>
+        <w:rPr>
+          <w:lang w:val="zh_TW" w:bidi="zh_TW"/>
+        </w:rPr>
+        <w:t>羅3:23</w:t>
+      </w:r>
       <w:r>
         <w:rPr>
           <w:lang w:val="zh_TW" w:bidi="zh_TW"/>
         </w:rPr>
         <w:t>；</w:t>
       </w:r>
-      <w:hyperlink r:id="rId41">
-        <w:r>
-          <w:rPr>
-            <w:lang w:val="zh_TW" w:bidi="zh_TW"/>
-          </w:rPr>
-          <w:rPr>
-            <w:color w:val="0000EE"/>
-            <w:u w:val="single"/>
-          </w:rPr>
-          <w:t>多3:7</w:t>
-        </w:r>
-      </w:hyperlink>
+      <w:r>
+        <w:rPr>
+          <w:lang w:val="zh_TW" w:bidi="zh_TW"/>
+        </w:rPr>
+        <w:t>多3:7</w:t>
+      </w:r>
       <w:r>
         <w:rPr>
           <w:lang w:val="zh_TW" w:bidi="zh_TW"/>
@@ -1259,144 +1085,96 @@
         </w:rPr>
         <w:t>神在耶穌基督身上顯現的恩典，也使神能夠賜予信徒不配得的恩惠，這些恩惠豐富了他們的生活，並將他們聯合在一起成為基督的身體——教會。他們因恩典而被接納，並因此獲得新的身份，即成為神的兒女，成為神家中的成員，使他們如同對待天父一樣與祂相處（</w:t>
       </w:r>
-      <w:hyperlink r:id="rId42">
-        <w:r>
-          <w:rPr>
-            <w:lang w:val="zh_TW" w:bidi="zh_TW"/>
-          </w:rPr>
-          <w:rPr>
-            <w:color w:val="0000EE"/>
-            <w:u w:val="single"/>
-          </w:rPr>
-          <w:t>加4:4–6</w:t>
-        </w:r>
-      </w:hyperlink>
+      <w:r>
+        <w:rPr>
+          <w:lang w:val="zh_TW" w:bidi="zh_TW"/>
+        </w:rPr>
+        <w:t>加4:4–6</w:t>
+      </w:r>
       <w:r>
         <w:rPr>
           <w:lang w:val="zh_TW" w:bidi="zh_TW"/>
         </w:rPr>
         <w:t>）。他們成為一個群體的成員，在這個群體中，種族、階級和性別的區別變得無關緊要，因為他們都成為了神對亞伯拉罕普世祝福之應許的平等繼承人（</w:t>
       </w:r>
-      <w:hyperlink r:id="rId43">
-        <w:r>
-          <w:rPr>
-            <w:lang w:val="zh_TW" w:bidi="zh_TW"/>
-          </w:rPr>
-          <w:rPr>
-            <w:color w:val="0000EE"/>
-            <w:u w:val="single"/>
-          </w:rPr>
-          <w:t>3:28–29</w:t>
-        </w:r>
-      </w:hyperlink>
+      <w:r>
+        <w:rPr>
+          <w:lang w:val="zh_TW" w:bidi="zh_TW"/>
+        </w:rPr>
+        <w:t>3:28–29</w:t>
+      </w:r>
       <w:r>
         <w:rPr>
           <w:lang w:val="zh_TW" w:bidi="zh_TW"/>
         </w:rPr>
         <w:t>）。為了豐富他們的個人生活，並確保他們在新群體生活中的參與是有益的，聖靈恩慈地賜給信徒各種恩賜，使他們能夠進行旨在造福教會的各種事工（</w:t>
       </w:r>
-      <w:hyperlink r:id="rId44">
-        <w:r>
-          <w:rPr>
-            <w:lang w:val="zh_TW" w:bidi="zh_TW"/>
-          </w:rPr>
-          <w:rPr>
-            <w:color w:val="0000EE"/>
-            <w:u w:val="single"/>
-          </w:rPr>
-          <w:t>羅12:6–8</w:t>
-        </w:r>
-      </w:hyperlink>
+      <w:r>
+        <w:rPr>
+          <w:lang w:val="zh_TW" w:bidi="zh_TW"/>
+        </w:rPr>
+        <w:t>羅12:6–8</w:t>
+      </w:r>
       <w:r>
         <w:rPr>
           <w:lang w:val="zh_TW" w:bidi="zh_TW"/>
         </w:rPr>
         <w:t>）。在這些事工中，首要的是使徒的職分，這一職分與神的恩典密切相關（</w:t>
       </w:r>
-      <w:hyperlink r:id="rId45">
-        <w:r>
-          <w:rPr>
-            <w:lang w:val="zh_TW" w:bidi="zh_TW"/>
-          </w:rPr>
-          <w:rPr>
-            <w:color w:val="0000EE"/>
-            <w:u w:val="single"/>
-          </w:rPr>
-          <w:t>1:5</w:t>
-        </w:r>
-      </w:hyperlink>
+      <w:r>
+        <w:rPr>
+          <w:lang w:val="zh_TW" w:bidi="zh_TW"/>
+        </w:rPr>
+        <w:t>1:5</w:t>
+      </w:r>
       <w:r>
         <w:rPr>
           <w:lang w:val="zh_TW" w:bidi="zh_TW"/>
         </w:rPr>
         <w:t>，</w:t>
       </w:r>
-      <w:hyperlink r:id="rId46">
-        <w:r>
-          <w:rPr>
-            <w:lang w:val="zh_TW" w:bidi="zh_TW"/>
-          </w:rPr>
-          <w:rPr>
-            <w:color w:val="0000EE"/>
-            <w:u w:val="single"/>
-          </w:rPr>
-          <w:t>15:15–16</w:t>
-        </w:r>
-      </w:hyperlink>
+      <w:r>
+        <w:rPr>
+          <w:lang w:val="zh_TW" w:bidi="zh_TW"/>
+        </w:rPr>
+        <w:t>15:15–16</w:t>
+      </w:r>
       <w:r>
         <w:rPr>
           <w:lang w:val="zh_TW" w:bidi="zh_TW"/>
         </w:rPr>
         <w:t>），因為它與舊約的先知事工結合在一起，為教會提供了基礎結構（</w:t>
       </w:r>
-      <w:hyperlink r:id="rId47">
-        <w:r>
-          <w:rPr>
-            <w:lang w:val="zh_TW" w:bidi="zh_TW"/>
-          </w:rPr>
-          <w:rPr>
-            <w:color w:val="0000EE"/>
-            <w:u w:val="single"/>
-          </w:rPr>
-          <w:t>弗2:20</w:t>
-        </w:r>
-      </w:hyperlink>
+      <w:r>
+        <w:rPr>
+          <w:lang w:val="zh_TW" w:bidi="zh_TW"/>
+        </w:rPr>
+        <w:t>弗2:20</w:t>
+      </w:r>
       <w:r>
         <w:rPr>
           <w:lang w:val="zh_TW" w:bidi="zh_TW"/>
         </w:rPr>
         <w:t>）。由於神的恩典豐富地傾注在信徒的群體生活中（</w:t>
       </w:r>
-      <w:hyperlink r:id="rId48">
-        <w:r>
-          <w:rPr>
-            <w:lang w:val="zh_TW" w:bidi="zh_TW"/>
-          </w:rPr>
-          <w:rPr>
-            <w:color w:val="0000EE"/>
-            <w:u w:val="single"/>
-          </w:rPr>
-          <w:t>1:7–8</w:t>
-        </w:r>
-      </w:hyperlink>
+      <w:r>
+        <w:rPr>
+          <w:lang w:val="zh_TW" w:bidi="zh_TW"/>
+        </w:rPr>
+        <w:t>1:7–8</w:t>
+      </w:r>
       <w:r>
         <w:rPr>
           <w:lang w:val="zh_TW" w:bidi="zh_TW"/>
         </w:rPr>
         <w:t>），教會進入永恆後，將通過其存在本身，展示出神在耶穌基督裡無限豐富的恩典（</w:t>
       </w:r>
-      <w:hyperlink r:id="rId49">
-        <w:r>
-          <w:rPr>
-            <w:lang w:val="zh_TW" w:bidi="zh_TW"/>
-          </w:rPr>
-          <w:rPr>
-            <w:color w:val="0000EE"/>
-            <w:u w:val="single"/>
-          </w:rPr>
-          <w:t>2:6</w:t>
-        </w:r>
-      </w:hyperlink>
+      <w:r>
+        <w:rPr>
+          <w:lang w:val="zh_TW" w:bidi="zh_TW"/>
+        </w:rPr>
+        <w:t>2:6</w:t>
+      </w:r>
       <w:r>
         <w:rPr>
           <w:lang w:val="zh_TW" w:bidi="zh_TW"/>
@@ -1417,144 +1195,96 @@
         </w:rPr>
         <w:t>最後，神在耶穌基督裡顯現的恩典，讓神能夠使信徒在品格和關係中反映祂的恩典。接受神恩典的不可或缺的條件是謙卑（</w:t>
       </w:r>
-      <w:hyperlink r:id="rId50">
-        <w:r>
-          <w:rPr>
-            <w:lang w:val="zh_TW" w:bidi="zh_TW"/>
-          </w:rPr>
-          <w:rPr>
-            <w:color w:val="0000EE"/>
-            <w:u w:val="single"/>
-          </w:rPr>
-          <w:t>雅4:6</w:t>
-        </w:r>
-      </w:hyperlink>
+      <w:r>
+        <w:rPr>
+          <w:lang w:val="zh_TW" w:bidi="zh_TW"/>
+        </w:rPr>
+        <w:t>雅4:6</w:t>
+      </w:r>
       <w:r>
         <w:rPr>
           <w:lang w:val="zh_TW" w:bidi="zh_TW"/>
         </w:rPr>
         <w:t>；</w:t>
       </w:r>
-      <w:hyperlink r:id="rId51">
-        <w:r>
-          <w:rPr>
-            <w:lang w:val="zh_TW" w:bidi="zh_TW"/>
-          </w:rPr>
-          <w:rPr>
-            <w:color w:val="0000EE"/>
-            <w:u w:val="single"/>
-          </w:rPr>
-          <w:t>彼前5:5</w:t>
-        </w:r>
-      </w:hyperlink>
+      <w:r>
+        <w:rPr>
+          <w:lang w:val="zh_TW" w:bidi="zh_TW"/>
+        </w:rPr>
+        <w:t>彼前5:5</w:t>
+      </w:r>
       <w:r>
         <w:rPr>
           <w:lang w:val="zh_TW" w:bidi="zh_TW"/>
         </w:rPr>
         <w:t>）。這樣對神的謙卑使信徒能夠對待他人時也謙卑行事。從恩典的立場出發，他們可以放下自私和自負，以謙恭的態度對待他人（</w:t>
       </w:r>
-      <w:hyperlink r:id="rId52">
-        <w:r>
-          <w:rPr>
-            <w:lang w:val="zh_TW" w:bidi="zh_TW"/>
-          </w:rPr>
-          <w:rPr>
-            <w:color w:val="0000EE"/>
-            <w:u w:val="single"/>
-          </w:rPr>
-          <w:t>腓2:3–4</w:t>
-        </w:r>
-      </w:hyperlink>
+      <w:r>
+        <w:rPr>
+          <w:lang w:val="zh_TW" w:bidi="zh_TW"/>
+        </w:rPr>
+        <w:t>腓2:3–4</w:t>
+      </w:r>
       <w:r>
         <w:rPr>
           <w:lang w:val="zh_TW" w:bidi="zh_TW"/>
         </w:rPr>
         <w:t>），以互相服侍的態度（</w:t>
       </w:r>
-      <w:hyperlink r:id="rId53">
-        <w:r>
-          <w:rPr>
-            <w:lang w:val="zh_TW" w:bidi="zh_TW"/>
-          </w:rPr>
-          <w:rPr>
-            <w:color w:val="0000EE"/>
-            <w:u w:val="single"/>
-          </w:rPr>
-          <w:t>弗5:21</w:t>
-        </w:r>
-      </w:hyperlink>
+      <w:r>
+        <w:rPr>
+          <w:lang w:val="zh_TW" w:bidi="zh_TW"/>
+        </w:rPr>
+        <w:t>弗5:21</w:t>
+      </w:r>
       <w:r>
         <w:rPr>
           <w:lang w:val="zh_TW" w:bidi="zh_TW"/>
         </w:rPr>
         <w:t>），並以互相寬恕的心靈（</w:t>
       </w:r>
-      <w:hyperlink r:id="rId54">
-        <w:r>
-          <w:rPr>
-            <w:lang w:val="zh_TW" w:bidi="zh_TW"/>
-          </w:rPr>
-          <w:rPr>
-            <w:color w:val="0000EE"/>
-            <w:u w:val="single"/>
-          </w:rPr>
-          <w:t>太18:23–35</w:t>
-        </w:r>
-      </w:hyperlink>
+      <w:r>
+        <w:rPr>
+          <w:lang w:val="zh_TW" w:bidi="zh_TW"/>
+        </w:rPr>
+        <w:t>太18:23–35</w:t>
+      </w:r>
       <w:r>
         <w:rPr>
           <w:lang w:val="zh_TW" w:bidi="zh_TW"/>
         </w:rPr>
         <w:t>），使他們的交流也能展現出神的恩典（</w:t>
       </w:r>
-      <w:hyperlink r:id="rId55">
-        <w:r>
-          <w:rPr>
-            <w:lang w:val="zh_TW" w:bidi="zh_TW"/>
-          </w:rPr>
-          <w:rPr>
-            <w:color w:val="0000EE"/>
-            <w:u w:val="single"/>
-          </w:rPr>
-          <w:t>西4:6</w:t>
-        </w:r>
-      </w:hyperlink>
+      <w:r>
+        <w:rPr>
+          <w:lang w:val="zh_TW" w:bidi="zh_TW"/>
+        </w:rPr>
+        <w:t>西4:6</w:t>
+      </w:r>
       <w:r>
         <w:rPr>
           <w:lang w:val="zh_TW" w:bidi="zh_TW"/>
         </w:rPr>
         <w:t>）。由於耶穌基督的恩典構成了信徒生命和人際關係的實存背景，他們被勸勉不要將神的恩典變為不敬虔的行為（</w:t>
       </w:r>
-      <w:hyperlink r:id="rId56">
-        <w:r>
-          <w:rPr>
-            <w:lang w:val="zh_TW" w:bidi="zh_TW"/>
-          </w:rPr>
-          <w:rPr>
-            <w:color w:val="0000EE"/>
-            <w:u w:val="single"/>
-          </w:rPr>
-          <w:t>猶1:4</w:t>
-        </w:r>
-      </w:hyperlink>
+      <w:r>
+        <w:rPr>
+          <w:lang w:val="zh_TW" w:bidi="zh_TW"/>
+        </w:rPr>
+        <w:t>猶1:4</w:t>
+      </w:r>
       <w:r>
         <w:rPr>
           <w:lang w:val="zh_TW" w:bidi="zh_TW"/>
         </w:rPr>
         <w:t>），而是要在主的恩典中成長（</w:t>
       </w:r>
-      <w:hyperlink r:id="rId57">
-        <w:r>
-          <w:rPr>
-            <w:lang w:val="zh_TW" w:bidi="zh_TW"/>
-          </w:rPr>
-          <w:rPr>
-            <w:color w:val="0000EE"/>
-            <w:u w:val="single"/>
-          </w:rPr>
-          <w:t>彼後3:18</w:t>
-        </w:r>
-      </w:hyperlink>
+      <w:r>
+        <w:rPr>
+          <w:lang w:val="zh_TW" w:bidi="zh_TW"/>
+        </w:rPr>
+        <w:t>彼後3:18</w:t>
+      </w:r>
       <w:r>
         <w:rPr>
           <w:lang w:val="zh_TW" w:bidi="zh_TW"/>
@@ -1575,54 +1305,36 @@
         </w:rPr>
         <w:t>聖經中恩典的基本意義是指神對祂的受造物施行善意的態度。這種神的恩惠在耶穌基督裡得到了最高的表達。按其定義，這恩典對所有人完全開放，唯一的先決條件是悔改並渴望接受它（</w:t>
       </w:r>
-      <w:hyperlink r:id="rId58">
-        <w:r>
-          <w:rPr>
-            <w:lang w:val="zh_TW" w:bidi="zh_TW"/>
-          </w:rPr>
-          <w:rPr>
-            <w:color w:val="0000EE"/>
-            <w:u w:val="single"/>
-          </w:rPr>
-          <w:t>多2:11–12</w:t>
-        </w:r>
-      </w:hyperlink>
+      <w:r>
+        <w:rPr>
+          <w:lang w:val="zh_TW" w:bidi="zh_TW"/>
+        </w:rPr>
+        <w:t>多2:11–12</w:t>
+      </w:r>
       <w:r>
         <w:rPr>
           <w:lang w:val="zh_TW" w:bidi="zh_TW"/>
         </w:rPr>
         <w:t>）。因此，與神和祂旨意隔絕的人類狀態被替換為與神那本來不可接近的威嚴接觸的途徑，這威嚴以寶座的形式呈現，使祂的恩典可以滿足人的需求（</w:t>
       </w:r>
-      <w:hyperlink r:id="rId59">
-        <w:r>
-          <w:rPr>
-            <w:lang w:val="zh_TW" w:bidi="zh_TW"/>
-          </w:rPr>
-          <w:rPr>
-            <w:color w:val="0000EE"/>
-            <w:u w:val="single"/>
-          </w:rPr>
-          <w:t>來4:16</w:t>
-        </w:r>
-      </w:hyperlink>
+      <w:r>
+        <w:rPr>
+          <w:lang w:val="zh_TW" w:bidi="zh_TW"/>
+        </w:rPr>
+        <w:t>來4:16</w:t>
+      </w:r>
       <w:r>
         <w:rPr>
           <w:lang w:val="zh_TW" w:bidi="zh_TW"/>
         </w:rPr>
         <w:t>）。接受神恩典以外的另一個悲慘的選擇，是繼續處於無盼望的疏離狀態，或是通過注定徒勞的人類努力來追求神的恩惠（</w:t>
       </w:r>
-      <w:hyperlink r:id="rId60">
-        <w:r>
-          <w:rPr>
-            <w:lang w:val="zh_TW" w:bidi="zh_TW"/>
-          </w:rPr>
-          <w:rPr>
-            <w:color w:val="0000EE"/>
-            <w:u w:val="single"/>
-          </w:rPr>
-          <w:t>羅1:21</w:t>
-        </w:r>
-      </w:hyperlink>
+      <w:r>
+        <w:rPr>
+          <w:lang w:val="zh_TW" w:bidi="zh_TW"/>
+        </w:rPr>
+        <w:t>羅1:21</w:t>
+      </w:r>
       <w:r>
         <w:rPr>
           <w:lang w:val="zh_TW" w:bidi="zh_TW"/>
@@ -1643,18 +1355,12 @@
         </w:rPr>
         <w:t>因為基督代表神恩典的實現、體現和分配者，早期基督徒白白地稱神的恩典為「我們主耶穌基督的恩典」。這恩典被認為是如此根本且遍及他們的個人生活和信仰團體的存在，以至於他們自然地將傳統的「平安」（Shalom）問候與耶穌基督的恩典相結合。這就是為什麼幾乎在新約聖經的每卷書中都能看到「願我們主耶穌基督的恩常與你們眾人同在」這一問候形式的變體普遍重複出現（</w:t>
       </w:r>
-      <w:hyperlink r:id="rId61">
-        <w:r>
-          <w:rPr>
-            <w:lang w:val="zh_TW" w:bidi="zh_TW"/>
-          </w:rPr>
-          <w:rPr>
-            <w:color w:val="0000EE"/>
-            <w:u w:val="single"/>
-          </w:rPr>
-          <w:t>帖後3:18</w:t>
-        </w:r>
-      </w:hyperlink>
+      <w:r>
+        <w:rPr>
+          <w:lang w:val="zh_TW" w:bidi="zh_TW"/>
+        </w:rPr>
+        <w:t>帖後3:18</w:t>
+      </w:r>
       <w:r>
         <w:rPr>
           <w:lang w:val="zh_TW" w:bidi="zh_TW"/>
